--- a/downloads/teacher/ai-3-week-08.docx
+++ b/downloads/teacher/ai-3-week-08.docx
@@ -2785,6 +2785,396 @@
         <w:t>Validate Study Buddy outputs before another program consumes them; retain source IDs and separate syntax/type/support failures.</w:t>
       </w:r>
     </w:p>
+    <w:p>
+      <w:pPr>
+        <w:pStyle w:val="Heading1"/>
+      </w:pPr>
+      <w:r>
+        <w:t>07. Prepare, teach and assess</w:t>
+      </w:r>
+    </w:p>
+    <w:p>
+      <w:r>
+        <w:t>Teaching target: Separate JSON parsing, schema validation and source support checks</w:t>
+      </w:r>
+    </w:p>
+    <w:p>
+      <w:r>
+        <w:t>Prepare the labelled worked-case picture, the matching workbook, fictional input cards and a place for individual responses. No paid AI account is required for the paper reasoning activities.</w:t>
+      </w:r>
+    </w:p>
+    <w:tbl>
+      <w:tblPr>
+        <w:tblStyle w:val="LightShading-Accent1"/>
+        <w:tblW w:type="auto" w:w="0"/>
+        <w:tblLook w:firstColumn="1" w:firstRow="1" w:lastColumn="0" w:lastRow="0" w:noHBand="0" w:noVBand="1" w:val="04A0"/>
+      </w:tblPr>
+      <w:tblGrid>
+        <w:gridCol w:w="3408"/>
+        <w:gridCol w:w="3408"/>
+        <w:gridCol w:w="3408"/>
+      </w:tblGrid>
+      <w:tr>
+        <w:trPr>
+          <w:tblHeader/>
+        </w:trPr>
+        <w:tc>
+          <w:tcPr>
+            <w:tcW w:type="dxa" w:w="3408"/>
+          </w:tcPr>
+          <w:p>
+            <w:r>
+              <w:t>Session</w:t>
+            </w:r>
+          </w:p>
+        </w:tc>
+        <w:tc>
+          <w:tcPr>
+            <w:tcW w:type="dxa" w:w="3408"/>
+          </w:tcPr>
+          <w:p>
+            <w:r>
+              <w:t>Plan</w:t>
+            </w:r>
+          </w:p>
+        </w:tc>
+        <w:tc>
+          <w:tcPr>
+            <w:tcW w:type="dxa" w:w="3408"/>
+          </w:tcPr>
+          <w:p>
+            <w:r>
+              <w:t>Resources</w:t>
+            </w:r>
+          </w:p>
+        </w:tc>
+      </w:tr>
+      <w:tr>
+        <w:tc>
+          <w:tcPr>
+            <w:tcW w:type="dxa" w:w="3408"/>
+          </w:tcPr>
+          <w:p>
+            <w:r>
+              <w:t>Session 1 · Understand · 45 min</w:t>
+            </w:r>
+          </w:p>
+        </w:tc>
+        <w:tc>
+          <w:tcPr>
+            <w:tcW w:type="dxa" w:w="3408"/>
+          </w:tcPr>
+          <w:p>
+            <w:r>
+              <w:t>0–7: recall and prerequisite; 7–15: inspect the concrete case and predict; 15–30: teacher models the worked trace; 30–40: learners explain a step using the text and visual; 40–45: check the core idea.</w:t>
+            </w:r>
+          </w:p>
+        </w:tc>
+        <w:tc>
+          <w:tcPr>
+            <w:tcW w:type="dxa" w:w="3408"/>
+          </w:tcPr>
+          <w:p>
+            <w:r>
+              <w:t>Sections 1–6; record the brief recall in the workbook.</w:t>
+            </w:r>
+          </w:p>
+        </w:tc>
+      </w:tr>
+      <w:tr>
+        <w:tc>
+          <w:tcPr>
+            <w:tcW w:type="dxa" w:w="3408"/>
+          </w:tcPr>
+          <w:p>
+            <w:r>
+              <w:t>Session 2 · Practise · 45 min</w:t>
+            </w:r>
+          </w:p>
+        </w:tc>
+        <w:tc>
+          <w:tcPr>
+            <w:tcW w:type="dxa" w:w="3408"/>
+          </w:tcPr>
+          <w:p>
+            <w:r>
+              <w:t>0–5: retrieve the procedure; 5–15: W2 completion practice; 15–23: explain and check with a partner; 23–30: each learner answers the misconception check; 30–40: targeted reteaching or a harder variation; 40–45: prepare the investigation.</w:t>
+            </w:r>
+          </w:p>
+        </w:tc>
+        <w:tc>
+          <w:tcPr>
+            <w:tcW w:type="dxa" w:w="3408"/>
+          </w:tcPr>
+          <w:p>
+            <w:r>
+              <w:t>Sections 7–10; use the matching workbook W2 and misconception check.</w:t>
+            </w:r>
+          </w:p>
+        </w:tc>
+      </w:tr>
+      <w:tr>
+        <w:tc>
+          <w:tcPr>
+            <w:tcW w:type="dxa" w:w="3408"/>
+          </w:tcPr>
+          <w:p>
+            <w:r>
+              <w:t>Session 3 · Investigate and transfer · 45 min</w:t>
+            </w:r>
+          </w:p>
+        </w:tc>
+        <w:tc>
+          <w:tcPr>
+            <w:tcW w:type="dxa" w:w="3408"/>
+          </w:tcPr>
+          <w:p>
+            <w:r>
+              <w:t>0–5: retrieve the decision rule; 5–20: investigate or trace; 20–30: start the independent case; 30–38: connect the project; 38–43: act on feedback; 43–45: plan the return check.</w:t>
+            </w:r>
+          </w:p>
+        </w:tc>
+        <w:tc>
+          <w:tcPr>
+            <w:tcW w:type="dxa" w:w="3408"/>
+          </w:tcPr>
+          <w:p>
+            <w:r>
+              <w:t>Sections 9 and 11–14. Give extra time to finish the full task set; use Section 15 when the week includes a coding lab.</w:t>
+            </w:r>
+          </w:p>
+        </w:tc>
+      </w:tr>
+    </w:tbl>
+    <w:p>
+      <w:r>
+        <w:t>Before class, solve the supported practice: Why do string "12",boolean true,missing capacity and an extra action field violate this contract?</w:t>
+      </w:r>
+    </w:p>
+    <w:p>
+      <w:r>
+        <w:t>Reasoned practice answer: Teacher explanation: Capacity must be an integer for supported and null for needs_review, with the field present. A Boolean is explicitly excluded. Extra fields violate the closed schema; string values are not silently converted.</w:t>
+      </w:r>
+    </w:p>
+    <w:p>
+      <w:r>
+        <w:t>Check every learner before discussion: Use the worked case for Structured outputs and validation. Proposed explanation: “Valid JSON means correct answer”. Decide whether this explanation is supported. Point to the step or supplied fact that decides; explain your repair if needed.</w:t>
+      </w:r>
+    </w:p>
+    <w:p>
+      <w:r>
+        <w:t>Misconception repair: JSON syntax says nothing about schema or source truth.</w:t>
+      </w:r>
+    </w:p>
+    <w:p>
+      <w:r>
+        <w:t>Support: read the exact case aloud, enlarge the labelled picture, supply input cards and model only the first deciding step. Accept a spoken explanation or drawing; retain the reasoning goal.</w:t>
+      </w:r>
+    </w:p>
+    <w:p>
+      <w:r>
+        <w:t>Extension: Add an extra field "rating":5 to X under the exactly-fields schema. Require a prediction and a reason before comparing. Expected result: The changed object fails schema despite keeping the correct page count. Reason: Exactly means additional fields are not allowed in this contract.</w:t>
+      </w:r>
+    </w:p>
+    <w:p>
+      <w:r>
+        <w:t>Independent assessment: withhold the reserved answer until the learner has attempted the new case. Record support separately from correctness.</w:t>
+      </w:r>
+    </w:p>
+    <w:tbl>
+      <w:tblPr>
+        <w:tblStyle w:val="LightShading-Accent1"/>
+        <w:tblW w:type="auto" w:w="0"/>
+        <w:tblLook w:firstColumn="1" w:firstRow="1" w:lastColumn="0" w:lastRow="0" w:noHBand="0" w:noVBand="1" w:val="04A0"/>
+      </w:tblPr>
+      <w:tblGrid>
+        <w:gridCol w:w="2556"/>
+        <w:gridCol w:w="2556"/>
+        <w:gridCol w:w="2556"/>
+        <w:gridCol w:w="2556"/>
+      </w:tblGrid>
+      <w:tr>
+        <w:trPr>
+          <w:tblHeader/>
+        </w:trPr>
+        <w:tc>
+          <w:tcPr>
+            <w:tcW w:type="dxa" w:w="2556"/>
+          </w:tcPr>
+          <w:p>
+            <w:r>
+              <w:t>Criterion</w:t>
+            </w:r>
+          </w:p>
+        </w:tc>
+        <w:tc>
+          <w:tcPr>
+            <w:tcW w:type="dxa" w:w="2556"/>
+          </w:tcPr>
+          <w:p>
+            <w:r>
+              <w:t>Not yet</w:t>
+            </w:r>
+          </w:p>
+        </w:tc>
+        <w:tc>
+          <w:tcPr>
+            <w:tcW w:type="dxa" w:w="2556"/>
+          </w:tcPr>
+          <w:p>
+            <w:r>
+              <w:t>With support</w:t>
+            </w:r>
+          </w:p>
+        </w:tc>
+        <w:tc>
+          <w:tcPr>
+            <w:tcW w:type="dxa" w:w="2556"/>
+          </w:tcPr>
+          <w:p>
+            <w:r>
+              <w:t>Independent</w:t>
+            </w:r>
+          </w:p>
+        </w:tc>
+      </w:tr>
+      <w:tr>
+        <w:tc>
+          <w:tcPr>
+            <w:tcW w:type="dxa" w:w="2556"/>
+          </w:tcPr>
+          <w:p>
+            <w:r>
+              <w:t>Explanation</w:t>
+            </w:r>
+          </w:p>
+        </w:tc>
+        <w:tc>
+          <w:tcPr>
+            <w:tcW w:type="dxa" w:w="2556"/>
+          </w:tcPr>
+          <w:p>
+            <w:r>
+              <w:t>Names an answer without a deciding fact</w:t>
+            </w:r>
+          </w:p>
+        </w:tc>
+        <w:tc>
+          <w:tcPr>
+            <w:tcW w:type="dxa" w:w="2556"/>
+          </w:tcPr>
+          <w:p>
+            <w:r>
+              <w:t>Uses a hint to link fact and decision</w:t>
+            </w:r>
+          </w:p>
+        </w:tc>
+        <w:tc>
+          <w:tcPr>
+            <w:tcW w:type="dxa" w:w="2556"/>
+          </w:tcPr>
+          <w:p>
+            <w:r>
+              <w:t>Explains the deciding fact in own words</w:t>
+            </w:r>
+          </w:p>
+        </w:tc>
+      </w:tr>
+      <w:tr>
+        <w:tc>
+          <w:tcPr>
+            <w:tcW w:type="dxa" w:w="2556"/>
+          </w:tcPr>
+          <w:p>
+            <w:r>
+              <w:t>Trace or test</w:t>
+            </w:r>
+          </w:p>
+        </w:tc>
+        <w:tc>
+          <w:tcPr>
+            <w:tcW w:type="dxa" w:w="2556"/>
+          </w:tcPr>
+          <w:p>
+            <w:r>
+              <w:t>Cannot connect input and result</w:t>
+            </w:r>
+          </w:p>
+        </w:tc>
+        <w:tc>
+          <w:tcPr>
+            <w:tcW w:type="dxa" w:w="2556"/>
+          </w:tcPr>
+          <w:p>
+            <w:r>
+              <w:t>Completes steps with prompts</w:t>
+            </w:r>
+          </w:p>
+        </w:tc>
+        <w:tc>
+          <w:tcPr>
+            <w:tcW w:type="dxa" w:w="2556"/>
+          </w:tcPr>
+          <w:p>
+            <w:r>
+              <w:t>Traces or tests a changed case accurately</w:t>
+            </w:r>
+          </w:p>
+        </w:tc>
+      </w:tr>
+      <w:tr>
+        <w:tc>
+          <w:tcPr>
+            <w:tcW w:type="dxa" w:w="2556"/>
+          </w:tcPr>
+          <w:p>
+            <w:r>
+              <w:t>Limits and revision</w:t>
+            </w:r>
+          </w:p>
+        </w:tc>
+        <w:tc>
+          <w:tcPr>
+            <w:tcW w:type="dxa" w:w="2556"/>
+          </w:tcPr>
+          <w:p>
+            <w:r>
+              <w:t>Claims more than evidence supports</w:t>
+            </w:r>
+          </w:p>
+        </w:tc>
+        <w:tc>
+          <w:tcPr>
+            <w:tcW w:type="dxa" w:w="2556"/>
+          </w:tcPr>
+          <w:p>
+            <w:r>
+              <w:t>Names a limit after a prompt</w:t>
+            </w:r>
+          </w:p>
+        </w:tc>
+        <w:tc>
+          <w:tcPr>
+            <w:tcW w:type="dxa" w:w="2556"/>
+          </w:tcPr>
+          <w:p>
+            <w:r>
+              <w:t>States a defensible limit and useful next test</w:t>
+            </w:r>
+          </w:p>
+        </w:tc>
+      </w:tr>
+    </w:tbl>
+    <w:p>
+      <w:r>
+        <w:t>Project checkpoint: Make a transparent first version. Keep a trace of how one input becomes an output; explain the rule or learned component.</w:t>
+      </w:r>
+    </w:p>
+    <w:p>
+      <w:r>
+        <w:t>Use the weekly teacher answer for topic-specific reasoning. A saved progress tick is an activity record; judge mastery from the learner’s explanation and evidence.</w:t>
+      </w:r>
+    </w:p>
     <w:sectPr>
       <w:pgSz w:w="12240" w:h="15840"/>
       <w:pgMar w:top="936" w:right="1008" w:bottom="936" w:left="1008" w:header="720" w:footer="720" w:gutter="0"/>

--- a/downloads/teacher/ai-3-week-08.docx
+++ b/downloads/teacher/ai-3-week-08.docx
@@ -3175,6 +3175,39 @@
         <w:t>Use the weekly teacher answer for topic-specific reasoning. A saved progress tick is an activity record; judge mastery from the learner’s explanation and evidence.</w:t>
       </w:r>
     </w:p>
+    <w:p>
+      <w:pPr>
+        <w:pStyle w:val="Heading1"/>
+      </w:pPr>
+      <w:r>
+        <w:t>08. Use feedback, labs and repair paths</w:t>
+      </w:r>
+    </w:p>
+    <w:p>
+      <w:r>
+        <w:t>Use the two formative questions as supported practice, not as independent mastery scores. Discuss the deciding evidence rather than accepting a guessed selection.</w:t>
+      </w:r>
+    </w:p>
+    <w:p>
+      <w:r>
+        <w:t>The feedback comes from the reviewed public worked case. Do not reveal the separately reserved independent teacher answer until the learner has attempted that case.</w:t>
+      </w:r>
+    </w:p>
+    <w:p>
+      <w:r>
+        <w:t>Ask students to predict before running code. Preserve errors and actual outputs; collect a changed test and an explanation. The branch-boundary and indexing lessons deliberately include failure cases.</w:t>
+      </w:r>
+    </w:p>
+    <w:p>
+      <w:r>
+        <w:t>Use the earlier worked-explanation links to address a specific missing building block, then return to the current question. Adapt this suggestion after observing the learner; it is not an automatic diagnosis.</w:t>
+      </w:r>
+    </w:p>
+    <w:p>
+      <w:r>
+        <w:t>Collect the completed-work portfolio as evidence. Record support separately from correctness, and assess explanation, trace/test and limitations. Progress ticks and quiz selections alone do not establish mastery.</w:t>
+      </w:r>
+    </w:p>
     <w:sectPr>
       <w:pgSz w:w="12240" w:h="15840"/>
       <w:pgMar w:top="936" w:right="1008" w:bottom="936" w:left="1008" w:header="720" w:footer="720" w:gutter="0"/>

--- a/downloads/teacher/ai-3-week-08.docx
+++ b/downloads/teacher/ai-3-week-08.docx
@@ -29,6 +29,11 @@
       </w:r>
     </w:p>
     <w:p>
+      <w:r>
+        <w:t>Prepare Structured Output and Schemas: check the target, prerequisites, resources and adaptable teaching schedule.</w:t>
+      </w:r>
+    </w:p>
+    <w:p>
       <w:pPr>
         <w:pStyle w:val="Heading3"/>
       </w:pPr>
@@ -37,8 +42,26 @@
       </w:r>
     </w:p>
     <w:p>
-      <w:r>
-        <w:t>Primary target: Separate JSON parsing, schema validation and source support checks</w:t>
+      <w:pPr>
+        <w:spacing w:line="336" w:lineRule="auto" w:after="180"/>
+      </w:pPr>
+      <w:r>
+        <w:rPr>
+          <w:b w:val="0"/>
+        </w:rPr>
+        <w:t xml:space="preserve">Primary target: Separate JSON parsing, </w:t>
+      </w:r>
+      <w:r>
+        <w:rPr>
+          <w:b/>
+        </w:rPr>
+        <w:t>schema validation</w:t>
+      </w:r>
+      <w:r>
+        <w:rPr>
+          <w:b w:val="0"/>
+        </w:rPr>
+        <w:t xml:space="preserve"> and source support checks</w:t>
       </w:r>
     </w:p>
     <w:tbl>
@@ -185,8 +208,37 @@
       </w:tr>
     </w:tbl>
     <w:p>
-      <w:r>
-        <w:t>This is a starting allocation of 135 minutes, not a validated duration. Preserve all named topics. Schedule extra time for connected examples, the full investigation, independent cases and project building. Repeated copies of a case share one recorded attempt; they are not new evidence.</w:t>
+      <w:pPr>
+        <w:spacing w:line="336" w:lineRule="auto" w:after="180"/>
+      </w:pPr>
+      <w:r>
+        <w:rPr>
+          <w:b w:val="0"/>
+        </w:rPr>
+        <w:t>This is a starting allocation of 135 minutes, not a validated duration. Preserve all named topics. Schedule extra time for connected examples, the full investigation, independent cases and project building.</w:t>
+      </w:r>
+    </w:p>
+    <w:p>
+      <w:pPr>
+        <w:spacing w:line="336" w:lineRule="auto" w:after="180"/>
+      </w:pPr>
+      <w:r>
+        <w:rPr>
+          <w:b w:val="0"/>
+        </w:rPr>
+        <w:t xml:space="preserve">Repeated copies of a case share one recorded attempt; they are not new </w:t>
+      </w:r>
+      <w:r>
+        <w:rPr>
+          <w:b/>
+        </w:rPr>
+        <w:t>evidence</w:t>
+      </w:r>
+      <w:r>
+        <w:rPr>
+          <w:b w:val="0"/>
+        </w:rPr>
+        <w:t>.</w:t>
       </w:r>
     </w:p>
     <w:p>
@@ -206,18 +258,94 @@
       </w:r>
     </w:p>
     <w:p>
-      <w:r>
+      <w:pPr>
+        <w:spacing w:line="336" w:lineRule="auto" w:after="180"/>
+      </w:pPr>
+      <w:r>
+        <w:rPr>
+          <w:b w:val="0"/>
+        </w:rPr>
         <w:t>Without opening the old lesson, explain one key idea from Iterative Prompting. Give an example and a mistake that the idea helps you avoid.</w:t>
       </w:r>
     </w:p>
     <w:p>
-      <w:r>
-        <w:t>Look for: Explain the mechanism and terminology of controlled prompt experiments</w:t>
-      </w:r>
-    </w:p>
-    <w:p>
-      <w:r>
-        <w:t>Reference example, not the only acceptable wording: Teacher explanation: A prompt experiment compares complete specifications using the same task cases. Define success before inspecting outputs; change one intended instruction and preserve other settings. Evaluate both prompts on paired cases with fixed model/version, source records, output contract and scoring rubric. Use development results for selection, then reserve new final cases. Score each case rather than counting attractive sentences.</w:t>
+      <w:pPr>
+        <w:spacing w:line="336" w:lineRule="auto" w:after="180"/>
+      </w:pPr>
+      <w:r>
+        <w:rPr>
+          <w:b w:val="0"/>
+        </w:rPr>
+        <w:t xml:space="preserve">Look for: Explain the </w:t>
+      </w:r>
+      <w:r>
+        <w:rPr>
+          <w:b/>
+        </w:rPr>
+        <w:t>mechanism</w:t>
+      </w:r>
+      <w:r>
+        <w:rPr>
+          <w:b w:val="0"/>
+        </w:rPr>
+        <w:t xml:space="preserve"> and terminology of controlled prompt experiments</w:t>
+      </w:r>
+    </w:p>
+    <w:p>
+      <w:pPr>
+        <w:spacing w:line="336" w:lineRule="auto" w:after="180"/>
+      </w:pPr>
+      <w:r>
+        <w:rPr>
+          <w:b w:val="0"/>
+        </w:rPr>
+        <w:t>Reference example, not the only acceptable wording: Teacher explanation: A prompt experiment compares complete specifications using the same task cases.</w:t>
+      </w:r>
+    </w:p>
+    <w:p>
+      <w:pPr>
+        <w:spacing w:line="336" w:lineRule="auto" w:after="180"/>
+      </w:pPr>
+      <w:r>
+        <w:rPr>
+          <w:b w:val="0"/>
+        </w:rPr>
+        <w:t xml:space="preserve">Define success before inspecting </w:t>
+      </w:r>
+      <w:r>
+        <w:rPr>
+          <w:b/>
+        </w:rPr>
+        <w:t>output</w:t>
+      </w:r>
+      <w:r>
+        <w:rPr>
+          <w:b w:val="0"/>
+        </w:rPr>
+        <w:t xml:space="preserve">s; change one intended instruction and preserve other settings. Evaluate both prompts on paired cases with fixed model/version, source records, </w:t>
+      </w:r>
+      <w:r>
+        <w:rPr>
+          <w:b/>
+        </w:rPr>
+        <w:t>output</w:t>
+      </w:r>
+      <w:r>
+        <w:rPr>
+          <w:b w:val="0"/>
+        </w:rPr>
+        <w:t xml:space="preserve"> contract and scoring rubric.</w:t>
+      </w:r>
+    </w:p>
+    <w:p>
+      <w:pPr>
+        <w:spacing w:line="336" w:lineRule="auto" w:after="180"/>
+      </w:pPr>
+      <w:r>
+        <w:rPr>
+          <w:b w:val="0"/>
+        </w:rPr>
+        <w:t>Use development results for selection, then reserve new final cases. Score each case rather than counting attractive sentences.</w:t>
       </w:r>
     </w:p>
     <w:p>
@@ -229,18 +357,59 @@
       </w:r>
     </w:p>
     <w:p>
-      <w:r>
+      <w:pPr>
+        <w:spacing w:line="336" w:lineRule="auto" w:after="180"/>
+      </w:pPr>
+      <w:r>
+        <w:rPr>
+          <w:b w:val="0"/>
+        </w:rPr>
         <w:t>Without opening the old lesson, explain one key idea from Prompt as a Contract. Give an example and a mistake that the idea helps you avoid.</w:t>
       </w:r>
     </w:p>
     <w:p>
-      <w:r>
+      <w:pPr>
+        <w:spacing w:line="336" w:lineRule="auto" w:after="180"/>
+      </w:pPr>
+      <w:r>
+        <w:rPr>
+          <w:b w:val="0"/>
+        </w:rPr>
         <w:t>Look for: Write a prompt specification with observable response criteria</w:t>
       </w:r>
     </w:p>
     <w:p>
-      <w:r>
-        <w:t>Reference example, not the only acceptable wording: Teacher explanation: Fields status,room,capacity,source_ids. Status supported or needs_review. supported requires matching current approval and current capacity for the same room; no unresolved conflict.</w:t>
+      <w:pPr>
+        <w:spacing w:line="336" w:lineRule="auto" w:after="180"/>
+      </w:pPr>
+      <w:r>
+        <w:rPr>
+          <w:b w:val="0"/>
+        </w:rPr>
+        <w:t xml:space="preserve">Reference example, not the only acceptable wording: Teacher explanation: </w:t>
+      </w:r>
+      <w:r>
+        <w:rPr>
+          <w:b/>
+        </w:rPr>
+        <w:t>Field</w:t>
+      </w:r>
+      <w:r>
+        <w:rPr>
+          <w:b w:val="0"/>
+        </w:rPr>
+        <w:t>s status,room,capacity,source_ids.</w:t>
+      </w:r>
+    </w:p>
+    <w:p>
+      <w:pPr>
+        <w:spacing w:line="336" w:lineRule="auto" w:after="180"/>
+      </w:pPr>
+      <w:r>
+        <w:rPr>
+          <w:b w:val="0"/>
+        </w:rPr>
+        <w:t>Status supported or needs_review. supported requires matching current approval and current capacity for the same room; no unresolved conflict.</w:t>
       </w:r>
     </w:p>
     <w:p>
@@ -252,22 +421,46 @@
       </w:r>
     </w:p>
     <w:p>
-      <w:r>
+      <w:pPr>
+        <w:spacing w:line="336" w:lineRule="auto" w:after="180"/>
+      </w:pPr>
+      <w:r>
+        <w:rPr>
+          <w:b w:val="0"/>
+        </w:rPr>
         <w:t>Without opening the old lesson, explain one key idea from A Distribution of Possibilities. Give an example and a mistake that the idea helps you avoid.</w:t>
       </w:r>
     </w:p>
     <w:p>
-      <w:r>
+      <w:pPr>
+        <w:spacing w:line="336" w:lineRule="auto" w:after="180"/>
+      </w:pPr>
+      <w:r>
+        <w:rPr>
+          <w:b w:val="0"/>
+        </w:rPr>
         <w:t>Look for: Check whether a next-token table is a valid probability distribution</w:t>
       </w:r>
     </w:p>
     <w:p>
-      <w:r>
+      <w:pPr>
+        <w:spacing w:line="336" w:lineRule="auto" w:after="180"/>
+      </w:pPr>
+      <w:r>
+        <w:rPr>
+          <w:b w:val="0"/>
+        </w:rPr>
         <w:t>Reference example, not the only acceptable wording: Teacher explanation: Entries are nonnegative and sum to 1. Not ready has mass 0.3+0.2 = 0.5, including busy and unknown.</w:t>
       </w:r>
     </w:p>
     <w:p>
-      <w:r>
+      <w:pPr>
+        <w:spacing w:line="336" w:lineRule="auto" w:after="180"/>
+      </w:pPr>
+      <w:r>
+        <w:rPr>
+          <w:b w:val="0"/>
+        </w:rPr>
         <w:t>Use the student module and workbook section with this exact week title. The worked case, independent question and answers below form one aligned lesson sequence.</w:t>
       </w:r>
     </w:p>
@@ -280,8 +473,33 @@
       </w:r>
     </w:p>
     <w:p>
-      <w:r>
-        <w:t>Schema requires title:text and pages:number. Output is {"title":"Cloud","pages":"80"}. Fix its structural error. Would the repaired object prove the book really has 80 pages?</w:t>
+      <w:pPr>
+        <w:spacing w:line="336" w:lineRule="auto" w:after="180"/>
+        <w:shd w:fill="F5F1FB"/>
+      </w:pPr>
+      <w:r>
+        <w:rPr>
+          <w:b/>
+        </w:rPr>
+        <w:t>Schema</w:t>
+      </w:r>
+      <w:r>
+        <w:rPr>
+          <w:b w:val="0"/>
+        </w:rPr>
+        <w:t xml:space="preserve"> requires title:text and pages:number. </w:t>
+      </w:r>
+      <w:r>
+        <w:rPr>
+          <w:b/>
+        </w:rPr>
+        <w:t>Output</w:t>
+      </w:r>
+      <w:r>
+        <w:rPr>
+          <w:b w:val="0"/>
+        </w:rPr>
+        <w:t xml:space="preserve"> is {"title":"Cloud","pages":"80"}. Fix its structural error. Would the repaired object prove the book really has 80 pages?</w:t>
       </w:r>
     </w:p>
     <w:p>
@@ -293,8 +511,38 @@
       </w:r>
     </w:p>
     <w:p>
-      <w:r>
-        <w:t>Week 8: Structured Output and Schemas</w:t>
+      <w:pPr>
+        <w:spacing w:line="336" w:lineRule="auto" w:after="180"/>
+      </w:pPr>
+      <w:r>
+        <w:rPr>
+          <w:b w:val="0"/>
+        </w:rPr>
+        <w:t xml:space="preserve">Week 8: Structured </w:t>
+      </w:r>
+      <w:r>
+        <w:rPr>
+          <w:b/>
+        </w:rPr>
+        <w:t>Output</w:t>
+      </w:r>
+      <w:r>
+        <w:rPr>
+          <w:b w:val="0"/>
+        </w:rPr>
+        <w:t xml:space="preserve"> and </w:t>
+      </w:r>
+      <w:r>
+        <w:rPr>
+          <w:b/>
+        </w:rPr>
+        <w:t>Schema</w:t>
+      </w:r>
+      <w:r>
+        <w:rPr>
+          <w:b w:val="0"/>
+        </w:rPr>
+        <w:t>s</w:t>
       </w:r>
     </w:p>
     <w:tbl>
@@ -430,12 +678,38 @@
       </w:r>
     </w:p>
     <w:p>
-      <w:r>
+      <w:pPr>
+        <w:spacing w:line="336" w:lineRule="auto" w:after="180"/>
+      </w:pPr>
+      <w:r>
+        <w:rPr>
+          <w:b w:val="0"/>
+        </w:rPr>
         <w:t>Use the supplied scenario, student illustrations and blank paper. For numeric work, offer counters or a calculator after learners show the setup. Fictional records are supplied; personal data and paid accounts are unnecessary.</w:t>
       </w:r>
     </w:p>
     <w:p>
-      <w:r>
+      <w:pPr>
+        <w:pStyle w:val="Heading3"/>
+      </w:pPr>
+      <w:r>
+        <w:t>Alternative compact allocation</w:t>
+      </w:r>
+    </w:p>
+    <w:p>
+      <w:r>
+        <w:t>This compact option is not the full-week schedule. Use the main teaching cycle and allow extra sessions for the investigation, independent work and project.</w:t>
+      </w:r>
+    </w:p>
+    <w:p>
+      <w:pPr>
+        <w:spacing w:line="336" w:lineRule="auto" w:after="180"/>
+        <w:shd w:fill="F1F6F8"/>
+      </w:pPr>
+      <w:r>
+        <w:rPr>
+          <w:b w:val="0"/>
+        </w:rPr>
         <w:t>Allow 80 minutes: recall 8; explanation 12; worked demonstration 15; guided practice 20; independent assessment 15; project and reflection 10. Extend the lab into a second session when needed.</w:t>
       </w:r>
     </w:p>
@@ -448,8 +722,37 @@
       </w:r>
     </w:p>
     <w:p>
-      <w:r>
-        <w:t>Use two 45-minute sessions. All model outputs and probability tables are constructed classroom examples. No hosted AI service, external API or student account is needed. Distinguish a model objective from factual support and system permissions. Collect independent work before discussing its solutions.</w:t>
+      <w:pPr>
+        <w:spacing w:line="336" w:lineRule="auto" w:after="180"/>
+      </w:pPr>
+      <w:r>
+        <w:rPr>
+          <w:b w:val="0"/>
+        </w:rPr>
+        <w:t xml:space="preserve">Use two 45-minute sessions. All model </w:t>
+      </w:r>
+      <w:r>
+        <w:rPr>
+          <w:b/>
+        </w:rPr>
+        <w:t>output</w:t>
+      </w:r>
+      <w:r>
+        <w:rPr>
+          <w:b w:val="0"/>
+        </w:rPr>
+        <w:t>s and probability tables are constructed classroom examples. No hosted AI service, external API or student account is needed.</w:t>
+      </w:r>
+    </w:p>
+    <w:p>
+      <w:pPr>
+        <w:spacing w:line="336" w:lineRule="auto" w:after="180"/>
+      </w:pPr>
+      <w:r>
+        <w:rPr>
+          <w:b w:val="0"/>
+        </w:rPr>
+        <w:t>Distinguish a model objective from factual support and system permissions. Collect independent work before discussing its solutions.</w:t>
       </w:r>
     </w:p>
     <w:p>
@@ -461,22 +764,58 @@
       </w:r>
     </w:p>
     <w:p>
-      <w:r>
-        <w:t>No. Parse and validate the returned value, then check its claims and permitted actions against the evidence and contract.</w:t>
-      </w:r>
-    </w:p>
-    <w:p>
-      <w:r>
+      <w:pPr>
+        <w:spacing w:line="336" w:lineRule="auto" w:after="180"/>
+      </w:pPr>
+      <w:r>
+        <w:rPr>
+          <w:b w:val="0"/>
+        </w:rPr>
+        <w:t xml:space="preserve">No. Parse and validate the returned value, then check its claims and permitted actions against the </w:t>
+      </w:r>
+      <w:r>
+        <w:rPr>
+          <w:b/>
+        </w:rPr>
+        <w:t>evidence</w:t>
+      </w:r>
+      <w:r>
+        <w:rPr>
+          <w:b w:val="0"/>
+        </w:rPr>
+        <w:t xml:space="preserve"> and contract.</w:t>
+      </w:r>
+    </w:p>
+    <w:p>
+      <w:pPr>
+        <w:spacing w:line="336" w:lineRule="auto" w:after="180"/>
+      </w:pPr>
+      <w:r>
+        <w:rPr>
+          <w:b w:val="0"/>
+        </w:rPr>
         <w:t>Printed lesson and workbook; paper and pencil</w:t>
       </w:r>
     </w:p>
     <w:p>
-      <w:r>
+      <w:pPr>
+        <w:spacing w:line="336" w:lineRule="auto" w:after="180"/>
+      </w:pPr>
+      <w:r>
+        <w:rPr>
+          <w:b w:val="0"/>
+        </w:rPr>
         <w:t>Calculator; optional local Python 3 interpreter</w:t>
       </w:r>
     </w:p>
     <w:p>
-      <w:r>
+      <w:pPr>
+        <w:spacing w:line="336" w:lineRule="auto" w:after="180"/>
+      </w:pPr>
+      <w:r>
+        <w:rPr>
+          <w:b w:val="0"/>
+        </w:rPr>
         <w:t>Prepare the independent task and fresh retry without displaying solutions</w:t>
       </w:r>
     </w:p>
@@ -489,12 +828,48 @@
       </w:r>
     </w:p>
     <w:p>
-      <w:r>
-        <w:t>By the end, I can validate structured output in layers: syntax, schema and source meaning.</w:t>
-      </w:r>
-    </w:p>
-    <w:p>
-      <w:r>
+      <w:pPr>
+        <w:spacing w:line="336" w:lineRule="auto" w:after="180"/>
+      </w:pPr>
+      <w:r>
+        <w:rPr>
+          <w:b w:val="0"/>
+        </w:rPr>
+        <w:t xml:space="preserve">By the end, I can validate structured </w:t>
+      </w:r>
+      <w:r>
+        <w:rPr>
+          <w:b/>
+        </w:rPr>
+        <w:t>output</w:t>
+      </w:r>
+      <w:r>
+        <w:rPr>
+          <w:b w:val="0"/>
+        </w:rPr>
+        <w:t xml:space="preserve"> in layers: syntax, </w:t>
+      </w:r>
+      <w:r>
+        <w:rPr>
+          <w:b/>
+        </w:rPr>
+        <w:t>schema</w:t>
+      </w:r>
+      <w:r>
+        <w:rPr>
+          <w:b w:val="0"/>
+        </w:rPr>
+        <w:t xml:space="preserve"> and source meaning.</w:t>
+      </w:r>
+    </w:p>
+    <w:p>
+      <w:pPr>
+        <w:spacing w:line="336" w:lineRule="auto" w:after="180"/>
+      </w:pPr>
+      <w:r>
+        <w:rPr>
+          <w:b w:val="0"/>
+        </w:rPr>
         <w:t>This added worked case illustrates the week’s main idea. Retain all original and connected topics; schedule its practice within the teaching cycle.</w:t>
       </w:r>
     </w:p>
@@ -507,61 +882,263 @@
       </w:r>
     </w:p>
     <w:p>
+      <w:r>
+        <w:t>Model Structured Output and Schemas using the supplied case, labelled mechanism and reasoning. Make the scope of each conclusion explicit.</w:t>
+      </w:r>
+    </w:p>
+    <w:p>
+      <w:pPr>
+        <w:spacing w:line="336" w:lineRule="auto" w:after="180"/>
+      </w:pPr>
+      <w:r>
+        <w:rPr>
+          <w:b/>
+        </w:rPr>
+        <w:t>Input</w:t>
+      </w:r>
+      <w:r>
+        <w:rPr>
+          <w:b w:val="0"/>
+        </w:rPr>
+        <w:t xml:space="preserve"> → </w:t>
+      </w:r>
+      <w:r>
+        <w:rPr>
+          <w:b/>
+        </w:rPr>
+        <w:t>Process</w:t>
+      </w:r>
+      <w:r>
+        <w:rPr>
+          <w:b w:val="0"/>
+        </w:rPr>
+        <w:t xml:space="preserve"> → </w:t>
+      </w:r>
+      <w:r>
+        <w:rPr>
+          <w:b/>
+        </w:rPr>
+        <w:t>Output</w:t>
+      </w:r>
+    </w:p>
+    <w:p>
+      <w:pPr>
+        <w:spacing w:line="336" w:lineRule="auto" w:after="180"/>
+      </w:pPr>
+      <w:r>
+        <w:rPr>
+          <w:b w:val="0"/>
+        </w:rPr>
+        <w:t>Trace the information. At each stage, ask what changed and how you could test it.</w:t>
+      </w:r>
+    </w:p>
+    <w:p>
+      <w:pPr>
+        <w:spacing w:line="336" w:lineRule="auto" w:after="180"/>
+      </w:pPr>
+      <w:r>
+        <w:rPr>
+          <w:b w:val="0"/>
+        </w:rPr>
+        <w:t>Which stage could fail even when the other two are correct? Explain:</w:t>
+      </w:r>
+    </w:p>
+    <w:p>
+      <w:pPr>
+        <w:spacing w:line="336" w:lineRule="auto" w:after="180"/>
+      </w:pPr>
+      <w:r>
+        <w:rPr>
+          <w:b w:val="0"/>
+        </w:rPr>
+        <w:t xml:space="preserve">Predict first. Then check each step. A correct answer without visible reasoning is incomplete </w:t>
+      </w:r>
+      <w:r>
+        <w:rPr>
+          <w:b/>
+        </w:rPr>
+        <w:t>evidence</w:t>
+      </w:r>
+      <w:r>
+        <w:rPr>
+          <w:b w:val="0"/>
+        </w:rPr>
+        <w:t>.</w:t>
+      </w:r>
+    </w:p>
+    <w:p>
+      <w:pPr>
+        <w:spacing w:line="336" w:lineRule="auto" w:after="180"/>
+        <w:shd w:fill="F4F9FC"/>
+      </w:pPr>
+      <w:r>
+        <w:rPr>
+          <w:b w:val="0"/>
+        </w:rPr>
+        <w:t xml:space="preserve">1. </w:t>
+      </w:r>
+      <w:r>
+        <w:rPr>
+          <w:b/>
+        </w:rPr>
+        <w:t>Schema</w:t>
+      </w:r>
+      <w:r>
+        <w:rPr>
+          <w:b w:val="0"/>
+        </w:rPr>
+        <w:t xml:space="preserve"> </w:t>
+      </w:r>
+      <w:r>
+        <w:rPr>
+          <w:b/>
+        </w:rPr>
+        <w:t>field</w:t>
+      </w:r>
+      <w:r>
+        <w:rPr>
+          <w:b w:val="0"/>
+        </w:rPr>
+        <w:t xml:space="preserve">s: answer=text; </w:t>
+      </w:r>
+      <w:r>
+        <w:rPr>
+          <w:b/>
+        </w:rPr>
+        <w:t>evidence</w:t>
+      </w:r>
+      <w:r>
+        <w:rPr>
+          <w:b w:val="0"/>
+        </w:rPr>
+        <w:t>=list; confidence=low/medium/high.</w:t>
+      </w:r>
+    </w:p>
+    <w:p>
+      <w:pPr>
+        <w:spacing w:line="336" w:lineRule="auto" w:after="180"/>
+        <w:shd w:fill="F4F9FC"/>
+      </w:pPr>
+      <w:r>
+        <w:rPr>
+          <w:b w:val="0"/>
+        </w:rPr>
+        <w:t xml:space="preserve">2. </w:t>
+      </w:r>
+      <w:r>
+        <w:rPr>
+          <w:b/>
+        </w:rPr>
+        <w:t>Output</w:t>
+      </w:r>
+      <w:r>
+        <w:rPr>
+          <w:b w:val="0"/>
+        </w:rPr>
+        <w:t xml:space="preserve"> omits </w:t>
+      </w:r>
+      <w:r>
+        <w:rPr>
+          <w:b/>
+        </w:rPr>
+        <w:t>evidence</w:t>
+      </w:r>
+      <w:r>
+        <w:rPr>
+          <w:b w:val="0"/>
+        </w:rPr>
+        <w:t xml:space="preserve">: </w:t>
+      </w:r>
+      <w:r>
+        <w:rPr>
+          <w:b/>
+        </w:rPr>
+        <w:t>validation</w:t>
+      </w:r>
+      <w:r>
+        <w:rPr>
+          <w:b w:val="0"/>
+        </w:rPr>
+        <w:t xml:space="preserve"> fails.</w:t>
+      </w:r>
+    </w:p>
+    <w:p>
+      <w:pPr>
+        <w:spacing w:line="336" w:lineRule="auto" w:after="180"/>
+        <w:shd w:fill="F4F9FC"/>
+      </w:pPr>
+      <w:r>
+        <w:rPr>
+          <w:b w:val="0"/>
+        </w:rPr>
+        <w:t xml:space="preserve">3. Confidence=97 is the wrong </w:t>
+      </w:r>
+      <w:r>
+        <w:rPr>
+          <w:b/>
+        </w:rPr>
+        <w:t>type</w:t>
+      </w:r>
+      <w:r>
+        <w:rPr>
+          <w:b w:val="0"/>
+        </w:rPr>
+        <w:t xml:space="preserve"> and allowed-value set.</w:t>
+      </w:r>
+    </w:p>
+    <w:p>
+      <w:pPr>
+        <w:spacing w:line="336" w:lineRule="auto" w:after="180"/>
+        <w:shd w:fill="F4F9FC"/>
+      </w:pPr>
+      <w:r>
+        <w:rPr>
+          <w:b w:val="0"/>
+        </w:rPr>
+        <w:t>4. Reject, repair, or request again before downstream use.</w:t>
+      </w:r>
+    </w:p>
+    <w:p>
+      <w:pPr>
+        <w:spacing w:line="336" w:lineRule="auto" w:after="180"/>
+      </w:pPr>
+      <w:r>
+        <w:rPr>
+          <w:b w:val="0"/>
+        </w:rPr>
+        <w:t>Recalculate, retrace, or restate the reasoning in your own representation:</w:t>
+      </w:r>
+    </w:p>
+    <w:p>
+      <w:pPr>
+        <w:spacing w:line="336" w:lineRule="auto" w:after="180"/>
+        <w:shd w:fill="F5F1FB"/>
+      </w:pPr>
+      <w:r>
+        <w:rPr>
+          <w:b w:val="0"/>
+        </w:rPr>
+        <w:t xml:space="preserve">CHECK Did the </w:t>
+      </w:r>
+      <w:r>
+        <w:rPr>
+          <w:b/>
+        </w:rPr>
+        <w:t>evidence</w:t>
+      </w:r>
+      <w:r>
+        <w:rPr>
+          <w:b w:val="0"/>
+        </w:rPr>
+        <w:t xml:space="preserve"> answer the exact question? Did the total, path, or source record stay consistent?</w:t>
+      </w:r>
+    </w:p>
+    <w:p>
       <w:pPr>
         <w:pStyle w:val="Heading3"/>
       </w:pPr>
       <w:r>
-        <w:t>Explain the mechanism</w:t>
-      </w:r>
-    </w:p>
-    <w:p>
-      <w:r>
-        <w:t>Input → Process → Output</w:t>
-      </w:r>
-    </w:p>
-    <w:p>
-      <w:r>
-        <w:t>Trace the information. At each stage, ask what changed and how you could test it.</w:t>
-      </w:r>
-    </w:p>
-    <w:p>
-      <w:r>
-        <w:t>Which stage could fail even when the other two are correct? Explain:</w:t>
-      </w:r>
-    </w:p>
-    <w:p>
-      <w:r>
-        <w:t>Predict first. Then check each step. A correct answer without visible reasoning is incomplete evidence.</w:t>
-      </w:r>
-    </w:p>
-    <w:p>
-      <w:r>
-        <w:t>1. Schema fields: answer=text; evidence=list; confidence=low/medium/high.</w:t>
-      </w:r>
-    </w:p>
-    <w:p>
-      <w:r>
-        <w:t>2. Output omits evidence: validation fails.</w:t>
-      </w:r>
-    </w:p>
-    <w:p>
-      <w:r>
-        <w:t>3. Confidence=97 is the wrong type and allowed-value set.</w:t>
-      </w:r>
-    </w:p>
-    <w:p>
-      <w:r>
-        <w:t>4. Reject, repair, or request again before downstream use.</w:t>
-      </w:r>
-    </w:p>
-    <w:p>
-      <w:r>
-        <w:t>Recalculate, retrace, or restate the reasoning in your own representation:</w:t>
-      </w:r>
-    </w:p>
-    <w:p>
-      <w:r>
-        <w:t>CHECK Did the evidence answer the exact question? Did the total, path, or source record stay consistent?</w:t>
+        <w:t>Concrete teaching case</w:t>
       </w:r>
     </w:p>
     <w:p>
@@ -569,16 +1146,56 @@
         <w:pStyle w:val="Heading3"/>
       </w:pPr>
       <w:r>
-        <w:t>Concrete teaching case</w:t>
-      </w:r>
-    </w:p>
-    <w:p>
-      <w:r>
-        <w:t>Schema requires title text and pages number. Output is {"title":"River","pages":"80"}.</w:t>
-      </w:r>
-    </w:p>
-    <w:p>
-      <w:r>
+        <w:t>The teaching case</w:t>
+      </w:r>
+    </w:p>
+    <w:p>
+      <w:pPr>
+        <w:spacing w:line="336" w:lineRule="auto" w:after="180"/>
+        <w:shd w:fill="F1F6FC"/>
+      </w:pPr>
+      <w:r>
+        <w:rPr>
+          <w:b/>
+        </w:rPr>
+        <w:t>Schema</w:t>
+      </w:r>
+      <w:r>
+        <w:rPr>
+          <w:b w:val="0"/>
+        </w:rPr>
+        <w:t xml:space="preserve"> requires title text and pages number. </w:t>
+      </w:r>
+      <w:r>
+        <w:rPr>
+          <w:b/>
+        </w:rPr>
+        <w:t>Output</w:t>
+      </w:r>
+      <w:r>
+        <w:rPr>
+          <w:b w:val="0"/>
+        </w:rPr>
+        <w:t xml:space="preserve"> is {"title":"River","pages":"80"}.</w:t>
+      </w:r>
+    </w:p>
+    <w:p>
+      <w:pPr>
+        <w:pStyle w:val="Heading3"/>
+      </w:pPr>
+      <w:r>
+        <w:t>The teaching case</w:t>
+      </w:r>
+    </w:p>
+    <w:p>
+      <w:pPr>
+        <w:spacing w:line="336" w:lineRule="auto" w:after="180"/>
+        <w:shd w:fill="F1F6FC"/>
+      </w:pPr>
+      <w:r>
+        <w:rPr>
+          <w:b w:val="0"/>
+        </w:rPr>
         <w:t>Diagnose the shape error.</w:t>
       </w:r>
     </w:p>
@@ -591,31 +1208,205 @@
       </w:r>
     </w:p>
     <w:p>
-      <w:r>
-        <w:t>Pages is a string, not a number. Use numeric 80. Structure validation does not verify the real page count.</w:t>
-      </w:r>
-    </w:p>
-    <w:p>
       <w:pPr>
         <w:pStyle w:val="Heading3"/>
       </w:pPr>
       <w:r>
+        <w:t>Why the result follows</w:t>
+      </w:r>
+    </w:p>
+    <w:p>
+      <w:pPr>
+        <w:spacing w:line="336" w:lineRule="auto" w:after="180"/>
+        <w:shd w:fill="F1F6FC"/>
+      </w:pPr>
+      <w:r>
+        <w:rPr>
+          <w:b w:val="0"/>
+        </w:rPr>
+        <w:t xml:space="preserve">Pages is a string, not a number. Use numeric 80. Structure </w:t>
+      </w:r>
+      <w:r>
+        <w:rPr>
+          <w:b/>
+        </w:rPr>
+        <w:t>validation</w:t>
+      </w:r>
+      <w:r>
+        <w:rPr>
+          <w:b w:val="0"/>
+        </w:rPr>
+        <w:t xml:space="preserve"> does not verify the real page count.</w:t>
+      </w:r>
+    </w:p>
+    <w:p>
+      <w:pPr>
+        <w:pStyle w:val="Heading3"/>
+      </w:pPr>
+      <w:r>
         <w:t>Explain the added worked example</w:t>
       </w:r>
     </w:p>
     <w:p>
-      <w:r>
-        <w:t>A response may be valid JSON and still violate the schema or sources. First parse the text. Then check the exact object fields and types. Finally check source support and domain meaning. These checks answer different questions. Do not call a successful parser a complete validator.</w:t>
-      </w:r>
-    </w:p>
-    <w:p>
-      <w:r>
-        <w:t>Use the Week 11 closed object: exactly status,room,capacity,source_ids. status is supported or needs_review. source_ids is a list of distinct known source-ID strings. For supported, room is a nonempty string and capacity a nonnegative integer. For needs_review, room and capacity are null. Boolean values are not capacities under this contract.</w:t>
-      </w:r>
-    </w:p>
-    <w:p>
-      <w:r>
-        <w:t>These fragments illustrate failures, not complete candidate objects. A real check receives the whole object and verifies every required field. Do not repair a string capacity automatically unless a separate documented conversion policy permits it; otherwise report validation failure. A null value differs from missing a field.</w:t>
+      <w:pPr>
+        <w:pStyle w:val="Heading3"/>
+      </w:pPr>
+      <w:r>
+        <w:t>Explain the added worked example · 1</w:t>
+      </w:r>
+    </w:p>
+    <w:p>
+      <w:pPr>
+        <w:spacing w:line="336" w:lineRule="auto" w:after="180"/>
+      </w:pPr>
+      <w:r>
+        <w:rPr>
+          <w:b w:val="0"/>
+        </w:rPr>
+        <w:t xml:space="preserve">A response may be valid JSON and still violate the </w:t>
+      </w:r>
+      <w:r>
+        <w:rPr>
+          <w:b/>
+        </w:rPr>
+        <w:t>schema</w:t>
+      </w:r>
+      <w:r>
+        <w:rPr>
+          <w:b w:val="0"/>
+        </w:rPr>
+        <w:t xml:space="preserve"> or sources. First parse the text. Then check the exact object </w:t>
+      </w:r>
+      <w:r>
+        <w:rPr>
+          <w:b/>
+        </w:rPr>
+        <w:t>field</w:t>
+      </w:r>
+      <w:r>
+        <w:rPr>
+          <w:b w:val="0"/>
+        </w:rPr>
+        <w:t xml:space="preserve">s and </w:t>
+      </w:r>
+      <w:r>
+        <w:rPr>
+          <w:b/>
+        </w:rPr>
+        <w:t>type</w:t>
+      </w:r>
+      <w:r>
+        <w:rPr>
+          <w:b w:val="0"/>
+        </w:rPr>
+        <w:t>s. Finally check source support and domain meaning.</w:t>
+      </w:r>
+    </w:p>
+    <w:p>
+      <w:pPr>
+        <w:spacing w:line="336" w:lineRule="auto" w:after="180"/>
+      </w:pPr>
+      <w:r>
+        <w:rPr>
+          <w:b w:val="0"/>
+        </w:rPr>
+        <w:t>These checks answer different questions. Do not call a successful parser a complete validator.</w:t>
+      </w:r>
+    </w:p>
+    <w:p>
+      <w:pPr>
+        <w:pStyle w:val="Heading3"/>
+      </w:pPr>
+      <w:r>
+        <w:t>Explain the added worked example · 2</w:t>
+      </w:r>
+    </w:p>
+    <w:p>
+      <w:pPr>
+        <w:spacing w:line="336" w:lineRule="auto" w:after="180"/>
+      </w:pPr>
+      <w:r>
+        <w:rPr>
+          <w:b w:val="0"/>
+        </w:rPr>
+        <w:t>Use the Week 11 closed object: exactly status,room,capacity,source_ids. status is supported or needs_review. source_ids is a list of distinct known source-ID strings.</w:t>
+      </w:r>
+    </w:p>
+    <w:p>
+      <w:pPr>
+        <w:spacing w:line="336" w:lineRule="auto" w:after="180"/>
+      </w:pPr>
+      <w:r>
+        <w:rPr>
+          <w:b w:val="0"/>
+        </w:rPr>
+        <w:t>For supported, room is a nonempty string and capacity a nonnegative integer. For needs_review, room and capacity are null. Boolean values are not capacities under this contract.</w:t>
+      </w:r>
+    </w:p>
+    <w:p>
+      <w:pPr>
+        <w:pStyle w:val="Heading3"/>
+      </w:pPr>
+      <w:r>
+        <w:t>Explain the added worked example · 3</w:t>
+      </w:r>
+    </w:p>
+    <w:p>
+      <w:pPr>
+        <w:spacing w:line="336" w:lineRule="auto" w:after="180"/>
+      </w:pPr>
+      <w:r>
+        <w:rPr>
+          <w:b w:val="0"/>
+        </w:rPr>
+        <w:t xml:space="preserve">These fragments illustrate failures, not complete candidate objects. A real check receives the whole object and verifies every required </w:t>
+      </w:r>
+      <w:r>
+        <w:rPr>
+          <w:b/>
+        </w:rPr>
+        <w:t>field</w:t>
+      </w:r>
+      <w:r>
+        <w:rPr>
+          <w:b w:val="0"/>
+        </w:rPr>
+        <w:t>.</w:t>
+      </w:r>
+    </w:p>
+    <w:p>
+      <w:pPr>
+        <w:spacing w:line="336" w:lineRule="auto" w:after="180"/>
+      </w:pPr>
+      <w:r>
+        <w:rPr>
+          <w:b w:val="0"/>
+        </w:rPr>
+        <w:t xml:space="preserve">Do not repair a string capacity automatically unless a separate documented conversion policy permits it; otherwise report </w:t>
+      </w:r>
+      <w:r>
+        <w:rPr>
+          <w:b/>
+        </w:rPr>
+        <w:t>validation</w:t>
+      </w:r>
+      <w:r>
+        <w:rPr>
+          <w:b w:val="0"/>
+        </w:rPr>
+        <w:t xml:space="preserve"> failure. A null value differs from missing a </w:t>
+      </w:r>
+      <w:r>
+        <w:rPr>
+          <w:b/>
+        </w:rPr>
+        <w:t>field</w:t>
+      </w:r>
+      <w:r>
+        <w:rPr>
+          <w:b w:val="0"/>
+        </w:rPr>
+        <w:t>.</w:t>
       </w:r>
     </w:p>
     <w:p>
@@ -759,18 +1550,156 @@
       </w:r>
     </w:p>
     <w:p>
-      <w:r>
-        <w:t>Use the complete worked example below before asking learners to complete W2. Reveal a small part, invite a prediction, then explain the deciding step. These teacher notes contain solutions; do not reveal the independent case answer during modelling.</w:t>
-      </w:r>
-    </w:p>
-    <w:p>
-      <w:r>
-        <w:t>Suppose sources P and Q approve room B and give capacity 12. The complete object {"status":"supported","room":"B","capacity":99,"source_ids":["P","Q"]} parses and satisfies the stated field types, but its capacity is unsupported by Q. Reject it at semantic validation. Listing a real source ID does not prove that source supports the associated claim.</w:t>
-      </w:r>
-    </w:p>
-    <w:p>
-      <w:r>
-        <w:t>An object with needs_review and room B violates the conditional schema rule even if its source IDs are real. An object with supported, room B and capacity 12 but source ID Z fails the known-source rule. Require the linked current approval and capacity records to support the same room.</w:t>
+      <w:pPr>
+        <w:spacing w:line="336" w:lineRule="auto" w:after="180"/>
+      </w:pPr>
+      <w:r>
+        <w:rPr>
+          <w:b w:val="0"/>
+        </w:rPr>
+        <w:t xml:space="preserve">Use the complete worked example below before asking learners to complete W2. Reveal a small part, invite a </w:t>
+      </w:r>
+      <w:r>
+        <w:rPr>
+          <w:b/>
+        </w:rPr>
+        <w:t>prediction</w:t>
+      </w:r>
+      <w:r>
+        <w:rPr>
+          <w:b w:val="0"/>
+        </w:rPr>
+        <w:t>, then explain the deciding step.</w:t>
+      </w:r>
+    </w:p>
+    <w:p>
+      <w:pPr>
+        <w:spacing w:line="336" w:lineRule="auto" w:after="180"/>
+      </w:pPr>
+      <w:r>
+        <w:rPr>
+          <w:b w:val="0"/>
+        </w:rPr>
+        <w:t>These teacher notes contain solutions; do not reveal the independent case answer during modelling.</w:t>
+      </w:r>
+    </w:p>
+    <w:p>
+      <w:pPr>
+        <w:pStyle w:val="Heading3"/>
+      </w:pPr>
+      <w:r>
+        <w:t>Model the reasoning aloud · 4</w:t>
+      </w:r>
+    </w:p>
+    <w:p>
+      <w:pPr>
+        <w:spacing w:line="336" w:lineRule="auto" w:after="180"/>
+      </w:pPr>
+      <w:r>
+        <w:rPr>
+          <w:b w:val="0"/>
+        </w:rPr>
+        <w:t>Suppose sources P and Q approve room B and give capacity 12.</w:t>
+      </w:r>
+    </w:p>
+    <w:p>
+      <w:pPr>
+        <w:spacing w:line="336" w:lineRule="auto" w:after="180"/>
+      </w:pPr>
+      <w:r>
+        <w:rPr>
+          <w:b w:val="0"/>
+        </w:rPr>
+        <w:t xml:space="preserve">The complete object {"status":"supported","room":"B","capacity":99,"source_ids":["P","Q"]} parses and satisfies the stated </w:t>
+      </w:r>
+      <w:r>
+        <w:rPr>
+          <w:b/>
+        </w:rPr>
+        <w:t>field</w:t>
+      </w:r>
+      <w:r>
+        <w:rPr>
+          <w:b w:val="0"/>
+        </w:rPr>
+        <w:t xml:space="preserve"> </w:t>
+      </w:r>
+      <w:r>
+        <w:rPr>
+          <w:b/>
+        </w:rPr>
+        <w:t>type</w:t>
+      </w:r>
+      <w:r>
+        <w:rPr>
+          <w:b w:val="0"/>
+        </w:rPr>
+        <w:t xml:space="preserve">s, but its capacity is unsupported by Q. Reject it at </w:t>
+      </w:r>
+      <w:r>
+        <w:rPr>
+          <w:b/>
+        </w:rPr>
+        <w:t>semantic validation</w:t>
+      </w:r>
+      <w:r>
+        <w:rPr>
+          <w:b w:val="0"/>
+        </w:rPr>
+        <w:t>.</w:t>
+      </w:r>
+    </w:p>
+    <w:p>
+      <w:pPr>
+        <w:spacing w:line="336" w:lineRule="auto" w:after="180"/>
+      </w:pPr>
+      <w:r>
+        <w:rPr>
+          <w:b w:val="0"/>
+        </w:rPr>
+        <w:t>Listing a real source ID does not prove that source supports the associated claim.</w:t>
+      </w:r>
+    </w:p>
+    <w:p>
+      <w:pPr>
+        <w:pStyle w:val="Heading3"/>
+      </w:pPr>
+      <w:r>
+        <w:t>Model the reasoning aloud · 5</w:t>
+      </w:r>
+    </w:p>
+    <w:p>
+      <w:pPr>
+        <w:spacing w:line="336" w:lineRule="auto" w:after="180"/>
+      </w:pPr>
+      <w:r>
+        <w:rPr>
+          <w:b w:val="0"/>
+        </w:rPr>
+        <w:t xml:space="preserve">An object with needs_review and room B violates the conditional </w:t>
+      </w:r>
+      <w:r>
+        <w:rPr>
+          <w:b/>
+        </w:rPr>
+        <w:t>schema</w:t>
+      </w:r>
+      <w:r>
+        <w:rPr>
+          <w:b w:val="0"/>
+        </w:rPr>
+        <w:t xml:space="preserve"> rule even if its source IDs are real. An object with supported, room B and capacity 12 but source ID Z fails the known-source rule.</w:t>
+      </w:r>
+    </w:p>
+    <w:p>
+      <w:pPr>
+        <w:spacing w:line="336" w:lineRule="auto" w:after="180"/>
+      </w:pPr>
+      <w:r>
+        <w:rPr>
+          <w:b w:val="0"/>
+        </w:rPr>
+        <w:t>Require the linked current approval and capacity records to support the same room.</w:t>
       </w:r>
     </w:p>
     <w:tbl>
@@ -876,7 +1805,13 @@
       </w:tr>
     </w:tbl>
     <w:p>
-      <w:r>
+      <w:pPr>
+        <w:spacing w:line="336" w:lineRule="auto" w:after="180"/>
+      </w:pPr>
+      <w:r>
+        <w:rPr>
+          <w:b w:val="0"/>
+        </w:rPr>
         <w:t>Use the diagram and verbal explanation together. Ask learners to match a sentence to a specific visual step; do not assign learners fixed visual or auditory learning styles.</w:t>
       </w:r>
     </w:p>
@@ -889,7 +1824,13 @@
       </w:r>
     </w:p>
     <w:p>
-      <w:r>
+      <w:pPr>
+        <w:spacing w:line="336" w:lineRule="auto" w:after="180"/>
+      </w:pPr>
+      <w:r>
+        <w:rPr>
+          <w:b w:val="0"/>
+        </w:rPr>
         <w:t>A fictional Study Buddy returns a machine-readable book fact.</w:t>
       </w:r>
     </w:p>
@@ -902,13 +1843,61 @@
       </w:r>
     </w:p>
     <w:p>
-      <w:r>
-        <w:t>Schema: exactly title text, pages integer, source_id text. Approved record R: River Notes, 64 pages.</w:t>
-      </w:r>
-    </w:p>
-    <w:p>
-      <w:r>
-        <w:t>X={"title":"River Notes","pages":64,"source_id":"R"}; Y uses pages:"64"; Z uses pages:46 with otherwise identical fields.</w:t>
+      <w:pPr>
+        <w:pStyle w:val="Heading3"/>
+      </w:pPr>
+      <w:r>
+        <w:t>Supplied facts</w:t>
+      </w:r>
+    </w:p>
+    <w:p>
+      <w:pPr>
+        <w:spacing w:line="336" w:lineRule="auto" w:after="180"/>
+        <w:shd w:fill="F1F6FC"/>
+      </w:pPr>
+      <w:r>
+        <w:rPr>
+          <w:b/>
+        </w:rPr>
+        <w:t>Schema</w:t>
+      </w:r>
+      <w:r>
+        <w:rPr>
+          <w:b w:val="0"/>
+        </w:rPr>
+        <w:t>: exactly title text, pages integer, source_id text. Approved record R: River Notes, 64 pages.</w:t>
+      </w:r>
+    </w:p>
+    <w:p>
+      <w:pPr>
+        <w:pStyle w:val="Heading3"/>
+      </w:pPr>
+      <w:r>
+        <w:t>Supplied facts</w:t>
+      </w:r>
+    </w:p>
+    <w:p>
+      <w:pPr>
+        <w:spacing w:line="336" w:lineRule="auto" w:after="180"/>
+        <w:shd w:fill="F1F6FC"/>
+      </w:pPr>
+      <w:r>
+        <w:rPr>
+          <w:b w:val="0"/>
+        </w:rPr>
+        <w:t xml:space="preserve">X={"title":"River Notes","pages":64,"source_id":"R"}; Y uses pages:"64"; Z uses pages:46 with otherwise identical </w:t>
+      </w:r>
+      <w:r>
+        <w:rPr>
+          <w:b/>
+        </w:rPr>
+        <w:t>field</w:t>
+      </w:r>
+      <w:r>
+        <w:rPr>
+          <w:b w:val="0"/>
+        </w:rPr>
+        <w:t>s.</w:t>
       </w:r>
     </w:p>
     <w:p>
@@ -1093,20 +2082,110 @@
       </w:r>
     </w:p>
     <w:p>
-      <w:r>
-        <w:t>Parsing establishes that text forms a structured object. Schema checks establish required fields and types. Semantic validation compares their meaning with the approved source. These are different layers: a parseable, well-shaped object can still contain a false fact. Report the first failing layer without treating format success as factual success.</w:t>
-      </w:r>
-    </w:p>
-    <w:p>
       <w:pPr>
         <w:pStyle w:val="Heading3"/>
       </w:pPr>
       <w:r>
+        <w:t>Why the result follows</w:t>
+      </w:r>
+    </w:p>
+    <w:p>
+      <w:pPr>
+        <w:spacing w:line="336" w:lineRule="auto" w:after="180"/>
+        <w:shd w:fill="F1F6FC"/>
+      </w:pPr>
+      <w:r>
+        <w:rPr>
+          <w:b w:val="0"/>
+        </w:rPr>
+        <w:t xml:space="preserve">Parsing establishes that text forms a structured object. </w:t>
+      </w:r>
+      <w:r>
+        <w:rPr>
+          <w:b/>
+        </w:rPr>
+        <w:t>Schema</w:t>
+      </w:r>
+      <w:r>
+        <w:rPr>
+          <w:b w:val="0"/>
+        </w:rPr>
+        <w:t xml:space="preserve"> checks establish required </w:t>
+      </w:r>
+      <w:r>
+        <w:rPr>
+          <w:b/>
+        </w:rPr>
+        <w:t>field</w:t>
+      </w:r>
+      <w:r>
+        <w:rPr>
+          <w:b w:val="0"/>
+        </w:rPr>
+        <w:t xml:space="preserve">s and </w:t>
+      </w:r>
+      <w:r>
+        <w:rPr>
+          <w:b/>
+        </w:rPr>
+        <w:t>type</w:t>
+      </w:r>
+      <w:r>
+        <w:rPr>
+          <w:b w:val="0"/>
+        </w:rPr>
+        <w:t xml:space="preserve">s. </w:t>
+      </w:r>
+      <w:r>
+        <w:rPr>
+          <w:b/>
+        </w:rPr>
+        <w:t>Semantic validation</w:t>
+      </w:r>
+      <w:r>
+        <w:rPr>
+          <w:b w:val="0"/>
+        </w:rPr>
+        <w:t xml:space="preserve"> compares their meaning with the approved source.</w:t>
+      </w:r>
+    </w:p>
+    <w:p>
+      <w:pPr>
+        <w:spacing w:line="336" w:lineRule="auto" w:after="180"/>
+        <w:shd w:fill="F1F6FC"/>
+      </w:pPr>
+      <w:r>
+        <w:rPr>
+          <w:b w:val="0"/>
+        </w:rPr>
+        <w:t>These are different layers: a parseable, well-shaped object can still contain a false fact. Report the first failing layer without treating format success as factual success.</w:t>
+      </w:r>
+    </w:p>
+    <w:p>
+      <w:pPr>
+        <w:pStyle w:val="Heading3"/>
+      </w:pPr>
+      <w:r>
         <w:t>What this example does not establish</w:t>
       </w:r>
     </w:p>
     <w:p>
-      <w:r>
+      <w:pPr>
+        <w:pStyle w:val="Heading3"/>
+      </w:pPr>
+      <w:r>
+        <w:t>Keep the stated limit</w:t>
+      </w:r>
+    </w:p>
+    <w:p>
+      <w:pPr>
+        <w:spacing w:line="336" w:lineRule="auto" w:after="180"/>
+        <w:shd w:fill="FFF5E6"/>
+      </w:pPr>
+      <w:r>
+        <w:rPr>
+          <w:b w:val="0"/>
+        </w:rPr>
         <w:t>Source agreement does not establish that the approved catalogue itself is correct or complete.</w:t>
       </w:r>
     </w:p>
@@ -1119,31 +2198,191 @@
       </w:r>
     </w:p>
     <w:p>
-      <w:r>
-        <w:t>Change: Add an extra field "rating":5 to X under the exactly-fields schema.</w:t>
-      </w:r>
-    </w:p>
-    <w:p>
-      <w:r>
-        <w:t>Prediction: The changed object fails schema despite keeping the correct page count.</w:t>
-      </w:r>
-    </w:p>
-    <w:p>
-      <w:r>
-        <w:t>Reason: Exactly means additional fields are not allowed in this contract.</w:t>
-      </w:r>
-    </w:p>
-    <w:p>
       <w:pPr>
         <w:pStyle w:val="Heading3"/>
       </w:pPr>
       <w:r>
+        <w:t>Change one thing</w:t>
+      </w:r>
+    </w:p>
+    <w:p>
+      <w:pPr>
+        <w:spacing w:line="336" w:lineRule="auto" w:after="180"/>
+        <w:shd w:fill="F5F1FB"/>
+      </w:pPr>
+      <w:r>
+        <w:rPr>
+          <w:b w:val="0"/>
+        </w:rPr>
+        <w:t xml:space="preserve">Change: Add an extra </w:t>
+      </w:r>
+      <w:r>
+        <w:rPr>
+          <w:b/>
+        </w:rPr>
+        <w:t>field</w:t>
+      </w:r>
+      <w:r>
+        <w:rPr>
+          <w:b w:val="0"/>
+        </w:rPr>
+        <w:t xml:space="preserve"> "rating":5 to X under the exactly-</w:t>
+      </w:r>
+      <w:r>
+        <w:rPr>
+          <w:b/>
+        </w:rPr>
+        <w:t>field</w:t>
+      </w:r>
+      <w:r>
+        <w:rPr>
+          <w:b w:val="0"/>
+        </w:rPr>
+        <w:t xml:space="preserve">s </w:t>
+      </w:r>
+      <w:r>
+        <w:rPr>
+          <w:b/>
+        </w:rPr>
+        <w:t>schema</w:t>
+      </w:r>
+      <w:r>
+        <w:rPr>
+          <w:b w:val="0"/>
+        </w:rPr>
+        <w:t>.</w:t>
+      </w:r>
+    </w:p>
+    <w:p>
+      <w:pPr>
+        <w:pStyle w:val="Heading3"/>
+      </w:pPr>
+      <w:r>
+        <w:t>Predicted result</w:t>
+      </w:r>
+    </w:p>
+    <w:p>
+      <w:pPr>
+        <w:spacing w:line="336" w:lineRule="auto" w:after="180"/>
+        <w:shd w:fill="F1F6FC"/>
+      </w:pPr>
+      <w:r>
+        <w:rPr>
+          <w:b/>
+        </w:rPr>
+        <w:t>Prediction</w:t>
+      </w:r>
+      <w:r>
+        <w:rPr>
+          <w:b w:val="0"/>
+        </w:rPr>
+        <w:t xml:space="preserve">: The changed object fails </w:t>
+      </w:r>
+      <w:r>
+        <w:rPr>
+          <w:b/>
+        </w:rPr>
+        <w:t>schema</w:t>
+      </w:r>
+      <w:r>
+        <w:rPr>
+          <w:b w:val="0"/>
+        </w:rPr>
+        <w:t xml:space="preserve"> despite keeping the correct page count.</w:t>
+      </w:r>
+    </w:p>
+    <w:p>
+      <w:pPr>
+        <w:pStyle w:val="Heading3"/>
+      </w:pPr>
+      <w:r>
+        <w:t>Why the result follows</w:t>
+      </w:r>
+    </w:p>
+    <w:p>
+      <w:pPr>
+        <w:spacing w:line="336" w:lineRule="auto" w:after="180"/>
+        <w:shd w:fill="F1F6FC"/>
+      </w:pPr>
+      <w:r>
+        <w:rPr>
+          <w:b w:val="0"/>
+        </w:rPr>
+        <w:t xml:space="preserve">Reason: Exactly means additional </w:t>
+      </w:r>
+      <w:r>
+        <w:rPr>
+          <w:b/>
+        </w:rPr>
+        <w:t>field</w:t>
+      </w:r>
+      <w:r>
+        <w:rPr>
+          <w:b w:val="0"/>
+        </w:rPr>
+        <w:t>s are not allowed in this contract.</w:t>
+      </w:r>
+    </w:p>
+    <w:p>
+      <w:pPr>
+        <w:pStyle w:val="Heading3"/>
+      </w:pPr>
+      <w:r>
         <w:t>Ask while showing the picture</w:t>
       </w:r>
     </w:p>
     <w:p>
-      <w:r>
-        <w:t>Cover the result. Ask learners to name the inputs and predict the next step. Uncover one step, connect the icon to the actual procedure, and explain its evidence. Then change the supplied condition and compare. The picture is a representation; it does not document execution of a real AI model.</w:t>
+      <w:pPr>
+        <w:pStyle w:val="Heading3"/>
+      </w:pPr>
+      <w:r>
+        <w:t>Ask while showing the picture · 6</w:t>
+      </w:r>
+    </w:p>
+    <w:p>
+      <w:pPr>
+        <w:spacing w:line="336" w:lineRule="auto" w:after="180"/>
+      </w:pPr>
+      <w:r>
+        <w:rPr>
+          <w:b w:val="0"/>
+        </w:rPr>
+        <w:t xml:space="preserve">Cover the result. Ask learners to name the </w:t>
+      </w:r>
+      <w:r>
+        <w:rPr>
+          <w:b/>
+        </w:rPr>
+        <w:t>input</w:t>
+      </w:r>
+      <w:r>
+        <w:rPr>
+          <w:b w:val="0"/>
+        </w:rPr>
+        <w:t xml:space="preserve">s and predict the next step. Uncover one step, connect the icon to the actual procedure, and explain its </w:t>
+      </w:r>
+      <w:r>
+        <w:rPr>
+          <w:b/>
+        </w:rPr>
+        <w:t>evidence</w:t>
+      </w:r>
+      <w:r>
+        <w:rPr>
+          <w:b w:val="0"/>
+        </w:rPr>
+        <w:t>. Then change the supplied condition and compare.</w:t>
+      </w:r>
+    </w:p>
+    <w:p>
+      <w:pPr>
+        <w:spacing w:line="336" w:lineRule="auto" w:after="180"/>
+      </w:pPr>
+      <w:r>
+        <w:rPr>
+          <w:b w:val="0"/>
+        </w:rPr>
+        <w:t>The picture is a representation; it does not document execution of a real AI model.</w:t>
       </w:r>
     </w:p>
     <w:p>
@@ -1155,11 +2394,16 @@
       </w:r>
     </w:p>
     <w:p>
+      <w:r>
+        <w:t>Demonstrate Structured Output and Schemas, reduce support deliberately and check individual reasoning before discussing answers.</w:t>
+      </w:r>
+    </w:p>
+    <w:p>
       <w:pPr>
         <w:pStyle w:val="Heading3"/>
       </w:pPr>
       <w:r>
-        <w:t>Demonstrate and guide practice</w:t>
+        <w:t>Board sequence</w:t>
       </w:r>
     </w:p>
     <w:p>
@@ -1167,55 +2411,233 @@
         <w:pStyle w:val="Heading3"/>
       </w:pPr>
       <w:r>
-        <w:t>Board sequence</w:t>
-      </w:r>
-    </w:p>
-    <w:p>
-      <w:r>
-        <w:t>Write the given facts: Schema requires title text and pages number. Output is {"title":"River","pages":"80"}.</w:t>
-      </w:r>
-    </w:p>
-    <w:p>
-      <w:r>
+        <w:t>1. Put the facts on the board</w:t>
+      </w:r>
+    </w:p>
+    <w:p>
+      <w:pPr>
+        <w:spacing w:line="336" w:lineRule="auto" w:after="180"/>
+        <w:shd w:fill="F4F9FC"/>
+      </w:pPr>
+      <w:r>
+        <w:rPr>
+          <w:b w:val="0"/>
+        </w:rPr>
+        <w:t xml:space="preserve">Write the given facts: </w:t>
+      </w:r>
+      <w:r>
+        <w:rPr>
+          <w:b/>
+        </w:rPr>
+        <w:t>Schema</w:t>
+      </w:r>
+      <w:r>
+        <w:rPr>
+          <w:b w:val="0"/>
+        </w:rPr>
+        <w:t xml:space="preserve"> requires title text and pages number. </w:t>
+      </w:r>
+      <w:r>
+        <w:rPr>
+          <w:b/>
+        </w:rPr>
+        <w:t>Output</w:t>
+      </w:r>
+      <w:r>
+        <w:rPr>
+          <w:b w:val="0"/>
+        </w:rPr>
+        <w:t xml:space="preserve"> is {"title":"River","pages":"80"}.</w:t>
+      </w:r>
+    </w:p>
+    <w:p>
+      <w:pPr>
+        <w:pStyle w:val="Heading3"/>
+      </w:pPr>
+      <w:r>
+        <w:t>2. State the decision to explain</w:t>
+      </w:r>
+    </w:p>
+    <w:p>
+      <w:pPr>
+        <w:spacing w:line="336" w:lineRule="auto" w:after="180"/>
+        <w:shd w:fill="F4F9FC"/>
+      </w:pPr>
+      <w:r>
+        <w:rPr>
+          <w:b w:val="0"/>
+        </w:rPr>
         <w:t>Write the question to explain: Diagnose the shape error.</w:t>
       </w:r>
     </w:p>
     <w:p>
-      <w:r>
-        <w:t>Reveal after predictions: Pages is a string, not a number. Use numeric 80. Structure validation does not verify the real page count.</w:t>
-      </w:r>
-    </w:p>
-    <w:p>
-      <w:r>
-        <w:t>Keep for an independent attempt: A required schema has title as text and count as an integer. The output is {"title":"Seeds","count":"three"}. Identify the error and give a valid replacement.</w:t>
-      </w:r>
-    </w:p>
-    <w:p>
       <w:pPr>
         <w:pStyle w:val="Heading3"/>
       </w:pPr>
       <w:r>
+        <w:t>3. Reveal the worked reasoning</w:t>
+      </w:r>
+    </w:p>
+    <w:p>
+      <w:pPr>
+        <w:spacing w:line="336" w:lineRule="auto" w:after="180"/>
+        <w:shd w:fill="F1F6FC"/>
+      </w:pPr>
+      <w:r>
+        <w:rPr>
+          <w:b w:val="0"/>
+        </w:rPr>
+        <w:t xml:space="preserve">Reveal after </w:t>
+      </w:r>
+      <w:r>
+        <w:rPr>
+          <w:b/>
+        </w:rPr>
+        <w:t>prediction</w:t>
+      </w:r>
+      <w:r>
+        <w:rPr>
+          <w:b w:val="0"/>
+        </w:rPr>
+        <w:t xml:space="preserve">s: Pages is a string, not a number. Use numeric 80. Structure </w:t>
+      </w:r>
+      <w:r>
+        <w:rPr>
+          <w:b/>
+        </w:rPr>
+        <w:t>validation</w:t>
+      </w:r>
+      <w:r>
+        <w:rPr>
+          <w:b w:val="0"/>
+        </w:rPr>
+        <w:t xml:space="preserve"> does not verify the real page count.</w:t>
+      </w:r>
+    </w:p>
+    <w:p>
+      <w:pPr>
+        <w:pStyle w:val="Heading3"/>
+      </w:pPr>
+      <w:r>
+        <w:t>Hold back the independent task</w:t>
+      </w:r>
+    </w:p>
+    <w:p>
+      <w:pPr>
+        <w:spacing w:line="336" w:lineRule="auto" w:after="180"/>
+        <w:shd w:fill="FFF5E6"/>
+      </w:pPr>
+      <w:r>
+        <w:rPr>
+          <w:b w:val="0"/>
+        </w:rPr>
+        <w:t xml:space="preserve">Keep for an independent attempt: A required </w:t>
+      </w:r>
+      <w:r>
+        <w:rPr>
+          <w:b/>
+        </w:rPr>
+        <w:t>schema</w:t>
+      </w:r>
+      <w:r>
+        <w:rPr>
+          <w:b w:val="0"/>
+        </w:rPr>
+        <w:t xml:space="preserve"> has title as text and count as an integer. The </w:t>
+      </w:r>
+      <w:r>
+        <w:rPr>
+          <w:b/>
+        </w:rPr>
+        <w:t>output</w:t>
+      </w:r>
+      <w:r>
+        <w:rPr>
+          <w:b w:val="0"/>
+        </w:rPr>
+        <w:t xml:space="preserve"> is {"title":"Seeds","count":"three"}. Identify the error and give a valid replacement.</w:t>
+      </w:r>
+    </w:p>
+    <w:p>
+      <w:pPr>
+        <w:pStyle w:val="Heading3"/>
+      </w:pPr>
+      <w:r>
         <w:t>Classroom dialogue</w:t>
       </w:r>
     </w:p>
     <w:p>
-      <w:r>
+      <w:pPr>
+        <w:pStyle w:val="Heading3"/>
+      </w:pPr>
+      <w:r>
+        <w:t>Ask the class</w:t>
+      </w:r>
+    </w:p>
+    <w:p>
+      <w:pPr>
+        <w:spacing w:line="336" w:lineRule="auto" w:after="180"/>
+        <w:shd w:fill="F5F1FB"/>
+      </w:pPr>
+      <w:r>
+        <w:rPr>
+          <w:b w:val="0"/>
+        </w:rPr>
         <w:t>Ask: Which facts are given, and which would we have to assume? Learners mark relevant details before discussing answers.</w:t>
       </w:r>
     </w:p>
     <w:p>
-      <w:r>
+      <w:pPr>
+        <w:pStyle w:val="Heading3"/>
+      </w:pPr>
+      <w:r>
+        <w:t>Language to model</w:t>
+      </w:r>
+    </w:p>
+    <w:p>
+      <w:pPr>
+        <w:spacing w:line="336" w:lineRule="auto" w:after="180"/>
+        <w:shd w:fill="F1F6F8"/>
+      </w:pPr>
+      <w:r>
+        <w:rPr>
+          <w:b w:val="0"/>
+        </w:rPr>
         <w:t>Say: Predict first. Show the rule, information path or calculation that would produce the result. A correct guess is not yet an explanation.</w:t>
       </w:r>
     </w:p>
     <w:p>
-      <w:r>
+      <w:pPr>
+        <w:spacing w:line="336" w:lineRule="auto" w:after="180"/>
+      </w:pPr>
+      <w:r>
+        <w:rPr>
+          <w:b w:val="0"/>
+        </w:rPr>
         <w:t>Reveal reasoning one step at a time. Explain why a tempting alternative fails. Write units and denominators for arithmetic, trace conditions for decisions, and identify supporting sources for claims.</w:t>
       </w:r>
     </w:p>
     <w:p>
-      <w:r>
-        <w:t>In pairs, one learner solves while the other checks evidence; exchange roles. Remove the worked answer before independent assessment.</w:t>
+      <w:pPr>
+        <w:spacing w:line="336" w:lineRule="auto" w:after="180"/>
+      </w:pPr>
+      <w:r>
+        <w:rPr>
+          <w:b w:val="0"/>
+        </w:rPr>
+        <w:t xml:space="preserve">In pairs, one learner solves while the other checks </w:t>
+      </w:r>
+      <w:r>
+        <w:rPr>
+          <w:b/>
+        </w:rPr>
+        <w:t>evidence</w:t>
+      </w:r>
+      <w:r>
+        <w:rPr>
+          <w:b w:val="0"/>
+        </w:rPr>
+        <w:t>; exchange roles. Remove the worked answer before independent assessment.</w:t>
       </w:r>
     </w:p>
     <w:p>
@@ -1227,8 +2649,50 @@
       </w:r>
     </w:p>
     <w:p>
-      <w:r>
-        <w:t>Guided: D/8 with P/Q passes syntax, schema and source consistency. Zero is a permitted integer but is supported only if Q says zero. Exit: schema must reject Boolean capacity and extra fields; no action authority exists.</w:t>
+      <w:pPr>
+        <w:spacing w:line="336" w:lineRule="auto" w:after="180"/>
+      </w:pPr>
+      <w:r>
+        <w:rPr>
+          <w:b w:val="0"/>
+        </w:rPr>
+        <w:t xml:space="preserve">Guided: D/8 with P/Q passes syntax, </w:t>
+      </w:r>
+      <w:r>
+        <w:rPr>
+          <w:b/>
+        </w:rPr>
+        <w:t>schema</w:t>
+      </w:r>
+      <w:r>
+        <w:rPr>
+          <w:b w:val="0"/>
+        </w:rPr>
+        <w:t xml:space="preserve"> and source consistency. Zero is a permitted integer but is supported only if Q says zero. Exit: </w:t>
+      </w:r>
+      <w:r>
+        <w:rPr>
+          <w:b/>
+        </w:rPr>
+        <w:t>schema</w:t>
+      </w:r>
+      <w:r>
+        <w:rPr>
+          <w:b w:val="0"/>
+        </w:rPr>
+        <w:t xml:space="preserve"> must reject Boolean capacity and extra </w:t>
+      </w:r>
+      <w:r>
+        <w:rPr>
+          <w:b/>
+        </w:rPr>
+        <w:t>field</w:t>
+      </w:r>
+      <w:r>
+        <w:rPr>
+          <w:b w:val="0"/>
+        </w:rPr>
+        <w:t>s; no action authority exists.</w:t>
       </w:r>
     </w:p>
     <w:p>
@@ -1460,41 +2924,191 @@
       </w:r>
     </w:p>
     <w:p>
-      <w:r>
-        <w:t>Completion task: Why do string "12",boolean true,missing capacity and an extra action field violate this contract?</w:t>
-      </w:r>
-    </w:p>
-    <w:p>
-      <w:r>
-        <w:t>Teacher check: Teacher explanation: Capacity must be an integer for supported and null for needs_review, with the field present. A Boolean is explicitly excluded. Extra fields violate the closed schema; string values are not silently converted.</w:t>
-      </w:r>
-    </w:p>
-    <w:p>
-      <w:r>
-        <w:t>Start by identifying the given inputs together. Leave the intermediate steps blank. If needed, model one step, then withdraw that help on the next step. Move to a full trace only when the partial trace is understood. For partners, alternate explainer and checker; collect a response from every learner before discussion.</w:t>
-      </w:r>
-    </w:p>
-    <w:p>
       <w:pPr>
         <w:pStyle w:val="Heading3"/>
       </w:pPr>
       <w:r>
+        <w:t>Completion practice</w:t>
+      </w:r>
+    </w:p>
+    <w:p>
+      <w:pPr>
+        <w:spacing w:line="336" w:lineRule="auto" w:after="180"/>
+        <w:shd w:fill="F5F1FB"/>
+      </w:pPr>
+      <w:r>
+        <w:rPr>
+          <w:b w:val="0"/>
+        </w:rPr>
+        <w:t xml:space="preserve">Completion task: Why do string "12",boolean true,missing capacity and an extra action </w:t>
+      </w:r>
+      <w:r>
+        <w:rPr>
+          <w:b/>
+        </w:rPr>
+        <w:t>field</w:t>
+      </w:r>
+      <w:r>
+        <w:rPr>
+          <w:b w:val="0"/>
+        </w:rPr>
+        <w:t xml:space="preserve"> violate this contract?</w:t>
+      </w:r>
+    </w:p>
+    <w:p>
+      <w:pPr>
+        <w:pStyle w:val="Heading3"/>
+      </w:pPr>
+      <w:r>
+        <w:t>Reasoning to listen for</w:t>
+      </w:r>
+    </w:p>
+    <w:p>
+      <w:pPr>
+        <w:spacing w:line="336" w:lineRule="auto" w:after="180"/>
+        <w:shd w:fill="F1F6FC"/>
+      </w:pPr>
+      <w:r>
+        <w:rPr>
+          <w:b w:val="0"/>
+        </w:rPr>
+        <w:t xml:space="preserve">Teacher check: Teacher explanation: Capacity must be an integer for supported and null for needs_review, with the </w:t>
+      </w:r>
+      <w:r>
+        <w:rPr>
+          <w:b/>
+        </w:rPr>
+        <w:t>field</w:t>
+      </w:r>
+      <w:r>
+        <w:rPr>
+          <w:b w:val="0"/>
+        </w:rPr>
+        <w:t xml:space="preserve"> present. A Boolean is explicitly excluded.</w:t>
+      </w:r>
+    </w:p>
+    <w:p>
+      <w:pPr>
+        <w:spacing w:line="336" w:lineRule="auto" w:after="180"/>
+        <w:shd w:fill="F1F6FC"/>
+      </w:pPr>
+      <w:r>
+        <w:rPr>
+          <w:b w:val="0"/>
+        </w:rPr>
+        <w:t xml:space="preserve">Extra </w:t>
+      </w:r>
+      <w:r>
+        <w:rPr>
+          <w:b/>
+        </w:rPr>
+        <w:t>field</w:t>
+      </w:r>
+      <w:r>
+        <w:rPr>
+          <w:b w:val="0"/>
+        </w:rPr>
+        <w:t xml:space="preserve">s violate the </w:t>
+      </w:r>
+      <w:r>
+        <w:rPr>
+          <w:b/>
+        </w:rPr>
+        <w:t>closed schema</w:t>
+      </w:r>
+      <w:r>
+        <w:rPr>
+          <w:b w:val="0"/>
+        </w:rPr>
+        <w:t>; string values are not silently converted.</w:t>
+      </w:r>
+    </w:p>
+    <w:p>
+      <w:pPr>
+        <w:spacing w:line="336" w:lineRule="auto" w:after="180"/>
+      </w:pPr>
+      <w:r>
+        <w:rPr>
+          <w:b w:val="0"/>
+        </w:rPr>
+        <w:t xml:space="preserve">Start by identifying the given </w:t>
+      </w:r>
+      <w:r>
+        <w:rPr>
+          <w:b/>
+        </w:rPr>
+        <w:t>input</w:t>
+      </w:r>
+      <w:r>
+        <w:rPr>
+          <w:b w:val="0"/>
+        </w:rPr>
+        <w:t>s together. Leave the intermediate steps blank. If needed, model one step, then withdraw that help on the next step. Move to a full trace only when the partial trace is understood.</w:t>
+      </w:r>
+    </w:p>
+    <w:p>
+      <w:pPr>
+        <w:spacing w:line="336" w:lineRule="auto" w:after="180"/>
+      </w:pPr>
+      <w:r>
+        <w:rPr>
+          <w:b w:val="0"/>
+        </w:rPr>
+        <w:t>For partners, alternate explainer and checker; collect a response from every learner before discussion.</w:t>
+      </w:r>
+    </w:p>
+    <w:p>
+      <w:pPr>
+        <w:pStyle w:val="Heading3"/>
+      </w:pPr>
+      <w:r>
         <w:t>Individual reasoning check</w:t>
       </w:r>
     </w:p>
     <w:p>
-      <w:r>
-        <w:t>Use the worked case for Structured outputs and validation. Proposed explanation: “Valid JSON means correct answer”. Decide whether this explanation is supported. Point to the step or supplied fact that decides; explain your repair if needed.</w:t>
-      </w:r>
-    </w:p>
-    <w:p>
-      <w:r>
-        <w:t>Expected correction: JSON syntax says nothing about schema or source truth.</w:t>
-      </w:r>
-    </w:p>
-    <w:p>
-      <w:r>
-        <w:t>Collect explanations, not only yes/no votes. If a misunderstanding is common, re-model the relevant step for the class. If it affects a few learners, give a short targeted group explanation while others solve a more demanding variation.</w:t>
+      <w:pPr>
+        <w:spacing w:line="336" w:lineRule="auto" w:after="180"/>
+      </w:pPr>
+      <w:r>
+        <w:rPr>
+          <w:b w:val="0"/>
+        </w:rPr>
+        <w:t xml:space="preserve">Use the worked case for Structured </w:t>
+      </w:r>
+      <w:r>
+        <w:rPr>
+          <w:b/>
+        </w:rPr>
+        <w:t>output</w:t>
+      </w:r>
+      <w:r>
+        <w:rPr>
+          <w:b w:val="0"/>
+        </w:rPr>
+        <w:t xml:space="preserve">s and </w:t>
+      </w:r>
+      <w:r>
+        <w:rPr>
+          <w:b/>
+        </w:rPr>
+        <w:t>validation</w:t>
+      </w:r>
+      <w:r>
+        <w:rPr>
+          <w:b w:val="0"/>
+        </w:rPr>
+        <w:t>. Proposed explanation: “Valid JSON means correct answer”. Decide whether this explanation is supported.</w:t>
+      </w:r>
+    </w:p>
+    <w:p>
+      <w:pPr>
+        <w:spacing w:line="336" w:lineRule="auto" w:after="180"/>
+      </w:pPr>
+      <w:r>
+        <w:rPr>
+          <w:b w:val="0"/>
+        </w:rPr>
+        <w:t>Point to the step or supplied fact that decides; explain your repair if needed.</w:t>
       </w:r>
     </w:p>
     <w:p>
@@ -1502,12 +3116,85 @@
         <w:pStyle w:val="Heading3"/>
       </w:pPr>
       <w:r>
+        <w:t>Expected repair</w:t>
+      </w:r>
+    </w:p>
+    <w:p>
+      <w:pPr>
+        <w:spacing w:line="336" w:lineRule="auto" w:after="180"/>
+        <w:shd w:fill="F1F6FC"/>
+      </w:pPr>
+      <w:r>
+        <w:rPr>
+          <w:b w:val="0"/>
+        </w:rPr>
+        <w:t xml:space="preserve">Expected correction: JSON syntax says nothing about </w:t>
+      </w:r>
+      <w:r>
+        <w:rPr>
+          <w:b/>
+        </w:rPr>
+        <w:t>schema</w:t>
+      </w:r>
+      <w:r>
+        <w:rPr>
+          <w:b w:val="0"/>
+        </w:rPr>
+        <w:t xml:space="preserve"> or source truth.</w:t>
+      </w:r>
+    </w:p>
+    <w:p>
+      <w:pPr>
+        <w:spacing w:line="336" w:lineRule="auto" w:after="180"/>
+      </w:pPr>
+      <w:r>
+        <w:rPr>
+          <w:b w:val="0"/>
+        </w:rPr>
+        <w:t>Collect explanations, not only yes/no votes. If a misunderstanding is common, re-model the relevant step for the class.</w:t>
+      </w:r>
+    </w:p>
+    <w:p>
+      <w:pPr>
+        <w:spacing w:line="336" w:lineRule="auto" w:after="180"/>
+      </w:pPr>
+      <w:r>
+        <w:rPr>
+          <w:b w:val="0"/>
+        </w:rPr>
+        <w:t>If it affects a few learners, give a short targeted group explanation while others solve a more demanding variation.</w:t>
+      </w:r>
+    </w:p>
+    <w:p>
+      <w:pPr>
+        <w:pStyle w:val="Heading3"/>
+      </w:pPr>
+      <w:r>
         <w:t>Pictorial practice question</w:t>
       </w:r>
     </w:p>
     <w:p>
-      <w:r>
-        <w:t>Which object demonstrates that valid JSON and valid types are insufficient for truth?</w:t>
+      <w:pPr>
+        <w:spacing w:line="336" w:lineRule="auto" w:after="180"/>
+        <w:shd w:fill="F5F1FB"/>
+      </w:pPr>
+      <w:r>
+        <w:rPr>
+          <w:b w:val="0"/>
+        </w:rPr>
+        <w:t xml:space="preserve">Which object demonstrates that valid JSON and valid </w:t>
+      </w:r>
+      <w:r>
+        <w:rPr>
+          <w:b/>
+        </w:rPr>
+        <w:t>type</w:t>
+      </w:r>
+      <w:r>
+        <w:rPr>
+          <w:b w:val="0"/>
+        </w:rPr>
+        <w:t>s are insufficient for truth?</w:t>
       </w:r>
     </w:p>
     <w:p>
@@ -1519,18 +3206,84 @@
       </w:r>
     </w:p>
     <w:p>
-      <w:r>
+      <w:pPr>
+        <w:spacing w:line="336" w:lineRule="auto" w:after="180"/>
+      </w:pPr>
+      <w:r>
+        <w:rPr>
+          <w:b w:val="0"/>
+        </w:rPr>
         <w:t>Z: its pages is an integer and syntax is valid, but 46 contradicts approved 64.</w:t>
       </w:r>
     </w:p>
     <w:p>
-      <w:r>
-        <w:t>Changed-case reasoning: The changed object fails schema despite keeping the correct page count. Exactly means additional fields are not allowed in this contract.</w:t>
-      </w:r>
-    </w:p>
-    <w:p>
-      <w:r>
-        <w:t>Collect each learner’s explanation before discussion. Use the first missing connection between input, deciding step and result to choose support. This question is worked-case practice, not fresh mastery evidence.</w:t>
+      <w:pPr>
+        <w:spacing w:line="336" w:lineRule="auto" w:after="180"/>
+      </w:pPr>
+      <w:r>
+        <w:rPr>
+          <w:b w:val="0"/>
+        </w:rPr>
+        <w:t xml:space="preserve">Changed-case reasoning: The changed object fails </w:t>
+      </w:r>
+      <w:r>
+        <w:rPr>
+          <w:b/>
+        </w:rPr>
+        <w:t>schema</w:t>
+      </w:r>
+      <w:r>
+        <w:rPr>
+          <w:b w:val="0"/>
+        </w:rPr>
+        <w:t xml:space="preserve"> despite keeping the correct page count. Exactly means additional </w:t>
+      </w:r>
+      <w:r>
+        <w:rPr>
+          <w:b/>
+        </w:rPr>
+        <w:t>field</w:t>
+      </w:r>
+      <w:r>
+        <w:rPr>
+          <w:b w:val="0"/>
+        </w:rPr>
+        <w:t>s are not allowed in this contract.</w:t>
+      </w:r>
+    </w:p>
+    <w:p>
+      <w:pPr>
+        <w:spacing w:line="336" w:lineRule="auto" w:after="180"/>
+      </w:pPr>
+      <w:r>
+        <w:rPr>
+          <w:b w:val="0"/>
+        </w:rPr>
+        <w:t xml:space="preserve">Collect each learner’s explanation before discussion. Use the first missing connection between </w:t>
+      </w:r>
+      <w:r>
+        <w:rPr>
+          <w:b/>
+        </w:rPr>
+        <w:t>input</w:t>
+      </w:r>
+      <w:r>
+        <w:rPr>
+          <w:b w:val="0"/>
+        </w:rPr>
+        <w:t xml:space="preserve">, deciding step and result to choose support. This question is worked-case practice, not fresh mastery </w:t>
+      </w:r>
+      <w:r>
+        <w:rPr>
+          <w:b/>
+        </w:rPr>
+        <w:t>evidence</w:t>
+      </w:r>
+      <w:r>
+        <w:rPr>
+          <w:b w:val="0"/>
+        </w:rPr>
+        <w:t>.</w:t>
       </w:r>
     </w:p>
     <w:p>
@@ -1542,54 +3295,153 @@
       </w:r>
     </w:p>
     <w:p>
+      <w:r>
+        <w:t>Run the Structured Output and Schemas investigation and use the first unsupported step to choose a teaching response.</w:t>
+      </w:r>
+    </w:p>
+    <w:p>
+      <w:pPr>
+        <w:spacing w:line="336" w:lineRule="auto" w:after="180"/>
+      </w:pPr>
+      <w:r>
+        <w:rPr>
+          <w:b w:val="0"/>
+        </w:rPr>
+        <w:t>Words You Can Use to Reason</w:t>
+      </w:r>
+    </w:p>
+    <w:p>
+      <w:pPr>
+        <w:spacing w:line="336" w:lineRule="auto" w:after="180"/>
+      </w:pPr>
+      <w:r>
+        <w:rPr>
+          <w:b w:val="0"/>
+        </w:rPr>
+        <w:t>A definition matters when you can recognize the idea, use it, and contrast it with a near-miss.</w:t>
+      </w:r>
+    </w:p>
+    <w:p>
+      <w:pPr>
+        <w:spacing w:line="336" w:lineRule="auto" w:after="180"/>
+      </w:pPr>
+      <w:r>
+        <w:rPr>
+          <w:b w:val="0"/>
+        </w:rPr>
+        <w:t>Predict → Test → Record → Explain</w:t>
+      </w:r>
+    </w:p>
+    <w:p>
+      <w:pPr>
+        <w:spacing w:line="336" w:lineRule="auto" w:after="180"/>
+      </w:pPr>
+      <w:r>
+        <w:rPr>
+          <w:b w:val="0"/>
+        </w:rPr>
+        <w:t>Keep expected and actual results separate. Surprises are useful data when recorded honestly.</w:t>
+      </w:r>
+    </w:p>
+    <w:p>
+      <w:pPr>
+        <w:spacing w:line="336" w:lineRule="auto" w:after="180"/>
+      </w:pPr>
+      <w:r>
+        <w:rPr>
+          <w:b w:val="0"/>
+        </w:rPr>
+        <w:t xml:space="preserve">Validate six </w:t>
+      </w:r>
+      <w:r>
+        <w:rPr>
+          <w:b/>
+        </w:rPr>
+        <w:t>output</w:t>
+      </w:r>
+      <w:r>
+        <w:rPr>
+          <w:b w:val="0"/>
+        </w:rPr>
+        <w:t xml:space="preserve"> cards for required </w:t>
+      </w:r>
+      <w:r>
+        <w:rPr>
+          <w:b/>
+        </w:rPr>
+        <w:t>field</w:t>
+      </w:r>
+      <w:r>
+        <w:rPr>
+          <w:b w:val="0"/>
+        </w:rPr>
+        <w:t xml:space="preserve">s, </w:t>
+      </w:r>
+      <w:r>
+        <w:rPr>
+          <w:b/>
+        </w:rPr>
+        <w:t>type</w:t>
+      </w:r>
+      <w:r>
+        <w:rPr>
+          <w:b w:val="0"/>
+        </w:rPr>
+        <w:t xml:space="preserve">s, allowed values, and </w:t>
+      </w:r>
+      <w:r>
+        <w:rPr>
+          <w:b/>
+        </w:rPr>
+        <w:t>evidence</w:t>
+      </w:r>
+      <w:r>
+        <w:rPr>
+          <w:b w:val="0"/>
+        </w:rPr>
+        <w:t xml:space="preserve"> support; explain each rejection.</w:t>
+      </w:r>
+    </w:p>
+    <w:p>
+      <w:pPr>
+        <w:spacing w:line="336" w:lineRule="auto" w:after="180"/>
+        <w:shd w:fill="F5F1FB"/>
+      </w:pPr>
+      <w:r>
+        <w:rPr>
+          <w:b w:val="0"/>
+        </w:rPr>
+        <w:t>What did the hardest test teach you that the normal test did not?</w:t>
+      </w:r>
+    </w:p>
+    <w:p>
       <w:pPr>
         <w:pStyle w:val="Heading3"/>
       </w:pPr>
       <w:r>
-        <w:t>Run the weekly evidence lab</w:t>
-      </w:r>
-    </w:p>
-    <w:p>
-      <w:r>
-        <w:t>Words You Can Use to Reason</w:t>
-      </w:r>
-    </w:p>
-    <w:p>
-      <w:r>
-        <w:t>A definition matters when you can recognize the idea, use it, and contrast it with a near-miss.</w:t>
-      </w:r>
-    </w:p>
-    <w:p>
-      <w:r>
-        <w:t>Predict → Test → Record → Explain</w:t>
-      </w:r>
-    </w:p>
-    <w:p>
-      <w:r>
-        <w:t>Keep expected and actual results separate. Surprises are useful data when recorded honestly.</w:t>
-      </w:r>
-    </w:p>
-    <w:p>
-      <w:r>
-        <w:t>Validate six output cards for required fields, types, allowed values, and evidence support; explain each rejection.</w:t>
-      </w:r>
-    </w:p>
-    <w:p>
-      <w:r>
-        <w:t>What did the hardest test teach you that the normal test did not?</w:t>
-      </w:r>
-    </w:p>
-    <w:p>
-      <w:pPr>
-        <w:pStyle w:val="Heading3"/>
-      </w:pPr>
-      <w:r>
         <w:t>Make the lab runnable</w:t>
       </w:r>
     </w:p>
     <w:p>
-      <w:r>
-        <w:t>Use the concrete case as the shared normal case and the independent question as a second case. Each pair creates a boundary or missing-information case and predicts its result before testing. Keep the expected result separate from an observed mistake.</w:t>
+      <w:pPr>
+        <w:spacing w:line="336" w:lineRule="auto" w:after="180"/>
+      </w:pPr>
+      <w:r>
+        <w:rPr>
+          <w:b w:val="0"/>
+        </w:rPr>
+        <w:t>Use the concrete case as the shared normal case and the independent question as a second case. Each pair creates a boundary or missing-information case and predicts its result before testing.</w:t>
+      </w:r>
+    </w:p>
+    <w:p>
+      <w:pPr>
+        <w:spacing w:line="336" w:lineRule="auto" w:after="180"/>
+      </w:pPr>
+      <w:r>
+        <w:rPr>
+          <w:b w:val="0"/>
+        </w:rPr>
+        <w:t>Keep the expected result separate from an observed mistake.</w:t>
       </w:r>
     </w:p>
     <w:tbl>
@@ -1747,8 +3599,25 @@
       </w:r>
     </w:p>
     <w:p>
-      <w:r>
-        <w:t>For guessing, return to given facts and request a trace. For vocabulary without application, use one example and one non-example. For arithmetic errors, check the setup before the calculation. Finish with a different uncoached case before recording mastery.</w:t>
+      <w:pPr>
+        <w:spacing w:line="336" w:lineRule="auto" w:after="180"/>
+      </w:pPr>
+      <w:r>
+        <w:rPr>
+          <w:b w:val="0"/>
+        </w:rPr>
+        <w:t>For guessing, return to given facts and request a trace. For vocabulary without application, use one example and one non-example. For arithmetic errors, check the setup before the calculation.</w:t>
+      </w:r>
+    </w:p>
+    <w:p>
+      <w:pPr>
+        <w:spacing w:line="336" w:lineRule="auto" w:after="180"/>
+      </w:pPr>
+      <w:r>
+        <w:rPr>
+          <w:b w:val="0"/>
+        </w:rPr>
+        <w:t>Finish with a different uncoached case before recording mastery.</w:t>
       </w:r>
     </w:p>
     <w:p>
@@ -1760,17 +3629,47 @@
       </w:r>
     </w:p>
     <w:p>
-      <w:r>
-        <w:t>Valid JSON means correct answer: JSON syntax says nothing about schema or source truth.</w:t>
-      </w:r>
-    </w:p>
-    <w:p>
-      <w:r>
+      <w:pPr>
+        <w:spacing w:line="336" w:lineRule="auto" w:after="180"/>
+      </w:pPr>
+      <w:r>
+        <w:rPr>
+          <w:b w:val="0"/>
+        </w:rPr>
+        <w:t xml:space="preserve">Valid JSON means correct answer: JSON syntax says nothing about </w:t>
+      </w:r>
+      <w:r>
+        <w:rPr>
+          <w:b/>
+        </w:rPr>
+        <w:t>schema</w:t>
+      </w:r>
+      <w:r>
+        <w:rPr>
+          <w:b w:val="0"/>
+        </w:rPr>
+        <w:t xml:space="preserve"> or source truth.</w:t>
+      </w:r>
+    </w:p>
+    <w:p>
+      <w:pPr>
+        <w:spacing w:line="336" w:lineRule="auto" w:after="180"/>
+      </w:pPr>
+      <w:r>
+        <w:rPr>
+          <w:b w:val="0"/>
+        </w:rPr>
         <w:t>Python treats bool as int, so it is acceptable: The contract explicitly excludes Booleans; an implementation must check accordingly.</w:t>
       </w:r>
     </w:p>
     <w:p>
-      <w:r>
+      <w:pPr>
+        <w:spacing w:line="336" w:lineRule="auto" w:after="180"/>
+      </w:pPr>
+      <w:r>
+        <w:rPr>
+          <w:b w:val="0"/>
+        </w:rPr>
         <w:t>A valid report authorises a side effect: Reporting and booking have different permissions.</w:t>
       </w:r>
     </w:p>
@@ -1929,8 +3828,25 @@
       </w:tr>
     </w:tbl>
     <w:p>
-      <w:r>
-        <w:t>Offer an oral explanation, drawing, enlarged visual or fewer examples when that removes a reading/writing barrier. Keep the same reasoning goal. Stretch secure learners by changing a boundary or assumption and asking them to defend the effect, not simply by assigning more of the same questions.</w:t>
+      <w:pPr>
+        <w:spacing w:line="336" w:lineRule="auto" w:after="180"/>
+      </w:pPr>
+      <w:r>
+        <w:rPr>
+          <w:b w:val="0"/>
+        </w:rPr>
+        <w:t>Offer an oral explanation, drawing, enlarged visual or fewer examples when that removes a reading/writing barrier. Keep the same reasoning goal.</w:t>
+      </w:r>
+    </w:p>
+    <w:p>
+      <w:pPr>
+        <w:spacing w:line="336" w:lineRule="auto" w:after="180"/>
+      </w:pPr>
+      <w:r>
+        <w:rPr>
+          <w:b w:val="0"/>
+        </w:rPr>
+        <w:t>Stretch secure learners by changing a boundary or assumption and asking them to defend the effect, not simply by assigning more of the same questions.</w:t>
       </w:r>
     </w:p>
     <w:p>
@@ -1942,11 +3858,16 @@
       </w:r>
     </w:p>
     <w:p>
+      <w:r>
+        <w:t>Use the Structured Output and Schemas questions, teacher keys and criteria after the relevant attempts. Previously discussed cases are practice; protect the separately selected independent task.</w:t>
+      </w:r>
+    </w:p>
+    <w:p>
       <w:pPr>
         <w:pStyle w:val="Heading3"/>
       </w:pPr>
       <w:r>
-        <w:t>Assess and explain the answers</w:t>
+        <w:t>Worked case answer</w:t>
       </w:r>
     </w:p>
     <w:p>
@@ -1954,12 +3875,31 @@
         <w:pStyle w:val="Heading3"/>
       </w:pPr>
       <w:r>
-        <w:t>Worked case answer</w:t>
-      </w:r>
-    </w:p>
-    <w:p>
-      <w:r>
-        <w:t>Pages is a string, not a number. Use numeric 80. Structure validation does not verify the real page count.</w:t>
+        <w:t>Teacher key · Worked case answer</w:t>
+      </w:r>
+    </w:p>
+    <w:p>
+      <w:pPr>
+        <w:spacing w:line="336" w:lineRule="auto" w:after="180"/>
+        <w:shd w:fill="F1F6FC"/>
+      </w:pPr>
+      <w:r>
+        <w:rPr>
+          <w:b w:val="0"/>
+        </w:rPr>
+        <w:t xml:space="preserve">Pages is a string, not a number. Use numeric 80. Structure </w:t>
+      </w:r>
+      <w:r>
+        <w:rPr>
+          <w:b/>
+        </w:rPr>
+        <w:t>validation</w:t>
+      </w:r>
+      <w:r>
+        <w:rPr>
+          <w:b w:val="0"/>
+        </w:rPr>
+        <w:t xml:space="preserve"> does not verify the real page count.</w:t>
       </w:r>
     </w:p>
     <w:p>
@@ -1971,20 +3911,74 @@
       </w:r>
     </w:p>
     <w:p>
-      <w:r>
-        <w:t>A required schema has title as text and count as an integer. The output is {"title":"Seeds","count":"three"}. Identify the error and give a valid replacement.</w:t>
-      </w:r>
-    </w:p>
-    <w:p>
       <w:pPr>
         <w:pStyle w:val="Heading3"/>
       </w:pPr>
       <w:r>
+        <w:t>Independent question · withhold the key</w:t>
+      </w:r>
+    </w:p>
+    <w:p>
+      <w:pPr>
+        <w:spacing w:line="336" w:lineRule="auto" w:after="180"/>
+        <w:shd w:fill="F5F1FB"/>
+      </w:pPr>
+      <w:r>
+        <w:rPr>
+          <w:b w:val="0"/>
+        </w:rPr>
+        <w:t xml:space="preserve">A required </w:t>
+      </w:r>
+      <w:r>
+        <w:rPr>
+          <w:b/>
+        </w:rPr>
+        <w:t>schema</w:t>
+      </w:r>
+      <w:r>
+        <w:rPr>
+          <w:b w:val="0"/>
+        </w:rPr>
+        <w:t xml:space="preserve"> has title as text and count as an integer. The </w:t>
+      </w:r>
+      <w:r>
+        <w:rPr>
+          <w:b/>
+        </w:rPr>
+        <w:t>output</w:t>
+      </w:r>
+      <w:r>
+        <w:rPr>
+          <w:b w:val="0"/>
+        </w:rPr>
+        <w:t xml:space="preserve"> is {"title":"Seeds","count":"three"}. Identify the error and give a valid replacement.</w:t>
+      </w:r>
+    </w:p>
+    <w:p>
+      <w:pPr>
+        <w:pStyle w:val="Heading3"/>
+      </w:pPr>
+      <w:r>
         <w:t>Expected independent answer</w:t>
       </w:r>
     </w:p>
     <w:p>
-      <w:r>
+      <w:pPr>
+        <w:pStyle w:val="Heading3"/>
+      </w:pPr>
+      <w:r>
+        <w:t>Teacher key · Expected independent answer</w:t>
+      </w:r>
+    </w:p>
+    <w:p>
+      <w:pPr>
+        <w:spacing w:line="336" w:lineRule="auto" w:after="180"/>
+        <w:shd w:fill="F1F6FC"/>
+      </w:pPr>
+      <w:r>
+        <w:rPr>
+          <w:b w:val="0"/>
+        </w:rPr>
         <w:t>The count value is text instead of an integer. A valid replacement is {"title":"Seeds","count":3}. Valid structure still does not prove factual correctness.</w:t>
       </w:r>
     </w:p>
@@ -2223,8 +4217,25 @@
       </w:tr>
     </w:tbl>
     <w:p>
-      <w:r>
-        <w:t>Use 6/8 as a classroom checkpoint, with 2 required for both Result and Reasoning. This is a proposed teaching rule, not a validated certification threshold. Do not count a coached answer as independent mastery; correct unsafe or unsupported claims regardless of total.</w:t>
+      <w:pPr>
+        <w:spacing w:line="336" w:lineRule="auto" w:after="180"/>
+      </w:pPr>
+      <w:r>
+        <w:rPr>
+          <w:b w:val="0"/>
+        </w:rPr>
+        <w:t>Use 6/8 as a classroom checkpoint, with 2 required for both Result and Reasoning. This is a proposed teaching rule, not a validated certification threshold.</w:t>
+      </w:r>
+    </w:p>
+    <w:p>
+      <w:pPr>
+        <w:spacing w:line="336" w:lineRule="auto" w:after="180"/>
+      </w:pPr>
+      <w:r>
+        <w:rPr>
+          <w:b w:val="0"/>
+        </w:rPr>
+        <w:t>Do not count a coached answer as independent mastery; correct unsafe or unsupported claims regardless of total.</w:t>
       </w:r>
     </w:p>
     <w:p>
@@ -2236,8 +4247,38 @@
       </w:r>
     </w:p>
     <w:p>
-      <w:r>
-        <w:t>Ask the learner to find the evidence that challenges this claim: “JSON that looks tidy necessarily satisfies the schema.” Keep the first attempt and an uncoached retry separate.</w:t>
+      <w:pPr>
+        <w:spacing w:line="336" w:lineRule="auto" w:after="180"/>
+      </w:pPr>
+      <w:r>
+        <w:rPr>
+          <w:b w:val="0"/>
+        </w:rPr>
+        <w:t xml:space="preserve">Ask the learner to find the </w:t>
+      </w:r>
+      <w:r>
+        <w:rPr>
+          <w:b/>
+        </w:rPr>
+        <w:t>evidence</w:t>
+      </w:r>
+      <w:r>
+        <w:rPr>
+          <w:b w:val="0"/>
+        </w:rPr>
+        <w:t xml:space="preserve"> that challenges this claim: “JSON that looks tidy necessarily satisfies the </w:t>
+      </w:r>
+      <w:r>
+        <w:rPr>
+          <w:b/>
+        </w:rPr>
+        <w:t>schema</w:t>
+      </w:r>
+      <w:r>
+        <w:rPr>
+          <w:b w:val="0"/>
+        </w:rPr>
+        <w:t>.” Keep the first attempt and an uncoached retry separate.</w:t>
       </w:r>
     </w:p>
     <w:p>
@@ -2249,15 +4290,66 @@
       </w:r>
     </w:p>
     <w:p>
-      <w:r>
-        <w:t>Use {"title":"Cloud","pages":80}. This satisfies the stated types but the page count still needs a reliable edition-specific source. Reject malformed or missing fields explicitly rather than assuming a successful-looking response is valid.</w:t>
-      </w:r>
-    </w:p>
-    <w:p>
       <w:pPr>
         <w:pStyle w:val="Heading3"/>
       </w:pPr>
       <w:r>
+        <w:t>Teacher key · Original transfer answer</w:t>
+      </w:r>
+    </w:p>
+    <w:p>
+      <w:pPr>
+        <w:spacing w:line="336" w:lineRule="auto" w:after="180"/>
+        <w:shd w:fill="F1F6FC"/>
+      </w:pPr>
+      <w:r>
+        <w:rPr>
+          <w:b w:val="0"/>
+        </w:rPr>
+        <w:t xml:space="preserve">Use {"title":"Cloud","pages":80}. This satisfies the stated </w:t>
+      </w:r>
+      <w:r>
+        <w:rPr>
+          <w:b/>
+        </w:rPr>
+        <w:t>type</w:t>
+      </w:r>
+      <w:r>
+        <w:rPr>
+          <w:b w:val="0"/>
+        </w:rPr>
+        <w:t>s but the page count still needs a reliable edition-specific source.</w:t>
+      </w:r>
+    </w:p>
+    <w:p>
+      <w:pPr>
+        <w:spacing w:line="336" w:lineRule="auto" w:after="180"/>
+        <w:shd w:fill="F1F6FC"/>
+      </w:pPr>
+      <w:r>
+        <w:rPr>
+          <w:b w:val="0"/>
+        </w:rPr>
+        <w:t xml:space="preserve">Reject malformed or missing </w:t>
+      </w:r>
+      <w:r>
+        <w:rPr>
+          <w:b/>
+        </w:rPr>
+        <w:t>field</w:t>
+      </w:r>
+      <w:r>
+        <w:rPr>
+          <w:b w:val="0"/>
+        </w:rPr>
+        <w:t>s explicitly rather than assuming a successful-looking response is valid.</w:t>
+      </w:r>
+    </w:p>
+    <w:p>
+      <w:pPr>
+        <w:pStyle w:val="Heading3"/>
+      </w:pPr>
+      <w:r>
         <w:t>Explanations for the additional workbook examples</w:t>
       </w:r>
     </w:p>
@@ -2270,111 +4362,627 @@
       </w:r>
     </w:p>
     <w:p>
-      <w:r>
-        <w:t>Explain what parsing, schema checks and source support each establish.</w:t>
-      </w:r>
-    </w:p>
-    <w:p>
-      <w:r>
-        <w:t>Teacher explanation: Parsing establishes grammatical JSON; schema checks enforce fields/types/conditional rules; semantic checks match the claims to sources and domain meaning. None alone establishes all three.</w:t>
-      </w:r>
-    </w:p>
-    <w:p>
       <w:pPr>
         <w:pStyle w:val="Heading3"/>
       </w:pPr>
       <w:r>
+        <w:t>Workbook question · W1</w:t>
+      </w:r>
+    </w:p>
+    <w:p>
+      <w:pPr>
+        <w:spacing w:line="336" w:lineRule="auto" w:after="180"/>
+        <w:shd w:fill="F5F1FB"/>
+      </w:pPr>
+      <w:r>
+        <w:rPr>
+          <w:b w:val="0"/>
+        </w:rPr>
+        <w:t xml:space="preserve">Explain what parsing, </w:t>
+      </w:r>
+      <w:r>
+        <w:rPr>
+          <w:b/>
+        </w:rPr>
+        <w:t>schema</w:t>
+      </w:r>
+      <w:r>
+        <w:rPr>
+          <w:b w:val="0"/>
+        </w:rPr>
+        <w:t xml:space="preserve"> checks and source support each establish.</w:t>
+      </w:r>
+    </w:p>
+    <w:p>
+      <w:pPr>
+        <w:pStyle w:val="Heading3"/>
+      </w:pPr>
+      <w:r>
+        <w:t>Teacher reasoning · W1</w:t>
+      </w:r>
+    </w:p>
+    <w:p>
+      <w:pPr>
+        <w:spacing w:line="336" w:lineRule="auto" w:after="180"/>
+        <w:shd w:fill="F1F6FC"/>
+      </w:pPr>
+      <w:r>
+        <w:rPr>
+          <w:b w:val="0"/>
+        </w:rPr>
+        <w:t xml:space="preserve">Teacher explanation: Parsing establishes grammatical JSON; </w:t>
+      </w:r>
+      <w:r>
+        <w:rPr>
+          <w:b/>
+        </w:rPr>
+        <w:t>schema</w:t>
+      </w:r>
+      <w:r>
+        <w:rPr>
+          <w:b w:val="0"/>
+        </w:rPr>
+        <w:t xml:space="preserve"> checks enforce </w:t>
+      </w:r>
+      <w:r>
+        <w:rPr>
+          <w:b/>
+        </w:rPr>
+        <w:t>field</w:t>
+      </w:r>
+      <w:r>
+        <w:rPr>
+          <w:b w:val="0"/>
+        </w:rPr>
+        <w:t>s/</w:t>
+      </w:r>
+      <w:r>
+        <w:rPr>
+          <w:b/>
+        </w:rPr>
+        <w:t>type</w:t>
+      </w:r>
+      <w:r>
+        <w:rPr>
+          <w:b w:val="0"/>
+        </w:rPr>
+        <w:t>s/conditional rules; semantic checks match the claims to sources and domain meaning. None alone establishes all three.</w:t>
+      </w:r>
+    </w:p>
+    <w:p>
+      <w:pPr>
+        <w:pStyle w:val="Heading3"/>
+      </w:pPr>
+      <w:r>
         <w:t>W2 Audit types and fields</w:t>
       </w:r>
     </w:p>
     <w:p>
-      <w:r>
-        <w:t>Why do string "12",boolean true,missing capacity and an extra action field violate this contract?</w:t>
-      </w:r>
-    </w:p>
-    <w:p>
-      <w:r>
-        <w:t>Teacher explanation: Capacity must be an integer for supported and null for needs_review, with the field present. A Boolean is explicitly excluded. Extra fields violate the closed schema; string values are not silently converted.</w:t>
-      </w:r>
-    </w:p>
-    <w:p>
       <w:pPr>
         <w:pStyle w:val="Heading3"/>
       </w:pPr>
       <w:r>
+        <w:t>Workbook question · W2</w:t>
+      </w:r>
+    </w:p>
+    <w:p>
+      <w:pPr>
+        <w:spacing w:line="336" w:lineRule="auto" w:after="180"/>
+        <w:shd w:fill="F5F1FB"/>
+      </w:pPr>
+      <w:r>
+        <w:rPr>
+          <w:b w:val="0"/>
+        </w:rPr>
+        <w:t xml:space="preserve">Why do string "12",boolean true,missing capacity and an extra action </w:t>
+      </w:r>
+      <w:r>
+        <w:rPr>
+          <w:b/>
+        </w:rPr>
+        <w:t>field</w:t>
+      </w:r>
+      <w:r>
+        <w:rPr>
+          <w:b w:val="0"/>
+        </w:rPr>
+        <w:t xml:space="preserve"> violate this contract?</w:t>
+      </w:r>
+    </w:p>
+    <w:p>
+      <w:pPr>
+        <w:pStyle w:val="Heading3"/>
+      </w:pPr>
+      <w:r>
+        <w:t>Teacher reasoning · W2</w:t>
+      </w:r>
+    </w:p>
+    <w:p>
+      <w:pPr>
+        <w:spacing w:line="336" w:lineRule="auto" w:after="180"/>
+        <w:shd w:fill="F1F6FC"/>
+      </w:pPr>
+      <w:r>
+        <w:rPr>
+          <w:b w:val="0"/>
+        </w:rPr>
+        <w:t xml:space="preserve">Teacher explanation: Capacity must be an integer for supported and null for needs_review, with the </w:t>
+      </w:r>
+      <w:r>
+        <w:rPr>
+          <w:b/>
+        </w:rPr>
+        <w:t>field</w:t>
+      </w:r>
+      <w:r>
+        <w:rPr>
+          <w:b w:val="0"/>
+        </w:rPr>
+        <w:t xml:space="preserve"> present. A Boolean is explicitly excluded.</w:t>
+      </w:r>
+    </w:p>
+    <w:p>
+      <w:pPr>
+        <w:spacing w:line="336" w:lineRule="auto" w:after="180"/>
+        <w:shd w:fill="F1F6FC"/>
+      </w:pPr>
+      <w:r>
+        <w:rPr>
+          <w:b w:val="0"/>
+        </w:rPr>
+        <w:t xml:space="preserve">Extra </w:t>
+      </w:r>
+      <w:r>
+        <w:rPr>
+          <w:b/>
+        </w:rPr>
+        <w:t>field</w:t>
+      </w:r>
+      <w:r>
+        <w:rPr>
+          <w:b w:val="0"/>
+        </w:rPr>
+        <w:t xml:space="preserve">s violate the </w:t>
+      </w:r>
+      <w:r>
+        <w:rPr>
+          <w:b/>
+        </w:rPr>
+        <w:t>closed schema</w:t>
+      </w:r>
+      <w:r>
+        <w:rPr>
+          <w:b w:val="0"/>
+        </w:rPr>
+        <w:t>; string values are not silently converted.</w:t>
+      </w:r>
+    </w:p>
+    <w:p>
+      <w:pPr>
+        <w:pStyle w:val="Heading3"/>
+      </w:pPr>
+      <w:r>
         <w:t>W3 Check a citation-like ID</w:t>
       </w:r>
     </w:p>
     <w:p>
-      <w:r>
-        <w:t>Sources P,Q support B capacity 12. A schema-valid object cites P,Q but gives 99. Which layer rejects it?</w:t>
-      </w:r>
-    </w:p>
-    <w:p>
-      <w:r>
-        <w:t>Teacher explanation: Semantic/source validation rejects unsupported capacity 99. Existing source IDs do not establish entailment.</w:t>
-      </w:r>
-    </w:p>
-    <w:p>
       <w:pPr>
         <w:pStyle w:val="Heading3"/>
       </w:pPr>
       <w:r>
+        <w:t>Workbook question · W3</w:t>
+      </w:r>
+    </w:p>
+    <w:p>
+      <w:pPr>
+        <w:spacing w:line="336" w:lineRule="auto" w:after="180"/>
+        <w:shd w:fill="F5F1FB"/>
+      </w:pPr>
+      <w:r>
+        <w:rPr>
+          <w:b w:val="0"/>
+        </w:rPr>
+        <w:t xml:space="preserve">Sources P,Q support B capacity 12. A </w:t>
+      </w:r>
+      <w:r>
+        <w:rPr>
+          <w:b/>
+        </w:rPr>
+        <w:t>schema</w:t>
+      </w:r>
+      <w:r>
+        <w:rPr>
+          <w:b w:val="0"/>
+        </w:rPr>
+        <w:t>-valid object cites P,Q but gives 99. Which layer rejects it?</w:t>
+      </w:r>
+    </w:p>
+    <w:p>
+      <w:pPr>
+        <w:pStyle w:val="Heading3"/>
+      </w:pPr>
+      <w:r>
+        <w:t>Teacher reasoning · W3</w:t>
+      </w:r>
+    </w:p>
+    <w:p>
+      <w:pPr>
+        <w:spacing w:line="336" w:lineRule="auto" w:after="180"/>
+        <w:shd w:fill="F1F6FC"/>
+      </w:pPr>
+      <w:r>
+        <w:rPr>
+          <w:b w:val="0"/>
+        </w:rPr>
+        <w:t xml:space="preserve">Teacher explanation: Semantic/source </w:t>
+      </w:r>
+      <w:r>
+        <w:rPr>
+          <w:b/>
+        </w:rPr>
+        <w:t>validation</w:t>
+      </w:r>
+      <w:r>
+        <w:rPr>
+          <w:b w:val="0"/>
+        </w:rPr>
+        <w:t xml:space="preserve"> rejects unsupported capacity 99. Existing source IDs do not establish entailment.</w:t>
+      </w:r>
+    </w:p>
+    <w:p>
+      <w:pPr>
+        <w:pStyle w:val="Heading3"/>
+      </w:pPr>
+      <w:r>
         <w:t>W4 Validate new objects independently</w:t>
       </w:r>
     </w:p>
     <w:p>
-      <w:r>
-        <w:t>Sources A approve room F and B register F capacity 9. Object X has supported,F,9,[A,B] with exactly the required fields. Y replaces 9 with "9". Z keeps integer 9 but names room G. Trace the first failing layer for each and explain the difference.</w:t>
-      </w:r>
-    </w:p>
-    <w:p>
-      <w:r>
-        <w:t>Teacher explanation: X passes parsing, schema and source validation. Y parses but fails schema because capacity is a string. Z parses and satisfies field types but fails semantic support because sources name F, not G. Assuming these values are encoded as proper JSON, syntax is not the failure.</w:t>
-      </w:r>
-    </w:p>
-    <w:p>
       <w:pPr>
         <w:pStyle w:val="Heading3"/>
       </w:pPr>
       <w:r>
+        <w:t>Workbook question · W4</w:t>
+      </w:r>
+    </w:p>
+    <w:p>
+      <w:pPr>
+        <w:spacing w:line="336" w:lineRule="auto" w:after="180"/>
+        <w:shd w:fill="F5F1FB"/>
+      </w:pPr>
+      <w:r>
+        <w:rPr>
+          <w:b w:val="0"/>
+        </w:rPr>
+        <w:t xml:space="preserve">Sources A approve room F and B register F capacity 9. Object X has supported,F,9,[A,B] with exactly the required </w:t>
+      </w:r>
+      <w:r>
+        <w:rPr>
+          <w:b/>
+        </w:rPr>
+        <w:t>field</w:t>
+      </w:r>
+      <w:r>
+        <w:rPr>
+          <w:b w:val="0"/>
+        </w:rPr>
+        <w:t>s. Y replaces 9 with "9". Z keeps integer 9 but names room G.</w:t>
+      </w:r>
+    </w:p>
+    <w:p>
+      <w:pPr>
+        <w:spacing w:line="336" w:lineRule="auto" w:after="180"/>
+        <w:shd w:fill="F5F1FB"/>
+      </w:pPr>
+      <w:r>
+        <w:rPr>
+          <w:b w:val="0"/>
+        </w:rPr>
+        <w:t>Trace the first failing layer for each and explain the difference.</w:t>
+      </w:r>
+    </w:p>
+    <w:p>
+      <w:pPr>
+        <w:pStyle w:val="Heading3"/>
+      </w:pPr>
+      <w:r>
+        <w:t>Teacher reasoning · W4</w:t>
+      </w:r>
+    </w:p>
+    <w:p>
+      <w:pPr>
+        <w:spacing w:line="336" w:lineRule="auto" w:after="180"/>
+        <w:shd w:fill="F1F6FC"/>
+      </w:pPr>
+      <w:r>
+        <w:rPr>
+          <w:b w:val="0"/>
+        </w:rPr>
+        <w:t xml:space="preserve">Teacher explanation: X passes parsing, </w:t>
+      </w:r>
+      <w:r>
+        <w:rPr>
+          <w:b/>
+        </w:rPr>
+        <w:t>schema</w:t>
+      </w:r>
+      <w:r>
+        <w:rPr>
+          <w:b w:val="0"/>
+        </w:rPr>
+        <w:t xml:space="preserve"> and source </w:t>
+      </w:r>
+      <w:r>
+        <w:rPr>
+          <w:b/>
+        </w:rPr>
+        <w:t>validation</w:t>
+      </w:r>
+      <w:r>
+        <w:rPr>
+          <w:b w:val="0"/>
+        </w:rPr>
+        <w:t xml:space="preserve">. Y parses but fails </w:t>
+      </w:r>
+      <w:r>
+        <w:rPr>
+          <w:b/>
+        </w:rPr>
+        <w:t>schema</w:t>
+      </w:r>
+      <w:r>
+        <w:rPr>
+          <w:b w:val="0"/>
+        </w:rPr>
+        <w:t xml:space="preserve"> because capacity is a string. Z parses and satisfies </w:t>
+      </w:r>
+      <w:r>
+        <w:rPr>
+          <w:b/>
+        </w:rPr>
+        <w:t>field</w:t>
+      </w:r>
+      <w:r>
+        <w:rPr>
+          <w:b w:val="0"/>
+        </w:rPr>
+        <w:t xml:space="preserve"> </w:t>
+      </w:r>
+      <w:r>
+        <w:rPr>
+          <w:b/>
+        </w:rPr>
+        <w:t>type</w:t>
+      </w:r>
+      <w:r>
+        <w:rPr>
+          <w:b w:val="0"/>
+        </w:rPr>
+        <w:t>s but fails semantic support because sources name F, not G.</w:t>
+      </w:r>
+    </w:p>
+    <w:p>
+      <w:pPr>
+        <w:spacing w:line="336" w:lineRule="auto" w:after="180"/>
+        <w:shd w:fill="F1F6FC"/>
+      </w:pPr>
+      <w:r>
+        <w:rPr>
+          <w:b w:val="0"/>
+        </w:rPr>
+        <w:t>Assuming these values are encoded as proper JSON, syntax is not the failure.</w:t>
+      </w:r>
+    </w:p>
+    <w:p>
+      <w:pPr>
+        <w:pStyle w:val="Heading3"/>
+      </w:pPr>
+      <w:r>
         <w:t>W5 Keep permissions separate</w:t>
       </w:r>
     </w:p>
     <w:p>
-      <w:r>
+      <w:pPr>
+        <w:pStyle w:val="Heading3"/>
+      </w:pPr>
+      <w:r>
+        <w:t>Workbook question · W5</w:t>
+      </w:r>
+    </w:p>
+    <w:p>
+      <w:pPr>
+        <w:spacing w:line="336" w:lineRule="auto" w:after="180"/>
+        <w:shd w:fill="F5F1FB"/>
+      </w:pPr>
+      <w:r>
+        <w:rPr>
+          <w:b w:val="0"/>
+        </w:rPr>
         <w:t>A fully valid supported reporting object is returned. May the application automatically book the room? Explain.</w:t>
       </w:r>
     </w:p>
     <w:p>
-      <w:r>
-        <w:t>Teacher explanation: No. The specification is read-only; validation of a report does not grant action permission. Booking requires a separately authorised action contract and application controls.</w:t>
-      </w:r>
-    </w:p>
-    <w:p>
       <w:pPr>
         <w:pStyle w:val="Heading3"/>
       </w:pPr>
       <w:r>
+        <w:t>Teacher reasoning · W5</w:t>
+      </w:r>
+    </w:p>
+    <w:p>
+      <w:pPr>
+        <w:spacing w:line="336" w:lineRule="auto" w:after="180"/>
+        <w:shd w:fill="F1F6FC"/>
+      </w:pPr>
+      <w:r>
+        <w:rPr>
+          <w:b w:val="0"/>
+        </w:rPr>
+        <w:t xml:space="preserve">Teacher explanation: No. The specification is read-only; </w:t>
+      </w:r>
+      <w:r>
+        <w:rPr>
+          <w:b/>
+        </w:rPr>
+        <w:t>validation</w:t>
+      </w:r>
+      <w:r>
+        <w:rPr>
+          <w:b w:val="0"/>
+        </w:rPr>
+        <w:t xml:space="preserve"> of a report does not grant action permission. Booking requires a separately authorised action contract and application controls.</w:t>
+      </w:r>
+    </w:p>
+    <w:p>
+      <w:pPr>
+        <w:pStyle w:val="Heading3"/>
+      </w:pPr>
+      <w:r>
         <w:t>Assess independent transfer</w:t>
       </w:r>
     </w:p>
     <w:p>
-      <w:r>
-        <w:t>Selected case: Sources A approve room F and B register F capacity 9. Object X has supported,F,9,[A,B] with exactly the required fields. Y replaces 9 with "9". Z keeps integer 9 but names room G. Trace the first failing layer for each and explain the difference.</w:t>
-      </w:r>
-    </w:p>
-    <w:p>
       <w:pPr>
         <w:pStyle w:val="Heading3"/>
       </w:pPr>
       <w:r>
+        <w:t>Independent question · withhold the key</w:t>
+      </w:r>
+    </w:p>
+    <w:p>
+      <w:pPr>
+        <w:spacing w:line="336" w:lineRule="auto" w:after="180"/>
+        <w:shd w:fill="F5F1FB"/>
+      </w:pPr>
+      <w:r>
+        <w:rPr>
+          <w:b w:val="0"/>
+        </w:rPr>
+        <w:t xml:space="preserve">Selected case: Sources A approve room F and B register F capacity 9. Object X has supported,F,9,[A,B] with exactly the required </w:t>
+      </w:r>
+      <w:r>
+        <w:rPr>
+          <w:b/>
+        </w:rPr>
+        <w:t>field</w:t>
+      </w:r>
+      <w:r>
+        <w:rPr>
+          <w:b w:val="0"/>
+        </w:rPr>
+        <w:t>s. Y replaces 9 with "9". Z keeps integer 9 but names room G.</w:t>
+      </w:r>
+    </w:p>
+    <w:p>
+      <w:pPr>
+        <w:spacing w:line="336" w:lineRule="auto" w:after="180"/>
+        <w:shd w:fill="F5F1FB"/>
+      </w:pPr>
+      <w:r>
+        <w:rPr>
+          <w:b w:val="0"/>
+        </w:rPr>
+        <w:t>Trace the first failing layer for each and explain the difference.</w:t>
+      </w:r>
+    </w:p>
+    <w:p>
+      <w:pPr>
+        <w:pStyle w:val="Heading3"/>
+      </w:pPr>
+      <w:r>
         <w:t>Selected case answer</w:t>
       </w:r>
     </w:p>
     <w:p>
-      <w:r>
-        <w:t>Teacher explanation: X passes parsing, schema and source validation. Y parses but fails schema because capacity is a string. Z parses and satisfies field types but fails semantic support because sources name F, not G. Assuming these values are encoded as proper JSON, syntax is not the failure.</w:t>
+      <w:pPr>
+        <w:pStyle w:val="Heading3"/>
+      </w:pPr>
+      <w:r>
+        <w:t>Teacher key · Selected case answer</w:t>
+      </w:r>
+    </w:p>
+    <w:p>
+      <w:pPr>
+        <w:spacing w:line="336" w:lineRule="auto" w:after="180"/>
+        <w:shd w:fill="F1F6FC"/>
+      </w:pPr>
+      <w:r>
+        <w:rPr>
+          <w:b w:val="0"/>
+        </w:rPr>
+        <w:t xml:space="preserve">Teacher explanation: X passes parsing, </w:t>
+      </w:r>
+      <w:r>
+        <w:rPr>
+          <w:b/>
+        </w:rPr>
+        <w:t>schema</w:t>
+      </w:r>
+      <w:r>
+        <w:rPr>
+          <w:b w:val="0"/>
+        </w:rPr>
+        <w:t xml:space="preserve"> and source </w:t>
+      </w:r>
+      <w:r>
+        <w:rPr>
+          <w:b/>
+        </w:rPr>
+        <w:t>validation</w:t>
+      </w:r>
+      <w:r>
+        <w:rPr>
+          <w:b w:val="0"/>
+        </w:rPr>
+        <w:t xml:space="preserve">. Y parses but fails </w:t>
+      </w:r>
+      <w:r>
+        <w:rPr>
+          <w:b/>
+        </w:rPr>
+        <w:t>schema</w:t>
+      </w:r>
+      <w:r>
+        <w:rPr>
+          <w:b w:val="0"/>
+        </w:rPr>
+        <w:t xml:space="preserve"> because capacity is a string. Z parses and satisfies </w:t>
+      </w:r>
+      <w:r>
+        <w:rPr>
+          <w:b/>
+        </w:rPr>
+        <w:t>field</w:t>
+      </w:r>
+      <w:r>
+        <w:rPr>
+          <w:b w:val="0"/>
+        </w:rPr>
+        <w:t xml:space="preserve"> </w:t>
+      </w:r>
+      <w:r>
+        <w:rPr>
+          <w:b/>
+        </w:rPr>
+        <w:t>type</w:t>
+      </w:r>
+      <w:r>
+        <w:rPr>
+          <w:b w:val="0"/>
+        </w:rPr>
+        <w:t>s but fails semantic support because sources name F, not G.</w:t>
+      </w:r>
+    </w:p>
+    <w:p>
+      <w:pPr>
+        <w:spacing w:line="336" w:lineRule="auto" w:after="180"/>
+        <w:shd w:fill="F1F6FC"/>
+      </w:pPr>
+      <w:r>
+        <w:rPr>
+          <w:b w:val="0"/>
+        </w:rPr>
+        <w:t>Assuming these values are encoded as proper JSON, syntax is not the failure.</w:t>
       </w:r>
     </w:p>
     <w:tbl>
@@ -2480,21 +5088,77 @@
       </w:tr>
     </w:tbl>
     <w:p>
-      <w:r>
-        <w:t>Record each dimension as not yet, with support, or independent. Accept a valid alternative procedure with a defensible trace. Do not penalise an honestly recorded model failure if the learner correctly explains its evidence and limits.</w:t>
-      </w:r>
-    </w:p>
-    <w:p>
       <w:pPr>
         <w:pStyle w:val="Heading3"/>
       </w:pPr>
       <w:r>
+        <w:t>Teacher key · Selected case answer</w:t>
+      </w:r>
+    </w:p>
+    <w:p>
+      <w:pPr>
+        <w:spacing w:line="336" w:lineRule="auto" w:after="180"/>
+        <w:shd w:fill="F1F6FC"/>
+      </w:pPr>
+      <w:r>
+        <w:rPr>
+          <w:b w:val="0"/>
+        </w:rPr>
+        <w:t>Record each dimension as not yet, with support, or independent. Accept a valid alternative procedure with a defensible trace.</w:t>
+      </w:r>
+    </w:p>
+    <w:p>
+      <w:pPr>
+        <w:spacing w:line="336" w:lineRule="auto" w:after="180"/>
+        <w:shd w:fill="F1F6FC"/>
+      </w:pPr>
+      <w:r>
+        <w:rPr>
+          <w:b w:val="0"/>
+        </w:rPr>
+        <w:t xml:space="preserve">Do not penalise an honestly recorded model failure if the learner correctly explains its </w:t>
+      </w:r>
+      <w:r>
+        <w:rPr>
+          <w:b/>
+        </w:rPr>
+        <w:t>evidence</w:t>
+      </w:r>
+      <w:r>
+        <w:rPr>
+          <w:b w:val="0"/>
+        </w:rPr>
+        <w:t xml:space="preserve"> and limits.</w:t>
+      </w:r>
+    </w:p>
+    <w:p>
+      <w:pPr>
+        <w:pStyle w:val="Heading3"/>
+      </w:pPr>
+      <w:r>
         <w:t>Feedback that the learner uses</w:t>
       </w:r>
     </w:p>
     <w:p>
-      <w:r>
-        <w:t>Name the earliest unsupported step and give one action to repair it. Have the learner make that repair now and explain why. Then assess the relevant skill on a fresh, fully specified case. Confirm it was not previously practised with feedback; solve and check the new case before assigning it. A follow-up design prompt is a starting brief, not automatically an equivalent test.</w:t>
+      <w:pPr>
+        <w:spacing w:line="336" w:lineRule="auto" w:after="180"/>
+      </w:pPr>
+      <w:r>
+        <w:rPr>
+          <w:b w:val="0"/>
+        </w:rPr>
+        <w:t>Name the earliest unsupported step and give one action to repair it. Have the learner make that repair now and explain why. Then assess the relevant skill on a fresh, fully specified case.</w:t>
+      </w:r>
+    </w:p>
+    <w:p>
+      <w:pPr>
+        <w:spacing w:line="336" w:lineRule="auto" w:after="180"/>
+      </w:pPr>
+      <w:r>
+        <w:rPr>
+          <w:b w:val="0"/>
+        </w:rPr>
+        <w:t>Confirm it was not previously practised with feedback; solve and check the new case before assigning it. A follow-up design prompt is a starting brief, not automatically an equivalent test.</w:t>
       </w:r>
     </w:p>
     <w:p>
@@ -2506,11 +5170,74 @@
       </w:r>
     </w:p>
     <w:p>
+      <w:r>
+        <w:t>Connect Structured Output and Schemas to Verified Study Buddy, adapt support and plan a later changed-case check.</w:t>
+      </w:r>
+    </w:p>
+    <w:p>
       <w:pPr>
         <w:pStyle w:val="Heading3"/>
       </w:pPr>
       <w:r>
-        <w:t>Connect and extend learning</w:t>
+        <w:t>Verified Study Buddy</w:t>
+      </w:r>
+    </w:p>
+    <w:p>
+      <w:pPr>
+        <w:spacing w:line="336" w:lineRule="auto" w:after="180"/>
+      </w:pPr>
+      <w:r>
+        <w:rPr>
+          <w:b w:val="0"/>
+        </w:rPr>
+        <w:t xml:space="preserve">Require answer, source snippet, citation, uncertainty, and next-question </w:t>
+      </w:r>
+      <w:r>
+        <w:rPr>
+          <w:b/>
+        </w:rPr>
+        <w:t>field</w:t>
+      </w:r>
+      <w:r>
+        <w:rPr>
+          <w:b w:val="0"/>
+        </w:rPr>
+        <w:t>s.</w:t>
+      </w:r>
+    </w:p>
+    <w:p>
+      <w:pPr>
+        <w:spacing w:line="336" w:lineRule="auto" w:after="180"/>
+      </w:pPr>
+      <w:r>
+        <w:rPr>
+          <w:b w:val="0"/>
+        </w:rPr>
+        <w:t xml:space="preserve">Keep the decision, </w:t>
+      </w:r>
+      <w:r>
+        <w:rPr>
+          <w:b/>
+        </w:rPr>
+        <w:t>input</w:t>
+      </w:r>
+      <w:r>
+        <w:rPr>
+          <w:b w:val="0"/>
+        </w:rPr>
+        <w:t xml:space="preserve">, result, explanation and remaining limitation in the project </w:t>
+      </w:r>
+      <w:r>
+        <w:rPr>
+          <w:b/>
+        </w:rPr>
+        <w:t>evidence</w:t>
+      </w:r>
+      <w:r>
+        <w:rPr>
+          <w:b w:val="0"/>
+        </w:rPr>
+        <w:t xml:space="preserve"> record. Retrieve this record next week rather than restarting the project.</w:t>
       </w:r>
     </w:p>
     <w:p>
@@ -2518,17 +5245,54 @@
         <w:pStyle w:val="Heading3"/>
       </w:pPr>
       <w:r>
-        <w:t>Verified Study Buddy</w:t>
-      </w:r>
-    </w:p>
-    <w:p>
-      <w:r>
-        <w:t>Require answer, source snippet, citation, uncertainty, and next-question fields.</w:t>
-      </w:r>
-    </w:p>
-    <w:p>
-      <w:r>
-        <w:t>Keep the decision, input, result, explanation and remaining limitation in the project evidence record. Retrieve this record next week rather than restarting the project.</w:t>
+        <w:t>Support and stretch</w:t>
+      </w:r>
+    </w:p>
+    <w:p>
+      <w:pPr>
+        <w:spacing w:line="336" w:lineRule="auto" w:after="180"/>
+      </w:pPr>
+      <w:r>
+        <w:rPr>
+          <w:b w:val="0"/>
+        </w:rPr>
+        <w:t xml:space="preserve">Provide one short approved passage; separate instruction, </w:t>
+      </w:r>
+      <w:r>
+        <w:rPr>
+          <w:b/>
+        </w:rPr>
+        <w:t>input</w:t>
+      </w:r>
+      <w:r>
+        <w:rPr>
+          <w:b w:val="0"/>
+        </w:rPr>
+        <w:t xml:space="preserve">, </w:t>
+      </w:r>
+      <w:r>
+        <w:rPr>
+          <w:b/>
+        </w:rPr>
+        <w:t>output</w:t>
+      </w:r>
+      <w:r>
+        <w:rPr>
+          <w:b w:val="0"/>
+        </w:rPr>
+        <w:t xml:space="preserve"> and </w:t>
+      </w:r>
+      <w:r>
+        <w:rPr>
+          <w:b/>
+        </w:rPr>
+        <w:t>evidence</w:t>
+      </w:r>
+      <w:r>
+        <w:rPr>
+          <w:b w:val="0"/>
+        </w:rPr>
+        <w:t>. Stretch: introduce an unsupported claim or conflicting source and validate claim by claim with a fallback.</w:t>
       </w:r>
     </w:p>
     <w:p>
@@ -2536,12 +5300,30 @@
         <w:pStyle w:val="Heading3"/>
       </w:pPr>
       <w:r>
-        <w:t>Support and stretch</w:t>
-      </w:r>
-    </w:p>
-    <w:p>
-      <w:r>
-        <w:t>Provide one short approved passage; separate instruction, input, output and evidence. Stretch: introduce an unsupported claim or conflicting source and validate claim by claim with a fallback.</w:t>
+        <w:t>Exit reflection</w:t>
+      </w:r>
+    </w:p>
+    <w:p>
+      <w:pPr>
+        <w:spacing w:line="336" w:lineRule="auto" w:after="180"/>
+      </w:pPr>
+      <w:r>
+        <w:rPr>
+          <w:b w:val="0"/>
+        </w:rPr>
+        <w:t xml:space="preserve">Ask for one decision the learner can now justify and one situation requiring more </w:t>
+      </w:r>
+      <w:r>
+        <w:rPr>
+          <w:b/>
+        </w:rPr>
+        <w:t>evidence</w:t>
+      </w:r>
+      <w:r>
+        <w:rPr>
+          <w:b w:val="0"/>
+        </w:rPr>
+        <w:t xml:space="preserve"> or human review. Confidence ratings are separate from correct independent performance.</w:t>
       </w:r>
     </w:p>
     <w:p>
@@ -2549,12 +5331,30 @@
         <w:pStyle w:val="Heading3"/>
       </w:pPr>
       <w:r>
-        <w:t>Exit reflection</w:t>
-      </w:r>
-    </w:p>
-    <w:p>
-      <w:r>
-        <w:t>Ask for one decision the learner can now justify and one situation requiring more evidence or human review. Confidence ratings are separate from correct independent performance.</w:t>
+        <w:t>Bridge to the next week</w:t>
+      </w:r>
+    </w:p>
+    <w:p>
+      <w:pPr>
+        <w:spacing w:line="336" w:lineRule="auto" w:after="180"/>
+      </w:pPr>
+      <w:r>
+        <w:rPr>
+          <w:b w:val="0"/>
+        </w:rPr>
+        <w:t xml:space="preserve">Next: Week 9: Prompt Evaluation. Retrieve today’s </w:t>
+      </w:r>
+      <w:r>
+        <w:rPr>
+          <w:b/>
+        </w:rPr>
+        <w:t>evidence</w:t>
+      </w:r>
+      <w:r>
+        <w:rPr>
+          <w:b w:val="0"/>
+        </w:rPr>
+        <w:t xml:space="preserve"> and identify what carries forward and what is new.</w:t>
       </w:r>
     </w:p>
     <w:p>
@@ -2562,12 +5362,98 @@
         <w:pStyle w:val="Heading3"/>
       </w:pPr>
       <w:r>
-        <w:t>Bridge to the next week</w:t>
-      </w:r>
-    </w:p>
-    <w:p>
-      <w:r>
-        <w:t>Next: Week 9: Prompt Evaluation. Retrieve today’s evidence and identify what carries forward and what is new.</w:t>
+        <w:t>Support and fresh reassessment</w:t>
+      </w:r>
+    </w:p>
+    <w:p>
+      <w:pPr>
+        <w:spacing w:line="336" w:lineRule="auto" w:after="180"/>
+      </w:pPr>
+      <w:r>
+        <w:rPr>
+          <w:b w:val="0"/>
+        </w:rPr>
+        <w:t>Provide labelled intermediate columns and allow a calculator. Ask students to state the meaning and denominator of a value before interpreting it.</w:t>
+      </w:r>
+    </w:p>
+    <w:p>
+      <w:pPr>
+        <w:spacing w:line="336" w:lineRule="auto" w:after="180"/>
+      </w:pPr>
+      <w:r>
+        <w:rPr>
+          <w:b w:val="0"/>
+        </w:rPr>
+        <w:t>Extension: implement the classroom calculation locally and test boundary cases without using personal data.</w:t>
+      </w:r>
+    </w:p>
+    <w:p>
+      <w:pPr>
+        <w:spacing w:line="336" w:lineRule="auto" w:after="180"/>
+      </w:pPr>
+      <w:r>
+        <w:rPr>
+          <w:b w:val="0"/>
+        </w:rPr>
+        <w:t xml:space="preserve">W4 requires X passes all, Y </w:t>
+      </w:r>
+      <w:r>
+        <w:rPr>
+          <w:b/>
+        </w:rPr>
+        <w:t>schema</w:t>
+      </w:r>
+      <w:r>
+        <w:rPr>
+          <w:b w:val="0"/>
+        </w:rPr>
+        <w:t xml:space="preserve"> failure, Z semantic failure. Fresh retry: sources approve H capacity 0.</w:t>
+      </w:r>
+    </w:p>
+    <w:p>
+      <w:pPr>
+        <w:spacing w:line="336" w:lineRule="auto" w:after="180"/>
+      </w:pPr>
+      <w:r>
+        <w:rPr>
+          <w:b w:val="0"/>
+        </w:rPr>
+        <w:t xml:space="preserve">Object H/0 passes; H/null with supported fails </w:t>
+      </w:r>
+      <w:r>
+        <w:rPr>
+          <w:b/>
+        </w:rPr>
+        <w:t>schema</w:t>
+      </w:r>
+      <w:r>
+        <w:rPr>
+          <w:b w:val="0"/>
+        </w:rPr>
+        <w:t xml:space="preserve">; H/1 with integer capacity passes </w:t>
+      </w:r>
+      <w:r>
+        <w:rPr>
+          <w:b/>
+        </w:rPr>
+        <w:t>schema</w:t>
+      </w:r>
+      <w:r>
+        <w:rPr>
+          <w:b w:val="0"/>
+        </w:rPr>
+        <w:t xml:space="preserve"> but fails semantic support. Preserve legitimate zero.</w:t>
+      </w:r>
+    </w:p>
+    <w:p>
+      <w:pPr>
+        <w:spacing w:line="336" w:lineRule="auto" w:after="180"/>
+      </w:pPr>
+      <w:r>
+        <w:rPr>
+          <w:b w:val="0"/>
+        </w:rPr>
+        <w:t>Week 13 compares prompt specifications using fixed development cases, observable criteria and reserved evaluation.</w:t>
       </w:r>
     </w:p>
     <w:p>
@@ -2575,40 +5461,40 @@
         <w:pStyle w:val="Heading3"/>
       </w:pPr>
       <w:r>
-        <w:t>Support and fresh reassessment</w:t>
-      </w:r>
-    </w:p>
-    <w:p>
-      <w:r>
-        <w:t>Provide labelled intermediate columns and allow a calculator. Ask students to state the meaning and denominator of a value before interpreting it. Extension: implement the classroom calculation locally and test boundary cases without using personal data.</w:t>
-      </w:r>
-    </w:p>
-    <w:p>
-      <w:r>
-        <w:t>W4 requires X passes all, Y schema failure, Z semantic failure. Fresh retry: sources approve H capacity 0. Object H/0 passes; H/null with supported fails schema; H/1 with integer capacity passes schema but fails semantic support. Preserve legitimate zero.</w:t>
-      </w:r>
-    </w:p>
-    <w:p>
-      <w:r>
-        <w:t>Week 13 compares prompt specifications using fixed development cases, observable criteria and reserved evaluation.</w:t>
-      </w:r>
-    </w:p>
-    <w:p>
-      <w:pPr>
-        <w:pStyle w:val="Heading3"/>
-      </w:pPr>
-      <w:r>
         <w:t>Plan the delayed return</w:t>
       </w:r>
     </w:p>
     <w:p>
-      <w:r>
+      <w:pPr>
+        <w:spacing w:line="336" w:lineRule="auto" w:after="180"/>
+      </w:pPr>
+      <w:r>
+        <w:rPr>
+          <w:b w:val="0"/>
+        </w:rPr>
         <w:t>Suggested return points in this level: ai-3/9, ai-3/11, ai-3/14. Use actual classroom dates, adjusting for holidays and gaps. One, three and six teaching weeks are scheduling choices, not a claimed optimal spacing.</w:t>
       </w:r>
     </w:p>
     <w:p>
-      <w:r>
-        <w:t>At a delayed check, ask for the idea from memory and a changed application. Compare with the earlier independent response and record support used. For a new level, revisit the previous capstone before checking the new prerequisites.</w:t>
+      <w:pPr>
+        <w:spacing w:line="336" w:lineRule="auto" w:after="180"/>
+      </w:pPr>
+      <w:r>
+        <w:rPr>
+          <w:b w:val="0"/>
+        </w:rPr>
+        <w:t>At a delayed check, ask for the idea from memory and a changed application. Compare with the earlier independent response and record support used.</w:t>
+      </w:r>
+    </w:p>
+    <w:p>
+      <w:pPr>
+        <w:spacing w:line="336" w:lineRule="auto" w:after="180"/>
+      </w:pPr>
+      <w:r>
+        <w:rPr>
+          <w:b w:val="0"/>
+        </w:rPr>
+        <w:t>For a new level, revisit the previous capstone before checking the new prerequisites.</w:t>
       </w:r>
     </w:p>
     <w:tbl>
@@ -2768,8 +5654,26 @@
       </w:tr>
     </w:tbl>
     <w:p>
-      <w:r>
-        <w:t>Use the evidence to choose reteaching or the next step. A completed page, confidence rating or attractive project does not by itself demonstrate understanding.</w:t>
+      <w:pPr>
+        <w:spacing w:line="336" w:lineRule="auto" w:after="180"/>
+      </w:pPr>
+      <w:r>
+        <w:rPr>
+          <w:b w:val="0"/>
+        </w:rPr>
+        <w:t xml:space="preserve">Use the </w:t>
+      </w:r>
+      <w:r>
+        <w:rPr>
+          <w:b/>
+        </w:rPr>
+        <w:t>evidence</w:t>
+      </w:r>
+      <w:r>
+        <w:rPr>
+          <w:b w:val="0"/>
+        </w:rPr>
+        <w:t xml:space="preserve"> to choose reteaching or the next step. A completed page, confidence rating or attractive project does not by itself demonstrate understanding.</w:t>
       </w:r>
     </w:p>
     <w:p>
@@ -2781,8 +5685,38 @@
       </w:r>
     </w:p>
     <w:p>
-      <w:r>
-        <w:t>Validate Study Buddy outputs before another program consumes them; retain source IDs and separate syntax/type/support failures.</w:t>
+      <w:pPr>
+        <w:spacing w:line="336" w:lineRule="auto" w:after="180"/>
+      </w:pPr>
+      <w:r>
+        <w:rPr>
+          <w:b w:val="0"/>
+        </w:rPr>
+        <w:t xml:space="preserve">Validate Study Buddy </w:t>
+      </w:r>
+      <w:r>
+        <w:rPr>
+          <w:b/>
+        </w:rPr>
+        <w:t>output</w:t>
+      </w:r>
+      <w:r>
+        <w:rPr>
+          <w:b w:val="0"/>
+        </w:rPr>
+        <w:t>s before another program consumes them; retain source IDs and separate syntax/</w:t>
+      </w:r>
+      <w:r>
+        <w:rPr>
+          <w:b/>
+        </w:rPr>
+        <w:t>type</w:t>
+      </w:r>
+      <w:r>
+        <w:rPr>
+          <w:b w:val="0"/>
+        </w:rPr>
+        <w:t>/support failures.</w:t>
       </w:r>
     </w:p>
     <w:p>
@@ -2795,12 +5729,62 @@
     </w:p>
     <w:p>
       <w:r>
-        <w:t>Teaching target: Separate JSON parsing, schema validation and source support checks</w:t>
-      </w:r>
-    </w:p>
-    <w:p>
-      <w:r>
-        <w:t>Prepare the labelled worked-case picture, the matching workbook, fictional input cards and a place for individual responses. No paid AI account is required for the paper reasoning activities.</w:t>
+        <w:t>Use this preparation summary alongside the detailed Structured Output and Schemas lesson; it is a checklist rather than a replacement for the full sequence.</w:t>
+      </w:r>
+    </w:p>
+    <w:p>
+      <w:pPr>
+        <w:pStyle w:val="Heading3"/>
+      </w:pPr>
+      <w:r>
+        <w:t>Teaching target</w:t>
+      </w:r>
+    </w:p>
+    <w:p>
+      <w:pPr>
+        <w:spacing w:line="336" w:lineRule="auto" w:after="180"/>
+        <w:shd w:fill="EDF7F3"/>
+      </w:pPr>
+      <w:r>
+        <w:rPr>
+          <w:b w:val="0"/>
+        </w:rPr>
+        <w:t xml:space="preserve">Teaching target: Separate JSON parsing, </w:t>
+      </w:r>
+      <w:r>
+        <w:rPr>
+          <w:b/>
+        </w:rPr>
+        <w:t>schema validation</w:t>
+      </w:r>
+      <w:r>
+        <w:rPr>
+          <w:b w:val="0"/>
+        </w:rPr>
+        <w:t xml:space="preserve"> and source support checks</w:t>
+      </w:r>
+    </w:p>
+    <w:p>
+      <w:pPr>
+        <w:spacing w:line="336" w:lineRule="auto" w:after="180"/>
+      </w:pPr>
+      <w:r>
+        <w:rPr>
+          <w:b w:val="0"/>
+        </w:rPr>
+        <w:t xml:space="preserve">Prepare the labelled worked-case picture, the matching workbook, fictional </w:t>
+      </w:r>
+      <w:r>
+        <w:rPr>
+          <w:b/>
+        </w:rPr>
+        <w:t>input</w:t>
+      </w:r>
+      <w:r>
+        <w:rPr>
+          <w:b w:val="0"/>
+        </w:rPr>
+        <w:t xml:space="preserve"> cards and a place for individual responses. No paid AI account is required for the paper reasoning activities.</w:t>
       </w:r>
     </w:p>
     <w:tbl>
@@ -2947,37 +5931,328 @@
       </w:tr>
     </w:tbl>
     <w:p>
-      <w:r>
-        <w:t>Before class, solve the supported practice: Why do string "12",boolean true,missing capacity and an extra action field violate this contract?</w:t>
-      </w:r>
-    </w:p>
-    <w:p>
-      <w:r>
-        <w:t>Reasoned practice answer: Teacher explanation: Capacity must be an integer for supported and null for needs_review, with the field present. A Boolean is explicitly excluded. Extra fields violate the closed schema; string values are not silently converted.</w:t>
-      </w:r>
-    </w:p>
-    <w:p>
-      <w:r>
-        <w:t>Check every learner before discussion: Use the worked case for Structured outputs and validation. Proposed explanation: “Valid JSON means correct answer”. Decide whether this explanation is supported. Point to the step or supplied fact that decides; explain your repair if needed.</w:t>
-      </w:r>
-    </w:p>
-    <w:p>
-      <w:r>
-        <w:t>Misconception repair: JSON syntax says nothing about schema or source truth.</w:t>
-      </w:r>
-    </w:p>
-    <w:p>
-      <w:r>
-        <w:t>Support: read the exact case aloud, enlarge the labelled picture, supply input cards and model only the first deciding step. Accept a spoken explanation or drawing; retain the reasoning goal.</w:t>
-      </w:r>
-    </w:p>
-    <w:p>
-      <w:r>
-        <w:t>Extension: Add an extra field "rating":5 to X under the exactly-fields schema. Require a prediction and a reason before comparing. Expected result: The changed object fails schema despite keeping the correct page count. Reason: Exactly means additional fields are not allowed in this contract.</w:t>
-      </w:r>
-    </w:p>
-    <w:p>
-      <w:r>
+      <w:pPr>
+        <w:spacing w:line="336" w:lineRule="auto" w:after="180"/>
+        <w:shd w:fill="F5F1FB"/>
+      </w:pPr>
+      <w:r>
+        <w:rPr>
+          <w:b w:val="0"/>
+        </w:rPr>
+        <w:t xml:space="preserve">Before class, solve the supported practice: Why do string "12",boolean true,missing capacity and an extra action </w:t>
+      </w:r>
+      <w:r>
+        <w:rPr>
+          <w:b/>
+        </w:rPr>
+        <w:t>field</w:t>
+      </w:r>
+      <w:r>
+        <w:rPr>
+          <w:b w:val="0"/>
+        </w:rPr>
+        <w:t xml:space="preserve"> violate this contract?</w:t>
+      </w:r>
+    </w:p>
+    <w:p>
+      <w:pPr>
+        <w:pStyle w:val="Heading3"/>
+      </w:pPr>
+      <w:r>
+        <w:t>Supported practice answer</w:t>
+      </w:r>
+    </w:p>
+    <w:p>
+      <w:pPr>
+        <w:spacing w:line="336" w:lineRule="auto" w:after="180"/>
+        <w:shd w:fill="F1F6FC"/>
+      </w:pPr>
+      <w:r>
+        <w:rPr>
+          <w:b w:val="0"/>
+        </w:rPr>
+        <w:t xml:space="preserve">Reasoned practice answer: Teacher explanation: Capacity must be an integer for supported and null for needs_review, with the </w:t>
+      </w:r>
+      <w:r>
+        <w:rPr>
+          <w:b/>
+        </w:rPr>
+        <w:t>field</w:t>
+      </w:r>
+      <w:r>
+        <w:rPr>
+          <w:b w:val="0"/>
+        </w:rPr>
+        <w:t xml:space="preserve"> present. A Boolean is explicitly excluded.</w:t>
+      </w:r>
+    </w:p>
+    <w:p>
+      <w:pPr>
+        <w:spacing w:line="336" w:lineRule="auto" w:after="180"/>
+        <w:shd w:fill="F1F6FC"/>
+      </w:pPr>
+      <w:r>
+        <w:rPr>
+          <w:b w:val="0"/>
+        </w:rPr>
+        <w:t xml:space="preserve">Extra </w:t>
+      </w:r>
+      <w:r>
+        <w:rPr>
+          <w:b/>
+        </w:rPr>
+        <w:t>field</w:t>
+      </w:r>
+      <w:r>
+        <w:rPr>
+          <w:b w:val="0"/>
+        </w:rPr>
+        <w:t xml:space="preserve">s violate the </w:t>
+      </w:r>
+      <w:r>
+        <w:rPr>
+          <w:b/>
+        </w:rPr>
+        <w:t>closed schema</w:t>
+      </w:r>
+      <w:r>
+        <w:rPr>
+          <w:b w:val="0"/>
+        </w:rPr>
+        <w:t>; string values are not silently converted.</w:t>
+      </w:r>
+    </w:p>
+    <w:p>
+      <w:pPr>
+        <w:spacing w:line="336" w:lineRule="auto" w:after="180"/>
+      </w:pPr>
+      <w:r>
+        <w:rPr>
+          <w:b w:val="0"/>
+        </w:rPr>
+        <w:t xml:space="preserve">Check every learner before discussion: Use the worked case for Structured </w:t>
+      </w:r>
+      <w:r>
+        <w:rPr>
+          <w:b/>
+        </w:rPr>
+        <w:t>output</w:t>
+      </w:r>
+      <w:r>
+        <w:rPr>
+          <w:b w:val="0"/>
+        </w:rPr>
+        <w:t xml:space="preserve">s and </w:t>
+      </w:r>
+      <w:r>
+        <w:rPr>
+          <w:b/>
+        </w:rPr>
+        <w:t>validation</w:t>
+      </w:r>
+      <w:r>
+        <w:rPr>
+          <w:b w:val="0"/>
+        </w:rPr>
+        <w:t>. Proposed explanation: “Valid JSON means correct answer”. Decide whether this explanation is supported.</w:t>
+      </w:r>
+    </w:p>
+    <w:p>
+      <w:pPr>
+        <w:spacing w:line="336" w:lineRule="auto" w:after="180"/>
+      </w:pPr>
+      <w:r>
+        <w:rPr>
+          <w:b w:val="0"/>
+        </w:rPr>
+        <w:t>Point to the step or supplied fact that decides; explain your repair if needed.</w:t>
+      </w:r>
+    </w:p>
+    <w:p>
+      <w:pPr>
+        <w:pStyle w:val="Heading3"/>
+      </w:pPr>
+      <w:r>
+        <w:t>Repair the misconception</w:t>
+      </w:r>
+    </w:p>
+    <w:p>
+      <w:pPr>
+        <w:spacing w:line="336" w:lineRule="auto" w:after="180"/>
+        <w:shd w:fill="FFF5E6"/>
+      </w:pPr>
+      <w:r>
+        <w:rPr>
+          <w:b w:val="0"/>
+        </w:rPr>
+        <w:t xml:space="preserve">Misconception repair: JSON syntax says nothing about </w:t>
+      </w:r>
+      <w:r>
+        <w:rPr>
+          <w:b/>
+        </w:rPr>
+        <w:t>schema</w:t>
+      </w:r>
+      <w:r>
+        <w:rPr>
+          <w:b w:val="0"/>
+        </w:rPr>
+        <w:t xml:space="preserve"> or source truth.</w:t>
+      </w:r>
+    </w:p>
+    <w:p>
+      <w:pPr>
+        <w:pStyle w:val="Heading3"/>
+      </w:pPr>
+      <w:r>
+        <w:t>Support without giving away the answer</w:t>
+      </w:r>
+    </w:p>
+    <w:p>
+      <w:pPr>
+        <w:spacing w:line="336" w:lineRule="auto" w:after="180"/>
+        <w:shd w:fill="F1F6F8"/>
+      </w:pPr>
+      <w:r>
+        <w:rPr>
+          <w:b w:val="0"/>
+        </w:rPr>
+        <w:t xml:space="preserve">Support: read the exact case aloud, enlarge the labelled picture, supply </w:t>
+      </w:r>
+      <w:r>
+        <w:rPr>
+          <w:b/>
+        </w:rPr>
+        <w:t>input</w:t>
+      </w:r>
+      <w:r>
+        <w:rPr>
+          <w:b w:val="0"/>
+        </w:rPr>
+        <w:t xml:space="preserve"> cards and model only the first deciding step. Accept a spoken explanation or drawing; retain the reasoning goal.</w:t>
+      </w:r>
+    </w:p>
+    <w:p>
+      <w:pPr>
+        <w:pStyle w:val="Heading3"/>
+      </w:pPr>
+      <w:r>
+        <w:t>Extend the reasoning</w:t>
+      </w:r>
+    </w:p>
+    <w:p>
+      <w:pPr>
+        <w:spacing w:line="336" w:lineRule="auto" w:after="180"/>
+        <w:shd w:fill="F5F1FB"/>
+      </w:pPr>
+      <w:r>
+        <w:rPr>
+          <w:b w:val="0"/>
+        </w:rPr>
+        <w:t xml:space="preserve">Extension: Add an extra </w:t>
+      </w:r>
+      <w:r>
+        <w:rPr>
+          <w:b/>
+        </w:rPr>
+        <w:t>field</w:t>
+      </w:r>
+      <w:r>
+        <w:rPr>
+          <w:b w:val="0"/>
+        </w:rPr>
+        <w:t xml:space="preserve"> "rating":5 to X under the exactly-</w:t>
+      </w:r>
+      <w:r>
+        <w:rPr>
+          <w:b/>
+        </w:rPr>
+        <w:t>field</w:t>
+      </w:r>
+      <w:r>
+        <w:rPr>
+          <w:b w:val="0"/>
+        </w:rPr>
+        <w:t xml:space="preserve">s </w:t>
+      </w:r>
+      <w:r>
+        <w:rPr>
+          <w:b/>
+        </w:rPr>
+        <w:t>schema</w:t>
+      </w:r>
+      <w:r>
+        <w:rPr>
+          <w:b w:val="0"/>
+        </w:rPr>
+        <w:t xml:space="preserve">. Require a </w:t>
+      </w:r>
+      <w:r>
+        <w:rPr>
+          <w:b/>
+        </w:rPr>
+        <w:t>prediction</w:t>
+      </w:r>
+      <w:r>
+        <w:rPr>
+          <w:b w:val="0"/>
+        </w:rPr>
+        <w:t xml:space="preserve"> and a reason before comparing. Expected result: The changed object fails </w:t>
+      </w:r>
+      <w:r>
+        <w:rPr>
+          <w:b/>
+        </w:rPr>
+        <w:t>schema</w:t>
+      </w:r>
+      <w:r>
+        <w:rPr>
+          <w:b w:val="0"/>
+        </w:rPr>
+        <w:t xml:space="preserve"> despite keeping the correct page count.</w:t>
+      </w:r>
+    </w:p>
+    <w:p>
+      <w:pPr>
+        <w:spacing w:line="336" w:lineRule="auto" w:after="180"/>
+        <w:shd w:fill="F5F1FB"/>
+      </w:pPr>
+      <w:r>
+        <w:rPr>
+          <w:b w:val="0"/>
+        </w:rPr>
+        <w:t xml:space="preserve">Reason: Exactly means additional </w:t>
+      </w:r>
+      <w:r>
+        <w:rPr>
+          <w:b/>
+        </w:rPr>
+        <w:t>field</w:t>
+      </w:r>
+      <w:r>
+        <w:rPr>
+          <w:b w:val="0"/>
+        </w:rPr>
+        <w:t>s are not allowed in this contract.</w:t>
+      </w:r>
+    </w:p>
+    <w:p>
+      <w:pPr>
+        <w:pStyle w:val="Heading3"/>
+      </w:pPr>
+      <w:r>
+        <w:t>Protect the independent attempt</w:t>
+      </w:r>
+    </w:p>
+    <w:p>
+      <w:pPr>
+        <w:spacing w:line="336" w:lineRule="auto" w:after="180"/>
+        <w:shd w:fill="FFF5E6"/>
+      </w:pPr>
+      <w:r>
+        <w:rPr>
+          <w:b w:val="0"/>
+        </w:rPr>
         <w:t>Independent assessment: withhold the reserved answer until the learner has attempted the new case. Record support separately from correctness.</w:t>
       </w:r>
     </w:p>
@@ -3166,13 +6441,70 @@
       </w:tr>
     </w:tbl>
     <w:p>
-      <w:r>
-        <w:t>Project checkpoint: Make a transparent first version. Keep a trace of how one input becomes an output; explain the rule or learned component.</w:t>
-      </w:r>
-    </w:p>
-    <w:p>
-      <w:r>
-        <w:t>Use the weekly teacher answer for topic-specific reasoning. A saved progress tick is an activity record; judge mastery from the learner’s explanation and evidence.</w:t>
+      <w:pPr>
+        <w:pStyle w:val="Heading3"/>
+      </w:pPr>
+      <w:r>
+        <w:t>Project checkpoint</w:t>
+      </w:r>
+    </w:p>
+    <w:p>
+      <w:pPr>
+        <w:spacing w:line="336" w:lineRule="auto" w:after="180"/>
+        <w:shd w:fill="EDF7F3"/>
+      </w:pPr>
+      <w:r>
+        <w:rPr>
+          <w:b w:val="0"/>
+        </w:rPr>
+        <w:t xml:space="preserve">Project checkpoint: Make a transparent first version. Keep a trace of how one </w:t>
+      </w:r>
+      <w:r>
+        <w:rPr>
+          <w:b/>
+        </w:rPr>
+        <w:t>input</w:t>
+      </w:r>
+      <w:r>
+        <w:rPr>
+          <w:b w:val="0"/>
+        </w:rPr>
+        <w:t xml:space="preserve"> becomes an </w:t>
+      </w:r>
+      <w:r>
+        <w:rPr>
+          <w:b/>
+        </w:rPr>
+        <w:t>output</w:t>
+      </w:r>
+      <w:r>
+        <w:rPr>
+          <w:b w:val="0"/>
+        </w:rPr>
+        <w:t>; explain the rule or learned component.</w:t>
+      </w:r>
+    </w:p>
+    <w:p>
+      <w:pPr>
+        <w:spacing w:line="336" w:lineRule="auto" w:after="180"/>
+      </w:pPr>
+      <w:r>
+        <w:rPr>
+          <w:b w:val="0"/>
+        </w:rPr>
+        <w:t xml:space="preserve">Use the weekly teacher answer for topic-specific reasoning. A saved progress tick is an activity record; judge mastery from the learner’s explanation and </w:t>
+      </w:r>
+      <w:r>
+        <w:rPr>
+          <w:b/>
+        </w:rPr>
+        <w:t>evidence</w:t>
+      </w:r>
+      <w:r>
+        <w:rPr>
+          <w:b w:val="0"/>
+        </w:rPr>
+        <w:t>.</w:t>
       </w:r>
     </w:p>
     <w:p>
@@ -3185,27 +6517,1108 @@
     </w:p>
     <w:p>
       <w:r>
-        <w:t>Use the two formative questions as supported practice, not as independent mastery scores. Discuss the deciding evidence rather than accepting a guessed selection.</w:t>
-      </w:r>
-    </w:p>
-    <w:p>
-      <w:r>
+        <w:t>Use feedback, earlier review and portfolios purposefully. Apply the coding routine only when this lesson has an executable lab.</w:t>
+      </w:r>
+    </w:p>
+    <w:p>
+      <w:pPr>
+        <w:spacing w:line="336" w:lineRule="auto" w:after="180"/>
+      </w:pPr>
+      <w:r>
+        <w:rPr>
+          <w:b w:val="0"/>
+        </w:rPr>
+        <w:t xml:space="preserve">Use the two formative questions as supported practice, not as independent mastery scores. Discuss the deciding </w:t>
+      </w:r>
+      <w:r>
+        <w:rPr>
+          <w:b/>
+        </w:rPr>
+        <w:t>evidence</w:t>
+      </w:r>
+      <w:r>
+        <w:rPr>
+          <w:b w:val="0"/>
+        </w:rPr>
+        <w:t xml:space="preserve"> rather than accepting a guessed selection.</w:t>
+      </w:r>
+    </w:p>
+    <w:p>
+      <w:pPr>
+        <w:spacing w:line="336" w:lineRule="auto" w:after="180"/>
+      </w:pPr>
+      <w:r>
+        <w:rPr>
+          <w:b w:val="0"/>
+        </w:rPr>
         <w:t>The feedback comes from the reviewed public worked case. Do not reveal the separately reserved independent teacher answer until the learner has attempted that case.</w:t>
       </w:r>
     </w:p>
     <w:p>
-      <w:r>
-        <w:t>Ask students to predict before running code. Preserve errors and actual outputs; collect a changed test and an explanation. The branch-boundary and indexing lessons deliberately include failure cases.</w:t>
-      </w:r>
-    </w:p>
-    <w:p>
-      <w:r>
+      <w:pPr>
+        <w:pStyle w:val="Heading3"/>
+      </w:pPr>
+      <w:r>
+        <w:t>For later coding lessons</w:t>
+      </w:r>
+    </w:p>
+    <w:p>
+      <w:r>
+        <w:t>This week has no code block. Use this routine when a later lesson includes an executable lab.</w:t>
+      </w:r>
+    </w:p>
+    <w:p>
+      <w:pPr>
+        <w:spacing w:line="336" w:lineRule="auto" w:after="180"/>
+        <w:shd w:fill="F1F6F8"/>
+      </w:pPr>
+      <w:r>
+        <w:rPr>
+          <w:b w:val="0"/>
+        </w:rPr>
+        <w:t xml:space="preserve">Ask students to predict before running code. Preserve errors and actual </w:t>
+      </w:r>
+      <w:r>
+        <w:rPr>
+          <w:b/>
+        </w:rPr>
+        <w:t>output</w:t>
+      </w:r>
+      <w:r>
+        <w:rPr>
+          <w:b w:val="0"/>
+        </w:rPr>
+        <w:t>s; collect a changed test and an explanation. The branch-boundary and indexing lessons deliberately include failure cases.</w:t>
+      </w:r>
+    </w:p>
+    <w:p>
+      <w:pPr>
+        <w:spacing w:line="336" w:lineRule="auto" w:after="180"/>
+      </w:pPr>
+      <w:r>
+        <w:rPr>
+          <w:b w:val="0"/>
+        </w:rPr>
         <w:t>Use the earlier worked-explanation links to address a specific missing building block, then return to the current question. Adapt this suggestion after observing the learner; it is not an automatic diagnosis.</w:t>
       </w:r>
     </w:p>
     <w:p>
-      <w:r>
-        <w:t>Collect the completed-work portfolio as evidence. Record support separately from correctness, and assess explanation, trace/test and limitations. Progress ticks and quiz selections alone do not establish mastery.</w:t>
+      <w:pPr>
+        <w:spacing w:line="336" w:lineRule="auto" w:after="180"/>
+      </w:pPr>
+      <w:r>
+        <w:rPr>
+          <w:b w:val="0"/>
+        </w:rPr>
+        <w:t xml:space="preserve">Collect the completed-work portfolio as </w:t>
+      </w:r>
+      <w:r>
+        <w:rPr>
+          <w:b/>
+        </w:rPr>
+        <w:t>evidence</w:t>
+      </w:r>
+      <w:r>
+        <w:rPr>
+          <w:b w:val="0"/>
+        </w:rPr>
+        <w:t>. Record support separately from correctness, and assess explanation, trace/test and limitations. Progress ticks and quiz selections alone do not establish mastery.</w:t>
+      </w:r>
+    </w:p>
+    <w:p>
+      <w:pPr>
+        <w:pStyle w:val="Heading1"/>
+      </w:pPr>
+      <w:r>
+        <w:t>09. Visual concept journey</w:t>
+      </w:r>
+    </w:p>
+    <w:p>
+      <w:r>
+        <w:t>Show one Structured Output and Schemas graphic at a time, request a prediction and discuss its trace before the independent assessment.</w:t>
+      </w:r>
+    </w:p>
+    <w:p>
+      <w:pPr>
+        <w:spacing w:line="336" w:lineRule="auto" w:after="180"/>
+      </w:pPr>
+      <w:r>
+        <w:rPr>
+          <w:b w:val="0"/>
+        </w:rPr>
+        <w:t xml:space="preserve">Use one picture at a time. Hide a worked result before asking for a </w:t>
+      </w:r>
+      <w:r>
+        <w:rPr>
+          <w:b/>
+        </w:rPr>
+        <w:t>prediction</w:t>
+      </w:r>
+      <w:r>
+        <w:rPr>
+          <w:b w:val="0"/>
+        </w:rPr>
+        <w:t>, then reveal it for feedback. These are supported teaching cases; retain the separate independent assessment for a fresh first attempt.</w:t>
+      </w:r>
+    </w:p>
+    <w:p>
+      <w:pPr>
+        <w:pStyle w:val="Heading3"/>
+      </w:pPr>
+      <w:r>
+        <w:t>01. Structured Output and Schemas: the case</w:t>
+      </w:r>
+    </w:p>
+    <w:p>
+      <w:r>
+        <w:drawing>
+          <wp:inline xmlns:a="http://schemas.openxmlformats.org/drawingml/2006/main" xmlns:pic="http://schemas.openxmlformats.org/drawingml/2006/picture">
+            <wp:extent cx="5486400" cy="3142488"/>
+            <wp:docPr id="2" name="Picture 2" descr="A fictional Study Buddy returns a machine-readable book fact. Supplied facts: Schema: exactly title text, pages integer, source_id text. Approved record R: River Notes, 64 pages. X={&quot;title&quot;:&quot;River Notes&quot;,&quot;pages&quot;:64,&quot;source_id&quot;:&quot;R&quot;}; Y uses pages:&quot;64&quot;; Z uses pages:46 with otherwise identical fields."/>
+            <wp:cNvGraphicFramePr>
+              <a:graphicFrameLocks noChangeAspect="1"/>
+            </wp:cNvGraphicFramePr>
+            <a:graphic>
+              <a:graphicData uri="http://schemas.openxmlformats.org/drawingml/2006/picture">
+                <pic:pic>
+                  <pic:nvPicPr>
+                    <pic:cNvPr id="0" name="academy-story-ai-3-8-01.png"/>
+                    <pic:cNvPicPr/>
+                  </pic:nvPicPr>
+                  <pic:blipFill>
+                    <a:blip r:embed="rId10"/>
+                    <a:stretch>
+                      <a:fillRect/>
+                    </a:stretch>
+                  </pic:blipFill>
+                  <pic:spPr>
+                    <a:xfrm>
+                      <a:off x="0" y="0"/>
+                      <a:ext cx="5486400" cy="3142488"/>
+                    </a:xfrm>
+                    <a:prstGeom prst="rect"/>
+                  </pic:spPr>
+                </pic:pic>
+              </a:graphicData>
+            </a:graphic>
+          </wp:inline>
+        </w:drawing>
+      </w:r>
+    </w:p>
+    <w:p>
+      <w:pPr>
+        <w:spacing w:line="336" w:lineRule="auto" w:after="180"/>
+      </w:pPr>
+      <w:r>
+        <w:rPr>
+          <w:b w:val="0"/>
+        </w:rPr>
+        <w:t xml:space="preserve">A fictional Study Buddy returns a machine-readable book fact. Supplied facts: </w:t>
+      </w:r>
+      <w:r>
+        <w:rPr>
+          <w:b/>
+        </w:rPr>
+        <w:t>Schema</w:t>
+      </w:r>
+      <w:r>
+        <w:rPr>
+          <w:b w:val="0"/>
+        </w:rPr>
+        <w:t>: exactly title text, pages integer, source_id text. Approved record R: River Notes, 64 pages.</w:t>
+      </w:r>
+    </w:p>
+    <w:p>
+      <w:pPr>
+        <w:spacing w:line="336" w:lineRule="auto" w:after="180"/>
+      </w:pPr>
+      <w:r>
+        <w:rPr>
+          <w:b w:val="0"/>
+        </w:rPr>
+        <w:t xml:space="preserve">X={"title":"River Notes","pages":64,"source_id":"R"}; Y uses pages:"64"; Z uses pages:46 with otherwise identical </w:t>
+      </w:r>
+      <w:r>
+        <w:rPr>
+          <w:b/>
+        </w:rPr>
+        <w:t>field</w:t>
+      </w:r>
+      <w:r>
+        <w:rPr>
+          <w:b w:val="0"/>
+        </w:rPr>
+        <w:t>s.</w:t>
+      </w:r>
+    </w:p>
+    <w:p>
+      <w:pPr>
+        <w:spacing w:line="336" w:lineRule="auto" w:after="180"/>
+        <w:shd w:fill="F5F1FB"/>
+      </w:pPr>
+      <w:r>
+        <w:rPr>
+          <w:b w:val="0"/>
+        </w:rPr>
+        <w:t>Point to the given fact that matters most. Explain why it matters.</w:t>
+      </w:r>
+    </w:p>
+    <w:p>
+      <w:pPr>
+        <w:pStyle w:val="Heading3"/>
+      </w:pPr>
+      <w:r>
+        <w:t>Discuss while showing the picture</w:t>
+      </w:r>
+    </w:p>
+    <w:p>
+      <w:pPr>
+        <w:spacing w:line="336" w:lineRule="auto" w:after="180"/>
+        <w:shd w:fill="F1F6F8"/>
+      </w:pPr>
+      <w:r>
+        <w:rPr>
+          <w:b w:val="0"/>
+        </w:rPr>
+        <w:t>Teacher prompt: Point to the given fact that matters most. Explain why it matters. Ask learners to describe one label or arrow in ordinary words. Use the adjacent transcript if the image is difficult to see.</w:t>
+      </w:r>
+    </w:p>
+    <w:p>
+      <w:pPr>
+        <w:pStyle w:val="Heading3"/>
+      </w:pPr>
+      <w:r>
+        <w:t>02. Follow the deciding steps</w:t>
+      </w:r>
+    </w:p>
+    <w:p>
+      <w:r>
+        <w:drawing>
+          <wp:inline xmlns:a="http://schemas.openxmlformats.org/drawingml/2006/main" xmlns:pic="http://schemas.openxmlformats.org/drawingml/2006/picture">
+            <wp:extent cx="5486400" cy="4005072"/>
+            <wp:docPr id="3" name="Picture 3" descr="Parse: Each shown object is valid JSON syntax. → Schema check: Y fails because its pages value is text, not an integer. → Meaning check: Z fits field types but contradicts R’s page count. → Accept X: X passes syntax, declared schema and source comparison."/>
+            <wp:cNvGraphicFramePr>
+              <a:graphicFrameLocks noChangeAspect="1"/>
+            </wp:cNvGraphicFramePr>
+            <a:graphic>
+              <a:graphicData uri="http://schemas.openxmlformats.org/drawingml/2006/picture">
+                <pic:pic>
+                  <pic:nvPicPr>
+                    <pic:cNvPr id="0" name="academy-story-ai-3-8-02.png"/>
+                    <pic:cNvPicPr/>
+                  </pic:nvPicPr>
+                  <pic:blipFill>
+                    <a:blip r:embed="rId11"/>
+                    <a:stretch>
+                      <a:fillRect/>
+                    </a:stretch>
+                  </pic:blipFill>
+                  <pic:spPr>
+                    <a:xfrm>
+                      <a:off x="0" y="0"/>
+                      <a:ext cx="5486400" cy="4005072"/>
+                    </a:xfrm>
+                    <a:prstGeom prst="rect"/>
+                  </pic:spPr>
+                </pic:pic>
+              </a:graphicData>
+            </a:graphic>
+          </wp:inline>
+        </w:drawing>
+      </w:r>
+    </w:p>
+    <w:p>
+      <w:pPr>
+        <w:spacing w:line="336" w:lineRule="auto" w:after="180"/>
+      </w:pPr>
+      <w:r>
+        <w:rPr>
+          <w:b w:val="0"/>
+        </w:rPr>
+        <w:t xml:space="preserve">Parse: Each shown object is valid JSON syntax. → </w:t>
+      </w:r>
+      <w:r>
+        <w:rPr>
+          <w:b/>
+        </w:rPr>
+        <w:t>Schema</w:t>
+      </w:r>
+      <w:r>
+        <w:rPr>
+          <w:b w:val="0"/>
+        </w:rPr>
+        <w:t xml:space="preserve"> check: Y fails because its pages value is text, not an integer. → Meaning check: Z fits </w:t>
+      </w:r>
+      <w:r>
+        <w:rPr>
+          <w:b/>
+        </w:rPr>
+        <w:t>field</w:t>
+      </w:r>
+      <w:r>
+        <w:rPr>
+          <w:b w:val="0"/>
+        </w:rPr>
+        <w:t xml:space="preserve"> </w:t>
+      </w:r>
+      <w:r>
+        <w:rPr>
+          <w:b/>
+        </w:rPr>
+        <w:t>type</w:t>
+      </w:r>
+      <w:r>
+        <w:rPr>
+          <w:b w:val="0"/>
+        </w:rPr>
+        <w:t xml:space="preserve">s but contradicts R’s page count. → Accept X: X passes syntax, declared </w:t>
+      </w:r>
+      <w:r>
+        <w:rPr>
+          <w:b/>
+        </w:rPr>
+        <w:t>schema</w:t>
+      </w:r>
+      <w:r>
+        <w:rPr>
+          <w:b w:val="0"/>
+        </w:rPr>
+        <w:t xml:space="preserve"> and source comparison.</w:t>
+      </w:r>
+    </w:p>
+    <w:p>
+      <w:pPr>
+        <w:spacing w:line="336" w:lineRule="auto" w:after="180"/>
+        <w:shd w:fill="F5F1FB"/>
+      </w:pPr>
+      <w:r>
+        <w:rPr>
+          <w:b w:val="0"/>
+        </w:rPr>
+        <w:t xml:space="preserve">Point to each numbered stage and explain which recorded </w:t>
+      </w:r>
+      <w:r>
+        <w:rPr>
+          <w:b/>
+        </w:rPr>
+        <w:t>input</w:t>
+      </w:r>
+      <w:r>
+        <w:rPr>
+          <w:b w:val="0"/>
+        </w:rPr>
+        <w:t xml:space="preserve"> it uses.</w:t>
+      </w:r>
+    </w:p>
+    <w:p>
+      <w:pPr>
+        <w:pStyle w:val="Heading3"/>
+      </w:pPr>
+      <w:r>
+        <w:t>Discuss while showing the picture</w:t>
+      </w:r>
+    </w:p>
+    <w:p>
+      <w:pPr>
+        <w:spacing w:line="336" w:lineRule="auto" w:after="180"/>
+        <w:shd w:fill="F1F6F8"/>
+      </w:pPr>
+      <w:r>
+        <w:rPr>
+          <w:b w:val="0"/>
+        </w:rPr>
+        <w:t xml:space="preserve">Teacher prompt: Point to each numbered stage and explain which recorded </w:t>
+      </w:r>
+      <w:r>
+        <w:rPr>
+          <w:b/>
+        </w:rPr>
+        <w:t>input</w:t>
+      </w:r>
+      <w:r>
+        <w:rPr>
+          <w:b w:val="0"/>
+        </w:rPr>
+        <w:t xml:space="preserve"> it uses. Ask learners to describe one label or arrow in ordinary words. Use the adjacent transcript if the image is difficult to see.</w:t>
+      </w:r>
+    </w:p>
+    <w:p>
+      <w:pPr>
+        <w:pStyle w:val="Heading3"/>
+      </w:pPr>
+      <w:r>
+        <w:t>03. Keep the evidence roles separate</w:t>
+      </w:r>
+    </w:p>
+    <w:p>
+      <w:r>
+        <w:drawing>
+          <wp:inline xmlns:a="http://schemas.openxmlformats.org/drawingml/2006/main" xmlns:pic="http://schemas.openxmlformats.org/drawingml/2006/picture">
+            <wp:extent cx="5486400" cy="2834640"/>
+            <wp:docPr id="4" name="Picture 4" descr="Keep the evidence roles separate. Generated text | JSON parse | A value or syntax error. Parsed value | Closed-schema check | Contract match or schema error. Contract-valid object | Match claims to current sources | Supported or semantic error"/>
+            <wp:cNvGraphicFramePr>
+              <a:graphicFrameLocks noChangeAspect="1"/>
+            </wp:cNvGraphicFramePr>
+            <a:graphic>
+              <a:graphicData uri="http://schemas.openxmlformats.org/drawingml/2006/picture">
+                <pic:pic>
+                  <pic:nvPicPr>
+                    <pic:cNvPr id="0" name="academy-story-ai-3-8-03.png"/>
+                    <pic:cNvPicPr/>
+                  </pic:nvPicPr>
+                  <pic:blipFill>
+                    <a:blip r:embed="rId12"/>
+                    <a:stretch>
+                      <a:fillRect/>
+                    </a:stretch>
+                  </pic:blipFill>
+                  <pic:spPr>
+                    <a:xfrm>
+                      <a:off x="0" y="0"/>
+                      <a:ext cx="5486400" cy="2834640"/>
+                    </a:xfrm>
+                    <a:prstGeom prst="rect"/>
+                  </pic:spPr>
+                </pic:pic>
+              </a:graphicData>
+            </a:graphic>
+          </wp:inline>
+        </w:drawing>
+      </w:r>
+    </w:p>
+    <w:p>
+      <w:pPr>
+        <w:spacing w:line="336" w:lineRule="auto" w:after="180"/>
+      </w:pPr>
+      <w:r>
+        <w:rPr>
+          <w:b w:val="0"/>
+        </w:rPr>
+        <w:t xml:space="preserve">Keep the </w:t>
+      </w:r>
+      <w:r>
+        <w:rPr>
+          <w:b/>
+        </w:rPr>
+        <w:t>evidence</w:t>
+      </w:r>
+      <w:r>
+        <w:rPr>
+          <w:b w:val="0"/>
+        </w:rPr>
+        <w:t xml:space="preserve"> roles separate. Generated text | JSON parse | A value or syntax error. Parsed value | Closed-</w:t>
+      </w:r>
+      <w:r>
+        <w:rPr>
+          <w:b/>
+        </w:rPr>
+        <w:t>schema</w:t>
+      </w:r>
+      <w:r>
+        <w:rPr>
+          <w:b w:val="0"/>
+        </w:rPr>
+        <w:t xml:space="preserve"> check | Contract match or </w:t>
+      </w:r>
+      <w:r>
+        <w:rPr>
+          <w:b/>
+        </w:rPr>
+        <w:t>schema</w:t>
+      </w:r>
+      <w:r>
+        <w:rPr>
+          <w:b w:val="0"/>
+        </w:rPr>
+        <w:t xml:space="preserve"> error.</w:t>
+      </w:r>
+    </w:p>
+    <w:p>
+      <w:pPr>
+        <w:spacing w:line="336" w:lineRule="auto" w:after="180"/>
+      </w:pPr>
+      <w:r>
+        <w:rPr>
+          <w:b w:val="0"/>
+        </w:rPr>
+        <w:t>Contract-valid object | Match claims to current sources | Supported or semantic error</w:t>
+      </w:r>
+    </w:p>
+    <w:p>
+      <w:pPr>
+        <w:spacing w:line="336" w:lineRule="auto" w:after="180"/>
+        <w:shd w:fill="F5F1FB"/>
+      </w:pPr>
+      <w:r>
+        <w:rPr>
+          <w:b w:val="0"/>
+        </w:rPr>
+        <w:t>Read the labels and values. Explain the relationship the model shows.</w:t>
+      </w:r>
+    </w:p>
+    <w:p>
+      <w:pPr>
+        <w:pStyle w:val="Heading3"/>
+      </w:pPr>
+      <w:r>
+        <w:t>Discuss while showing the picture</w:t>
+      </w:r>
+    </w:p>
+    <w:p>
+      <w:pPr>
+        <w:spacing w:line="336" w:lineRule="auto" w:after="180"/>
+        <w:shd w:fill="F1F6F8"/>
+      </w:pPr>
+      <w:r>
+        <w:rPr>
+          <w:b w:val="0"/>
+        </w:rPr>
+        <w:t>Teacher prompt: Read the labels and values. Explain the relationship the model shows. Ask learners to describe one label or arrow in ordinary words. Use the adjacent transcript if the image is difficult to see.</w:t>
+      </w:r>
+    </w:p>
+    <w:p>
+      <w:pPr>
+        <w:pStyle w:val="Heading3"/>
+      </w:pPr>
+      <w:r>
+        <w:t>04. Change one thing. Trace what follows.</w:t>
+      </w:r>
+    </w:p>
+    <w:p>
+      <w:r>
+        <w:drawing>
+          <wp:inline xmlns:a="http://schemas.openxmlformats.org/drawingml/2006/main" xmlns:pic="http://schemas.openxmlformats.org/drawingml/2006/picture">
+            <wp:extent cx="5486400" cy="3026664"/>
+            <wp:docPr id="5" name="Picture 5" descr="Original case: X passes syntax, declared schema and source comparison. Changed condition: Add an extra field &quot;rating&quot;:5 to X under the exactly-fields schema. Expected result: The changed object fails schema despite keeping the correct page count. Reason: Exactly means additional fields are not allowed in this contract."/>
+            <wp:cNvGraphicFramePr>
+              <a:graphicFrameLocks noChangeAspect="1"/>
+            </wp:cNvGraphicFramePr>
+            <a:graphic>
+              <a:graphicData uri="http://schemas.openxmlformats.org/drawingml/2006/picture">
+                <pic:pic>
+                  <pic:nvPicPr>
+                    <pic:cNvPr id="0" name="academy-story-ai-3-8-04.png"/>
+                    <pic:cNvPicPr/>
+                  </pic:nvPicPr>
+                  <pic:blipFill>
+                    <a:blip r:embed="rId13"/>
+                    <a:stretch>
+                      <a:fillRect/>
+                    </a:stretch>
+                  </pic:blipFill>
+                  <pic:spPr>
+                    <a:xfrm>
+                      <a:off x="0" y="0"/>
+                      <a:ext cx="5486400" cy="3026664"/>
+                    </a:xfrm>
+                    <a:prstGeom prst="rect"/>
+                  </pic:spPr>
+                </pic:pic>
+              </a:graphicData>
+            </a:graphic>
+          </wp:inline>
+        </w:drawing>
+      </w:r>
+    </w:p>
+    <w:p>
+      <w:pPr>
+        <w:spacing w:line="336" w:lineRule="auto" w:after="180"/>
+      </w:pPr>
+      <w:r>
+        <w:rPr>
+          <w:b w:val="0"/>
+        </w:rPr>
+        <w:t xml:space="preserve">Original case: X passes syntax, declared </w:t>
+      </w:r>
+      <w:r>
+        <w:rPr>
+          <w:b/>
+        </w:rPr>
+        <w:t>schema</w:t>
+      </w:r>
+      <w:r>
+        <w:rPr>
+          <w:b w:val="0"/>
+        </w:rPr>
+        <w:t xml:space="preserve"> and source comparison. Changed condition: Add an extra </w:t>
+      </w:r>
+      <w:r>
+        <w:rPr>
+          <w:b/>
+        </w:rPr>
+        <w:t>field</w:t>
+      </w:r>
+      <w:r>
+        <w:rPr>
+          <w:b w:val="0"/>
+        </w:rPr>
+        <w:t xml:space="preserve"> "rating":5 to X under the exactly-</w:t>
+      </w:r>
+      <w:r>
+        <w:rPr>
+          <w:b/>
+        </w:rPr>
+        <w:t>field</w:t>
+      </w:r>
+      <w:r>
+        <w:rPr>
+          <w:b w:val="0"/>
+        </w:rPr>
+        <w:t xml:space="preserve">s </w:t>
+      </w:r>
+      <w:r>
+        <w:rPr>
+          <w:b/>
+        </w:rPr>
+        <w:t>schema</w:t>
+      </w:r>
+      <w:r>
+        <w:rPr>
+          <w:b w:val="0"/>
+        </w:rPr>
+        <w:t>.</w:t>
+      </w:r>
+    </w:p>
+    <w:p>
+      <w:pPr>
+        <w:spacing w:line="336" w:lineRule="auto" w:after="180"/>
+      </w:pPr>
+      <w:r>
+        <w:rPr>
+          <w:b w:val="0"/>
+        </w:rPr>
+        <w:t xml:space="preserve">Expected result: The changed object fails </w:t>
+      </w:r>
+      <w:r>
+        <w:rPr>
+          <w:b/>
+        </w:rPr>
+        <w:t>schema</w:t>
+      </w:r>
+      <w:r>
+        <w:rPr>
+          <w:b w:val="0"/>
+        </w:rPr>
+        <w:t xml:space="preserve"> despite keeping the correct page count. Reason: Exactly means additional </w:t>
+      </w:r>
+      <w:r>
+        <w:rPr>
+          <w:b/>
+        </w:rPr>
+        <w:t>field</w:t>
+      </w:r>
+      <w:r>
+        <w:rPr>
+          <w:b w:val="0"/>
+        </w:rPr>
+        <w:t>s are not allowed in this contract.</w:t>
+      </w:r>
+    </w:p>
+    <w:p>
+      <w:pPr>
+        <w:spacing w:line="336" w:lineRule="auto" w:after="180"/>
+        <w:shd w:fill="F5F1FB"/>
+      </w:pPr>
+      <w:r>
+        <w:rPr>
+          <w:b w:val="0"/>
+        </w:rPr>
+        <w:t>Predict before checking the worked changed-case result. Name what changed and what the supplied facts allow you to conclude.</w:t>
+      </w:r>
+    </w:p>
+    <w:p>
+      <w:pPr>
+        <w:pStyle w:val="Heading3"/>
+      </w:pPr>
+      <w:r>
+        <w:t>Discuss while showing the picture</w:t>
+      </w:r>
+    </w:p>
+    <w:p>
+      <w:pPr>
+        <w:spacing w:line="336" w:lineRule="auto" w:after="180"/>
+        <w:shd w:fill="F1F6F8"/>
+      </w:pPr>
+      <w:r>
+        <w:rPr>
+          <w:b w:val="0"/>
+        </w:rPr>
+        <w:t>Teacher prompt: Predict before checking the worked changed-case result. Name what changed and what the supplied facts allow you to conclude. Ask learners to describe one label or arrow in ordinary words.</w:t>
+      </w:r>
+    </w:p>
+    <w:p>
+      <w:pPr>
+        <w:spacing w:line="336" w:lineRule="auto" w:after="180"/>
+        <w:shd w:fill="F1F6F8"/>
+      </w:pPr>
+      <w:r>
+        <w:rPr>
+          <w:b w:val="0"/>
+        </w:rPr>
+        <w:t xml:space="preserve">Use the adjacent transcript if the image is difficult to see. Changed-case reasoning: Exactly means additional </w:t>
+      </w:r>
+      <w:r>
+        <w:rPr>
+          <w:b/>
+        </w:rPr>
+        <w:t>field</w:t>
+      </w:r>
+      <w:r>
+        <w:rPr>
+          <w:b w:val="0"/>
+        </w:rPr>
+        <w:t>s are not allowed in this contract.</w:t>
+      </w:r>
+    </w:p>
+    <w:p>
+      <w:pPr>
+        <w:pStyle w:val="Heading3"/>
+      </w:pPr>
+      <w:r>
+        <w:t>05. Connect the explanation to its limit</w:t>
+      </w:r>
+    </w:p>
+    <w:p>
+      <w:r>
+        <w:drawing>
+          <wp:inline xmlns:a="http://schemas.openxmlformats.org/drawingml/2006/main" xmlns:pic="http://schemas.openxmlformats.org/drawingml/2006/picture">
+            <wp:extent cx="5486400" cy="2834640"/>
+            <wp:docPr id="6" name="Picture 6" descr="Parsing establishes that text forms a structured object. Schema checks establish required fields and types. Semantic validation compares their meaning with the approved source. These are different layers: a parseable, well-shaped object can still contain a false fact. Report the first failing layer without treating format success as factual success. Limit: Source agreement does not establish that the approved catalogue itself is correct or complete."/>
+            <wp:cNvGraphicFramePr>
+              <a:graphicFrameLocks noChangeAspect="1"/>
+            </wp:cNvGraphicFramePr>
+            <a:graphic>
+              <a:graphicData uri="http://schemas.openxmlformats.org/drawingml/2006/picture">
+                <pic:pic>
+                  <pic:nvPicPr>
+                    <pic:cNvPr id="0" name="academy-story-ai-3-8-05.png"/>
+                    <pic:cNvPicPr/>
+                  </pic:nvPicPr>
+                  <pic:blipFill>
+                    <a:blip r:embed="rId14"/>
+                    <a:stretch>
+                      <a:fillRect/>
+                    </a:stretch>
+                  </pic:blipFill>
+                  <pic:spPr>
+                    <a:xfrm>
+                      <a:off x="0" y="0"/>
+                      <a:ext cx="5486400" cy="2834640"/>
+                    </a:xfrm>
+                    <a:prstGeom prst="rect"/>
+                  </pic:spPr>
+                </pic:pic>
+              </a:graphicData>
+            </a:graphic>
+          </wp:inline>
+        </w:drawing>
+      </w:r>
+    </w:p>
+    <w:p>
+      <w:pPr>
+        <w:spacing w:line="336" w:lineRule="auto" w:after="180"/>
+      </w:pPr>
+      <w:r>
+        <w:rPr>
+          <w:b w:val="0"/>
+        </w:rPr>
+        <w:t xml:space="preserve">Parsing establishes that text forms a structured object. </w:t>
+      </w:r>
+      <w:r>
+        <w:rPr>
+          <w:b/>
+        </w:rPr>
+        <w:t>Schema</w:t>
+      </w:r>
+      <w:r>
+        <w:rPr>
+          <w:b w:val="0"/>
+        </w:rPr>
+        <w:t xml:space="preserve"> checks establish required </w:t>
+      </w:r>
+      <w:r>
+        <w:rPr>
+          <w:b/>
+        </w:rPr>
+        <w:t>field</w:t>
+      </w:r>
+      <w:r>
+        <w:rPr>
+          <w:b w:val="0"/>
+        </w:rPr>
+        <w:t xml:space="preserve">s and </w:t>
+      </w:r>
+      <w:r>
+        <w:rPr>
+          <w:b/>
+        </w:rPr>
+        <w:t>type</w:t>
+      </w:r>
+      <w:r>
+        <w:rPr>
+          <w:b w:val="0"/>
+        </w:rPr>
+        <w:t xml:space="preserve">s. </w:t>
+      </w:r>
+      <w:r>
+        <w:rPr>
+          <w:b/>
+        </w:rPr>
+        <w:t>Semantic validation</w:t>
+      </w:r>
+      <w:r>
+        <w:rPr>
+          <w:b w:val="0"/>
+        </w:rPr>
+        <w:t xml:space="preserve"> compares their meaning with the approved source.</w:t>
+      </w:r>
+    </w:p>
+    <w:p>
+      <w:pPr>
+        <w:spacing w:line="336" w:lineRule="auto" w:after="180"/>
+      </w:pPr>
+      <w:r>
+        <w:rPr>
+          <w:b w:val="0"/>
+        </w:rPr>
+        <w:t>These are different layers: a parseable, well-shaped object can still contain a false fact. Report the first failing layer without treating format success as factual success.</w:t>
+      </w:r>
+    </w:p>
+    <w:p>
+      <w:pPr>
+        <w:spacing w:line="336" w:lineRule="auto" w:after="180"/>
+      </w:pPr>
+      <w:r>
+        <w:rPr>
+          <w:b w:val="0"/>
+        </w:rPr>
+        <w:t>Limit: Source agreement does not establish that the approved catalogue itself is correct or complete.</w:t>
+      </w:r>
+    </w:p>
+    <w:p>
+      <w:pPr>
+        <w:spacing w:line="336" w:lineRule="auto" w:after="180"/>
+        <w:shd w:fill="F5F1FB"/>
+      </w:pPr>
+      <w:r>
+        <w:rPr>
+          <w:b w:val="0"/>
+        </w:rPr>
+        <w:t>Explain the case, then point to a limit on the claim.</w:t>
+      </w:r>
+    </w:p>
+    <w:p>
+      <w:pPr>
+        <w:pStyle w:val="Heading3"/>
+      </w:pPr>
+      <w:r>
+        <w:t>Discuss while showing the picture</w:t>
+      </w:r>
+    </w:p>
+    <w:p>
+      <w:pPr>
+        <w:spacing w:line="336" w:lineRule="auto" w:after="180"/>
+        <w:shd w:fill="F1F6F8"/>
+      </w:pPr>
+      <w:r>
+        <w:rPr>
+          <w:b w:val="0"/>
+        </w:rPr>
+        <w:t>Teacher prompt: Explain the case, then point to a limit on the claim. Ask learners to describe one label or arrow in ordinary words. Use the adjacent transcript if the image is difficult to see.</w:t>
+      </w:r>
+    </w:p>
+    <w:p>
+      <w:pPr>
+        <w:spacing w:line="336" w:lineRule="auto" w:after="180"/>
+        <w:shd w:fill="F1F6F8"/>
+      </w:pPr>
+      <w:r>
+        <w:rPr>
+          <w:b w:val="0"/>
+        </w:rPr>
+        <w:t>Keep the stated scope: Source agreement does not establish that the approved catalogue itself is correct or complete.</w:t>
+      </w:r>
+    </w:p>
+    <w:p>
+      <w:pPr>
+        <w:pStyle w:val="Heading3"/>
+      </w:pPr>
+      <w:r>
+        <w:t>06. Make the idea visible in your project</w:t>
+      </w:r>
+    </w:p>
+    <w:p>
+      <w:r>
+        <w:drawing>
+          <wp:inline xmlns:a="http://schemas.openxmlformats.org/drawingml/2006/main" xmlns:pic="http://schemas.openxmlformats.org/drawingml/2006/picture">
+            <wp:extent cx="5486400" cy="3380232"/>
+            <wp:docPr id="7" name="Picture 7" descr="Validate Study Buddy outputs before another program consumes them; retain source IDs and separate syntax/type/support failures. Draw your input, deciding step, result and limit. Supported question: Which object demonstrates that valid JSON and valid types are insufficient for truth?"/>
+            <wp:cNvGraphicFramePr>
+              <a:graphicFrameLocks noChangeAspect="1"/>
+            </wp:cNvGraphicFramePr>
+            <a:graphic>
+              <a:graphicData uri="http://schemas.openxmlformats.org/drawingml/2006/picture">
+                <pic:pic>
+                  <pic:nvPicPr>
+                    <pic:cNvPr id="0" name="academy-story-ai-3-8-06.png"/>
+                    <pic:cNvPicPr/>
+                  </pic:nvPicPr>
+                  <pic:blipFill>
+                    <a:blip r:embed="rId15"/>
+                    <a:stretch>
+                      <a:fillRect/>
+                    </a:stretch>
+                  </pic:blipFill>
+                  <pic:spPr>
+                    <a:xfrm>
+                      <a:off x="0" y="0"/>
+                      <a:ext cx="5486400" cy="3380232"/>
+                    </a:xfrm>
+                    <a:prstGeom prst="rect"/>
+                  </pic:spPr>
+                </pic:pic>
+              </a:graphicData>
+            </a:graphic>
+          </wp:inline>
+        </w:drawing>
+      </w:r>
+    </w:p>
+    <w:p>
+      <w:pPr>
+        <w:spacing w:line="336" w:lineRule="auto" w:after="180"/>
+      </w:pPr>
+      <w:r>
+        <w:rPr>
+          <w:b w:val="0"/>
+        </w:rPr>
+        <w:t xml:space="preserve">Validate Study Buddy </w:t>
+      </w:r>
+      <w:r>
+        <w:rPr>
+          <w:b/>
+        </w:rPr>
+        <w:t>output</w:t>
+      </w:r>
+      <w:r>
+        <w:rPr>
+          <w:b w:val="0"/>
+        </w:rPr>
+        <w:t>s before another program consumes them; retain source IDs and separate syntax/</w:t>
+      </w:r>
+      <w:r>
+        <w:rPr>
+          <w:b/>
+        </w:rPr>
+        <w:t>type</w:t>
+      </w:r>
+      <w:r>
+        <w:rPr>
+          <w:b w:val="0"/>
+        </w:rPr>
+        <w:t xml:space="preserve">/support failures. Draw your </w:t>
+      </w:r>
+      <w:r>
+        <w:rPr>
+          <w:b/>
+        </w:rPr>
+        <w:t>input</w:t>
+      </w:r>
+      <w:r>
+        <w:rPr>
+          <w:b w:val="0"/>
+        </w:rPr>
+        <w:t>, deciding step, result and limit.</w:t>
+      </w:r>
+    </w:p>
+    <w:p>
+      <w:pPr>
+        <w:spacing w:line="336" w:lineRule="auto" w:after="180"/>
+      </w:pPr>
+      <w:r>
+        <w:rPr>
+          <w:b w:val="0"/>
+        </w:rPr>
+        <w:t xml:space="preserve">Supported question: Which object demonstrates that valid JSON and valid </w:t>
+      </w:r>
+      <w:r>
+        <w:rPr>
+          <w:b/>
+        </w:rPr>
+        <w:t>type</w:t>
+      </w:r>
+      <w:r>
+        <w:rPr>
+          <w:b w:val="0"/>
+        </w:rPr>
+        <w:t>s are insufficient for truth?</w:t>
+      </w:r>
+    </w:p>
+    <w:p>
+      <w:pPr>
+        <w:spacing w:line="336" w:lineRule="auto" w:after="180"/>
+        <w:shd w:fill="F5F1FB"/>
+      </w:pPr>
+      <w:r>
+        <w:rPr>
+          <w:b w:val="0"/>
+        </w:rPr>
+        <w:t xml:space="preserve">Draw your project trace and justify the deciding step using </w:t>
+      </w:r>
+      <w:r>
+        <w:rPr>
+          <w:b/>
+        </w:rPr>
+        <w:t>evidence</w:t>
+      </w:r>
+      <w:r>
+        <w:rPr>
+          <w:b w:val="0"/>
+        </w:rPr>
+        <w:t>.</w:t>
+      </w:r>
+    </w:p>
+    <w:p>
+      <w:pPr>
+        <w:pStyle w:val="Heading3"/>
+      </w:pPr>
+      <w:r>
+        <w:t>Discuss while showing the picture</w:t>
+      </w:r>
+    </w:p>
+    <w:p>
+      <w:pPr>
+        <w:spacing w:line="336" w:lineRule="auto" w:after="180"/>
+        <w:shd w:fill="F1F6F8"/>
+      </w:pPr>
+      <w:r>
+        <w:rPr>
+          <w:b w:val="0"/>
+        </w:rPr>
+        <w:t xml:space="preserve">Teacher prompt: Draw your project trace and justify the deciding step using </w:t>
+      </w:r>
+      <w:r>
+        <w:rPr>
+          <w:b/>
+        </w:rPr>
+        <w:t>evidence</w:t>
+      </w:r>
+      <w:r>
+        <w:rPr>
+          <w:b w:val="0"/>
+        </w:rPr>
+        <w:t>. Ask learners to describe one label or arrow in ordinary words. Use the adjacent transcript if the image is difficult to see.</w:t>
+      </w:r>
+    </w:p>
+    <w:p>
+      <w:pPr>
+        <w:spacing w:line="336" w:lineRule="auto" w:after="180"/>
+        <w:shd w:fill="F1F6F8"/>
+      </w:pPr>
+      <w:r>
+        <w:rPr>
+          <w:b w:val="0"/>
+        </w:rPr>
+        <w:t>Supported practice key: Z: its pages is an integer and syntax is valid, but 46 contradicts approved 64.</w:t>
       </w:r>
     </w:p>
     <w:sectPr>

--- a/downloads/teacher/ai-3-week-08.docx
+++ b/downloads/teacher/ai-3-week-08.docx
@@ -201,7 +201,7 @@
           </w:tcPr>
           <w:p>
             <w:r>
-              <w:t>Sections 9 and 11–14. Give extra time to finish the full task set; use Section 15 when the week includes a coding lab.</w:t>
+              <w:t>Use “Run the investigation”, “Connect your project”, “Show what you know”, “Study a complete case” and “Try a new case independently”. Give extra time for the full task set. If this week has a coding lab, use its named section; section numbers can change when extra explanations are included.</w:t>
             </w:r>
           </w:p>
         </w:tc>
@@ -729,7 +729,7 @@
         <w:rPr>
           <w:b w:val="0"/>
         </w:rPr>
-        <w:t xml:space="preserve">Use two 45-minute sessions. All model </w:t>
+        <w:t xml:space="preserve">For the compact core route, use two 45-minute sessions. All model </w:t>
       </w:r>
       <w:r>
         <w:rPr>
@@ -2403,6 +2403,26 @@
         <w:pStyle w:val="Heading3"/>
       </w:pPr>
       <w:r>
+        <w:t>Choose the pacing route</w:t>
+      </w:r>
+    </w:p>
+    <w:p>
+      <w:pPr>
+        <w:spacing w:line="336" w:lineRule="auto" w:after="180"/>
+        <w:shd w:fill="F1F6F8"/>
+      </w:pPr>
+      <w:r>
+        <w:rPr>
+          <w:b w:val="0"/>
+        </w:rPr>
+        <w:t>Compact alternative: this two-session sequence covers selected core tasks. Use the three-session weekly plan for the full lesson, independent transfer, feedback and project work; allow extra time for extensions.</w:t>
+      </w:r>
+    </w:p>
+    <w:p>
+      <w:pPr>
+        <w:pStyle w:val="Heading3"/>
+      </w:pPr>
+      <w:r>
         <w:t>Board sequence</w:t>
       </w:r>
     </w:p>
@@ -2777,7 +2797,7 @@
           </w:tcPr>
           <w:p>
             <w:r>
-              <w:t>Read section 1 and complete W1; ask for a reason alongside each answer.</w:t>
+              <w:t>Read the explanation in “Notice the evidence” and “See how it works”, then complete W1; ask for a reason alongside each answer.</w:t>
             </w:r>
           </w:p>
         </w:tc>
@@ -2799,7 +2819,7 @@
           </w:tcPr>
           <w:p>
             <w:r>
-              <w:t>Trace the worked case in section 2 and complete W2.</w:t>
+              <w:t>Trace the “A closer explanation” material in “See how it works” and “Follow a worked example”, then complete W2. The pictorial case is an additional example.</w:t>
             </w:r>
           </w:p>
         </w:tc>
@@ -5924,7 +5944,7 @@
           </w:tcPr>
           <w:p>
             <w:r>
-              <w:t>Sections 9 and 11–14. Give extra time to finish the full task set; use Section 15 when the week includes a coding lab.</w:t>
+              <w:t>Use “Run the investigation”, “Connect your project”, “Show what you know”, “Study a complete case” and “Try a new case independently”. Give extra time for the full task set. If this week has a coding lab, use its named section; section numbers can change when extra explanations are included.</w:t>
             </w:r>
           </w:p>
         </w:tc>

--- a/downloads/teacher/ai-3-week-08.docx
+++ b/downloads/teacher/ai-3-week-08.docx
@@ -25,20 +25,38 @@
         <w:pStyle w:val="Heading1"/>
       </w:pPr>
       <w:r>
-        <w:t>01. Structured Output and Schemas</w:t>
-      </w:r>
-    </w:p>
-    <w:p>
-      <w:r>
-        <w:t>Prepare Structured Output and Schemas: check the target, prerequisites, resources and adaptable teaching schedule.</w:t>
-      </w:r>
-    </w:p>
-    <w:p>
-      <w:pPr>
-        <w:pStyle w:val="Heading3"/>
-      </w:pPr>
-      <w:r>
-        <w:t>Teach the learning cycle</w:t>
+        <w:t>Teach layer-specific reasons on complete supplied objects.</w:t>
+      </w:r>
+    </w:p>
+    <w:p>
+      <w:r>
+        <w:t>Supply trusted source records, keep schemas distinct and use the optional validator within its declared limits.</w:t>
+      </w:r>
+    </w:p>
+    <w:p>
+      <w:r>
+        <w:t>Ask which layer first fails and why valid types cannot certify a factual claim.</w:t>
+      </w:r>
+    </w:p>
+    <w:p>
+      <w:pPr>
+        <w:pStyle w:val="Heading1"/>
+      </w:pPr>
+      <w:r>
+        <w:t>01. Prepare this connected week</w:t>
+      </w:r>
+    </w:p>
+    <w:p>
+      <w:r>
+        <w:t>Use one main plan and keep practice separate from the independent first attempt.</w:t>
+      </w:r>
+    </w:p>
+    <w:p>
+      <w:pPr>
+        <w:pStyle w:val="Heading2"/>
+      </w:pPr>
+      <w:r>
+        <w:t>Learning goal and precision</w:t>
       </w:r>
     </w:p>
     <w:p>
@@ -62,6 +80,123 @@
           <w:b w:val="0"/>
         </w:rPr>
         <w:t xml:space="preserve"> and source support checks</w:t>
+      </w:r>
+    </w:p>
+    <w:p>
+      <w:pPr>
+        <w:spacing w:line="336" w:lineRule="auto" w:after="180"/>
+      </w:pPr>
+      <w:r>
+        <w:rPr>
+          <w:b w:val="0"/>
+        </w:rPr>
+        <w:t xml:space="preserve">For the compact core route, use two 45-minute sessions. All model </w:t>
+      </w:r>
+      <w:r>
+        <w:rPr>
+          <w:b/>
+        </w:rPr>
+        <w:t>output</w:t>
+      </w:r>
+      <w:r>
+        <w:rPr>
+          <w:b w:val="0"/>
+        </w:rPr>
+        <w:t>s and probability tables are constructed classroom examples. No hosted AI service, external API or student account is needed.</w:t>
+      </w:r>
+    </w:p>
+    <w:p>
+      <w:pPr>
+        <w:spacing w:line="336" w:lineRule="auto" w:after="180"/>
+      </w:pPr>
+      <w:r>
+        <w:rPr>
+          <w:b w:val="0"/>
+        </w:rPr>
+        <w:t>Distinguish a model objective from factual support and system permissions. Collect independent work before discussing its solutions.</w:t>
+      </w:r>
+    </w:p>
+    <w:p>
+      <w:pPr>
+        <w:spacing w:line="336" w:lineRule="auto" w:after="180"/>
+      </w:pPr>
+      <w:r>
+        <w:rPr>
+          <w:b w:val="0"/>
+        </w:rPr>
+        <w:t xml:space="preserve">By the end, I can validate structured </w:t>
+      </w:r>
+      <w:r>
+        <w:rPr>
+          <w:b/>
+        </w:rPr>
+        <w:t>output</w:t>
+      </w:r>
+      <w:r>
+        <w:rPr>
+          <w:b w:val="0"/>
+        </w:rPr>
+        <w:t xml:space="preserve"> in layers: syntax, </w:t>
+      </w:r>
+      <w:r>
+        <w:rPr>
+          <w:b/>
+        </w:rPr>
+        <w:t>schema</w:t>
+      </w:r>
+      <w:r>
+        <w:rPr>
+          <w:b w:val="0"/>
+        </w:rPr>
+        <w:t xml:space="preserve"> and source meaning.</w:t>
+      </w:r>
+    </w:p>
+    <w:p>
+      <w:pPr>
+        <w:pStyle w:val="Heading2"/>
+      </w:pPr>
+      <w:r>
+        <w:t>What to prepare</w:t>
+      </w:r>
+    </w:p>
+    <w:p>
+      <w:pPr>
+        <w:pStyle w:val="ListBullet"/>
+      </w:pPr>
+      <w:r>
+        <w:t>Use the supplied scenario, student illustrations and blank paper. For numeric work, offer counters or a calculator after learners show the setup. Fictional records are supplied; personal data and paid accounts are unnecessary.</w:t>
+      </w:r>
+    </w:p>
+    <w:p>
+      <w:pPr>
+        <w:pStyle w:val="ListBullet"/>
+      </w:pPr>
+      <w:r>
+        <w:t>Printed lesson and workbook; paper and pencil</w:t>
+      </w:r>
+    </w:p>
+    <w:p>
+      <w:pPr>
+        <w:pStyle w:val="ListBullet"/>
+      </w:pPr>
+      <w:r>
+        <w:t>Calculator; optional local Python 3 interpreter</w:t>
+      </w:r>
+    </w:p>
+    <w:p>
+      <w:pPr>
+        <w:pStyle w:val="ListBullet"/>
+      </w:pPr>
+      <w:r>
+        <w:t>Prepare the independent task and fresh retry without displaying solutions</w:t>
+      </w:r>
+    </w:p>
+    <w:p>
+      <w:pPr>
+        <w:pStyle w:val="Heading2"/>
+      </w:pPr>
+      <w:r>
+        <w:t>Main teaching plan</w:t>
       </w:r>
     </w:p>
     <w:tbl>
@@ -243,9 +378,236 @@
     </w:p>
     <w:p>
       <w:pPr>
+        <w:pStyle w:val="Heading2"/>
+      </w:pPr>
+      <w:r>
+        <w:t>Opening retrieval and readiness</w:t>
+      </w:r>
+    </w:p>
+    <w:p>
+      <w:pPr>
+        <w:spacing w:line="336" w:lineRule="auto" w:after="180"/>
+      </w:pPr>
+      <w:r>
+        <w:rPr>
+          <w:b w:val="0"/>
+        </w:rPr>
+        <w:t>Without opening the old lesson, explain one key idea from Iterative Prompting. Give an example and a mistake that the idea helps you avoid.</w:t>
+      </w:r>
+    </w:p>
+    <w:p>
+      <w:pPr>
+        <w:spacing w:line="336" w:lineRule="auto" w:after="180"/>
+      </w:pPr>
+      <w:r>
+        <w:rPr>
+          <w:b w:val="0"/>
+        </w:rPr>
+        <w:t xml:space="preserve">Look for: Explain the </w:t>
+      </w:r>
+      <w:r>
+        <w:rPr>
+          <w:b/>
+        </w:rPr>
+        <w:t>mechanism</w:t>
+      </w:r>
+      <w:r>
+        <w:rPr>
+          <w:b w:val="0"/>
+        </w:rPr>
+        <w:t xml:space="preserve"> and terminology of controlled prompt experiments</w:t>
+      </w:r>
+    </w:p>
+    <w:p>
+      <w:pPr>
+        <w:spacing w:line="336" w:lineRule="auto" w:after="180"/>
+      </w:pPr>
+      <w:r>
+        <w:rPr>
+          <w:b w:val="0"/>
+        </w:rPr>
+        <w:t>Reference example, not the only acceptable wording: Teacher explanation: A prompt experiment compares complete specifications using the same task cases.</w:t>
+      </w:r>
+    </w:p>
+    <w:p>
+      <w:pPr>
+        <w:spacing w:line="336" w:lineRule="auto" w:after="180"/>
+      </w:pPr>
+      <w:r>
+        <w:rPr>
+          <w:b w:val="0"/>
+        </w:rPr>
+        <w:t xml:space="preserve">Define success before inspecting </w:t>
+      </w:r>
+      <w:r>
+        <w:rPr>
+          <w:b/>
+        </w:rPr>
+        <w:t>output</w:t>
+      </w:r>
+      <w:r>
+        <w:rPr>
+          <w:b w:val="0"/>
+        </w:rPr>
+        <w:t xml:space="preserve">s; change one intended instruction and preserve other settings. Evaluate both prompts on paired cases with fixed model/version, source records, </w:t>
+      </w:r>
+      <w:r>
+        <w:rPr>
+          <w:b/>
+        </w:rPr>
+        <w:t>output</w:t>
+      </w:r>
+      <w:r>
+        <w:rPr>
+          <w:b w:val="0"/>
+        </w:rPr>
+        <w:t xml:space="preserve"> contract and scoring rubric.</w:t>
+      </w:r>
+    </w:p>
+    <w:p>
+      <w:pPr>
+        <w:spacing w:line="336" w:lineRule="auto" w:after="180"/>
+      </w:pPr>
+      <w:r>
+        <w:rPr>
+          <w:b w:val="0"/>
+        </w:rPr>
+        <w:t>Use development results for selection, then reserve new final cases. Score each case rather than counting attractive sentences.</w:t>
+      </w:r>
+    </w:p>
+    <w:p>
+      <w:pPr>
+        <w:spacing w:line="336" w:lineRule="auto" w:after="180"/>
+      </w:pPr>
+      <w:r>
+        <w:rPr>
+          <w:b w:val="0"/>
+        </w:rPr>
+        <w:t>Without opening the old lesson, explain one key idea from Prompt as a Contract. Give an example and a mistake that the idea helps you avoid.</w:t>
+      </w:r>
+    </w:p>
+    <w:p>
+      <w:pPr>
+        <w:spacing w:line="336" w:lineRule="auto" w:after="180"/>
+      </w:pPr>
+      <w:r>
+        <w:rPr>
+          <w:b w:val="0"/>
+        </w:rPr>
+        <w:t>Look for: Write a prompt specification with observable response criteria</w:t>
+      </w:r>
+    </w:p>
+    <w:p>
+      <w:pPr>
+        <w:spacing w:line="336" w:lineRule="auto" w:after="180"/>
+      </w:pPr>
+      <w:r>
+        <w:rPr>
+          <w:b w:val="0"/>
+        </w:rPr>
+        <w:t xml:space="preserve">Reference example, not the only acceptable wording: Teacher explanation: </w:t>
+      </w:r>
+      <w:r>
+        <w:rPr>
+          <w:b/>
+        </w:rPr>
+        <w:t>Field</w:t>
+      </w:r>
+      <w:r>
+        <w:rPr>
+          <w:b w:val="0"/>
+        </w:rPr>
+        <w:t>s status,room,capacity,source_ids.</w:t>
+      </w:r>
+    </w:p>
+    <w:p>
+      <w:pPr>
+        <w:spacing w:line="336" w:lineRule="auto" w:after="180"/>
+      </w:pPr>
+      <w:r>
+        <w:rPr>
+          <w:b w:val="0"/>
+        </w:rPr>
+        <w:t>Status supported or needs_review. supported requires matching current approval and current capacity for the same room; no unresolved conflict.</w:t>
+      </w:r>
+    </w:p>
+    <w:p>
+      <w:pPr>
+        <w:spacing w:line="336" w:lineRule="auto" w:after="180"/>
+      </w:pPr>
+      <w:r>
+        <w:rPr>
+          <w:b w:val="0"/>
+        </w:rPr>
+        <w:t>Without opening the old lesson, explain one key idea from A Distribution of Possibilities. Give an example and a mistake that the idea helps you avoid.</w:t>
+      </w:r>
+    </w:p>
+    <w:p>
+      <w:pPr>
+        <w:spacing w:line="336" w:lineRule="auto" w:after="180"/>
+      </w:pPr>
+      <w:r>
+        <w:rPr>
+          <w:b w:val="0"/>
+        </w:rPr>
+        <w:t>Look for: Check whether a next-token table is a valid probability distribution</w:t>
+      </w:r>
+    </w:p>
+    <w:p>
+      <w:pPr>
+        <w:spacing w:line="336" w:lineRule="auto" w:after="180"/>
+      </w:pPr>
+      <w:r>
+        <w:rPr>
+          <w:b w:val="0"/>
+        </w:rPr>
+        <w:t>Reference example, not the only acceptable wording: Teacher explanation: Entries are nonnegative and sum to 1. Not ready has mass 0.3+0.2 = 0.5, including busy and unknown.</w:t>
+      </w:r>
+    </w:p>
+    <w:p>
+      <w:pPr>
+        <w:spacing w:line="336" w:lineRule="auto" w:after="180"/>
+      </w:pPr>
+      <w:r>
+        <w:rPr>
+          <w:b w:val="0"/>
+        </w:rPr>
+        <w:t xml:space="preserve">No. Parse and validate the returned value, then check its claims and permitted actions against the </w:t>
+      </w:r>
+      <w:r>
+        <w:rPr>
+          <w:b/>
+        </w:rPr>
+        <w:t>evidence</w:t>
+      </w:r>
+      <w:r>
+        <w:rPr>
+          <w:b w:val="0"/>
+        </w:rPr>
+        <w:t xml:space="preserve"> and contract.</w:t>
+      </w:r>
+    </w:p>
+    <w:p>
+      <w:pPr>
+        <w:pStyle w:val="Heading2"/>
+      </w:pPr>
+      <w:r>
+        <w:t>Earlier wording, alternatives and picture transcripts · reference / check after trying</w:t>
+      </w:r>
+    </w:p>
+    <w:p>
+      <w:pPr>
         <w:pStyle w:val="Heading3"/>
       </w:pPr>
       <w:r>
+        <w:t>Teach the learning cycle</w:t>
+      </w:r>
+    </w:p>
+    <w:p>
+      <w:pPr>
+        <w:pStyle w:val="Heading3"/>
+      </w:pPr>
+      <w:r>
         <w:t>Retrieval answer guidance</w:t>
       </w:r>
     </w:p>
@@ -259,223 +621,42 @@
     </w:p>
     <w:p>
       <w:pPr>
+        <w:pStyle w:val="Heading3"/>
+      </w:pPr>
+      <w:r>
+        <w:t>Prompt as a Contract</w:t>
+      </w:r>
+    </w:p>
+    <w:p>
+      <w:pPr>
+        <w:pStyle w:val="Heading3"/>
+      </w:pPr>
+      <w:r>
+        <w:t>A Distribution of Possibilities</w:t>
+      </w:r>
+    </w:p>
+    <w:p>
+      <w:pPr>
         <w:spacing w:line="336" w:lineRule="auto" w:after="180"/>
       </w:pPr>
       <w:r>
         <w:rPr>
           <w:b w:val="0"/>
         </w:rPr>
-        <w:t>Without opening the old lesson, explain one key idea from Iterative Prompting. Give an example and a mistake that the idea helps you avoid.</w:t>
+        <w:t>Use the student module and workbook section with this exact week title. The worked case, independent question and answers below form one aligned lesson sequence.</w:t>
+      </w:r>
+    </w:p>
+    <w:p>
+      <w:pPr>
+        <w:pStyle w:val="Heading3"/>
+      </w:pPr>
+      <w:r>
+        <w:t>What the learner must demonstrate</w:t>
       </w:r>
     </w:p>
     <w:p>
       <w:pPr>
         <w:spacing w:line="336" w:lineRule="auto" w:after="180"/>
-      </w:pPr>
-      <w:r>
-        <w:rPr>
-          <w:b w:val="0"/>
-        </w:rPr>
-        <w:t xml:space="preserve">Look for: Explain the </w:t>
-      </w:r>
-      <w:r>
-        <w:rPr>
-          <w:b/>
-        </w:rPr>
-        <w:t>mechanism</w:t>
-      </w:r>
-      <w:r>
-        <w:rPr>
-          <w:b w:val="0"/>
-        </w:rPr>
-        <w:t xml:space="preserve"> and terminology of controlled prompt experiments</w:t>
-      </w:r>
-    </w:p>
-    <w:p>
-      <w:pPr>
-        <w:spacing w:line="336" w:lineRule="auto" w:after="180"/>
-      </w:pPr>
-      <w:r>
-        <w:rPr>
-          <w:b w:val="0"/>
-        </w:rPr>
-        <w:t>Reference example, not the only acceptable wording: Teacher explanation: A prompt experiment compares complete specifications using the same task cases.</w:t>
-      </w:r>
-    </w:p>
-    <w:p>
-      <w:pPr>
-        <w:spacing w:line="336" w:lineRule="auto" w:after="180"/>
-      </w:pPr>
-      <w:r>
-        <w:rPr>
-          <w:b w:val="0"/>
-        </w:rPr>
-        <w:t xml:space="preserve">Define success before inspecting </w:t>
-      </w:r>
-      <w:r>
-        <w:rPr>
-          <w:b/>
-        </w:rPr>
-        <w:t>output</w:t>
-      </w:r>
-      <w:r>
-        <w:rPr>
-          <w:b w:val="0"/>
-        </w:rPr>
-        <w:t xml:space="preserve">s; change one intended instruction and preserve other settings. Evaluate both prompts on paired cases with fixed model/version, source records, </w:t>
-      </w:r>
-      <w:r>
-        <w:rPr>
-          <w:b/>
-        </w:rPr>
-        <w:t>output</w:t>
-      </w:r>
-      <w:r>
-        <w:rPr>
-          <w:b w:val="0"/>
-        </w:rPr>
-        <w:t xml:space="preserve"> contract and scoring rubric.</w:t>
-      </w:r>
-    </w:p>
-    <w:p>
-      <w:pPr>
-        <w:spacing w:line="336" w:lineRule="auto" w:after="180"/>
-      </w:pPr>
-      <w:r>
-        <w:rPr>
-          <w:b w:val="0"/>
-        </w:rPr>
-        <w:t>Use development results for selection, then reserve new final cases. Score each case rather than counting attractive sentences.</w:t>
-      </w:r>
-    </w:p>
-    <w:p>
-      <w:pPr>
-        <w:pStyle w:val="Heading3"/>
-      </w:pPr>
-      <w:r>
-        <w:t>Prompt as a Contract</w:t>
-      </w:r>
-    </w:p>
-    <w:p>
-      <w:pPr>
-        <w:spacing w:line="336" w:lineRule="auto" w:after="180"/>
-      </w:pPr>
-      <w:r>
-        <w:rPr>
-          <w:b w:val="0"/>
-        </w:rPr>
-        <w:t>Without opening the old lesson, explain one key idea from Prompt as a Contract. Give an example and a mistake that the idea helps you avoid.</w:t>
-      </w:r>
-    </w:p>
-    <w:p>
-      <w:pPr>
-        <w:spacing w:line="336" w:lineRule="auto" w:after="180"/>
-      </w:pPr>
-      <w:r>
-        <w:rPr>
-          <w:b w:val="0"/>
-        </w:rPr>
-        <w:t>Look for: Write a prompt specification with observable response criteria</w:t>
-      </w:r>
-    </w:p>
-    <w:p>
-      <w:pPr>
-        <w:spacing w:line="336" w:lineRule="auto" w:after="180"/>
-      </w:pPr>
-      <w:r>
-        <w:rPr>
-          <w:b w:val="0"/>
-        </w:rPr>
-        <w:t xml:space="preserve">Reference example, not the only acceptable wording: Teacher explanation: </w:t>
-      </w:r>
-      <w:r>
-        <w:rPr>
-          <w:b/>
-        </w:rPr>
-        <w:t>Field</w:t>
-      </w:r>
-      <w:r>
-        <w:rPr>
-          <w:b w:val="0"/>
-        </w:rPr>
-        <w:t>s status,room,capacity,source_ids.</w:t>
-      </w:r>
-    </w:p>
-    <w:p>
-      <w:pPr>
-        <w:spacing w:line="336" w:lineRule="auto" w:after="180"/>
-      </w:pPr>
-      <w:r>
-        <w:rPr>
-          <w:b w:val="0"/>
-        </w:rPr>
-        <w:t>Status supported or needs_review. supported requires matching current approval and current capacity for the same room; no unresolved conflict.</w:t>
-      </w:r>
-    </w:p>
-    <w:p>
-      <w:pPr>
-        <w:pStyle w:val="Heading3"/>
-      </w:pPr>
-      <w:r>
-        <w:t>A Distribution of Possibilities</w:t>
-      </w:r>
-    </w:p>
-    <w:p>
-      <w:pPr>
-        <w:spacing w:line="336" w:lineRule="auto" w:after="180"/>
-      </w:pPr>
-      <w:r>
-        <w:rPr>
-          <w:b w:val="0"/>
-        </w:rPr>
-        <w:t>Without opening the old lesson, explain one key idea from A Distribution of Possibilities. Give an example and a mistake that the idea helps you avoid.</w:t>
-      </w:r>
-    </w:p>
-    <w:p>
-      <w:pPr>
-        <w:spacing w:line="336" w:lineRule="auto" w:after="180"/>
-      </w:pPr>
-      <w:r>
-        <w:rPr>
-          <w:b w:val="0"/>
-        </w:rPr>
-        <w:t>Look for: Check whether a next-token table is a valid probability distribution</w:t>
-      </w:r>
-    </w:p>
-    <w:p>
-      <w:pPr>
-        <w:spacing w:line="336" w:lineRule="auto" w:after="180"/>
-      </w:pPr>
-      <w:r>
-        <w:rPr>
-          <w:b w:val="0"/>
-        </w:rPr>
-        <w:t>Reference example, not the only acceptable wording: Teacher explanation: Entries are nonnegative and sum to 1. Not ready has mass 0.3+0.2 = 0.5, including busy and unknown.</w:t>
-      </w:r>
-    </w:p>
-    <w:p>
-      <w:pPr>
-        <w:spacing w:line="336" w:lineRule="auto" w:after="180"/>
-      </w:pPr>
-      <w:r>
-        <w:rPr>
-          <w:b w:val="0"/>
-        </w:rPr>
-        <w:t>Use the student module and workbook section with this exact week title. The worked case, independent question and answers below form one aligned lesson sequence.</w:t>
-      </w:r>
-    </w:p>
-    <w:p>
-      <w:pPr>
-        <w:pStyle w:val="Heading3"/>
-      </w:pPr>
-      <w:r>
-        <w:t>What the learner must demonstrate</w:t>
-      </w:r>
-    </w:p>
-    <w:p>
-      <w:pPr>
-        <w:spacing w:line="336" w:lineRule="auto" w:after="180"/>
-        <w:shd w:fill="F5F1FB"/>
       </w:pPr>
       <w:r>
         <w:rPr>
@@ -678,6 +859,11 @@
       </w:r>
     </w:p>
     <w:p>
+      <w:r>
+        <w:t>This compact option is not the full-week schedule. Use the main teaching cycle and allow extra sessions for the investigation, independent work and project.</w:t>
+      </w:r>
+    </w:p>
+    <w:p>
       <w:pPr>
         <w:spacing w:line="336" w:lineRule="auto" w:after="180"/>
       </w:pPr>
@@ -685,7 +871,7 @@
         <w:rPr>
           <w:b w:val="0"/>
         </w:rPr>
-        <w:t>Use the supplied scenario, student illustrations and blank paper. For numeric work, offer counters or a calculator after learners show the setup. Fictional records are supplied; personal data and paid accounts are unnecessary.</w:t>
+        <w:t>Allow 80 minutes: recall 8; explanation 12; worked demonstration 15; guided practice 20; independent assessment 15; project and reflection 10. Extend the lab into a second session when needed.</w:t>
       </w:r>
     </w:p>
     <w:p>
@@ -693,24 +879,572 @@
         <w:pStyle w:val="Heading3"/>
       </w:pPr>
       <w:r>
-        <w:t>Alternative compact allocation</w:t>
-      </w:r>
-    </w:p>
-    <w:p>
-      <w:r>
-        <w:t>This compact option is not the full-week schedule. Use the main teaching cycle and allow extra sessions for the investigation, independent work and project.</w:t>
+        <w:t>Preparation for the connected explanation</w:t>
+      </w:r>
+    </w:p>
+    <w:p>
+      <w:pPr>
+        <w:pStyle w:val="Heading3"/>
+      </w:pPr>
+      <w:r>
+        <w:t>Readiness answer</w:t>
+      </w:r>
+    </w:p>
+    <w:p>
+      <w:pPr>
+        <w:pStyle w:val="Heading3"/>
+      </w:pPr>
+      <w:r>
+        <w:t>End goal for the pictorial case</w:t>
       </w:r>
     </w:p>
     <w:p>
       <w:pPr>
         <w:spacing w:line="336" w:lineRule="auto" w:after="180"/>
-        <w:shd w:fill="F1F6F8"/>
-      </w:pPr>
-      <w:r>
-        <w:rPr>
-          <w:b w:val="0"/>
-        </w:rPr>
-        <w:t>Allow 80 minutes: recall 8; explanation 12; worked demonstration 15; guided practice 20; independent assessment 15; project and reflection 10. Extend the lab into a second session when needed.</w:t>
+      </w:pPr>
+      <w:r>
+        <w:rPr>
+          <w:b w:val="0"/>
+        </w:rPr>
+        <w:t>This added worked case illustrates the week’s main idea. Retain all original and connected topics; schedule its practice within the teaching cycle.</w:t>
+      </w:r>
+    </w:p>
+    <w:p>
+      <w:pPr>
+        <w:pStyle w:val="Heading1"/>
+      </w:pPr>
+      <w:r>
+        <w:t>02. Teach the first failing layer without merging the schemas</w:t>
+      </w:r>
+    </w:p>
+    <w:p>
+      <w:r>
+        <w:t>Keep room-report and River Notes book fields separately labelled.</w:t>
+      </w:r>
+    </w:p>
+    <w:p>
+      <w:pPr>
+        <w:pStyle w:val="Heading2"/>
+      </w:pPr>
+      <w:r>
+        <w:t>Define three layers and the room schema</w:t>
+      </w:r>
+    </w:p>
+    <w:p>
+      <w:pPr>
+        <w:spacing w:line="336" w:lineRule="auto" w:after="180"/>
+      </w:pPr>
+      <w:r>
+        <w:rPr>
+          <w:b w:val="0"/>
+        </w:rPr>
+        <w:t xml:space="preserve">A response may be valid JSON and still violate the </w:t>
+      </w:r>
+      <w:r>
+        <w:rPr>
+          <w:b/>
+        </w:rPr>
+        <w:t>schema</w:t>
+      </w:r>
+      <w:r>
+        <w:rPr>
+          <w:b w:val="0"/>
+        </w:rPr>
+        <w:t xml:space="preserve"> or sources. First parse the text. Then check the exact object </w:t>
+      </w:r>
+      <w:r>
+        <w:rPr>
+          <w:b/>
+        </w:rPr>
+        <w:t>field</w:t>
+      </w:r>
+      <w:r>
+        <w:rPr>
+          <w:b w:val="0"/>
+        </w:rPr>
+        <w:t xml:space="preserve">s and </w:t>
+      </w:r>
+      <w:r>
+        <w:rPr>
+          <w:b/>
+        </w:rPr>
+        <w:t>type</w:t>
+      </w:r>
+      <w:r>
+        <w:rPr>
+          <w:b w:val="0"/>
+        </w:rPr>
+        <w:t>s. Finally check source support and domain meaning.</w:t>
+      </w:r>
+    </w:p>
+    <w:p>
+      <w:pPr>
+        <w:spacing w:line="336" w:lineRule="auto" w:after="180"/>
+      </w:pPr>
+      <w:r>
+        <w:rPr>
+          <w:b w:val="0"/>
+        </w:rPr>
+        <w:t>These checks answer different questions. Do not call a successful parser a complete validator.</w:t>
+      </w:r>
+    </w:p>
+    <w:p>
+      <w:pPr>
+        <w:spacing w:line="336" w:lineRule="auto" w:after="180"/>
+      </w:pPr>
+      <w:r>
+        <w:rPr>
+          <w:b w:val="0"/>
+        </w:rPr>
+        <w:t>Use the Week5 room-report contract: exactly status,room,capacity,source_ids. status is supported or needs_review. source_ids is a list of distinct known source-ID strings. For supported, room is a nonempty string and capacity a nonnegative integer. For needs_review, room and capacity are null. Boolean values are not capacities under this contract.</w:t>
+      </w:r>
+    </w:p>
+    <w:p>
+      <w:pPr>
+        <w:spacing w:line="336" w:lineRule="auto" w:after="180"/>
+      </w:pPr>
+      <w:r>
+        <w:rPr>
+          <w:b w:val="0"/>
+        </w:rPr>
+        <w:t xml:space="preserve">These fragments illustrate failures, not complete candidate objects. A real check receives the whole object and verifies every required </w:t>
+      </w:r>
+      <w:r>
+        <w:rPr>
+          <w:b/>
+        </w:rPr>
+        <w:t>field</w:t>
+      </w:r>
+      <w:r>
+        <w:rPr>
+          <w:b w:val="0"/>
+        </w:rPr>
+        <w:t>.</w:t>
+      </w:r>
+    </w:p>
+    <w:p>
+      <w:pPr>
+        <w:spacing w:line="336" w:lineRule="auto" w:after="180"/>
+      </w:pPr>
+      <w:r>
+        <w:rPr>
+          <w:b w:val="0"/>
+        </w:rPr>
+        <w:t xml:space="preserve">Do not repair a string capacity automatically unless a separate documented conversion policy permits it; otherwise report </w:t>
+      </w:r>
+      <w:r>
+        <w:rPr>
+          <w:b/>
+        </w:rPr>
+        <w:t>validation</w:t>
+      </w:r>
+      <w:r>
+        <w:rPr>
+          <w:b w:val="0"/>
+        </w:rPr>
+        <w:t xml:space="preserve"> failure. A null value differs from missing a </w:t>
+      </w:r>
+      <w:r>
+        <w:rPr>
+          <w:b/>
+        </w:rPr>
+        <w:t>field</w:t>
+      </w:r>
+      <w:r>
+        <w:rPr>
+          <w:b w:val="0"/>
+        </w:rPr>
+        <w:t>.</w:t>
+      </w:r>
+    </w:p>
+    <w:p>
+      <w:pPr>
+        <w:pStyle w:val="Heading2"/>
+      </w:pPr>
+      <w:r>
+        <w:t>Audit the full shared room cards</w:t>
+      </w:r>
+    </w:p>
+    <w:tbl>
+      <w:tblPr>
+        <w:tblStyle w:val="LightShading-Accent1"/>
+        <w:tblW w:type="auto" w:w="0"/>
+        <w:tblLook w:firstColumn="1" w:firstRow="1" w:lastColumn="0" w:lastRow="0" w:noHBand="0" w:noVBand="1" w:val="04A0"/>
+      </w:tblPr>
+      <w:tblGrid>
+        <w:gridCol w:w="5112"/>
+        <w:gridCol w:w="5112"/>
+      </w:tblGrid>
+      <w:tr>
+        <w:trPr>
+          <w:tblHeader/>
+        </w:trPr>
+        <w:tc>
+          <w:tcPr>
+            <w:tcW w:type="dxa" w:w="5112"/>
+          </w:tcPr>
+          <w:p>
+            <w:r>
+              <w:t>Card</w:t>
+            </w:r>
+          </w:p>
+        </w:tc>
+        <w:tc>
+          <w:tcPr>
+            <w:tcW w:type="dxa" w:w="5112"/>
+          </w:tcPr>
+          <w:p>
+            <w:r>
+              <w:t>Complete candidate text</w:t>
+            </w:r>
+          </w:p>
+        </w:tc>
+      </w:tr>
+      <w:tr>
+        <w:tc>
+          <w:tcPr>
+            <w:tcW w:type="dxa" w:w="5112"/>
+          </w:tcPr>
+          <w:p>
+            <w:r>
+              <w:t>1</w:t>
+            </w:r>
+          </w:p>
+        </w:tc>
+        <w:tc>
+          <w:tcPr>
+            <w:tcW w:type="dxa" w:w="5112"/>
+          </w:tcPr>
+          <w:p>
+            <w:r>
+              <w:t>{"status":"supported","room":"B","capacity":12,"source_ids":["P","Q"]}</w:t>
+            </w:r>
+          </w:p>
+        </w:tc>
+      </w:tr>
+      <w:tr>
+        <w:tc>
+          <w:tcPr>
+            <w:tcW w:type="dxa" w:w="5112"/>
+          </w:tcPr>
+          <w:p>
+            <w:r>
+              <w:t>2</w:t>
+            </w:r>
+          </w:p>
+        </w:tc>
+        <w:tc>
+          <w:tcPr>
+            <w:tcW w:type="dxa" w:w="5112"/>
+          </w:tcPr>
+          <w:p>
+            <w:r>
+              <w:t>{status:"supported","room":"B","capacity":12,"source_ids":["P","Q"]}</w:t>
+            </w:r>
+          </w:p>
+        </w:tc>
+      </w:tr>
+      <w:tr>
+        <w:tc>
+          <w:tcPr>
+            <w:tcW w:type="dxa" w:w="5112"/>
+          </w:tcPr>
+          <w:p>
+            <w:r>
+              <w:t>3</w:t>
+            </w:r>
+          </w:p>
+        </w:tc>
+        <w:tc>
+          <w:tcPr>
+            <w:tcW w:type="dxa" w:w="5112"/>
+          </w:tcPr>
+          <w:p>
+            <w:r>
+              <w:t>{"status":"supported","room":"B","capacity":"12","source_ids":["P","Q"]}</w:t>
+            </w:r>
+          </w:p>
+        </w:tc>
+      </w:tr>
+      <w:tr>
+        <w:tc>
+          <w:tcPr>
+            <w:tcW w:type="dxa" w:w="5112"/>
+          </w:tcPr>
+          <w:p>
+            <w:r>
+              <w:t>4</w:t>
+            </w:r>
+          </w:p>
+        </w:tc>
+        <w:tc>
+          <w:tcPr>
+            <w:tcW w:type="dxa" w:w="5112"/>
+          </w:tcPr>
+          <w:p>
+            <w:r>
+              <w:t>{"status":"supported","room":"B","capacity":true,"source_ids":["P","Q"]}</w:t>
+            </w:r>
+          </w:p>
+        </w:tc>
+      </w:tr>
+      <w:tr>
+        <w:tc>
+          <w:tcPr>
+            <w:tcW w:type="dxa" w:w="5112"/>
+          </w:tcPr>
+          <w:p>
+            <w:r>
+              <w:t>5</w:t>
+            </w:r>
+          </w:p>
+        </w:tc>
+        <w:tc>
+          <w:tcPr>
+            <w:tcW w:type="dxa" w:w="5112"/>
+          </w:tcPr>
+          <w:p>
+            <w:r>
+              <w:t>{"status":"supported","room":"B","capacity":12,"source_ids":["P","Q"],"book":true}</w:t>
+            </w:r>
+          </w:p>
+        </w:tc>
+      </w:tr>
+      <w:tr>
+        <w:tc>
+          <w:tcPr>
+            <w:tcW w:type="dxa" w:w="5112"/>
+          </w:tcPr>
+          <w:p>
+            <w:r>
+              <w:t>6</w:t>
+            </w:r>
+          </w:p>
+        </w:tc>
+        <w:tc>
+          <w:tcPr>
+            <w:tcW w:type="dxa" w:w="5112"/>
+          </w:tcPr>
+          <w:p>
+            <w:r>
+              <w:t>{"status":"supported","room":"B","capacity":99,"source_ids":["P","Q"]}</w:t>
+            </w:r>
+          </w:p>
+        </w:tc>
+      </w:tr>
+    </w:tbl>
+    <w:p>
+      <w:pPr>
+        <w:pStyle w:val="Heading2"/>
+      </w:pPr>
+      <w:r>
+        <w:t>Trace a typed but unsupported capacity</w:t>
+      </w:r>
+    </w:p>
+    <w:p>
+      <w:pPr>
+        <w:spacing w:line="336" w:lineRule="auto" w:after="180"/>
+      </w:pPr>
+      <w:r>
+        <w:rPr>
+          <w:b w:val="0"/>
+        </w:rPr>
+        <w:t>Suppose sources P and Q approve room B and give capacity 12.</w:t>
+      </w:r>
+    </w:p>
+    <w:p>
+      <w:pPr>
+        <w:spacing w:line="336" w:lineRule="auto" w:after="180"/>
+      </w:pPr>
+      <w:r>
+        <w:rPr>
+          <w:b w:val="0"/>
+        </w:rPr>
+        <w:t xml:space="preserve">The complete object {"status":"supported","room":"B","capacity":99,"source_ids":["P","Q"]} parses and satisfies the stated </w:t>
+      </w:r>
+      <w:r>
+        <w:rPr>
+          <w:b/>
+        </w:rPr>
+        <w:t>field</w:t>
+      </w:r>
+      <w:r>
+        <w:rPr>
+          <w:b w:val="0"/>
+        </w:rPr>
+        <w:t xml:space="preserve"> </w:t>
+      </w:r>
+      <w:r>
+        <w:rPr>
+          <w:b/>
+        </w:rPr>
+        <w:t>type</w:t>
+      </w:r>
+      <w:r>
+        <w:rPr>
+          <w:b w:val="0"/>
+        </w:rPr>
+        <w:t xml:space="preserve">s, but its capacity is unsupported by Q. Reject it at </w:t>
+      </w:r>
+      <w:r>
+        <w:rPr>
+          <w:b/>
+        </w:rPr>
+        <w:t>semantic validation</w:t>
+      </w:r>
+      <w:r>
+        <w:rPr>
+          <w:b w:val="0"/>
+        </w:rPr>
+        <w:t>.</w:t>
+      </w:r>
+    </w:p>
+    <w:p>
+      <w:pPr>
+        <w:spacing w:line="336" w:lineRule="auto" w:after="180"/>
+      </w:pPr>
+      <w:r>
+        <w:rPr>
+          <w:b w:val="0"/>
+        </w:rPr>
+        <w:t>Listing a real source ID does not prove that source supports the associated claim.</w:t>
+      </w:r>
+    </w:p>
+    <w:p>
+      <w:pPr>
+        <w:spacing w:line="336" w:lineRule="auto" w:after="180"/>
+      </w:pPr>
+      <w:r>
+        <w:rPr>
+          <w:b w:val="0"/>
+        </w:rPr>
+        <w:t xml:space="preserve">An object with needs_review and room B violates the conditional </w:t>
+      </w:r>
+      <w:r>
+        <w:rPr>
+          <w:b/>
+        </w:rPr>
+        <w:t>schema</w:t>
+      </w:r>
+      <w:r>
+        <w:rPr>
+          <w:b w:val="0"/>
+        </w:rPr>
+        <w:t xml:space="preserve"> rule even if its source IDs are real. An object with supported, room B and capacity 12 but source ID Z fails the known-source rule.</w:t>
+      </w:r>
+    </w:p>
+    <w:p>
+      <w:pPr>
+        <w:spacing w:line="336" w:lineRule="auto" w:after="180"/>
+      </w:pPr>
+      <w:r>
+        <w:rPr>
+          <w:b w:val="0"/>
+        </w:rPr>
+        <w:t>Require the linked current approval and capacity records to support the same room.</w:t>
+      </w:r>
+    </w:p>
+    <w:p>
+      <w:pPr>
+        <w:pStyle w:val="Heading2"/>
+      </w:pPr>
+      <w:r>
+        <w:t>Read the separate book schema and X/Y/Z facts</w:t>
+      </w:r>
+    </w:p>
+    <w:p>
+      <w:pPr>
+        <w:spacing w:line="336" w:lineRule="auto" w:after="180"/>
+      </w:pPr>
+      <w:r>
+        <w:rPr>
+          <w:b w:val="0"/>
+        </w:rPr>
+        <w:t>A fictional Study Buddy returns a machine-readable book fact.</w:t>
+      </w:r>
+    </w:p>
+    <w:p>
+      <w:pPr>
+        <w:spacing w:line="336" w:lineRule="auto" w:after="180"/>
+      </w:pPr>
+      <w:r>
+        <w:rPr>
+          <w:b/>
+        </w:rPr>
+        <w:t>Schema</w:t>
+      </w:r>
+      <w:r>
+        <w:rPr>
+          <w:b w:val="0"/>
+        </w:rPr>
+        <w:t>: exactly title text, pages integer, source_id text. Approved record R: River Notes, 64 pages.</w:t>
+      </w:r>
+    </w:p>
+    <w:p>
+      <w:pPr>
+        <w:spacing w:line="336" w:lineRule="auto" w:after="180"/>
+      </w:pPr>
+      <w:r>
+        <w:rPr>
+          <w:b w:val="0"/>
+        </w:rPr>
+        <w:t xml:space="preserve">X={"title":"River Notes","pages":64,"source_id":"R"}; Y uses pages:"64"; Z uses pages:46 with otherwise identical </w:t>
+      </w:r>
+      <w:r>
+        <w:rPr>
+          <w:b/>
+        </w:rPr>
+        <w:t>field</w:t>
+      </w:r>
+      <w:r>
+        <w:rPr>
+          <w:b w:val="0"/>
+        </w:rPr>
+        <w:t>s.</w:t>
+      </w:r>
+    </w:p>
+    <w:p>
+      <w:pPr>
+        <w:pStyle w:val="Heading2"/>
+      </w:pPr>
+      <w:r>
+        <w:t>Trace syntax, type and source checks</w:t>
+      </w:r>
+    </w:p>
+    <w:p>
+      <w:r>
+        <w:drawing>
+          <wp:inline xmlns:a="http://schemas.openxmlformats.org/drawingml/2006/main" xmlns:pic="http://schemas.openxmlformats.org/drawingml/2006/picture">
+            <wp:extent cx="5486400" cy="4005072"/>
+            <wp:docPr id="1" name="Picture 1" descr="Parse: Each shown object is valid JSON syntax. → Schema check: Y fails because its pages value is text, not an integer. → Meaning check: Z fits field types but contradicts R’s page count. → Accept X: X passes syntax, declared schema and source comparison."/>
+            <wp:cNvGraphicFramePr>
+              <a:graphicFrameLocks noChangeAspect="1"/>
+            </wp:cNvGraphicFramePr>
+            <a:graphic>
+              <a:graphicData uri="http://schemas.openxmlformats.org/drawingml/2006/picture">
+                <pic:pic>
+                  <pic:nvPicPr>
+                    <pic:cNvPr id="0" name="academy-story-ai-3-8-02.png"/>
+                    <pic:cNvPicPr/>
+                  </pic:nvPicPr>
+                  <pic:blipFill>
+                    <a:blip r:embed="rId9"/>
+                    <a:stretch>
+                      <a:fillRect/>
+                    </a:stretch>
+                  </pic:blipFill>
+                  <pic:spPr>
+                    <a:xfrm>
+                      <a:off x="0" y="0"/>
+                      <a:ext cx="5486400" cy="4005072"/>
+                    </a:xfrm>
+                    <a:prstGeom prst="rect"/>
+                  </pic:spPr>
+                </pic:pic>
+              </a:graphicData>
+            </a:graphic>
+          </wp:inline>
+        </w:drawing>
       </w:r>
     </w:p>
     <w:p>
@@ -718,7 +1452,136 @@
         <w:pStyle w:val="Heading3"/>
       </w:pPr>
       <w:r>
-        <w:t>Preparation for the connected explanation</w:t>
+        <w:t>Read the picture one step at a time</w:t>
+      </w:r>
+    </w:p>
+    <w:tbl>
+      <w:tblPr>
+        <w:tblStyle w:val="LightShading-Accent1"/>
+        <w:tblW w:type="auto" w:w="0"/>
+        <w:tblLook w:firstColumn="1" w:firstRow="1" w:lastColumn="0" w:lastRow="0" w:noHBand="0" w:noVBand="1" w:val="04A0"/>
+      </w:tblPr>
+      <w:tblGrid>
+        <w:gridCol w:w="5112"/>
+        <w:gridCol w:w="5112"/>
+      </w:tblGrid>
+      <w:tr>
+        <w:trPr>
+          <w:tblHeader/>
+        </w:trPr>
+        <w:tc>
+          <w:tcPr>
+            <w:tcW w:type="dxa" w:w="5112"/>
+          </w:tcPr>
+          <w:p>
+            <w:r>
+              <w:t>Step</w:t>
+            </w:r>
+          </w:p>
+        </w:tc>
+        <w:tc>
+          <w:tcPr>
+            <w:tcW w:type="dxa" w:w="5112"/>
+          </w:tcPr>
+          <w:p>
+            <w:r>
+              <w:t>What happens and why</w:t>
+            </w:r>
+          </w:p>
+        </w:tc>
+      </w:tr>
+      <w:tr>
+        <w:tc>
+          <w:tcPr>
+            <w:tcW w:type="dxa" w:w="5112"/>
+          </w:tcPr>
+          <w:p>
+            <w:r>
+              <w:t>1. Parse</w:t>
+            </w:r>
+          </w:p>
+        </w:tc>
+        <w:tc>
+          <w:tcPr>
+            <w:tcW w:type="dxa" w:w="5112"/>
+          </w:tcPr>
+          <w:p>
+            <w:r>
+              <w:t>Each shown object is valid JSON syntax.</w:t>
+            </w:r>
+          </w:p>
+        </w:tc>
+      </w:tr>
+      <w:tr>
+        <w:tc>
+          <w:tcPr>
+            <w:tcW w:type="dxa" w:w="5112"/>
+          </w:tcPr>
+          <w:p>
+            <w:r>
+              <w:t>2. Schema check</w:t>
+            </w:r>
+          </w:p>
+        </w:tc>
+        <w:tc>
+          <w:tcPr>
+            <w:tcW w:type="dxa" w:w="5112"/>
+          </w:tcPr>
+          <w:p>
+            <w:r>
+              <w:t>Y fails because its pages value is text, not an integer.</w:t>
+            </w:r>
+          </w:p>
+        </w:tc>
+      </w:tr>
+      <w:tr>
+        <w:tc>
+          <w:tcPr>
+            <w:tcW w:type="dxa" w:w="5112"/>
+          </w:tcPr>
+          <w:p>
+            <w:r>
+              <w:t>3. Meaning check</w:t>
+            </w:r>
+          </w:p>
+        </w:tc>
+        <w:tc>
+          <w:tcPr>
+            <w:tcW w:type="dxa" w:w="5112"/>
+          </w:tcPr>
+          <w:p>
+            <w:r>
+              <w:t>Z fits field types but contradicts R’s page count.</w:t>
+            </w:r>
+          </w:p>
+        </w:tc>
+      </w:tr>
+      <w:tr>
+        <w:tc>
+          <w:tcPr>
+            <w:tcW w:type="dxa" w:w="5112"/>
+          </w:tcPr>
+          <w:p>
+            <w:r>
+              <w:t>4. Accept X</w:t>
+            </w:r>
+          </w:p>
+        </w:tc>
+        <w:tc>
+          <w:tcPr>
+            <w:tcW w:type="dxa" w:w="5112"/>
+          </w:tcPr>
+          <w:p>
+            <w:r>
+              <w:t>X passes syntax, declared schema and source comparison.</w:t>
+            </w:r>
+          </w:p>
+        </w:tc>
+      </w:tr>
+    </w:tbl>
+    <w:p>
+      <w:r>
+        <w:t>Match each pictured step to the supplied facts. This is a worked teaching case, not an independent assessment.</w:t>
       </w:r>
     </w:p>
     <w:p>
@@ -729,19 +1592,55 @@
         <w:rPr>
           <w:b w:val="0"/>
         </w:rPr>
-        <w:t xml:space="preserve">For the compact core route, use two 45-minute sessions. All model </w:t>
+        <w:t xml:space="preserve">Parsing establishes that text forms a structured object. </w:t>
       </w:r>
       <w:r>
         <w:rPr>
           <w:b/>
         </w:rPr>
-        <w:t>output</w:t>
-      </w:r>
-      <w:r>
-        <w:rPr>
-          <w:b w:val="0"/>
-        </w:rPr>
-        <w:t>s and probability tables are constructed classroom examples. No hosted AI service, external API or student account is needed.</w:t>
+        <w:t>Schema</w:t>
+      </w:r>
+      <w:r>
+        <w:rPr>
+          <w:b w:val="0"/>
+        </w:rPr>
+        <w:t xml:space="preserve"> checks establish required </w:t>
+      </w:r>
+      <w:r>
+        <w:rPr>
+          <w:b/>
+        </w:rPr>
+        <w:t>field</w:t>
+      </w:r>
+      <w:r>
+        <w:rPr>
+          <w:b w:val="0"/>
+        </w:rPr>
+        <w:t xml:space="preserve">s and </w:t>
+      </w:r>
+      <w:r>
+        <w:rPr>
+          <w:b/>
+        </w:rPr>
+        <w:t>type</w:t>
+      </w:r>
+      <w:r>
+        <w:rPr>
+          <w:b w:val="0"/>
+        </w:rPr>
+        <w:t xml:space="preserve">s. </w:t>
+      </w:r>
+      <w:r>
+        <w:rPr>
+          <w:b/>
+        </w:rPr>
+        <w:t>Semantic validation</w:t>
+      </w:r>
+      <w:r>
+        <w:rPr>
+          <w:b w:val="0"/>
+        </w:rPr>
+        <w:t xml:space="preserve"> compares their meaning with the approved source.</w:t>
       </w:r>
     </w:p>
     <w:p>
@@ -752,7 +1651,451 @@
         <w:rPr>
           <w:b w:val="0"/>
         </w:rPr>
-        <w:t>Distinguish a model objective from factual support and system permissions. Collect independent work before discussing its solutions.</w:t>
+        <w:t>These are different layers: a parseable, well-shaped object can still contain a false fact. Report the first failing layer without treating format success as factual success.</w:t>
+      </w:r>
+    </w:p>
+    <w:p>
+      <w:pPr>
+        <w:pStyle w:val="Heading2"/>
+      </w:pPr>
+      <w:r>
+        <w:t>Predict the extra rating field</w:t>
+      </w:r>
+    </w:p>
+    <w:p>
+      <w:pPr>
+        <w:spacing w:line="336" w:lineRule="auto" w:after="180"/>
+      </w:pPr>
+      <w:r>
+        <w:rPr>
+          <w:b w:val="0"/>
+        </w:rPr>
+        <w:t xml:space="preserve">Change: Add an extra </w:t>
+      </w:r>
+      <w:r>
+        <w:rPr>
+          <w:b/>
+        </w:rPr>
+        <w:t>field</w:t>
+      </w:r>
+      <w:r>
+        <w:rPr>
+          <w:b w:val="0"/>
+        </w:rPr>
+        <w:t xml:space="preserve"> "rating":5 to X under the exactly-</w:t>
+      </w:r>
+      <w:r>
+        <w:rPr>
+          <w:b/>
+        </w:rPr>
+        <w:t>field</w:t>
+      </w:r>
+      <w:r>
+        <w:rPr>
+          <w:b w:val="0"/>
+        </w:rPr>
+        <w:t xml:space="preserve">s </w:t>
+      </w:r>
+      <w:r>
+        <w:rPr>
+          <w:b/>
+        </w:rPr>
+        <w:t>schema</w:t>
+      </w:r>
+      <w:r>
+        <w:rPr>
+          <w:b w:val="0"/>
+        </w:rPr>
+        <w:t>.</w:t>
+      </w:r>
+    </w:p>
+    <w:p>
+      <w:pPr>
+        <w:spacing w:line="336" w:lineRule="auto" w:after="180"/>
+      </w:pPr>
+      <w:r>
+        <w:rPr>
+          <w:b/>
+        </w:rPr>
+        <w:t>Prediction</w:t>
+      </w:r>
+      <w:r>
+        <w:rPr>
+          <w:b w:val="0"/>
+        </w:rPr>
+        <w:t xml:space="preserve">: The changed object fails </w:t>
+      </w:r>
+      <w:r>
+        <w:rPr>
+          <w:b/>
+        </w:rPr>
+        <w:t>schema</w:t>
+      </w:r>
+      <w:r>
+        <w:rPr>
+          <w:b w:val="0"/>
+        </w:rPr>
+        <w:t xml:space="preserve"> despite keeping the correct page count.</w:t>
+      </w:r>
+    </w:p>
+    <w:p>
+      <w:pPr>
+        <w:spacing w:line="336" w:lineRule="auto" w:after="180"/>
+      </w:pPr>
+      <w:r>
+        <w:rPr>
+          <w:b w:val="0"/>
+        </w:rPr>
+        <w:t xml:space="preserve">Reason: Exactly means additional </w:t>
+      </w:r>
+      <w:r>
+        <w:rPr>
+          <w:b/>
+        </w:rPr>
+        <w:t>field</w:t>
+      </w:r>
+      <w:r>
+        <w:rPr>
+          <w:b w:val="0"/>
+        </w:rPr>
+        <w:t>s are not allowed in this contract.</w:t>
+      </w:r>
+    </w:p>
+    <w:p>
+      <w:pPr>
+        <w:pStyle w:val="Heading2"/>
+      </w:pPr>
+      <w:r>
+        <w:t>State source-truth and parser-policy limits</w:t>
+      </w:r>
+    </w:p>
+    <w:p>
+      <w:pPr>
+        <w:spacing w:line="336" w:lineRule="auto" w:after="180"/>
+      </w:pPr>
+      <w:r>
+        <w:rPr>
+          <w:b w:val="0"/>
+        </w:rPr>
+        <w:t>Source agreement does not establish that the approved catalogue itself is correct or complete.</w:t>
+      </w:r>
+    </w:p>
+    <w:p>
+      <w:pPr>
+        <w:spacing w:line="336" w:lineRule="auto" w:after="180"/>
+      </w:pPr>
+      <w:r>
+        <w:rPr>
+          <w:b w:val="0"/>
+        </w:rPr>
+        <w:t xml:space="preserve">Cover the result. Ask learners to name the </w:t>
+      </w:r>
+      <w:r>
+        <w:rPr>
+          <w:b/>
+        </w:rPr>
+        <w:t>input</w:t>
+      </w:r>
+      <w:r>
+        <w:rPr>
+          <w:b w:val="0"/>
+        </w:rPr>
+        <w:t xml:space="preserve">s and predict the next step. Uncover one step, connect the icon to the actual procedure, and explain its </w:t>
+      </w:r>
+      <w:r>
+        <w:rPr>
+          <w:b/>
+        </w:rPr>
+        <w:t>evidence</w:t>
+      </w:r>
+      <w:r>
+        <w:rPr>
+          <w:b w:val="0"/>
+        </w:rPr>
+        <w:t>. Then change the supplied condition and compare.</w:t>
+      </w:r>
+    </w:p>
+    <w:p>
+      <w:pPr>
+        <w:spacing w:line="336" w:lineRule="auto" w:after="180"/>
+      </w:pPr>
+      <w:r>
+        <w:rPr>
+          <w:b w:val="0"/>
+        </w:rPr>
+        <w:t>The picture is a representation; it does not document execution of a real AI model.</w:t>
+      </w:r>
+    </w:p>
+    <w:p>
+      <w:pPr>
+        <w:spacing w:line="336" w:lineRule="auto" w:after="180"/>
+      </w:pPr>
+      <w:r>
+        <w:rPr>
+          <w:b w:val="0"/>
+        </w:rPr>
+        <w:t>Optional Python reference: the official json documentation describes loads, object_pairs_hook and parse_constant, including default treatment of repeated names and non-finite constants. The classroom example adds its explicit policies. https://docs.python.org/3/library/json.html</w:t>
+      </w:r>
+    </w:p>
+    <w:p>
+      <w:pPr>
+        <w:pStyle w:val="Heading2"/>
+      </w:pPr>
+      <w:r>
+        <w:t>Earlier wording, alternatives and picture transcripts · reference / check after trying</w:t>
+      </w:r>
+    </w:p>
+    <w:p>
+      <w:pPr>
+        <w:spacing w:line="336" w:lineRule="auto" w:after="180"/>
+      </w:pPr>
+      <w:r>
+        <w:rPr>
+          <w:b w:val="0"/>
+        </w:rPr>
+        <w:t>Explain the mechanism</w:t>
+      </w:r>
+    </w:p>
+    <w:p>
+      <w:pPr>
+        <w:spacing w:line="336" w:lineRule="auto" w:after="180"/>
+      </w:pPr>
+      <w:r>
+        <w:rPr>
+          <w:b/>
+        </w:rPr>
+        <w:t>Input</w:t>
+      </w:r>
+      <w:r>
+        <w:rPr>
+          <w:b w:val="0"/>
+        </w:rPr>
+        <w:t xml:space="preserve"> → </w:t>
+      </w:r>
+      <w:r>
+        <w:rPr>
+          <w:b/>
+        </w:rPr>
+        <w:t>Process</w:t>
+      </w:r>
+      <w:r>
+        <w:rPr>
+          <w:b w:val="0"/>
+        </w:rPr>
+        <w:t xml:space="preserve"> → </w:t>
+      </w:r>
+      <w:r>
+        <w:rPr>
+          <w:b/>
+        </w:rPr>
+        <w:t>Output</w:t>
+      </w:r>
+    </w:p>
+    <w:p>
+      <w:pPr>
+        <w:spacing w:line="336" w:lineRule="auto" w:after="180"/>
+      </w:pPr>
+      <w:r>
+        <w:rPr>
+          <w:b w:val="0"/>
+        </w:rPr>
+        <w:t>Trace the information. At each stage, ask what changed and how you could test it.</w:t>
+      </w:r>
+    </w:p>
+    <w:p>
+      <w:pPr>
+        <w:spacing w:line="336" w:lineRule="auto" w:after="180"/>
+      </w:pPr>
+      <w:r>
+        <w:rPr>
+          <w:b w:val="0"/>
+        </w:rPr>
+        <w:t>Which stage could fail even when the other two are correct? Explain:</w:t>
+      </w:r>
+    </w:p>
+    <w:p>
+      <w:pPr>
+        <w:spacing w:line="336" w:lineRule="auto" w:after="180"/>
+      </w:pPr>
+      <w:r>
+        <w:rPr>
+          <w:b w:val="0"/>
+        </w:rPr>
+        <w:t xml:space="preserve">Predict first. Then check each step. A correct answer without visible reasoning is incomplete </w:t>
+      </w:r>
+      <w:r>
+        <w:rPr>
+          <w:b/>
+        </w:rPr>
+        <w:t>evidence</w:t>
+      </w:r>
+      <w:r>
+        <w:rPr>
+          <w:b w:val="0"/>
+        </w:rPr>
+        <w:t>.</w:t>
+      </w:r>
+    </w:p>
+    <w:p>
+      <w:pPr>
+        <w:spacing w:line="336" w:lineRule="auto" w:after="180"/>
+      </w:pPr>
+      <w:r>
+        <w:rPr>
+          <w:b w:val="0"/>
+        </w:rPr>
+        <w:t xml:space="preserve">1. </w:t>
+      </w:r>
+      <w:r>
+        <w:rPr>
+          <w:b/>
+        </w:rPr>
+        <w:t>Schema</w:t>
+      </w:r>
+      <w:r>
+        <w:rPr>
+          <w:b w:val="0"/>
+        </w:rPr>
+        <w:t xml:space="preserve"> </w:t>
+      </w:r>
+      <w:r>
+        <w:rPr>
+          <w:b/>
+        </w:rPr>
+        <w:t>field</w:t>
+      </w:r>
+      <w:r>
+        <w:rPr>
+          <w:b w:val="0"/>
+        </w:rPr>
+        <w:t xml:space="preserve">s: answer=text; </w:t>
+      </w:r>
+      <w:r>
+        <w:rPr>
+          <w:b/>
+        </w:rPr>
+        <w:t>evidence</w:t>
+      </w:r>
+      <w:r>
+        <w:rPr>
+          <w:b w:val="0"/>
+        </w:rPr>
+        <w:t>=list; confidence=low/medium/high.</w:t>
+      </w:r>
+    </w:p>
+    <w:p>
+      <w:pPr>
+        <w:spacing w:line="336" w:lineRule="auto" w:after="180"/>
+      </w:pPr>
+      <w:r>
+        <w:rPr>
+          <w:b w:val="0"/>
+        </w:rPr>
+        <w:t xml:space="preserve">2. </w:t>
+      </w:r>
+      <w:r>
+        <w:rPr>
+          <w:b/>
+        </w:rPr>
+        <w:t>Output</w:t>
+      </w:r>
+      <w:r>
+        <w:rPr>
+          <w:b w:val="0"/>
+        </w:rPr>
+        <w:t xml:space="preserve"> omits </w:t>
+      </w:r>
+      <w:r>
+        <w:rPr>
+          <w:b/>
+        </w:rPr>
+        <w:t>evidence</w:t>
+      </w:r>
+      <w:r>
+        <w:rPr>
+          <w:b w:val="0"/>
+        </w:rPr>
+        <w:t xml:space="preserve">: </w:t>
+      </w:r>
+      <w:r>
+        <w:rPr>
+          <w:b/>
+        </w:rPr>
+        <w:t>validation</w:t>
+      </w:r>
+      <w:r>
+        <w:rPr>
+          <w:b w:val="0"/>
+        </w:rPr>
+        <w:t xml:space="preserve"> fails.</w:t>
+      </w:r>
+    </w:p>
+    <w:p>
+      <w:pPr>
+        <w:spacing w:line="336" w:lineRule="auto" w:after="180"/>
+      </w:pPr>
+      <w:r>
+        <w:rPr>
+          <w:b w:val="0"/>
+        </w:rPr>
+        <w:t xml:space="preserve">3. Confidence=97 is the wrong </w:t>
+      </w:r>
+      <w:r>
+        <w:rPr>
+          <w:b/>
+        </w:rPr>
+        <w:t>type</w:t>
+      </w:r>
+      <w:r>
+        <w:rPr>
+          <w:b w:val="0"/>
+        </w:rPr>
+        <w:t xml:space="preserve"> and allowed-value set.</w:t>
+      </w:r>
+    </w:p>
+    <w:p>
+      <w:pPr>
+        <w:spacing w:line="336" w:lineRule="auto" w:after="180"/>
+      </w:pPr>
+      <w:r>
+        <w:rPr>
+          <w:b w:val="0"/>
+        </w:rPr>
+        <w:t>4. Reject, repair, or request again before downstream use.</w:t>
+      </w:r>
+    </w:p>
+    <w:p>
+      <w:pPr>
+        <w:spacing w:line="336" w:lineRule="auto" w:after="180"/>
+      </w:pPr>
+      <w:r>
+        <w:rPr>
+          <w:b w:val="0"/>
+        </w:rPr>
+        <w:t>Recalculate, retrace, or restate the reasoning in your own representation:</w:t>
+      </w:r>
+    </w:p>
+    <w:p>
+      <w:pPr>
+        <w:spacing w:line="336" w:lineRule="auto" w:after="180"/>
+      </w:pPr>
+      <w:r>
+        <w:rPr>
+          <w:b w:val="0"/>
+        </w:rPr>
+        <w:t xml:space="preserve">CHECK Did the </w:t>
+      </w:r>
+      <w:r>
+        <w:rPr>
+          <w:b/>
+        </w:rPr>
+        <w:t>evidence</w:t>
+      </w:r>
+      <w:r>
+        <w:rPr>
+          <w:b w:val="0"/>
+        </w:rPr>
+        <w:t xml:space="preserve"> answer the exact question? Did the total, path, or source record stay consistent?</w:t>
       </w:r>
     </w:p>
     <w:p>
@@ -760,7 +2103,7 @@
         <w:pStyle w:val="Heading3"/>
       </w:pPr>
       <w:r>
-        <w:t>Readiness answer</w:t>
+        <w:t>Concrete teaching case</w:t>
       </w:r>
     </w:p>
     <w:p>
@@ -769,21 +2112,27 @@
       </w:pPr>
       <w:r>
         <w:rPr>
-          <w:b w:val="0"/>
-        </w:rPr>
-        <w:t xml:space="preserve">No. Parse and validate the returned value, then check its claims and permitted actions against the </w:t>
-      </w:r>
-      <w:r>
-        <w:rPr>
           <w:b/>
         </w:rPr>
-        <w:t>evidence</w:t>
-      </w:r>
-      <w:r>
-        <w:rPr>
-          <w:b w:val="0"/>
-        </w:rPr>
-        <w:t xml:space="preserve"> and contract.</w:t>
+        <w:t>Schema</w:t>
+      </w:r>
+      <w:r>
+        <w:rPr>
+          <w:b w:val="0"/>
+        </w:rPr>
+        <w:t xml:space="preserve"> requires title text and pages number. </w:t>
+      </w:r>
+      <w:r>
+        <w:rPr>
+          <w:b/>
+        </w:rPr>
+        <w:t>Output</w:t>
+      </w:r>
+      <w:r>
+        <w:rPr>
+          <w:b w:val="0"/>
+        </w:rPr>
+        <w:t xml:space="preserve"> is {"title":"River","pages":"80"}.</w:t>
       </w:r>
     </w:p>
     <w:p>
@@ -794,7 +2143,15 @@
         <w:rPr>
           <w:b w:val="0"/>
         </w:rPr>
-        <w:t>Printed lesson and workbook; paper and pencil</w:t>
+        <w:t>Diagnose the shape error.</w:t>
+      </w:r>
+    </w:p>
+    <w:p>
+      <w:pPr>
+        <w:pStyle w:val="Heading3"/>
+      </w:pPr>
+      <w:r>
+        <w:t>Exact explanation to model</w:t>
       </w:r>
     </w:p>
     <w:p>
@@ -805,18 +2162,19 @@
         <w:rPr>
           <w:b w:val="0"/>
         </w:rPr>
-        <w:t>Calculator; optional local Python 3 interpreter</w:t>
-      </w:r>
-    </w:p>
-    <w:p>
-      <w:pPr>
-        <w:spacing w:line="336" w:lineRule="auto" w:after="180"/>
-      </w:pPr>
-      <w:r>
-        <w:rPr>
-          <w:b w:val="0"/>
-        </w:rPr>
-        <w:t>Prepare the independent task and fresh retry without displaying solutions</w:t>
+        <w:t xml:space="preserve">Pages is a string, not a number. Use numeric 80. Structure </w:t>
+      </w:r>
+      <w:r>
+        <w:rPr>
+          <w:b/>
+        </w:rPr>
+        <w:t>validation</w:t>
+      </w:r>
+      <w:r>
+        <w:rPr>
+          <w:b w:val="0"/>
+        </w:rPr>
+        <w:t xml:space="preserve"> does not verify the real page count.</w:t>
       </w:r>
     </w:p>
     <w:p>
@@ -824,589 +2182,7 @@
         <w:pStyle w:val="Heading3"/>
       </w:pPr>
       <w:r>
-        <w:t>End goal for the pictorial case</w:t>
-      </w:r>
-    </w:p>
-    <w:p>
-      <w:pPr>
-        <w:spacing w:line="336" w:lineRule="auto" w:after="180"/>
-      </w:pPr>
-      <w:r>
-        <w:rPr>
-          <w:b w:val="0"/>
-        </w:rPr>
-        <w:t xml:space="preserve">By the end, I can validate structured </w:t>
-      </w:r>
-      <w:r>
-        <w:rPr>
-          <w:b/>
-        </w:rPr>
-        <w:t>output</w:t>
-      </w:r>
-      <w:r>
-        <w:rPr>
-          <w:b w:val="0"/>
-        </w:rPr>
-        <w:t xml:space="preserve"> in layers: syntax, </w:t>
-      </w:r>
-      <w:r>
-        <w:rPr>
-          <w:b/>
-        </w:rPr>
-        <w:t>schema</w:t>
-      </w:r>
-      <w:r>
-        <w:rPr>
-          <w:b w:val="0"/>
-        </w:rPr>
-        <w:t xml:space="preserve"> and source meaning.</w:t>
-      </w:r>
-    </w:p>
-    <w:p>
-      <w:pPr>
-        <w:spacing w:line="336" w:lineRule="auto" w:after="180"/>
-      </w:pPr>
-      <w:r>
-        <w:rPr>
-          <w:b w:val="0"/>
-        </w:rPr>
-        <w:t>This added worked case illustrates the week’s main idea. Retain all original and connected topics; schedule its practice within the teaching cycle.</w:t>
-      </w:r>
-    </w:p>
-    <w:p>
-      <w:pPr>
-        <w:pStyle w:val="Heading1"/>
-      </w:pPr>
-      <w:r>
-        <w:t>02. Explain the mechanism</w:t>
-      </w:r>
-    </w:p>
-    <w:p>
-      <w:r>
-        <w:t>Model Structured Output and Schemas using the supplied case, labelled mechanism and reasoning. Make the scope of each conclusion explicit.</w:t>
-      </w:r>
-    </w:p>
-    <w:p>
-      <w:pPr>
-        <w:spacing w:line="336" w:lineRule="auto" w:after="180"/>
-      </w:pPr>
-      <w:r>
-        <w:rPr>
-          <w:b/>
-        </w:rPr>
-        <w:t>Input</w:t>
-      </w:r>
-      <w:r>
-        <w:rPr>
-          <w:b w:val="0"/>
-        </w:rPr>
-        <w:t xml:space="preserve"> → </w:t>
-      </w:r>
-      <w:r>
-        <w:rPr>
-          <w:b/>
-        </w:rPr>
-        <w:t>Process</w:t>
-      </w:r>
-      <w:r>
-        <w:rPr>
-          <w:b w:val="0"/>
-        </w:rPr>
-        <w:t xml:space="preserve"> → </w:t>
-      </w:r>
-      <w:r>
-        <w:rPr>
-          <w:b/>
-        </w:rPr>
-        <w:t>Output</w:t>
-      </w:r>
-    </w:p>
-    <w:p>
-      <w:pPr>
-        <w:spacing w:line="336" w:lineRule="auto" w:after="180"/>
-      </w:pPr>
-      <w:r>
-        <w:rPr>
-          <w:b w:val="0"/>
-        </w:rPr>
-        <w:t>Trace the information. At each stage, ask what changed and how you could test it.</w:t>
-      </w:r>
-    </w:p>
-    <w:p>
-      <w:pPr>
-        <w:spacing w:line="336" w:lineRule="auto" w:after="180"/>
-      </w:pPr>
-      <w:r>
-        <w:rPr>
-          <w:b w:val="0"/>
-        </w:rPr>
-        <w:t>Which stage could fail even when the other two are correct? Explain:</w:t>
-      </w:r>
-    </w:p>
-    <w:p>
-      <w:pPr>
-        <w:spacing w:line="336" w:lineRule="auto" w:after="180"/>
-      </w:pPr>
-      <w:r>
-        <w:rPr>
-          <w:b w:val="0"/>
-        </w:rPr>
-        <w:t xml:space="preserve">Predict first. Then check each step. A correct answer without visible reasoning is incomplete </w:t>
-      </w:r>
-      <w:r>
-        <w:rPr>
-          <w:b/>
-        </w:rPr>
-        <w:t>evidence</w:t>
-      </w:r>
-      <w:r>
-        <w:rPr>
-          <w:b w:val="0"/>
-        </w:rPr>
-        <w:t>.</w:t>
-      </w:r>
-    </w:p>
-    <w:p>
-      <w:pPr>
-        <w:spacing w:line="336" w:lineRule="auto" w:after="180"/>
-        <w:shd w:fill="F4F9FC"/>
-      </w:pPr>
-      <w:r>
-        <w:rPr>
-          <w:b w:val="0"/>
-        </w:rPr>
-        <w:t xml:space="preserve">1. </w:t>
-      </w:r>
-      <w:r>
-        <w:rPr>
-          <w:b/>
-        </w:rPr>
-        <w:t>Schema</w:t>
-      </w:r>
-      <w:r>
-        <w:rPr>
-          <w:b w:val="0"/>
-        </w:rPr>
-        <w:t xml:space="preserve"> </w:t>
-      </w:r>
-      <w:r>
-        <w:rPr>
-          <w:b/>
-        </w:rPr>
-        <w:t>field</w:t>
-      </w:r>
-      <w:r>
-        <w:rPr>
-          <w:b w:val="0"/>
-        </w:rPr>
-        <w:t xml:space="preserve">s: answer=text; </w:t>
-      </w:r>
-      <w:r>
-        <w:rPr>
-          <w:b/>
-        </w:rPr>
-        <w:t>evidence</w:t>
-      </w:r>
-      <w:r>
-        <w:rPr>
-          <w:b w:val="0"/>
-        </w:rPr>
-        <w:t>=list; confidence=low/medium/high.</w:t>
-      </w:r>
-    </w:p>
-    <w:p>
-      <w:pPr>
-        <w:spacing w:line="336" w:lineRule="auto" w:after="180"/>
-        <w:shd w:fill="F4F9FC"/>
-      </w:pPr>
-      <w:r>
-        <w:rPr>
-          <w:b w:val="0"/>
-        </w:rPr>
-        <w:t xml:space="preserve">2. </w:t>
-      </w:r>
-      <w:r>
-        <w:rPr>
-          <w:b/>
-        </w:rPr>
-        <w:t>Output</w:t>
-      </w:r>
-      <w:r>
-        <w:rPr>
-          <w:b w:val="0"/>
-        </w:rPr>
-        <w:t xml:space="preserve"> omits </w:t>
-      </w:r>
-      <w:r>
-        <w:rPr>
-          <w:b/>
-        </w:rPr>
-        <w:t>evidence</w:t>
-      </w:r>
-      <w:r>
-        <w:rPr>
-          <w:b w:val="0"/>
-        </w:rPr>
-        <w:t xml:space="preserve">: </w:t>
-      </w:r>
-      <w:r>
-        <w:rPr>
-          <w:b/>
-        </w:rPr>
-        <w:t>validation</w:t>
-      </w:r>
-      <w:r>
-        <w:rPr>
-          <w:b w:val="0"/>
-        </w:rPr>
-        <w:t xml:space="preserve"> fails.</w:t>
-      </w:r>
-    </w:p>
-    <w:p>
-      <w:pPr>
-        <w:spacing w:line="336" w:lineRule="auto" w:after="180"/>
-        <w:shd w:fill="F4F9FC"/>
-      </w:pPr>
-      <w:r>
-        <w:rPr>
-          <w:b w:val="0"/>
-        </w:rPr>
-        <w:t xml:space="preserve">3. Confidence=97 is the wrong </w:t>
-      </w:r>
-      <w:r>
-        <w:rPr>
-          <w:b/>
-        </w:rPr>
-        <w:t>type</w:t>
-      </w:r>
-      <w:r>
-        <w:rPr>
-          <w:b w:val="0"/>
-        </w:rPr>
-        <w:t xml:space="preserve"> and allowed-value set.</w:t>
-      </w:r>
-    </w:p>
-    <w:p>
-      <w:pPr>
-        <w:spacing w:line="336" w:lineRule="auto" w:after="180"/>
-        <w:shd w:fill="F4F9FC"/>
-      </w:pPr>
-      <w:r>
-        <w:rPr>
-          <w:b w:val="0"/>
-        </w:rPr>
-        <w:t>4. Reject, repair, or request again before downstream use.</w:t>
-      </w:r>
-    </w:p>
-    <w:p>
-      <w:pPr>
-        <w:spacing w:line="336" w:lineRule="auto" w:after="180"/>
-      </w:pPr>
-      <w:r>
-        <w:rPr>
-          <w:b w:val="0"/>
-        </w:rPr>
-        <w:t>Recalculate, retrace, or restate the reasoning in your own representation:</w:t>
-      </w:r>
-    </w:p>
-    <w:p>
-      <w:pPr>
-        <w:spacing w:line="336" w:lineRule="auto" w:after="180"/>
-        <w:shd w:fill="F5F1FB"/>
-      </w:pPr>
-      <w:r>
-        <w:rPr>
-          <w:b w:val="0"/>
-        </w:rPr>
-        <w:t xml:space="preserve">CHECK Did the </w:t>
-      </w:r>
-      <w:r>
-        <w:rPr>
-          <w:b/>
-        </w:rPr>
-        <w:t>evidence</w:t>
-      </w:r>
-      <w:r>
-        <w:rPr>
-          <w:b w:val="0"/>
-        </w:rPr>
-        <w:t xml:space="preserve"> answer the exact question? Did the total, path, or source record stay consistent?</w:t>
-      </w:r>
-    </w:p>
-    <w:p>
-      <w:pPr>
-        <w:pStyle w:val="Heading3"/>
-      </w:pPr>
-      <w:r>
-        <w:t>Concrete teaching case</w:t>
-      </w:r>
-    </w:p>
-    <w:p>
-      <w:pPr>
-        <w:pStyle w:val="Heading3"/>
-      </w:pPr>
-      <w:r>
-        <w:t>The teaching case</w:t>
-      </w:r>
-    </w:p>
-    <w:p>
-      <w:pPr>
-        <w:spacing w:line="336" w:lineRule="auto" w:after="180"/>
-        <w:shd w:fill="F1F6FC"/>
-      </w:pPr>
-      <w:r>
-        <w:rPr>
-          <w:b/>
-        </w:rPr>
-        <w:t>Schema</w:t>
-      </w:r>
-      <w:r>
-        <w:rPr>
-          <w:b w:val="0"/>
-        </w:rPr>
-        <w:t xml:space="preserve"> requires title text and pages number. </w:t>
-      </w:r>
-      <w:r>
-        <w:rPr>
-          <w:b/>
-        </w:rPr>
-        <w:t>Output</w:t>
-      </w:r>
-      <w:r>
-        <w:rPr>
-          <w:b w:val="0"/>
-        </w:rPr>
-        <w:t xml:space="preserve"> is {"title":"River","pages":"80"}.</w:t>
-      </w:r>
-    </w:p>
-    <w:p>
-      <w:pPr>
-        <w:pStyle w:val="Heading3"/>
-      </w:pPr>
-      <w:r>
-        <w:t>The teaching case</w:t>
-      </w:r>
-    </w:p>
-    <w:p>
-      <w:pPr>
-        <w:spacing w:line="336" w:lineRule="auto" w:after="180"/>
-        <w:shd w:fill="F1F6FC"/>
-      </w:pPr>
-      <w:r>
-        <w:rPr>
-          <w:b w:val="0"/>
-        </w:rPr>
-        <w:t>Diagnose the shape error.</w:t>
-      </w:r>
-    </w:p>
-    <w:p>
-      <w:pPr>
-        <w:pStyle w:val="Heading3"/>
-      </w:pPr>
-      <w:r>
-        <w:t>Exact explanation to model</w:t>
-      </w:r>
-    </w:p>
-    <w:p>
-      <w:pPr>
-        <w:pStyle w:val="Heading3"/>
-      </w:pPr>
-      <w:r>
-        <w:t>Why the result follows</w:t>
-      </w:r>
-    </w:p>
-    <w:p>
-      <w:pPr>
-        <w:spacing w:line="336" w:lineRule="auto" w:after="180"/>
-        <w:shd w:fill="F1F6FC"/>
-      </w:pPr>
-      <w:r>
-        <w:rPr>
-          <w:b w:val="0"/>
-        </w:rPr>
-        <w:t xml:space="preserve">Pages is a string, not a number. Use numeric 80. Structure </w:t>
-      </w:r>
-      <w:r>
-        <w:rPr>
-          <w:b/>
-        </w:rPr>
-        <w:t>validation</w:t>
-      </w:r>
-      <w:r>
-        <w:rPr>
-          <w:b w:val="0"/>
-        </w:rPr>
-        <w:t xml:space="preserve"> does not verify the real page count.</w:t>
-      </w:r>
-    </w:p>
-    <w:p>
-      <w:pPr>
-        <w:pStyle w:val="Heading3"/>
-      </w:pPr>
-      <w:r>
         <w:t>Explain the added worked example</w:t>
-      </w:r>
-    </w:p>
-    <w:p>
-      <w:pPr>
-        <w:pStyle w:val="Heading3"/>
-      </w:pPr>
-      <w:r>
-        <w:t>Explain the added worked example · 1</w:t>
-      </w:r>
-    </w:p>
-    <w:p>
-      <w:pPr>
-        <w:spacing w:line="336" w:lineRule="auto" w:after="180"/>
-      </w:pPr>
-      <w:r>
-        <w:rPr>
-          <w:b w:val="0"/>
-        </w:rPr>
-        <w:t xml:space="preserve">A response may be valid JSON and still violate the </w:t>
-      </w:r>
-      <w:r>
-        <w:rPr>
-          <w:b/>
-        </w:rPr>
-        <w:t>schema</w:t>
-      </w:r>
-      <w:r>
-        <w:rPr>
-          <w:b w:val="0"/>
-        </w:rPr>
-        <w:t xml:space="preserve"> or sources. First parse the text. Then check the exact object </w:t>
-      </w:r>
-      <w:r>
-        <w:rPr>
-          <w:b/>
-        </w:rPr>
-        <w:t>field</w:t>
-      </w:r>
-      <w:r>
-        <w:rPr>
-          <w:b w:val="0"/>
-        </w:rPr>
-        <w:t xml:space="preserve">s and </w:t>
-      </w:r>
-      <w:r>
-        <w:rPr>
-          <w:b/>
-        </w:rPr>
-        <w:t>type</w:t>
-      </w:r>
-      <w:r>
-        <w:rPr>
-          <w:b w:val="0"/>
-        </w:rPr>
-        <w:t>s. Finally check source support and domain meaning.</w:t>
-      </w:r>
-    </w:p>
-    <w:p>
-      <w:pPr>
-        <w:spacing w:line="336" w:lineRule="auto" w:after="180"/>
-      </w:pPr>
-      <w:r>
-        <w:rPr>
-          <w:b w:val="0"/>
-        </w:rPr>
-        <w:t>These checks answer different questions. Do not call a successful parser a complete validator.</w:t>
-      </w:r>
-    </w:p>
-    <w:p>
-      <w:pPr>
-        <w:pStyle w:val="Heading3"/>
-      </w:pPr>
-      <w:r>
-        <w:t>Explain the added worked example · 2</w:t>
-      </w:r>
-    </w:p>
-    <w:p>
-      <w:pPr>
-        <w:spacing w:line="336" w:lineRule="auto" w:after="180"/>
-      </w:pPr>
-      <w:r>
-        <w:rPr>
-          <w:b w:val="0"/>
-        </w:rPr>
-        <w:t>Use the Week 11 closed object: exactly status,room,capacity,source_ids. status is supported or needs_review. source_ids is a list of distinct known source-ID strings.</w:t>
-      </w:r>
-    </w:p>
-    <w:p>
-      <w:pPr>
-        <w:spacing w:line="336" w:lineRule="auto" w:after="180"/>
-      </w:pPr>
-      <w:r>
-        <w:rPr>
-          <w:b w:val="0"/>
-        </w:rPr>
-        <w:t>For supported, room is a nonempty string and capacity a nonnegative integer. For needs_review, room and capacity are null. Boolean values are not capacities under this contract.</w:t>
-      </w:r>
-    </w:p>
-    <w:p>
-      <w:pPr>
-        <w:pStyle w:val="Heading3"/>
-      </w:pPr>
-      <w:r>
-        <w:t>Explain the added worked example · 3</w:t>
-      </w:r>
-    </w:p>
-    <w:p>
-      <w:pPr>
-        <w:spacing w:line="336" w:lineRule="auto" w:after="180"/>
-      </w:pPr>
-      <w:r>
-        <w:rPr>
-          <w:b w:val="0"/>
-        </w:rPr>
-        <w:t xml:space="preserve">These fragments illustrate failures, not complete candidate objects. A real check receives the whole object and verifies every required </w:t>
-      </w:r>
-      <w:r>
-        <w:rPr>
-          <w:b/>
-        </w:rPr>
-        <w:t>field</w:t>
-      </w:r>
-      <w:r>
-        <w:rPr>
-          <w:b w:val="0"/>
-        </w:rPr>
-        <w:t>.</w:t>
-      </w:r>
-    </w:p>
-    <w:p>
-      <w:pPr>
-        <w:spacing w:line="336" w:lineRule="auto" w:after="180"/>
-      </w:pPr>
-      <w:r>
-        <w:rPr>
-          <w:b w:val="0"/>
-        </w:rPr>
-        <w:t xml:space="preserve">Do not repair a string capacity automatically unless a separate documented conversion policy permits it; otherwise report </w:t>
-      </w:r>
-      <w:r>
-        <w:rPr>
-          <w:b/>
-        </w:rPr>
-        <w:t>validation</w:t>
-      </w:r>
-      <w:r>
-        <w:rPr>
-          <w:b w:val="0"/>
-        </w:rPr>
-        <w:t xml:space="preserve"> failure. A null value differs from missing a </w:t>
-      </w:r>
-      <w:r>
-        <w:rPr>
-          <w:b/>
-        </w:rPr>
-        <w:t>field</w:t>
-      </w:r>
-      <w:r>
-        <w:rPr>
-          <w:b w:val="0"/>
-        </w:rPr>
-        <w:t>.</w:t>
       </w:r>
     </w:p>
     <w:p>
@@ -1583,125 +2359,6 @@
         <w:t>These teacher notes contain solutions; do not reveal the independent case answer during modelling.</w:t>
       </w:r>
     </w:p>
-    <w:p>
-      <w:pPr>
-        <w:pStyle w:val="Heading3"/>
-      </w:pPr>
-      <w:r>
-        <w:t>Model the reasoning aloud · 4</w:t>
-      </w:r>
-    </w:p>
-    <w:p>
-      <w:pPr>
-        <w:spacing w:line="336" w:lineRule="auto" w:after="180"/>
-      </w:pPr>
-      <w:r>
-        <w:rPr>
-          <w:b w:val="0"/>
-        </w:rPr>
-        <w:t>Suppose sources P and Q approve room B and give capacity 12.</w:t>
-      </w:r>
-    </w:p>
-    <w:p>
-      <w:pPr>
-        <w:spacing w:line="336" w:lineRule="auto" w:after="180"/>
-      </w:pPr>
-      <w:r>
-        <w:rPr>
-          <w:b w:val="0"/>
-        </w:rPr>
-        <w:t xml:space="preserve">The complete object {"status":"supported","room":"B","capacity":99,"source_ids":["P","Q"]} parses and satisfies the stated </w:t>
-      </w:r>
-      <w:r>
-        <w:rPr>
-          <w:b/>
-        </w:rPr>
-        <w:t>field</w:t>
-      </w:r>
-      <w:r>
-        <w:rPr>
-          <w:b w:val="0"/>
-        </w:rPr>
-        <w:t xml:space="preserve"> </w:t>
-      </w:r>
-      <w:r>
-        <w:rPr>
-          <w:b/>
-        </w:rPr>
-        <w:t>type</w:t>
-      </w:r>
-      <w:r>
-        <w:rPr>
-          <w:b w:val="0"/>
-        </w:rPr>
-        <w:t xml:space="preserve">s, but its capacity is unsupported by Q. Reject it at </w:t>
-      </w:r>
-      <w:r>
-        <w:rPr>
-          <w:b/>
-        </w:rPr>
-        <w:t>semantic validation</w:t>
-      </w:r>
-      <w:r>
-        <w:rPr>
-          <w:b w:val="0"/>
-        </w:rPr>
-        <w:t>.</w:t>
-      </w:r>
-    </w:p>
-    <w:p>
-      <w:pPr>
-        <w:spacing w:line="336" w:lineRule="auto" w:after="180"/>
-      </w:pPr>
-      <w:r>
-        <w:rPr>
-          <w:b w:val="0"/>
-        </w:rPr>
-        <w:t>Listing a real source ID does not prove that source supports the associated claim.</w:t>
-      </w:r>
-    </w:p>
-    <w:p>
-      <w:pPr>
-        <w:pStyle w:val="Heading3"/>
-      </w:pPr>
-      <w:r>
-        <w:t>Model the reasoning aloud · 5</w:t>
-      </w:r>
-    </w:p>
-    <w:p>
-      <w:pPr>
-        <w:spacing w:line="336" w:lineRule="auto" w:after="180"/>
-      </w:pPr>
-      <w:r>
-        <w:rPr>
-          <w:b w:val="0"/>
-        </w:rPr>
-        <w:t xml:space="preserve">An object with needs_review and room B violates the conditional </w:t>
-      </w:r>
-      <w:r>
-        <w:rPr>
-          <w:b/>
-        </w:rPr>
-        <w:t>schema</w:t>
-      </w:r>
-      <w:r>
-        <w:rPr>
-          <w:b w:val="0"/>
-        </w:rPr>
-        <w:t xml:space="preserve"> rule even if its source IDs are real. An object with supported, room B and capacity 12 but source ID Z fails the known-source rule.</w:t>
-      </w:r>
-    </w:p>
-    <w:p>
-      <w:pPr>
-        <w:spacing w:line="336" w:lineRule="auto" w:after="180"/>
-      </w:pPr>
-      <w:r>
-        <w:rPr>
-          <w:b w:val="0"/>
-        </w:rPr>
-        <w:t>Require the linked current approval and capacity records to support the same room.</w:t>
-      </w:r>
-    </w:p>
     <w:tbl>
       <w:tblPr>
         <w:tblStyle w:val="LightShading-Accent1"/>
@@ -1825,79 +2482,10 @@
     </w:p>
     <w:p>
       <w:pPr>
-        <w:spacing w:line="336" w:lineRule="auto" w:after="180"/>
-      </w:pPr>
-      <w:r>
-        <w:rPr>
-          <w:b w:val="0"/>
-        </w:rPr>
-        <w:t>A fictional Study Buddy returns a machine-readable book fact.</w:t>
-      </w:r>
-    </w:p>
-    <w:p>
-      <w:pPr>
         <w:pStyle w:val="Heading3"/>
       </w:pPr>
       <w:r>
         <w:t>The facts we will use</w:t>
-      </w:r>
-    </w:p>
-    <w:p>
-      <w:pPr>
-        <w:pStyle w:val="Heading3"/>
-      </w:pPr>
-      <w:r>
-        <w:t>Supplied facts</w:t>
-      </w:r>
-    </w:p>
-    <w:p>
-      <w:pPr>
-        <w:spacing w:line="336" w:lineRule="auto" w:after="180"/>
-        <w:shd w:fill="F1F6FC"/>
-      </w:pPr>
-      <w:r>
-        <w:rPr>
-          <w:b/>
-        </w:rPr>
-        <w:t>Schema</w:t>
-      </w:r>
-      <w:r>
-        <w:rPr>
-          <w:b w:val="0"/>
-        </w:rPr>
-        <w:t>: exactly title text, pages integer, source_id text. Approved record R: River Notes, 64 pages.</w:t>
-      </w:r>
-    </w:p>
-    <w:p>
-      <w:pPr>
-        <w:pStyle w:val="Heading3"/>
-      </w:pPr>
-      <w:r>
-        <w:t>Supplied facts</w:t>
-      </w:r>
-    </w:p>
-    <w:p>
-      <w:pPr>
-        <w:spacing w:line="336" w:lineRule="auto" w:after="180"/>
-        <w:shd w:fill="F1F6FC"/>
-      </w:pPr>
-      <w:r>
-        <w:rPr>
-          <w:b w:val="0"/>
-        </w:rPr>
-        <w:t xml:space="preserve">X={"title":"River Notes","pages":64,"source_id":"R"}; Y uses pages:"64"; Z uses pages:46 with otherwise identical </w:t>
-      </w:r>
-      <w:r>
-        <w:rPr>
-          <w:b/>
-        </w:rPr>
-        <w:t>field</w:t>
-      </w:r>
-      <w:r>
-        <w:rPr>
-          <w:b w:val="0"/>
-        </w:rPr>
-        <w:t>s.</w:t>
       </w:r>
     </w:p>
     <w:p>
@@ -1905,7 +2493,7 @@
         <w:drawing>
           <wp:inline xmlns:a="http://schemas.openxmlformats.org/drawingml/2006/main" xmlns:pic="http://schemas.openxmlformats.org/drawingml/2006/picture">
             <wp:extent cx="5346057" cy="5943599"/>
-            <wp:docPr id="1" name="Picture 1" descr="Structured Output and Schemas. Parse: Each shown object is valid JSON syntax.. Schema check: Y fails because its pages value is text, not an integer.. Meaning check: Z fits field types but contradicts R’s page count.. Accept X: X passes syntax, declared schema and source comparison."/>
+            <wp:docPr id="2" name="Picture 2" descr="Structured Output and Schemas. Parse: Each shown object is valid JSON syntax.. Schema check: Y fails because its pages value is text, not an integer.. Meaning check: Z fits field types but contradicts R’s page count.. Accept X: X passes syntax, declared schema and source comparison."/>
             <wp:cNvGraphicFramePr>
               <a:graphicFrameLocks noChangeAspect="1"/>
             </wp:cNvGraphicFramePr>
@@ -1917,7 +2505,7 @@
                     <pic:cNvPicPr/>
                   </pic:nvPicPr>
                   <pic:blipFill>
-                    <a:blip r:embed="rId9"/>
+                    <a:blip r:embed="rId10"/>
                     <a:stretch>
                       <a:fillRect/>
                     </a:stretch>
@@ -1941,136 +2529,7 @@
         <w:pStyle w:val="Heading3"/>
       </w:pPr>
       <w:r>
-        <w:t>Read the picture one step at a time</w:t>
-      </w:r>
-    </w:p>
-    <w:tbl>
-      <w:tblPr>
-        <w:tblStyle w:val="LightShading-Accent1"/>
-        <w:tblW w:type="auto" w:w="0"/>
-        <w:tblLook w:firstColumn="1" w:firstRow="1" w:lastColumn="0" w:lastRow="0" w:noHBand="0" w:noVBand="1" w:val="04A0"/>
-      </w:tblPr>
-      <w:tblGrid>
-        <w:gridCol w:w="5112"/>
-        <w:gridCol w:w="5112"/>
-      </w:tblGrid>
-      <w:tr>
-        <w:trPr>
-          <w:tblHeader/>
-        </w:trPr>
-        <w:tc>
-          <w:tcPr>
-            <w:tcW w:type="dxa" w:w="5112"/>
-          </w:tcPr>
-          <w:p>
-            <w:r>
-              <w:t>Step</w:t>
-            </w:r>
-          </w:p>
-        </w:tc>
-        <w:tc>
-          <w:tcPr>
-            <w:tcW w:type="dxa" w:w="5112"/>
-          </w:tcPr>
-          <w:p>
-            <w:r>
-              <w:t>What happens and why</w:t>
-            </w:r>
-          </w:p>
-        </w:tc>
-      </w:tr>
-      <w:tr>
-        <w:tc>
-          <w:tcPr>
-            <w:tcW w:type="dxa" w:w="5112"/>
-          </w:tcPr>
-          <w:p>
-            <w:r>
-              <w:t>1. Parse</w:t>
-            </w:r>
-          </w:p>
-        </w:tc>
-        <w:tc>
-          <w:tcPr>
-            <w:tcW w:type="dxa" w:w="5112"/>
-          </w:tcPr>
-          <w:p>
-            <w:r>
-              <w:t>Each shown object is valid JSON syntax.</w:t>
-            </w:r>
-          </w:p>
-        </w:tc>
-      </w:tr>
-      <w:tr>
-        <w:tc>
-          <w:tcPr>
-            <w:tcW w:type="dxa" w:w="5112"/>
-          </w:tcPr>
-          <w:p>
-            <w:r>
-              <w:t>2. Schema check</w:t>
-            </w:r>
-          </w:p>
-        </w:tc>
-        <w:tc>
-          <w:tcPr>
-            <w:tcW w:type="dxa" w:w="5112"/>
-          </w:tcPr>
-          <w:p>
-            <w:r>
-              <w:t>Y fails because its pages value is text, not an integer.</w:t>
-            </w:r>
-          </w:p>
-        </w:tc>
-      </w:tr>
-      <w:tr>
-        <w:tc>
-          <w:tcPr>
-            <w:tcW w:type="dxa" w:w="5112"/>
-          </w:tcPr>
-          <w:p>
-            <w:r>
-              <w:t>3. Meaning check</w:t>
-            </w:r>
-          </w:p>
-        </w:tc>
-        <w:tc>
-          <w:tcPr>
-            <w:tcW w:type="dxa" w:w="5112"/>
-          </w:tcPr>
-          <w:p>
-            <w:r>
-              <w:t>Z fits field types but contradicts R’s page count.</w:t>
-            </w:r>
-          </w:p>
-        </w:tc>
-      </w:tr>
-      <w:tr>
-        <w:tc>
-          <w:tcPr>
-            <w:tcW w:type="dxa" w:w="5112"/>
-          </w:tcPr>
-          <w:p>
-            <w:r>
-              <w:t>4. Accept X</w:t>
-            </w:r>
-          </w:p>
-        </w:tc>
-        <w:tc>
-          <w:tcPr>
-            <w:tcW w:type="dxa" w:w="5112"/>
-          </w:tcPr>
-          <w:p>
-            <w:r>
-              <w:t>X passes syntax, declared schema and source comparison.</w:t>
-            </w:r>
-          </w:p>
-        </w:tc>
-      </w:tr>
-    </w:tbl>
-    <w:p>
-      <w:r>
-        <w:t>Match each pictured step to the supplied facts. This is a worked teaching case, not an independent assessment.</w:t>
+        <w:t>Why this result follows</w:t>
       </w:r>
     </w:p>
     <w:p>
@@ -2078,7 +2537,7 @@
         <w:pStyle w:val="Heading3"/>
       </w:pPr>
       <w:r>
-        <w:t>Why this result follows</w:t>
+        <w:t>What this example does not establish</w:t>
       </w:r>
     </w:p>
     <w:p>
@@ -2086,79 +2545,532 @@
         <w:pStyle w:val="Heading3"/>
       </w:pPr>
       <w:r>
-        <w:t>Why the result follows</w:t>
+        <w:t>Change one thing in the pictured case</w:t>
+      </w:r>
+    </w:p>
+    <w:p>
+      <w:pPr>
+        <w:pStyle w:val="Heading3"/>
+      </w:pPr>
+      <w:r>
+        <w:t>Ask while showing the picture</w:t>
+      </w:r>
+    </w:p>
+    <w:p>
+      <w:pPr>
+        <w:pStyle w:val="Heading1"/>
+      </w:pPr>
+      <w:r>
+        <w:t>03. Guide the explanation, then remove help</w:t>
+      </w:r>
+    </w:p>
+    <w:p>
+      <w:r>
+        <w:t>Collect each learner’s reasoning before showing feedback.</w:t>
+      </w:r>
+    </w:p>
+    <w:p>
+      <w:pPr>
+        <w:pStyle w:val="Heading2"/>
+      </w:pPr>
+      <w:r>
+        <w:t>Main completion prompt</w:t>
       </w:r>
     </w:p>
     <w:p>
       <w:pPr>
         <w:spacing w:line="336" w:lineRule="auto" w:after="180"/>
-        <w:shd w:fill="F1F6FC"/>
-      </w:pPr>
-      <w:r>
-        <w:rPr>
-          <w:b w:val="0"/>
-        </w:rPr>
-        <w:t xml:space="preserve">Parsing establishes that text forms a structured object. </w:t>
+      </w:pPr>
+      <w:r>
+        <w:rPr>
+          <w:b w:val="0"/>
+        </w:rPr>
+        <w:t xml:space="preserve">Completion task: Why do string "12",boolean true,missing capacity and an extra action </w:t>
       </w:r>
       <w:r>
         <w:rPr>
           <w:b/>
         </w:rPr>
+        <w:t>field</w:t>
+      </w:r>
+      <w:r>
+        <w:rPr>
+          <w:b w:val="0"/>
+        </w:rPr>
+        <w:t xml:space="preserve"> violate this contract?</w:t>
+      </w:r>
+    </w:p>
+    <w:p>
+      <w:pPr>
+        <w:pStyle w:val="Heading2"/>
+      </w:pPr>
+      <w:r>
+        <w:t>Expected reasoning and fading help</w:t>
+      </w:r>
+    </w:p>
+    <w:p>
+      <w:pPr>
+        <w:spacing w:line="336" w:lineRule="auto" w:after="180"/>
+      </w:pPr>
+      <w:r>
+        <w:rPr>
+          <w:b w:val="0"/>
+        </w:rPr>
+        <w:t xml:space="preserve">Teacher check: Teacher explanation: Capacity must be an integer for supported and null for needs_review, with the </w:t>
+      </w:r>
+      <w:r>
+        <w:rPr>
+          <w:b/>
+        </w:rPr>
+        <w:t>field</w:t>
+      </w:r>
+      <w:r>
+        <w:rPr>
+          <w:b w:val="0"/>
+        </w:rPr>
+        <w:t xml:space="preserve"> present. A Boolean is explicitly excluded.</w:t>
+      </w:r>
+    </w:p>
+    <w:p>
+      <w:pPr>
+        <w:spacing w:line="336" w:lineRule="auto" w:after="180"/>
+      </w:pPr>
+      <w:r>
+        <w:rPr>
+          <w:b w:val="0"/>
+        </w:rPr>
+        <w:t xml:space="preserve">Extra </w:t>
+      </w:r>
+      <w:r>
+        <w:rPr>
+          <w:b/>
+        </w:rPr>
+        <w:t>field</w:t>
+      </w:r>
+      <w:r>
+        <w:rPr>
+          <w:b w:val="0"/>
+        </w:rPr>
+        <w:t xml:space="preserve">s violate the </w:t>
+      </w:r>
+      <w:r>
+        <w:rPr>
+          <w:b/>
+        </w:rPr>
+        <w:t>closed schema</w:t>
+      </w:r>
+      <w:r>
+        <w:rPr>
+          <w:b w:val="0"/>
+        </w:rPr>
+        <w:t>; string values are not silently converted.</w:t>
+      </w:r>
+    </w:p>
+    <w:p>
+      <w:pPr>
+        <w:spacing w:line="336" w:lineRule="auto" w:after="180"/>
+      </w:pPr>
+      <w:r>
+        <w:rPr>
+          <w:b w:val="0"/>
+        </w:rPr>
+        <w:t xml:space="preserve">Start by identifying the given </w:t>
+      </w:r>
+      <w:r>
+        <w:rPr>
+          <w:b/>
+        </w:rPr>
+        <w:t>input</w:t>
+      </w:r>
+      <w:r>
+        <w:rPr>
+          <w:b w:val="0"/>
+        </w:rPr>
+        <w:t>s together. Leave the intermediate steps blank. If needed, model one step, then withdraw that help on the next step. Move to a full trace only when the partial trace is understood.</w:t>
+      </w:r>
+    </w:p>
+    <w:p>
+      <w:pPr>
+        <w:spacing w:line="336" w:lineRule="auto" w:after="180"/>
+      </w:pPr>
+      <w:r>
+        <w:rPr>
+          <w:b w:val="0"/>
+        </w:rPr>
+        <w:t>For partners, alternate explainer and checker; collect a response from every learner before discussion.</w:t>
+      </w:r>
+    </w:p>
+    <w:p>
+      <w:pPr>
+        <w:pStyle w:val="Heading2"/>
+      </w:pPr>
+      <w:r>
+        <w:t>Individual misconception check</w:t>
+      </w:r>
+    </w:p>
+    <w:p>
+      <w:pPr>
+        <w:spacing w:line="336" w:lineRule="auto" w:after="180"/>
+      </w:pPr>
+      <w:r>
+        <w:rPr>
+          <w:b w:val="0"/>
+        </w:rPr>
+        <w:t xml:space="preserve">Use the worked case for Structured </w:t>
+      </w:r>
+      <w:r>
+        <w:rPr>
+          <w:b/>
+        </w:rPr>
+        <w:t>output</w:t>
+      </w:r>
+      <w:r>
+        <w:rPr>
+          <w:b w:val="0"/>
+        </w:rPr>
+        <w:t xml:space="preserve">s and </w:t>
+      </w:r>
+      <w:r>
+        <w:rPr>
+          <w:b/>
+        </w:rPr>
+        <w:t>validation</w:t>
+      </w:r>
+      <w:r>
+        <w:rPr>
+          <w:b w:val="0"/>
+        </w:rPr>
+        <w:t>. Proposed explanation: “Valid JSON means correct answer”. Decide whether this explanation is supported.</w:t>
+      </w:r>
+    </w:p>
+    <w:p>
+      <w:pPr>
+        <w:spacing w:line="336" w:lineRule="auto" w:after="180"/>
+      </w:pPr>
+      <w:r>
+        <w:rPr>
+          <w:b w:val="0"/>
+        </w:rPr>
+        <w:t>Point to the step or supplied fact that decides; explain your repair if needed.</w:t>
+      </w:r>
+    </w:p>
+    <w:p>
+      <w:pPr>
+        <w:spacing w:line="336" w:lineRule="auto" w:after="180"/>
+      </w:pPr>
+      <w:r>
+        <w:rPr>
+          <w:b w:val="0"/>
+        </w:rPr>
+        <w:t xml:space="preserve">Expected correction: JSON syntax says nothing about </w:t>
+      </w:r>
+      <w:r>
+        <w:rPr>
+          <w:b/>
+        </w:rPr>
+        <w:t>schema</w:t>
+      </w:r>
+      <w:r>
+        <w:rPr>
+          <w:b w:val="0"/>
+        </w:rPr>
+        <w:t xml:space="preserve"> or source truth.</w:t>
+      </w:r>
+    </w:p>
+    <w:p>
+      <w:pPr>
+        <w:spacing w:line="336" w:lineRule="auto" w:after="180"/>
+      </w:pPr>
+      <w:r>
+        <w:rPr>
+          <w:b w:val="0"/>
+        </w:rPr>
+        <w:t>Collect explanations, not only yes/no votes. If a misunderstanding is common, re-model the relevant step for the class.</w:t>
+      </w:r>
+    </w:p>
+    <w:p>
+      <w:pPr>
+        <w:spacing w:line="336" w:lineRule="auto" w:after="180"/>
+      </w:pPr>
+      <w:r>
+        <w:rPr>
+          <w:b w:val="0"/>
+        </w:rPr>
+        <w:t>If it affects a few learners, give a short targeted group explanation while others solve a more demanding variation.</w:t>
+      </w:r>
+    </w:p>
+    <w:p>
+      <w:pPr>
+        <w:pStyle w:val="Heading2"/>
+      </w:pPr>
+      <w:r>
+        <w:t>Pictorial question and changed-case reasoning</w:t>
+      </w:r>
+    </w:p>
+    <w:p>
+      <w:pPr>
+        <w:spacing w:line="336" w:lineRule="auto" w:after="180"/>
+      </w:pPr>
+      <w:r>
+        <w:rPr>
+          <w:b w:val="0"/>
+        </w:rPr>
+        <w:t xml:space="preserve">Which object demonstrates that valid JSON and valid </w:t>
+      </w:r>
+      <w:r>
+        <w:rPr>
+          <w:b/>
+        </w:rPr>
+        <w:t>type</w:t>
+      </w:r>
+      <w:r>
+        <w:rPr>
+          <w:b w:val="0"/>
+        </w:rPr>
+        <w:t>s are insufficient for truth?</w:t>
+      </w:r>
+    </w:p>
+    <w:p>
+      <w:pPr>
+        <w:spacing w:line="336" w:lineRule="auto" w:after="180"/>
+      </w:pPr>
+      <w:r>
+        <w:rPr>
+          <w:b w:val="0"/>
+        </w:rPr>
+        <w:t>Z: its pages is an integer and syntax is valid, but 46 contradicts approved 64.</w:t>
+      </w:r>
+    </w:p>
+    <w:p>
+      <w:pPr>
+        <w:spacing w:line="336" w:lineRule="auto" w:after="180"/>
+      </w:pPr>
+      <w:r>
+        <w:rPr>
+          <w:b w:val="0"/>
+        </w:rPr>
+        <w:t xml:space="preserve">Changed-case reasoning: The changed object fails </w:t>
+      </w:r>
+      <w:r>
+        <w:rPr>
+          <w:b/>
+        </w:rPr>
+        <w:t>schema</w:t>
+      </w:r>
+      <w:r>
+        <w:rPr>
+          <w:b w:val="0"/>
+        </w:rPr>
+        <w:t xml:space="preserve"> despite keeping the correct page count. Exactly means additional </w:t>
+      </w:r>
+      <w:r>
+        <w:rPr>
+          <w:b/>
+        </w:rPr>
+        <w:t>field</w:t>
+      </w:r>
+      <w:r>
+        <w:rPr>
+          <w:b w:val="0"/>
+        </w:rPr>
+        <w:t>s are not allowed in this contract.</w:t>
+      </w:r>
+    </w:p>
+    <w:p>
+      <w:pPr>
+        <w:spacing w:line="336" w:lineRule="auto" w:after="180"/>
+      </w:pPr>
+      <w:r>
+        <w:rPr>
+          <w:b w:val="0"/>
+        </w:rPr>
+        <w:t xml:space="preserve">Collect each learner’s explanation before discussion. Use the first missing connection between </w:t>
+      </w:r>
+      <w:r>
+        <w:rPr>
+          <w:b/>
+        </w:rPr>
+        <w:t>input</w:t>
+      </w:r>
+      <w:r>
+        <w:rPr>
+          <w:b w:val="0"/>
+        </w:rPr>
+        <w:t xml:space="preserve">, deciding step and result to choose support. This question is worked-case practice, not fresh mastery </w:t>
+      </w:r>
+      <w:r>
+        <w:rPr>
+          <w:b/>
+        </w:rPr>
+        <w:t>evidence</w:t>
+      </w:r>
+      <w:r>
+        <w:rPr>
+          <w:b w:val="0"/>
+        </w:rPr>
+        <w:t>.</w:t>
+      </w:r>
+    </w:p>
+    <w:p>
+      <w:pPr>
+        <w:pStyle w:val="Heading2"/>
+      </w:pPr>
+      <w:r>
+        <w:t>Keep each learner explaining</w:t>
+      </w:r>
+    </w:p>
+    <w:p>
+      <w:pPr>
+        <w:pStyle w:val="ListBullet"/>
+      </w:pPr>
+      <w:r>
+        <w:t>Ask: Which facts are given, and which would we have to assume? Learners mark relevant details before discussing answers.</w:t>
+      </w:r>
+    </w:p>
+    <w:p>
+      <w:pPr>
+        <w:pStyle w:val="ListBullet"/>
+      </w:pPr>
+      <w:r>
+        <w:t>Say: Predict first. Show the rule, information path or calculation that would produce the result. A correct guess is not yet an explanation.</w:t>
+      </w:r>
+    </w:p>
+    <w:p>
+      <w:pPr>
+        <w:pStyle w:val="ListBullet"/>
+      </w:pPr>
+      <w:r>
+        <w:t>In pairs, one learner solves while the other checks evidence; exchange roles. Remove the worked answer before independent assessment.</w:t>
+      </w:r>
+    </w:p>
+    <w:p>
+      <w:pPr>
+        <w:pStyle w:val="Heading2"/>
+      </w:pPr>
+      <w:r>
+        <w:t>Earlier wording, alternatives and picture transcripts · reference / check after trying</w:t>
+      </w:r>
+    </w:p>
+    <w:p>
+      <w:pPr>
+        <w:spacing w:line="336" w:lineRule="auto" w:after="180"/>
+      </w:pPr>
+      <w:r>
+        <w:rPr>
+          <w:b w:val="0"/>
+        </w:rPr>
+        <w:t>Compact alternative: this two-session sequence covers selected core tasks. Use the three-session weekly plan for the full lesson, independent transfer, feedback and project work; allow extra time for extensions.</w:t>
+      </w:r>
+    </w:p>
+    <w:p>
+      <w:pPr>
+        <w:spacing w:line="336" w:lineRule="auto" w:after="180"/>
+      </w:pPr>
+      <w:r>
+        <w:rPr>
+          <w:b w:val="0"/>
+        </w:rPr>
+        <w:t>Demonstrate and guide practice</w:t>
+      </w:r>
+    </w:p>
+    <w:p>
+      <w:pPr>
+        <w:pStyle w:val="Heading3"/>
+      </w:pPr>
+      <w:r>
+        <w:t>Board sequence</w:t>
+      </w:r>
+    </w:p>
+    <w:p>
+      <w:pPr>
+        <w:spacing w:line="336" w:lineRule="auto" w:after="180"/>
+      </w:pPr>
+      <w:r>
+        <w:rPr>
+          <w:b w:val="0"/>
+        </w:rPr>
+        <w:t xml:space="preserve">Write the given facts: </w:t>
+      </w:r>
+      <w:r>
+        <w:rPr>
+          <w:b/>
+        </w:rPr>
         <w:t>Schema</w:t>
       </w:r>
       <w:r>
         <w:rPr>
           <w:b w:val="0"/>
         </w:rPr>
-        <w:t xml:space="preserve"> checks establish required </w:t>
+        <w:t xml:space="preserve"> requires title text and pages number. </w:t>
       </w:r>
       <w:r>
         <w:rPr>
           <w:b/>
         </w:rPr>
-        <w:t>field</w:t>
-      </w:r>
-      <w:r>
-        <w:rPr>
-          <w:b w:val="0"/>
-        </w:rPr>
-        <w:t xml:space="preserve">s and </w:t>
+        <w:t>Output</w:t>
+      </w:r>
+      <w:r>
+        <w:rPr>
+          <w:b w:val="0"/>
+        </w:rPr>
+        <w:t xml:space="preserve"> is {"title":"River","pages":"80"}.</w:t>
+      </w:r>
+    </w:p>
+    <w:p>
+      <w:pPr>
+        <w:spacing w:line="336" w:lineRule="auto" w:after="180"/>
+      </w:pPr>
+      <w:r>
+        <w:rPr>
+          <w:b w:val="0"/>
+        </w:rPr>
+        <w:t>Write the question to explain: Diagnose the shape error.</w:t>
+      </w:r>
+    </w:p>
+    <w:p>
+      <w:pPr>
+        <w:spacing w:line="336" w:lineRule="auto" w:after="180"/>
+      </w:pPr>
+      <w:r>
+        <w:rPr>
+          <w:b w:val="0"/>
+        </w:rPr>
+        <w:t xml:space="preserve">Reveal after </w:t>
       </w:r>
       <w:r>
         <w:rPr>
           <w:b/>
         </w:rPr>
-        <w:t>type</w:t>
-      </w:r>
-      <w:r>
-        <w:rPr>
-          <w:b w:val="0"/>
-        </w:rPr>
-        <w:t xml:space="preserve">s. </w:t>
+        <w:t>prediction</w:t>
+      </w:r>
+      <w:r>
+        <w:rPr>
+          <w:b w:val="0"/>
+        </w:rPr>
+        <w:t xml:space="preserve">s: Pages is a string, not a number. Use numeric 80. Structure </w:t>
       </w:r>
       <w:r>
         <w:rPr>
           <w:b/>
         </w:rPr>
-        <w:t>Semantic validation</w:t>
-      </w:r>
-      <w:r>
-        <w:rPr>
-          <w:b w:val="0"/>
-        </w:rPr>
-        <w:t xml:space="preserve"> compares their meaning with the approved source.</w:t>
+        <w:t>validation</w:t>
+      </w:r>
+      <w:r>
+        <w:rPr>
+          <w:b w:val="0"/>
+        </w:rPr>
+        <w:t xml:space="preserve"> does not verify the real page count.</w:t>
       </w:r>
     </w:p>
     <w:p>
       <w:pPr>
         <w:spacing w:line="336" w:lineRule="auto" w:after="180"/>
-        <w:shd w:fill="F1F6FC"/>
-      </w:pPr>
-      <w:r>
-        <w:rPr>
-          <w:b w:val="0"/>
-        </w:rPr>
-        <w:t>These are different layers: a parseable, well-shaped object can still contain a false fact. Report the first failing layer without treating format success as factual success.</w:t>
+      </w:pPr>
+      <w:r>
+        <w:rPr>
+          <w:b w:val="0"/>
+        </w:rPr>
+        <w:t>Use the earlier changed question as optional later practice. Reserve Validate new objects independently for the first independent attempt before hints or feedback.</w:t>
       </w:r>
     </w:p>
     <w:p>
@@ -2166,498 +3078,18 @@
         <w:pStyle w:val="Heading3"/>
       </w:pPr>
       <w:r>
-        <w:t>What this example does not establish</w:t>
-      </w:r>
-    </w:p>
-    <w:p>
-      <w:pPr>
-        <w:pStyle w:val="Heading3"/>
-      </w:pPr>
-      <w:r>
-        <w:t>Keep the stated limit</w:t>
+        <w:t>Classroom dialogue</w:t>
       </w:r>
     </w:p>
     <w:p>
       <w:pPr>
         <w:spacing w:line="336" w:lineRule="auto" w:after="180"/>
-        <w:shd w:fill="FFF5E6"/>
-      </w:pPr>
-      <w:r>
-        <w:rPr>
-          <w:b w:val="0"/>
-        </w:rPr>
-        <w:t>Source agreement does not establish that the approved catalogue itself is correct or complete.</w:t>
-      </w:r>
-    </w:p>
-    <w:p>
-      <w:pPr>
-        <w:pStyle w:val="Heading3"/>
-      </w:pPr>
-      <w:r>
-        <w:t>Change one thing in the pictured case</w:t>
-      </w:r>
-    </w:p>
-    <w:p>
-      <w:pPr>
-        <w:pStyle w:val="Heading3"/>
-      </w:pPr>
-      <w:r>
-        <w:t>Change one thing</w:t>
-      </w:r>
-    </w:p>
-    <w:p>
-      <w:pPr>
-        <w:spacing w:line="336" w:lineRule="auto" w:after="180"/>
-        <w:shd w:fill="F5F1FB"/>
-      </w:pPr>
-      <w:r>
-        <w:rPr>
-          <w:b w:val="0"/>
-        </w:rPr>
-        <w:t xml:space="preserve">Change: Add an extra </w:t>
-      </w:r>
-      <w:r>
-        <w:rPr>
-          <w:b/>
-        </w:rPr>
-        <w:t>field</w:t>
-      </w:r>
-      <w:r>
-        <w:rPr>
-          <w:b w:val="0"/>
-        </w:rPr>
-        <w:t xml:space="preserve"> "rating":5 to X under the exactly-</w:t>
-      </w:r>
-      <w:r>
-        <w:rPr>
-          <w:b/>
-        </w:rPr>
-        <w:t>field</w:t>
-      </w:r>
-      <w:r>
-        <w:rPr>
-          <w:b w:val="0"/>
-        </w:rPr>
-        <w:t xml:space="preserve">s </w:t>
-      </w:r>
-      <w:r>
-        <w:rPr>
-          <w:b/>
-        </w:rPr>
-        <w:t>schema</w:t>
-      </w:r>
-      <w:r>
-        <w:rPr>
-          <w:b w:val="0"/>
-        </w:rPr>
-        <w:t>.</w:t>
-      </w:r>
-    </w:p>
-    <w:p>
-      <w:pPr>
-        <w:pStyle w:val="Heading3"/>
-      </w:pPr>
-      <w:r>
-        <w:t>Predicted result</w:t>
-      </w:r>
-    </w:p>
-    <w:p>
-      <w:pPr>
-        <w:spacing w:line="336" w:lineRule="auto" w:after="180"/>
-        <w:shd w:fill="F1F6FC"/>
-      </w:pPr>
-      <w:r>
-        <w:rPr>
-          <w:b/>
-        </w:rPr>
-        <w:t>Prediction</w:t>
-      </w:r>
-      <w:r>
-        <w:rPr>
-          <w:b w:val="0"/>
-        </w:rPr>
-        <w:t xml:space="preserve">: The changed object fails </w:t>
-      </w:r>
-      <w:r>
-        <w:rPr>
-          <w:b/>
-        </w:rPr>
-        <w:t>schema</w:t>
-      </w:r>
-      <w:r>
-        <w:rPr>
-          <w:b w:val="0"/>
-        </w:rPr>
-        <w:t xml:space="preserve"> despite keeping the correct page count.</w:t>
-      </w:r>
-    </w:p>
-    <w:p>
-      <w:pPr>
-        <w:pStyle w:val="Heading3"/>
-      </w:pPr>
-      <w:r>
-        <w:t>Why the result follows</w:t>
-      </w:r>
-    </w:p>
-    <w:p>
-      <w:pPr>
-        <w:spacing w:line="336" w:lineRule="auto" w:after="180"/>
-        <w:shd w:fill="F1F6FC"/>
-      </w:pPr>
-      <w:r>
-        <w:rPr>
-          <w:b w:val="0"/>
-        </w:rPr>
-        <w:t xml:space="preserve">Reason: Exactly means additional </w:t>
-      </w:r>
-      <w:r>
-        <w:rPr>
-          <w:b/>
-        </w:rPr>
-        <w:t>field</w:t>
-      </w:r>
-      <w:r>
-        <w:rPr>
-          <w:b w:val="0"/>
-        </w:rPr>
-        <w:t>s are not allowed in this contract.</w:t>
-      </w:r>
-    </w:p>
-    <w:p>
-      <w:pPr>
-        <w:pStyle w:val="Heading3"/>
-      </w:pPr>
-      <w:r>
-        <w:t>Ask while showing the picture</w:t>
-      </w:r>
-    </w:p>
-    <w:p>
-      <w:pPr>
-        <w:pStyle w:val="Heading3"/>
-      </w:pPr>
-      <w:r>
-        <w:t>Ask while showing the picture · 6</w:t>
-      </w:r>
-    </w:p>
-    <w:p>
-      <w:pPr>
-        <w:spacing w:line="336" w:lineRule="auto" w:after="180"/>
-      </w:pPr>
-      <w:r>
-        <w:rPr>
-          <w:b w:val="0"/>
-        </w:rPr>
-        <w:t xml:space="preserve">Cover the result. Ask learners to name the </w:t>
-      </w:r>
-      <w:r>
-        <w:rPr>
-          <w:b/>
-        </w:rPr>
-        <w:t>input</w:t>
-      </w:r>
-      <w:r>
-        <w:rPr>
-          <w:b w:val="0"/>
-        </w:rPr>
-        <w:t xml:space="preserve">s and predict the next step. Uncover one step, connect the icon to the actual procedure, and explain its </w:t>
-      </w:r>
-      <w:r>
-        <w:rPr>
-          <w:b/>
-        </w:rPr>
-        <w:t>evidence</w:t>
-      </w:r>
-      <w:r>
-        <w:rPr>
-          <w:b w:val="0"/>
-        </w:rPr>
-        <w:t>. Then change the supplied condition and compare.</w:t>
-      </w:r>
-    </w:p>
-    <w:p>
-      <w:pPr>
-        <w:spacing w:line="336" w:lineRule="auto" w:after="180"/>
-      </w:pPr>
-      <w:r>
-        <w:rPr>
-          <w:b w:val="0"/>
-        </w:rPr>
-        <w:t>The picture is a representation; it does not document execution of a real AI model.</w:t>
-      </w:r>
-    </w:p>
-    <w:p>
-      <w:pPr>
-        <w:pStyle w:val="Heading1"/>
-      </w:pPr>
-      <w:r>
-        <w:t>03. Demonstrate and guide practice</w:t>
-      </w:r>
-    </w:p>
-    <w:p>
-      <w:r>
-        <w:t>Demonstrate Structured Output and Schemas, reduce support deliberately and check individual reasoning before discussing answers.</w:t>
-      </w:r>
-    </w:p>
-    <w:p>
-      <w:pPr>
-        <w:pStyle w:val="Heading3"/>
-      </w:pPr>
-      <w:r>
-        <w:t>Choose the pacing route</w:t>
-      </w:r>
-    </w:p>
-    <w:p>
-      <w:pPr>
-        <w:spacing w:line="336" w:lineRule="auto" w:after="180"/>
-        <w:shd w:fill="F1F6F8"/>
-      </w:pPr>
-      <w:r>
-        <w:rPr>
-          <w:b w:val="0"/>
-        </w:rPr>
-        <w:t>Compact alternative: this two-session sequence covers selected core tasks. Use the three-session weekly plan for the full lesson, independent transfer, feedback and project work; allow extra time for extensions.</w:t>
-      </w:r>
-    </w:p>
-    <w:p>
-      <w:pPr>
-        <w:pStyle w:val="Heading3"/>
-      </w:pPr>
-      <w:r>
-        <w:t>Board sequence</w:t>
-      </w:r>
-    </w:p>
-    <w:p>
-      <w:pPr>
-        <w:pStyle w:val="Heading3"/>
-      </w:pPr>
-      <w:r>
-        <w:t>1. Put the facts on the board</w:t>
-      </w:r>
-    </w:p>
-    <w:p>
-      <w:pPr>
-        <w:spacing w:line="336" w:lineRule="auto" w:after="180"/>
-        <w:shd w:fill="F4F9FC"/>
-      </w:pPr>
-      <w:r>
-        <w:rPr>
-          <w:b w:val="0"/>
-        </w:rPr>
-        <w:t xml:space="preserve">Write the given facts: </w:t>
-      </w:r>
-      <w:r>
-        <w:rPr>
-          <w:b/>
-        </w:rPr>
-        <w:t>Schema</w:t>
-      </w:r>
-      <w:r>
-        <w:rPr>
-          <w:b w:val="0"/>
-        </w:rPr>
-        <w:t xml:space="preserve"> requires title text and pages number. </w:t>
-      </w:r>
-      <w:r>
-        <w:rPr>
-          <w:b/>
-        </w:rPr>
-        <w:t>Output</w:t>
-      </w:r>
-      <w:r>
-        <w:rPr>
-          <w:b w:val="0"/>
-        </w:rPr>
-        <w:t xml:space="preserve"> is {"title":"River","pages":"80"}.</w:t>
-      </w:r>
-    </w:p>
-    <w:p>
-      <w:pPr>
-        <w:pStyle w:val="Heading3"/>
-      </w:pPr>
-      <w:r>
-        <w:t>2. State the decision to explain</w:t>
-      </w:r>
-    </w:p>
-    <w:p>
-      <w:pPr>
-        <w:spacing w:line="336" w:lineRule="auto" w:after="180"/>
-        <w:shd w:fill="F4F9FC"/>
-      </w:pPr>
-      <w:r>
-        <w:rPr>
-          <w:b w:val="0"/>
-        </w:rPr>
-        <w:t>Write the question to explain: Diagnose the shape error.</w:t>
-      </w:r>
-    </w:p>
-    <w:p>
-      <w:pPr>
-        <w:pStyle w:val="Heading3"/>
-      </w:pPr>
-      <w:r>
-        <w:t>3. Reveal the worked reasoning</w:t>
-      </w:r>
-    </w:p>
-    <w:p>
-      <w:pPr>
-        <w:spacing w:line="336" w:lineRule="auto" w:after="180"/>
-        <w:shd w:fill="F1F6FC"/>
-      </w:pPr>
-      <w:r>
-        <w:rPr>
-          <w:b w:val="0"/>
-        </w:rPr>
-        <w:t xml:space="preserve">Reveal after </w:t>
-      </w:r>
-      <w:r>
-        <w:rPr>
-          <w:b/>
-        </w:rPr>
-        <w:t>prediction</w:t>
-      </w:r>
-      <w:r>
-        <w:rPr>
-          <w:b w:val="0"/>
-        </w:rPr>
-        <w:t xml:space="preserve">s: Pages is a string, not a number. Use numeric 80. Structure </w:t>
-      </w:r>
-      <w:r>
-        <w:rPr>
-          <w:b/>
-        </w:rPr>
-        <w:t>validation</w:t>
-      </w:r>
-      <w:r>
-        <w:rPr>
-          <w:b w:val="0"/>
-        </w:rPr>
-        <w:t xml:space="preserve"> does not verify the real page count.</w:t>
-      </w:r>
-    </w:p>
-    <w:p>
-      <w:pPr>
-        <w:pStyle w:val="Heading3"/>
-      </w:pPr>
-      <w:r>
-        <w:t>Hold back the independent task</w:t>
-      </w:r>
-    </w:p>
-    <w:p>
-      <w:pPr>
-        <w:spacing w:line="336" w:lineRule="auto" w:after="180"/>
-        <w:shd w:fill="FFF5E6"/>
-      </w:pPr>
-      <w:r>
-        <w:rPr>
-          <w:b w:val="0"/>
-        </w:rPr>
-        <w:t xml:space="preserve">Keep for an independent attempt: A required </w:t>
-      </w:r>
-      <w:r>
-        <w:rPr>
-          <w:b/>
-        </w:rPr>
-        <w:t>schema</w:t>
-      </w:r>
-      <w:r>
-        <w:rPr>
-          <w:b w:val="0"/>
-        </w:rPr>
-        <w:t xml:space="preserve"> has title as text and count as an integer. The </w:t>
-      </w:r>
-      <w:r>
-        <w:rPr>
-          <w:b/>
-        </w:rPr>
-        <w:t>output</w:t>
-      </w:r>
-      <w:r>
-        <w:rPr>
-          <w:b w:val="0"/>
-        </w:rPr>
-        <w:t xml:space="preserve"> is {"title":"Seeds","count":"three"}. Identify the error and give a valid replacement.</w:t>
-      </w:r>
-    </w:p>
-    <w:p>
-      <w:pPr>
-        <w:pStyle w:val="Heading3"/>
-      </w:pPr>
-      <w:r>
-        <w:t>Classroom dialogue</w:t>
-      </w:r>
-    </w:p>
-    <w:p>
-      <w:pPr>
-        <w:pStyle w:val="Heading3"/>
-      </w:pPr>
-      <w:r>
-        <w:t>Ask the class</w:t>
-      </w:r>
-    </w:p>
-    <w:p>
-      <w:pPr>
-        <w:spacing w:line="336" w:lineRule="auto" w:after="180"/>
-        <w:shd w:fill="F5F1FB"/>
-      </w:pPr>
-      <w:r>
-        <w:rPr>
-          <w:b w:val="0"/>
-        </w:rPr>
-        <w:t>Ask: Which facts are given, and which would we have to assume? Learners mark relevant details before discussing answers.</w:t>
-      </w:r>
-    </w:p>
-    <w:p>
-      <w:pPr>
-        <w:pStyle w:val="Heading3"/>
-      </w:pPr>
-      <w:r>
-        <w:t>Language to model</w:t>
-      </w:r>
-    </w:p>
-    <w:p>
-      <w:pPr>
-        <w:spacing w:line="336" w:lineRule="auto" w:after="180"/>
-        <w:shd w:fill="F1F6F8"/>
-      </w:pPr>
-      <w:r>
-        <w:rPr>
-          <w:b w:val="0"/>
-        </w:rPr>
-        <w:t>Say: Predict first. Show the rule, information path or calculation that would produce the result. A correct guess is not yet an explanation.</w:t>
-      </w:r>
-    </w:p>
-    <w:p>
-      <w:pPr>
-        <w:spacing w:line="336" w:lineRule="auto" w:after="180"/>
       </w:pPr>
       <w:r>
         <w:rPr>
           <w:b w:val="0"/>
         </w:rPr>
         <w:t>Reveal reasoning one step at a time. Explain why a tempting alternative fails. Write units and denominators for arithmetic, trace conditions for decisions, and identify supporting sources for claims.</w:t>
-      </w:r>
-    </w:p>
-    <w:p>
-      <w:pPr>
-        <w:spacing w:line="336" w:lineRule="auto" w:after="180"/>
-      </w:pPr>
-      <w:r>
-        <w:rPr>
-          <w:b w:val="0"/>
-        </w:rPr>
-        <w:t xml:space="preserve">In pairs, one learner solves while the other checks </w:t>
-      </w:r>
-      <w:r>
-        <w:rPr>
-          <w:b/>
-        </w:rPr>
-        <w:t>evidence</w:t>
-      </w:r>
-      <w:r>
-        <w:rPr>
-          <w:b w:val="0"/>
-        </w:rPr>
-        <w:t>; exchange roles. Remove the worked answer before independent assessment.</w:t>
       </w:r>
     </w:p>
     <w:p>
@@ -2948,520 +3380,114 @@
         <w:pStyle w:val="Heading3"/>
       </w:pPr>
       <w:r>
-        <w:t>Completion practice</w:t>
+        <w:t>Individual reasoning check</w:t>
+      </w:r>
+    </w:p>
+    <w:p>
+      <w:pPr>
+        <w:pStyle w:val="Heading3"/>
+      </w:pPr>
+      <w:r>
+        <w:t>Pictorial practice question</w:t>
+      </w:r>
+    </w:p>
+    <w:p>
+      <w:pPr>
+        <w:pStyle w:val="Heading3"/>
+      </w:pPr>
+      <w:r>
+        <w:t>Reasoned teacher answer</w:t>
+      </w:r>
+    </w:p>
+    <w:p>
+      <w:pPr>
+        <w:pStyle w:val="Heading1"/>
+      </w:pPr>
+      <w:r>
+        <w:t>04. Run the supplied investigation</w:t>
+      </w:r>
+    </w:p>
+    <w:p>
+      <w:r>
+        <w:t>Keep expected results, observed paper traces and remaining limits distinguishable.</w:t>
+      </w:r>
+    </w:p>
+    <w:p>
+      <w:pPr>
+        <w:pStyle w:val="Heading2"/>
+      </w:pPr>
+      <w:r>
+        <w:t>Supplied materials and answer guidance</w:t>
       </w:r>
     </w:p>
     <w:p>
       <w:pPr>
         <w:spacing w:line="336" w:lineRule="auto" w:after="180"/>
-        <w:shd w:fill="F5F1FB"/>
-      </w:pPr>
-      <w:r>
-        <w:rPr>
-          <w:b w:val="0"/>
-        </w:rPr>
-        <w:t xml:space="preserve">Completion task: Why do string "12",boolean true,missing capacity and an extra action </w:t>
-      </w:r>
-      <w:r>
-        <w:rPr>
-          <w:b/>
-        </w:rPr>
-        <w:t>field</w:t>
-      </w:r>
-      <w:r>
-        <w:rPr>
-          <w:b w:val="0"/>
-        </w:rPr>
-        <w:t xml:space="preserve"> violate this contract?</w:t>
-      </w:r>
-    </w:p>
-    <w:p>
-      <w:pPr>
-        <w:pStyle w:val="Heading3"/>
-      </w:pPr>
-      <w:r>
-        <w:t>Reasoning to listen for</w:t>
+      </w:pPr>
+      <w:r>
+        <w:rPr>
+          <w:b w:val="0"/>
+        </w:rPr>
+        <w:t>Shared cards:1accepted;2syntax;3schema capacity text;4schema Boolean capacity;5closed-schema extra field;6semantic99versusQ12. Missing capacity and unknown Z are schema failures. Legitimate zero is schema-valid but needs matching source evidence. Separate River Notes Xpasses,Ytext64fails schema,Zinteger46fails support;ratingextra fails schema.</w:t>
       </w:r>
     </w:p>
     <w:p>
       <w:pPr>
         <w:spacing w:line="336" w:lineRule="auto" w:after="180"/>
-        <w:shd w:fill="F1F6FC"/>
-      </w:pPr>
-      <w:r>
-        <w:rPr>
-          <w:b w:val="0"/>
-        </w:rPr>
-        <w:t xml:space="preserve">Teacher check: Teacher explanation: Capacity must be an integer for supported and null for needs_review, with the </w:t>
-      </w:r>
-      <w:r>
-        <w:rPr>
-          <w:b/>
-        </w:rPr>
-        <w:t>field</w:t>
-      </w:r>
-      <w:r>
-        <w:rPr>
-          <w:b w:val="0"/>
-        </w:rPr>
-        <w:t xml:space="preserve"> present. A Boolean is explicitly excluded.</w:t>
-      </w:r>
-    </w:p>
-    <w:p>
-      <w:pPr>
-        <w:spacing w:line="336" w:lineRule="auto" w:after="180"/>
-        <w:shd w:fill="F1F6FC"/>
-      </w:pPr>
-      <w:r>
-        <w:rPr>
-          <w:b w:val="0"/>
-        </w:rPr>
-        <w:t xml:space="preserve">Extra </w:t>
-      </w:r>
-      <w:r>
-        <w:rPr>
-          <w:b/>
-        </w:rPr>
-        <w:t>field</w:t>
-      </w:r>
-      <w:r>
-        <w:rPr>
-          <w:b w:val="0"/>
-        </w:rPr>
-        <w:t xml:space="preserve">s violate the </w:t>
-      </w:r>
-      <w:r>
-        <w:rPr>
-          <w:b/>
-        </w:rPr>
-        <w:t>closed schema</w:t>
-      </w:r>
-      <w:r>
-        <w:rPr>
-          <w:b w:val="0"/>
-        </w:rPr>
-        <w:t>; string values are not silently converted.</w:t>
-      </w:r>
-    </w:p>
-    <w:p>
-      <w:pPr>
-        <w:spacing w:line="336" w:lineRule="auto" w:after="180"/>
-      </w:pPr>
-      <w:r>
-        <w:rPr>
-          <w:b w:val="0"/>
-        </w:rPr>
-        <w:t xml:space="preserve">Start by identifying the given </w:t>
-      </w:r>
-      <w:r>
-        <w:rPr>
-          <w:b/>
-        </w:rPr>
-        <w:t>input</w:t>
-      </w:r>
-      <w:r>
-        <w:rPr>
-          <w:b w:val="0"/>
-        </w:rPr>
-        <w:t>s together. Leave the intermediate steps blank. If needed, model one step, then withdraw that help on the next step. Move to a full trace only when the partial trace is understood.</w:t>
-      </w:r>
-    </w:p>
-    <w:p>
-      <w:pPr>
-        <w:spacing w:line="336" w:lineRule="auto" w:after="180"/>
-      </w:pPr>
-      <w:r>
-        <w:rPr>
-          <w:b w:val="0"/>
-        </w:rPr>
-        <w:t>For partners, alternate explainer and checker; collect a response from every learner before discussion.</w:t>
-      </w:r>
-    </w:p>
-    <w:p>
-      <w:pPr>
-        <w:pStyle w:val="Heading3"/>
-      </w:pPr>
-      <w:r>
-        <w:t>Individual reasoning check</w:t>
-      </w:r>
-    </w:p>
-    <w:p>
-      <w:pPr>
-        <w:spacing w:line="336" w:lineRule="auto" w:after="180"/>
-      </w:pPr>
-      <w:r>
-        <w:rPr>
-          <w:b w:val="0"/>
-        </w:rPr>
-        <w:t xml:space="preserve">Use the worked case for Structured </w:t>
-      </w:r>
-      <w:r>
-        <w:rPr>
-          <w:b/>
-        </w:rPr>
-        <w:t>output</w:t>
-      </w:r>
-      <w:r>
-        <w:rPr>
-          <w:b w:val="0"/>
-        </w:rPr>
-        <w:t xml:space="preserve">s and </w:t>
-      </w:r>
-      <w:r>
-        <w:rPr>
-          <w:b/>
-        </w:rPr>
-        <w:t>validation</w:t>
-      </w:r>
-      <w:r>
-        <w:rPr>
-          <w:b w:val="0"/>
-        </w:rPr>
-        <w:t>. Proposed explanation: “Valid JSON means correct answer”. Decide whether this explanation is supported.</w:t>
-      </w:r>
-    </w:p>
-    <w:p>
-      <w:pPr>
-        <w:spacing w:line="336" w:lineRule="auto" w:after="180"/>
-      </w:pPr>
-      <w:r>
-        <w:rPr>
-          <w:b w:val="0"/>
-        </w:rPr>
-        <w:t>Point to the step or supplied fact that decides; explain your repair if needed.</w:t>
-      </w:r>
-    </w:p>
-    <w:p>
-      <w:pPr>
-        <w:pStyle w:val="Heading3"/>
-      </w:pPr>
-      <w:r>
-        <w:t>Expected repair</w:t>
-      </w:r>
-    </w:p>
-    <w:p>
-      <w:pPr>
-        <w:spacing w:line="336" w:lineRule="auto" w:after="180"/>
-        <w:shd w:fill="F1F6FC"/>
-      </w:pPr>
-      <w:r>
-        <w:rPr>
-          <w:b w:val="0"/>
-        </w:rPr>
-        <w:t xml:space="preserve">Expected correction: JSON syntax says nothing about </w:t>
-      </w:r>
-      <w:r>
-        <w:rPr>
-          <w:b/>
-        </w:rPr>
-        <w:t>schema</w:t>
-      </w:r>
-      <w:r>
-        <w:rPr>
-          <w:b w:val="0"/>
-        </w:rPr>
-        <w:t xml:space="preserve"> or source truth.</w:t>
-      </w:r>
-    </w:p>
-    <w:p>
-      <w:pPr>
-        <w:spacing w:line="336" w:lineRule="auto" w:after="180"/>
-      </w:pPr>
-      <w:r>
-        <w:rPr>
-          <w:b w:val="0"/>
-        </w:rPr>
-        <w:t>Collect explanations, not only yes/no votes. If a misunderstanding is common, re-model the relevant step for the class.</w:t>
-      </w:r>
-    </w:p>
-    <w:p>
-      <w:pPr>
-        <w:spacing w:line="336" w:lineRule="auto" w:after="180"/>
-      </w:pPr>
-      <w:r>
-        <w:rPr>
-          <w:b w:val="0"/>
-        </w:rPr>
-        <w:t>If it affects a few learners, give a short targeted group explanation while others solve a more demanding variation.</w:t>
-      </w:r>
-    </w:p>
-    <w:p>
-      <w:pPr>
-        <w:pStyle w:val="Heading3"/>
-      </w:pPr>
-      <w:r>
-        <w:t>Pictorial practice question</w:t>
-      </w:r>
-    </w:p>
-    <w:p>
-      <w:pPr>
-        <w:spacing w:line="336" w:lineRule="auto" w:after="180"/>
-        <w:shd w:fill="F5F1FB"/>
-      </w:pPr>
-      <w:r>
-        <w:rPr>
-          <w:b w:val="0"/>
-        </w:rPr>
-        <w:t xml:space="preserve">Which object demonstrates that valid JSON and valid </w:t>
-      </w:r>
-      <w:r>
-        <w:rPr>
-          <w:b/>
-        </w:rPr>
-        <w:t>type</w:t>
-      </w:r>
-      <w:r>
-        <w:rPr>
-          <w:b w:val="0"/>
-        </w:rPr>
-        <w:t>s are insufficient for truth?</w:t>
-      </w:r>
-    </w:p>
-    <w:p>
-      <w:pPr>
-        <w:pStyle w:val="Heading3"/>
-      </w:pPr>
-      <w:r>
-        <w:t>Reasoned teacher answer</w:t>
-      </w:r>
-    </w:p>
-    <w:p>
-      <w:pPr>
-        <w:spacing w:line="336" w:lineRule="auto" w:after="180"/>
-      </w:pPr>
-      <w:r>
-        <w:rPr>
-          <w:b w:val="0"/>
-        </w:rPr>
-        <w:t>Z: its pages is an integer and syntax is valid, but 46 contradicts approved 64.</w:t>
-      </w:r>
-    </w:p>
-    <w:p>
-      <w:pPr>
-        <w:spacing w:line="336" w:lineRule="auto" w:after="180"/>
-      </w:pPr>
-      <w:r>
-        <w:rPr>
-          <w:b w:val="0"/>
-        </w:rPr>
-        <w:t xml:space="preserve">Changed-case reasoning: The changed object fails </w:t>
-      </w:r>
-      <w:r>
-        <w:rPr>
-          <w:b/>
-        </w:rPr>
-        <w:t>schema</w:t>
-      </w:r>
-      <w:r>
-        <w:rPr>
-          <w:b w:val="0"/>
-        </w:rPr>
-        <w:t xml:space="preserve"> despite keeping the correct page count. Exactly means additional </w:t>
-      </w:r>
-      <w:r>
-        <w:rPr>
-          <w:b/>
-        </w:rPr>
-        <w:t>field</w:t>
-      </w:r>
-      <w:r>
-        <w:rPr>
-          <w:b w:val="0"/>
-        </w:rPr>
-        <w:t>s are not allowed in this contract.</w:t>
-      </w:r>
-    </w:p>
-    <w:p>
-      <w:pPr>
-        <w:spacing w:line="336" w:lineRule="auto" w:after="180"/>
-      </w:pPr>
-      <w:r>
-        <w:rPr>
-          <w:b w:val="0"/>
-        </w:rPr>
-        <w:t xml:space="preserve">Collect each learner’s explanation before discussion. Use the first missing connection between </w:t>
-      </w:r>
-      <w:r>
-        <w:rPr>
-          <w:b/>
-        </w:rPr>
-        <w:t>input</w:t>
-      </w:r>
-      <w:r>
-        <w:rPr>
-          <w:b w:val="0"/>
-        </w:rPr>
-        <w:t xml:space="preserve">, deciding step and result to choose support. This question is worked-case practice, not fresh mastery </w:t>
-      </w:r>
-      <w:r>
-        <w:rPr>
-          <w:b/>
-        </w:rPr>
-        <w:t>evidence</w:t>
-      </w:r>
-      <w:r>
-        <w:rPr>
-          <w:b w:val="0"/>
-        </w:rPr>
-        <w:t>.</w:t>
-      </w:r>
-    </w:p>
-    <w:p>
-      <w:pPr>
-        <w:pStyle w:val="Heading1"/>
-      </w:pPr>
-      <w:r>
-        <w:t>04. Run the weekly evidence lab</w:t>
-      </w:r>
-    </w:p>
-    <w:p>
-      <w:r>
-        <w:t>Run the Structured Output and Schemas investigation and use the first unsupported step to choose a teaching response.</w:t>
-      </w:r>
-    </w:p>
-    <w:p>
-      <w:pPr>
-        <w:spacing w:line="336" w:lineRule="auto" w:after="180"/>
-      </w:pPr>
-      <w:r>
-        <w:rPr>
-          <w:b w:val="0"/>
-        </w:rPr>
-        <w:t>Words You Can Use to Reason</w:t>
-      </w:r>
-    </w:p>
-    <w:p>
-      <w:pPr>
-        <w:spacing w:line="336" w:lineRule="auto" w:after="180"/>
-      </w:pPr>
-      <w:r>
-        <w:rPr>
-          <w:b w:val="0"/>
-        </w:rPr>
-        <w:t>A definition matters when you can recognize the idea, use it, and contrast it with a near-miss.</w:t>
-      </w:r>
-    </w:p>
-    <w:p>
-      <w:pPr>
-        <w:spacing w:line="336" w:lineRule="auto" w:after="180"/>
-      </w:pPr>
-      <w:r>
-        <w:rPr>
-          <w:b w:val="0"/>
-        </w:rPr>
+      </w:pPr>
+      <w:r>
+        <w:rPr>
+          <w:b w:val="0"/>
+        </w:rPr>
+        <w:t>Optional program treats repeated names as a declared schema policy and rejects non-JSON constants. Keep the independent F/G task withheld.</w:t>
+      </w:r>
+    </w:p>
+    <w:p>
+      <w:pPr>
+        <w:pStyle w:val="Heading2"/>
+      </w:pPr>
+      <w:r>
+        <w:t>Run and record</w:t>
+      </w:r>
+    </w:p>
+    <w:p>
+      <w:pPr>
+        <w:pStyle w:val="ListNumber"/>
+      </w:pPr>
+      <w:r>
         <w:t>Predict → Test → Record → Explain</w:t>
       </w:r>
     </w:p>
     <w:p>
       <w:pPr>
-        <w:spacing w:line="336" w:lineRule="auto" w:after="180"/>
-      </w:pPr>
-      <w:r>
-        <w:rPr>
-          <w:b w:val="0"/>
-        </w:rPr>
+        <w:pStyle w:val="ListNumber"/>
+      </w:pPr>
+      <w:r>
         <w:t>Keep expected and actual results separate. Surprises are useful data when recorded honestly.</w:t>
       </w:r>
     </w:p>
     <w:p>
       <w:pPr>
-        <w:spacing w:line="336" w:lineRule="auto" w:after="180"/>
-      </w:pPr>
-      <w:r>
-        <w:rPr>
-          <w:b w:val="0"/>
-        </w:rPr>
-        <w:t xml:space="preserve">Validate six </w:t>
-      </w:r>
-      <w:r>
-        <w:rPr>
-          <w:b/>
-        </w:rPr>
-        <w:t>output</w:t>
-      </w:r>
-      <w:r>
-        <w:rPr>
-          <w:b w:val="0"/>
-        </w:rPr>
-        <w:t xml:space="preserve"> cards for required </w:t>
-      </w:r>
-      <w:r>
-        <w:rPr>
-          <w:b/>
-        </w:rPr>
-        <w:t>field</w:t>
-      </w:r>
-      <w:r>
-        <w:rPr>
-          <w:b w:val="0"/>
-        </w:rPr>
-        <w:t xml:space="preserve">s, </w:t>
-      </w:r>
-      <w:r>
-        <w:rPr>
-          <w:b/>
-        </w:rPr>
-        <w:t>type</w:t>
-      </w:r>
-      <w:r>
-        <w:rPr>
-          <w:b w:val="0"/>
-        </w:rPr>
-        <w:t xml:space="preserve">s, allowed values, and </w:t>
-      </w:r>
-      <w:r>
-        <w:rPr>
-          <w:b/>
-        </w:rPr>
-        <w:t>evidence</w:t>
-      </w:r>
-      <w:r>
-        <w:rPr>
-          <w:b w:val="0"/>
-        </w:rPr>
-        <w:t xml:space="preserve"> support; explain each rejection.</w:t>
-      </w:r>
-    </w:p>
-    <w:p>
-      <w:pPr>
-        <w:spacing w:line="336" w:lineRule="auto" w:after="180"/>
-        <w:shd w:fill="F5F1FB"/>
-      </w:pPr>
-      <w:r>
-        <w:rPr>
-          <w:b w:val="0"/>
-        </w:rPr>
+        <w:pStyle w:val="ListNumber"/>
+      </w:pPr>
+      <w:r>
+        <w:t>Use the six complete candidate strings and trusted P/Q source bundle. Predict syntax, schema and semantic outcomes independently; retain each first failure. The complete local validator is optional and enforces only the declared classroom contract; no external action is performed.</w:t>
+      </w:r>
+    </w:p>
+    <w:p>
+      <w:pPr>
+        <w:pStyle w:val="ListNumber"/>
+      </w:pPr>
+      <w:r>
         <w:t>What did the hardest test teach you that the normal test did not?</w:t>
       </w:r>
     </w:p>
     <w:p>
       <w:pPr>
-        <w:pStyle w:val="Heading3"/>
-      </w:pPr>
-      <w:r>
-        <w:t>Make the lab runnable</w:t>
-      </w:r>
-    </w:p>
-    <w:p>
-      <w:pPr>
-        <w:spacing w:line="336" w:lineRule="auto" w:after="180"/>
-      </w:pPr>
-      <w:r>
-        <w:rPr>
-          <w:b w:val="0"/>
-        </w:rPr>
-        <w:t>Use the concrete case as the shared normal case and the independent question as a second case. Each pair creates a boundary or missing-information case and predicts its result before testing.</w:t>
-      </w:r>
-    </w:p>
-    <w:p>
-      <w:pPr>
-        <w:spacing w:line="336" w:lineRule="auto" w:after="180"/>
-      </w:pPr>
-      <w:r>
-        <w:rPr>
-          <w:b w:val="0"/>
-        </w:rPr>
-        <w:t>Keep the expected result separate from an observed mistake.</w:t>
+        <w:pStyle w:val="Heading2"/>
+      </w:pPr>
+      <w:r>
+        <w:t>Keep an inspectable record</w:t>
       </w:r>
     </w:p>
     <w:tbl>
@@ -3612,10 +3638,10 @@
     </w:tbl>
     <w:p>
       <w:pPr>
-        <w:pStyle w:val="Heading3"/>
-      </w:pPr>
-      <w:r>
-        <w:t>Diagnose and reteach</w:t>
+        <w:pStyle w:val="Heading2"/>
+      </w:pPr>
+      <w:r>
+        <w:t>Diagnose the first misunderstanding</w:t>
       </w:r>
     </w:p>
     <w:p>
@@ -3626,7 +3652,19 @@
         <w:rPr>
           <w:b w:val="0"/>
         </w:rPr>
-        <w:t>For guessing, return to given facts and request a trace. For vocabulary without application, use one example and one non-example. For arithmetic errors, check the setup before the calculation.</w:t>
+        <w:t xml:space="preserve">Valid JSON means correct answer: JSON syntax says nothing about </w:t>
+      </w:r>
+      <w:r>
+        <w:rPr>
+          <w:b/>
+        </w:rPr>
+        <w:t>schema</w:t>
+      </w:r>
+      <w:r>
+        <w:rPr>
+          <w:b w:val="0"/>
+        </w:rPr>
+        <w:t xml:space="preserve"> or source truth.</w:t>
       </w:r>
     </w:p>
     <w:p>
@@ -3637,15 +3675,7 @@
         <w:rPr>
           <w:b w:val="0"/>
         </w:rPr>
-        <w:t>Finish with a different uncoached case before recording mastery.</w:t>
-      </w:r>
-    </w:p>
-    <w:p>
-      <w:pPr>
-        <w:pStyle w:val="Heading3"/>
-      </w:pPr>
-      <w:r>
-        <w:t>Address these additional misconceptions</w:t>
+        <w:t>Python treats bool as int, so it is acceptable: The contract explicitly excludes Booleans; an implementation must check accordingly.</w:t>
       </w:r>
     </w:p>
     <w:p>
@@ -3656,49 +3686,15 @@
         <w:rPr>
           <w:b w:val="0"/>
         </w:rPr>
-        <w:t xml:space="preserve">Valid JSON means correct answer: JSON syntax says nothing about </w:t>
-      </w:r>
-      <w:r>
-        <w:rPr>
-          <w:b/>
-        </w:rPr>
-        <w:t>schema</w:t>
-      </w:r>
-      <w:r>
-        <w:rPr>
-          <w:b w:val="0"/>
-        </w:rPr>
-        <w:t xml:space="preserve"> or source truth.</w:t>
-      </w:r>
-    </w:p>
-    <w:p>
-      <w:pPr>
-        <w:spacing w:line="336" w:lineRule="auto" w:after="180"/>
-      </w:pPr>
-      <w:r>
-        <w:rPr>
-          <w:b w:val="0"/>
-        </w:rPr>
-        <w:t>Python treats bool as int, so it is acceptable: The contract explicitly excludes Booleans; an implementation must check accordingly.</w:t>
-      </w:r>
-    </w:p>
-    <w:p>
-      <w:pPr>
-        <w:spacing w:line="336" w:lineRule="auto" w:after="180"/>
-      </w:pPr>
-      <w:r>
-        <w:rPr>
-          <w:b w:val="0"/>
-        </w:rPr>
         <w:t>A valid report authorises a side effect: Reporting and booking have different permissions.</w:t>
       </w:r>
     </w:p>
     <w:p>
       <w:pPr>
-        <w:pStyle w:val="Heading3"/>
-      </w:pPr>
-      <w:r>
-        <w:t>Match the support to the first error</w:t>
+        <w:pStyle w:val="Heading2"/>
+      </w:pPr>
+      <w:r>
+        <w:t>Choose support from the response</w:t>
       </w:r>
     </w:p>
     <w:tbl>
@@ -3871,15 +3867,701 @@
     </w:p>
     <w:p>
       <w:pPr>
+        <w:pStyle w:val="Heading2"/>
+      </w:pPr>
+      <w:r>
+        <w:t>Earlier wording, alternatives and picture transcripts · reference / check after trying</w:t>
+      </w:r>
+    </w:p>
+    <w:p>
+      <w:pPr>
+        <w:spacing w:line="336" w:lineRule="auto" w:after="180"/>
+      </w:pPr>
+      <w:r>
+        <w:rPr>
+          <w:b w:val="0"/>
+        </w:rPr>
+        <w:t>Run the weekly evidence lab</w:t>
+      </w:r>
+    </w:p>
+    <w:p>
+      <w:pPr>
+        <w:spacing w:line="336" w:lineRule="auto" w:after="180"/>
+      </w:pPr>
+      <w:r>
+        <w:rPr>
+          <w:b w:val="0"/>
+        </w:rPr>
+        <w:t>Words You Can Use to Reason</w:t>
+      </w:r>
+    </w:p>
+    <w:p>
+      <w:pPr>
+        <w:spacing w:line="336" w:lineRule="auto" w:after="180"/>
+      </w:pPr>
+      <w:r>
+        <w:rPr>
+          <w:b w:val="0"/>
+        </w:rPr>
+        <w:t>A definition matters when you can recognize the idea, use it, and contrast it with a near-miss.</w:t>
+      </w:r>
+    </w:p>
+    <w:p>
+      <w:pPr>
+        <w:pStyle w:val="Heading3"/>
+      </w:pPr>
+      <w:r>
+        <w:t>Make the lab runnable</w:t>
+      </w:r>
+    </w:p>
+    <w:p>
+      <w:pPr>
+        <w:spacing w:line="336" w:lineRule="auto" w:after="180"/>
+      </w:pPr>
+      <w:r>
+        <w:rPr>
+          <w:b w:val="0"/>
+        </w:rPr>
+        <w:t>Use the supplied investigation for shared practice. Keep predictions and observed paper-trace results separate. Reserve Validate new objects independently for the individual first attempt before feedback; do not use the reserved case as a paired lab task.</w:t>
+      </w:r>
+    </w:p>
+    <w:p>
+      <w:pPr>
+        <w:pStyle w:val="Heading3"/>
+      </w:pPr>
+      <w:r>
+        <w:t>Diagnose and reteach</w:t>
+      </w:r>
+    </w:p>
+    <w:p>
+      <w:pPr>
+        <w:spacing w:line="336" w:lineRule="auto" w:after="180"/>
+      </w:pPr>
+      <w:r>
+        <w:rPr>
+          <w:b w:val="0"/>
+        </w:rPr>
+        <w:t>For guessing, return to given facts and request a trace. For vocabulary without application, use one example and one non-example. For arithmetic errors, check the setup before the calculation.</w:t>
+      </w:r>
+    </w:p>
+    <w:p>
+      <w:pPr>
+        <w:spacing w:line="336" w:lineRule="auto" w:after="180"/>
+      </w:pPr>
+      <w:r>
+        <w:rPr>
+          <w:b w:val="0"/>
+        </w:rPr>
+        <w:t>Finish with a different uncoached case before recording mastery.</w:t>
+      </w:r>
+    </w:p>
+    <w:p>
+      <w:pPr>
+        <w:pStyle w:val="Heading3"/>
+      </w:pPr>
+      <w:r>
+        <w:t>Address these additional misconceptions</w:t>
+      </w:r>
+    </w:p>
+    <w:p>
+      <w:pPr>
+        <w:pStyle w:val="Heading3"/>
+      </w:pPr>
+      <w:r>
+        <w:t>Match the support to the first error</w:t>
+      </w:r>
+    </w:p>
+    <w:p>
+      <w:pPr>
         <w:pStyle w:val="Heading1"/>
       </w:pPr>
       <w:r>
-        <w:t>05. Assess and explain the answers</w:t>
-      </w:r>
-    </w:p>
-    <w:p>
-      <w:r>
-        <w:t>Use the Structured Output and Schemas questions, teacher keys and criteria after the relevant attempts. Previously discussed cases are practice; protect the separately selected independent task.</w:t>
+        <w:t>05. Assess the selected new case</w:t>
+      </w:r>
+    </w:p>
+    <w:p>
+      <w:r>
+        <w:t>Keep this key until after the first attempt; accept valid alternatives with defensible reasoning.</w:t>
+      </w:r>
+    </w:p>
+    <w:p>
+      <w:pPr>
+        <w:pStyle w:val="Heading2"/>
+      </w:pPr>
+      <w:r>
+        <w:t>Selected independent question and key</w:t>
+      </w:r>
+    </w:p>
+    <w:p>
+      <w:pPr>
+        <w:spacing w:line="336" w:lineRule="auto" w:after="180"/>
+      </w:pPr>
+      <w:r>
+        <w:rPr>
+          <w:b w:val="0"/>
+        </w:rPr>
+        <w:t xml:space="preserve">Selected case: Sources A approve room F and B register F capacity 9. Object X has supported,F,9,[A,B] with exactly the required </w:t>
+      </w:r>
+      <w:r>
+        <w:rPr>
+          <w:b/>
+        </w:rPr>
+        <w:t>field</w:t>
+      </w:r>
+      <w:r>
+        <w:rPr>
+          <w:b w:val="0"/>
+        </w:rPr>
+        <w:t>s. Y replaces 9 with "9". Z keeps integer 9 but names room G.</w:t>
+      </w:r>
+    </w:p>
+    <w:p>
+      <w:pPr>
+        <w:spacing w:line="336" w:lineRule="auto" w:after="180"/>
+      </w:pPr>
+      <w:r>
+        <w:rPr>
+          <w:b w:val="0"/>
+        </w:rPr>
+        <w:t>Trace the first failing layer for each and explain the difference.</w:t>
+      </w:r>
+    </w:p>
+    <w:p>
+      <w:pPr>
+        <w:spacing w:line="336" w:lineRule="auto" w:after="180"/>
+      </w:pPr>
+      <w:r>
+        <w:rPr>
+          <w:b w:val="0"/>
+        </w:rPr>
+        <w:t xml:space="preserve">Teacher explanation: X passes parsing, </w:t>
+      </w:r>
+      <w:r>
+        <w:rPr>
+          <w:b/>
+        </w:rPr>
+        <w:t>schema</w:t>
+      </w:r>
+      <w:r>
+        <w:rPr>
+          <w:b w:val="0"/>
+        </w:rPr>
+        <w:t xml:space="preserve"> and source </w:t>
+      </w:r>
+      <w:r>
+        <w:rPr>
+          <w:b/>
+        </w:rPr>
+        <w:t>validation</w:t>
+      </w:r>
+      <w:r>
+        <w:rPr>
+          <w:b w:val="0"/>
+        </w:rPr>
+        <w:t xml:space="preserve">. Y parses but fails </w:t>
+      </w:r>
+      <w:r>
+        <w:rPr>
+          <w:b/>
+        </w:rPr>
+        <w:t>schema</w:t>
+      </w:r>
+      <w:r>
+        <w:rPr>
+          <w:b w:val="0"/>
+        </w:rPr>
+        <w:t xml:space="preserve"> because capacity is a string. Z parses and satisfies </w:t>
+      </w:r>
+      <w:r>
+        <w:rPr>
+          <w:b/>
+        </w:rPr>
+        <w:t>field</w:t>
+      </w:r>
+      <w:r>
+        <w:rPr>
+          <w:b w:val="0"/>
+        </w:rPr>
+        <w:t xml:space="preserve"> </w:t>
+      </w:r>
+      <w:r>
+        <w:rPr>
+          <w:b/>
+        </w:rPr>
+        <w:t>type</w:t>
+      </w:r>
+      <w:r>
+        <w:rPr>
+          <w:b w:val="0"/>
+        </w:rPr>
+        <w:t>s but fails semantic support because sources name F, not G.</w:t>
+      </w:r>
+    </w:p>
+    <w:p>
+      <w:pPr>
+        <w:spacing w:line="336" w:lineRule="auto" w:after="180"/>
+      </w:pPr>
+      <w:r>
+        <w:rPr>
+          <w:b w:val="0"/>
+        </w:rPr>
+        <w:t>Assuming these values are encoded as proper JSON, syntax is not the failure.</w:t>
+      </w:r>
+    </w:p>
+    <w:p>
+      <w:pPr>
+        <w:pStyle w:val="Heading2"/>
+      </w:pPr>
+      <w:r>
+        <w:t>Judge explanation, trace and limits</w:t>
+      </w:r>
+    </w:p>
+    <w:tbl>
+      <w:tblPr>
+        <w:tblStyle w:val="LightShading-Accent1"/>
+        <w:tblW w:type="auto" w:w="0"/>
+        <w:tblLook w:firstColumn="1" w:firstRow="1" w:lastColumn="0" w:lastRow="0" w:noHBand="0" w:noVBand="1" w:val="04A0"/>
+      </w:tblPr>
+      <w:tblGrid>
+        <w:gridCol w:w="5112"/>
+        <w:gridCol w:w="5112"/>
+      </w:tblGrid>
+      <w:tr>
+        <w:trPr>
+          <w:tblHeader/>
+        </w:trPr>
+        <w:tc>
+          <w:tcPr>
+            <w:tcW w:type="dxa" w:w="5112"/>
+          </w:tcPr>
+          <w:p>
+            <w:r>
+              <w:t>Dimension</w:t>
+            </w:r>
+          </w:p>
+        </w:tc>
+        <w:tc>
+          <w:tcPr>
+            <w:tcW w:type="dxa" w:w="5112"/>
+          </w:tcPr>
+          <w:p>
+            <w:r>
+              <w:t>Evidence required</w:t>
+            </w:r>
+          </w:p>
+        </w:tc>
+      </w:tr>
+      <w:tr>
+        <w:tc>
+          <w:tcPr>
+            <w:tcW w:type="dxa" w:w="5112"/>
+          </w:tcPr>
+          <w:p>
+            <w:r>
+              <w:t>Explanation</w:t>
+            </w:r>
+          </w:p>
+        </w:tc>
+        <w:tc>
+          <w:tcPr>
+            <w:tcW w:type="dxa" w:w="5112"/>
+          </w:tcPr>
+          <w:p>
+            <w:r>
+              <w:t>Names the applicable idea or procedure and ties it to the supplied facts.</w:t>
+            </w:r>
+          </w:p>
+        </w:tc>
+      </w:tr>
+      <w:tr>
+        <w:tc>
+          <w:tcPr>
+            <w:tcW w:type="dxa" w:w="5112"/>
+          </w:tcPr>
+          <w:p>
+            <w:r>
+              <w:t>Trace and result</w:t>
+            </w:r>
+          </w:p>
+        </w:tc>
+        <w:tc>
+          <w:tcPr>
+            <w:tcW w:type="dxa" w:w="5112"/>
+          </w:tcPr>
+          <w:p>
+            <w:r>
+              <w:t>Preserves the given inputs and shows the relevant intermediate steps; distinguishes a prediction from an observed execution.</w:t>
+            </w:r>
+          </w:p>
+        </w:tc>
+      </w:tr>
+      <w:tr>
+        <w:tc>
+          <w:tcPr>
+            <w:tcW w:type="dxa" w:w="5112"/>
+          </w:tcPr>
+          <w:p>
+            <w:r>
+              <w:t>Limits</w:t>
+            </w:r>
+          </w:p>
+        </w:tc>
+        <w:tc>
+          <w:tcPr>
+            <w:tcW w:type="dxa" w:w="5112"/>
+          </w:tcPr>
+          <w:p>
+            <w:r>
+              <w:t>States the assumptions, missing evidence or conditions under which the result would change.</w:t>
+            </w:r>
+          </w:p>
+        </w:tc>
+      </w:tr>
+    </w:tbl>
+    <w:p>
+      <w:pPr>
+        <w:spacing w:line="336" w:lineRule="auto" w:after="180"/>
+      </w:pPr>
+      <w:r>
+        <w:rPr>
+          <w:b w:val="0"/>
+        </w:rPr>
+        <w:t>Record each dimension as not yet, with support, or independent. Accept a valid alternative procedure with a defensible trace.</w:t>
+      </w:r>
+    </w:p>
+    <w:p>
+      <w:pPr>
+        <w:spacing w:line="336" w:lineRule="auto" w:after="180"/>
+      </w:pPr>
+      <w:r>
+        <w:rPr>
+          <w:b w:val="0"/>
+        </w:rPr>
+        <w:t xml:space="preserve">Do not penalise an honestly recorded model failure if the learner correctly explains its </w:t>
+      </w:r>
+      <w:r>
+        <w:rPr>
+          <w:b/>
+        </w:rPr>
+        <w:t>evidence</w:t>
+      </w:r>
+      <w:r>
+        <w:rPr>
+          <w:b w:val="0"/>
+        </w:rPr>
+        <w:t xml:space="preserve"> and limits.</w:t>
+      </w:r>
+    </w:p>
+    <w:p>
+      <w:pPr>
+        <w:pStyle w:val="Heading2"/>
+      </w:pPr>
+      <w:r>
+        <w:t>Give one usable repair action</w:t>
+      </w:r>
+    </w:p>
+    <w:p>
+      <w:pPr>
+        <w:spacing w:line="336" w:lineRule="auto" w:after="180"/>
+      </w:pPr>
+      <w:r>
+        <w:rPr>
+          <w:b w:val="0"/>
+        </w:rPr>
+        <w:t>Name the earliest unsupported step and give one action to repair it. Have the learner make that repair now and explain why. Then assess the relevant skill on a fresh, fully specified case.</w:t>
+      </w:r>
+    </w:p>
+    <w:p>
+      <w:pPr>
+        <w:spacing w:line="336" w:lineRule="auto" w:after="180"/>
+      </w:pPr>
+      <w:r>
+        <w:rPr>
+          <w:b w:val="0"/>
+        </w:rPr>
+        <w:t>Confirm it was not previously practised with feedback; solve and check the new case before assigning it. A follow-up design prompt is a starting brief, not automatically an equivalent test.</w:t>
+      </w:r>
+    </w:p>
+    <w:p>
+      <w:pPr>
+        <w:pStyle w:val="Heading2"/>
+      </w:pPr>
+      <w:r>
+        <w:t>W1 Distinguish the layers</w:t>
+      </w:r>
+    </w:p>
+    <w:p>
+      <w:pPr>
+        <w:spacing w:line="336" w:lineRule="auto" w:after="180"/>
+      </w:pPr>
+      <w:r>
+        <w:rPr>
+          <w:b w:val="0"/>
+        </w:rPr>
+        <w:t xml:space="preserve">Explain what parsing, </w:t>
+      </w:r>
+      <w:r>
+        <w:rPr>
+          <w:b/>
+        </w:rPr>
+        <w:t>schema</w:t>
+      </w:r>
+      <w:r>
+        <w:rPr>
+          <w:b w:val="0"/>
+        </w:rPr>
+        <w:t xml:space="preserve"> checks and source support each establish.</w:t>
+      </w:r>
+    </w:p>
+    <w:p>
+      <w:pPr>
+        <w:spacing w:line="336" w:lineRule="auto" w:after="180"/>
+      </w:pPr>
+      <w:r>
+        <w:rPr>
+          <w:b w:val="0"/>
+        </w:rPr>
+        <w:t xml:space="preserve">Teacher explanation: Parsing establishes grammatical JSON; </w:t>
+      </w:r>
+      <w:r>
+        <w:rPr>
+          <w:b/>
+        </w:rPr>
+        <w:t>schema</w:t>
+      </w:r>
+      <w:r>
+        <w:rPr>
+          <w:b w:val="0"/>
+        </w:rPr>
+        <w:t xml:space="preserve"> checks enforce </w:t>
+      </w:r>
+      <w:r>
+        <w:rPr>
+          <w:b/>
+        </w:rPr>
+        <w:t>field</w:t>
+      </w:r>
+      <w:r>
+        <w:rPr>
+          <w:b w:val="0"/>
+        </w:rPr>
+        <w:t>s/</w:t>
+      </w:r>
+      <w:r>
+        <w:rPr>
+          <w:b/>
+        </w:rPr>
+        <w:t>type</w:t>
+      </w:r>
+      <w:r>
+        <w:rPr>
+          <w:b w:val="0"/>
+        </w:rPr>
+        <w:t>s/conditional rules; semantic checks match the claims to sources and domain meaning. None alone establishes all three.</w:t>
+      </w:r>
+    </w:p>
+    <w:p>
+      <w:pPr>
+        <w:pStyle w:val="Heading2"/>
+      </w:pPr>
+      <w:r>
+        <w:t>W2 Audit types and fields</w:t>
+      </w:r>
+    </w:p>
+    <w:p>
+      <w:pPr>
+        <w:spacing w:line="336" w:lineRule="auto" w:after="180"/>
+      </w:pPr>
+      <w:r>
+        <w:rPr>
+          <w:b w:val="0"/>
+        </w:rPr>
+        <w:t xml:space="preserve">Why do string "12",boolean true,missing capacity and an extra action </w:t>
+      </w:r>
+      <w:r>
+        <w:rPr>
+          <w:b/>
+        </w:rPr>
+        <w:t>field</w:t>
+      </w:r>
+      <w:r>
+        <w:rPr>
+          <w:b w:val="0"/>
+        </w:rPr>
+        <w:t xml:space="preserve"> violate this contract?</w:t>
+      </w:r>
+    </w:p>
+    <w:p>
+      <w:pPr>
+        <w:spacing w:line="336" w:lineRule="auto" w:after="180"/>
+      </w:pPr>
+      <w:r>
+        <w:rPr>
+          <w:b w:val="0"/>
+        </w:rPr>
+        <w:t xml:space="preserve">Teacher explanation: Capacity must be an integer for supported and null for needs_review, with the </w:t>
+      </w:r>
+      <w:r>
+        <w:rPr>
+          <w:b/>
+        </w:rPr>
+        <w:t>field</w:t>
+      </w:r>
+      <w:r>
+        <w:rPr>
+          <w:b w:val="0"/>
+        </w:rPr>
+        <w:t xml:space="preserve"> present. A Boolean is explicitly excluded.</w:t>
+      </w:r>
+    </w:p>
+    <w:p>
+      <w:pPr>
+        <w:spacing w:line="336" w:lineRule="auto" w:after="180"/>
+      </w:pPr>
+      <w:r>
+        <w:rPr>
+          <w:b w:val="0"/>
+        </w:rPr>
+        <w:t xml:space="preserve">Extra </w:t>
+      </w:r>
+      <w:r>
+        <w:rPr>
+          <w:b/>
+        </w:rPr>
+        <w:t>field</w:t>
+      </w:r>
+      <w:r>
+        <w:rPr>
+          <w:b w:val="0"/>
+        </w:rPr>
+        <w:t xml:space="preserve">s violate the </w:t>
+      </w:r>
+      <w:r>
+        <w:rPr>
+          <w:b/>
+        </w:rPr>
+        <w:t>closed schema</w:t>
+      </w:r>
+      <w:r>
+        <w:rPr>
+          <w:b w:val="0"/>
+        </w:rPr>
+        <w:t>; string values are not silently converted.</w:t>
+      </w:r>
+    </w:p>
+    <w:p>
+      <w:pPr>
+        <w:pStyle w:val="Heading2"/>
+      </w:pPr>
+      <w:r>
+        <w:t>W3 Check a citation-like ID</w:t>
+      </w:r>
+    </w:p>
+    <w:p>
+      <w:pPr>
+        <w:spacing w:line="336" w:lineRule="auto" w:after="180"/>
+      </w:pPr>
+      <w:r>
+        <w:rPr>
+          <w:b w:val="0"/>
+        </w:rPr>
+        <w:t xml:space="preserve">Sources P,Q support B capacity 12. A </w:t>
+      </w:r>
+      <w:r>
+        <w:rPr>
+          <w:b/>
+        </w:rPr>
+        <w:t>schema</w:t>
+      </w:r>
+      <w:r>
+        <w:rPr>
+          <w:b w:val="0"/>
+        </w:rPr>
+        <w:t>-valid object cites P,Q but gives 99. Which layer rejects it?</w:t>
+      </w:r>
+    </w:p>
+    <w:p>
+      <w:pPr>
+        <w:spacing w:line="336" w:lineRule="auto" w:after="180"/>
+      </w:pPr>
+      <w:r>
+        <w:rPr>
+          <w:b w:val="0"/>
+        </w:rPr>
+        <w:t xml:space="preserve">Teacher explanation: Semantic/source </w:t>
+      </w:r>
+      <w:r>
+        <w:rPr>
+          <w:b/>
+        </w:rPr>
+        <w:t>validation</w:t>
+      </w:r>
+      <w:r>
+        <w:rPr>
+          <w:b w:val="0"/>
+        </w:rPr>
+        <w:t xml:space="preserve"> rejects unsupported capacity 99. Existing source IDs do not establish entailment.</w:t>
+      </w:r>
+    </w:p>
+    <w:p>
+      <w:pPr>
+        <w:pStyle w:val="Heading2"/>
+      </w:pPr>
+      <w:r>
+        <w:t>W5 Keep permissions separate</w:t>
+      </w:r>
+    </w:p>
+    <w:p>
+      <w:pPr>
+        <w:spacing w:line="336" w:lineRule="auto" w:after="180"/>
+      </w:pPr>
+      <w:r>
+        <w:rPr>
+          <w:b w:val="0"/>
+        </w:rPr>
+        <w:t>A fully valid supported reporting object is returned. May the application automatically book the room? Explain.</w:t>
+      </w:r>
+    </w:p>
+    <w:p>
+      <w:pPr>
+        <w:spacing w:line="336" w:lineRule="auto" w:after="180"/>
+      </w:pPr>
+      <w:r>
+        <w:rPr>
+          <w:b w:val="0"/>
+        </w:rPr>
+        <w:t xml:space="preserve">Teacher explanation: No. The specification is read-only; </w:t>
+      </w:r>
+      <w:r>
+        <w:rPr>
+          <w:b/>
+        </w:rPr>
+        <w:t>validation</w:t>
+      </w:r>
+      <w:r>
+        <w:rPr>
+          <w:b w:val="0"/>
+        </w:rPr>
+        <w:t xml:space="preserve"> of a report does not grant action permission. Booking requires a separately authorised action contract and application controls.</w:t>
+      </w:r>
+    </w:p>
+    <w:p>
+      <w:pPr>
+        <w:pStyle w:val="Heading2"/>
+      </w:pPr>
+      <w:r>
+        <w:t>Earlier wording, alternatives and picture transcripts · reference / check after trying</w:t>
+      </w:r>
+    </w:p>
+    <w:p>
+      <w:pPr>
+        <w:spacing w:line="336" w:lineRule="auto" w:after="180"/>
+      </w:pPr>
+      <w:r>
+        <w:rPr>
+          <w:b w:val="0"/>
+        </w:rPr>
+        <w:t>Assess and explain the answers</w:t>
       </w:r>
     </w:p>
     <w:p>
@@ -3892,34 +4574,68 @@
     </w:p>
     <w:p>
       <w:pPr>
+        <w:spacing w:line="336" w:lineRule="auto" w:after="180"/>
+      </w:pPr>
+      <w:r>
+        <w:rPr>
+          <w:b w:val="0"/>
+        </w:rPr>
+        <w:t xml:space="preserve">Pages is a string, not a number. Use numeric 80. Structure </w:t>
+      </w:r>
+      <w:r>
+        <w:rPr>
+          <w:b/>
+        </w:rPr>
+        <w:t>validation</w:t>
+      </w:r>
+      <w:r>
+        <w:rPr>
+          <w:b w:val="0"/>
+        </w:rPr>
+        <w:t xml:space="preserve"> does not verify the real page count.</w:t>
+      </w:r>
+    </w:p>
+    <w:p>
+      <w:pPr>
         <w:pStyle w:val="Heading3"/>
       </w:pPr>
       <w:r>
-        <w:t>Teacher key · Worked case answer</w:t>
+        <w:t>Additional transfer practice question</w:t>
       </w:r>
     </w:p>
     <w:p>
       <w:pPr>
         <w:spacing w:line="336" w:lineRule="auto" w:after="180"/>
-        <w:shd w:fill="F1F6FC"/>
-      </w:pPr>
-      <w:r>
-        <w:rPr>
-          <w:b w:val="0"/>
-        </w:rPr>
-        <w:t xml:space="preserve">Pages is a string, not a number. Use numeric 80. Structure </w:t>
+      </w:pPr>
+      <w:r>
+        <w:rPr>
+          <w:b w:val="0"/>
+        </w:rPr>
+        <w:t xml:space="preserve">A required </w:t>
       </w:r>
       <w:r>
         <w:rPr>
           <w:b/>
         </w:rPr>
-        <w:t>validation</w:t>
-      </w:r>
-      <w:r>
-        <w:rPr>
-          <w:b w:val="0"/>
-        </w:rPr>
-        <w:t xml:space="preserve"> does not verify the real page count.</w:t>
+        <w:t>schema</w:t>
+      </w:r>
+      <w:r>
+        <w:rPr>
+          <w:b w:val="0"/>
+        </w:rPr>
+        <w:t xml:space="preserve"> has title as text and count as an integer. The </w:t>
+      </w:r>
+      <w:r>
+        <w:rPr>
+          <w:b/>
+        </w:rPr>
+        <w:t>output</w:t>
+      </w:r>
+      <w:r>
+        <w:rPr>
+          <w:b w:val="0"/>
+        </w:rPr>
+        <w:t xml:space="preserve"> is {"title":"Seeds","count":"three"}. Identify the error and give a valid replacement.</w:t>
       </w:r>
     </w:p>
     <w:p>
@@ -3927,73 +4643,12 @@
         <w:pStyle w:val="Heading3"/>
       </w:pPr>
       <w:r>
-        <w:t>Independent question</w:t>
-      </w:r>
-    </w:p>
-    <w:p>
-      <w:pPr>
-        <w:pStyle w:val="Heading3"/>
-      </w:pPr>
-      <w:r>
-        <w:t>Independent question · withhold the key</w:t>
+        <w:t>Reasoned practice answer</w:t>
       </w:r>
     </w:p>
     <w:p>
       <w:pPr>
         <w:spacing w:line="336" w:lineRule="auto" w:after="180"/>
-        <w:shd w:fill="F5F1FB"/>
-      </w:pPr>
-      <w:r>
-        <w:rPr>
-          <w:b w:val="0"/>
-        </w:rPr>
-        <w:t xml:space="preserve">A required </w:t>
-      </w:r>
-      <w:r>
-        <w:rPr>
-          <w:b/>
-        </w:rPr>
-        <w:t>schema</w:t>
-      </w:r>
-      <w:r>
-        <w:rPr>
-          <w:b w:val="0"/>
-        </w:rPr>
-        <w:t xml:space="preserve"> has title as text and count as an integer. The </w:t>
-      </w:r>
-      <w:r>
-        <w:rPr>
-          <w:b/>
-        </w:rPr>
-        <w:t>output</w:t>
-      </w:r>
-      <w:r>
-        <w:rPr>
-          <w:b w:val="0"/>
-        </w:rPr>
-        <w:t xml:space="preserve"> is {"title":"Seeds","count":"three"}. Identify the error and give a valid replacement.</w:t>
-      </w:r>
-    </w:p>
-    <w:p>
-      <w:pPr>
-        <w:pStyle w:val="Heading3"/>
-      </w:pPr>
-      <w:r>
-        <w:t>Expected independent answer</w:t>
-      </w:r>
-    </w:p>
-    <w:p>
-      <w:pPr>
-        <w:pStyle w:val="Heading3"/>
-      </w:pPr>
-      <w:r>
-        <w:t>Teacher key · Expected independent answer</w:t>
-      </w:r>
-    </w:p>
-    <w:p>
-      <w:pPr>
-        <w:spacing w:line="336" w:lineRule="auto" w:after="180"/>
-        <w:shd w:fill="F1F6FC"/>
       </w:pPr>
       <w:r>
         <w:rPr>
@@ -4311,46 +4966,268 @@
     </w:p>
     <w:p>
       <w:pPr>
+        <w:spacing w:line="336" w:lineRule="auto" w:after="180"/>
+      </w:pPr>
+      <w:r>
+        <w:rPr>
+          <w:b w:val="0"/>
+        </w:rPr>
+        <w:t xml:space="preserve">Use {"title":"Cloud","pages":80}. This satisfies the stated </w:t>
+      </w:r>
+      <w:r>
+        <w:rPr>
+          <w:b/>
+        </w:rPr>
+        <w:t>type</w:t>
+      </w:r>
+      <w:r>
+        <w:rPr>
+          <w:b w:val="0"/>
+        </w:rPr>
+        <w:t>s but the page count still needs a reliable edition-specific source.</w:t>
+      </w:r>
+    </w:p>
+    <w:p>
+      <w:pPr>
+        <w:spacing w:line="336" w:lineRule="auto" w:after="180"/>
+      </w:pPr>
+      <w:r>
+        <w:rPr>
+          <w:b w:val="0"/>
+        </w:rPr>
+        <w:t xml:space="preserve">Reject malformed or missing </w:t>
+      </w:r>
+      <w:r>
+        <w:rPr>
+          <w:b/>
+        </w:rPr>
+        <w:t>field</w:t>
+      </w:r>
+      <w:r>
+        <w:rPr>
+          <w:b w:val="0"/>
+        </w:rPr>
+        <w:t>s explicitly rather than assuming a successful-looking response is valid.</w:t>
+      </w:r>
+    </w:p>
+    <w:p>
+      <w:pPr>
         <w:pStyle w:val="Heading3"/>
       </w:pPr>
       <w:r>
-        <w:t>Teacher key · Original transfer answer</w:t>
+        <w:t>Explanations for the additional workbook examples</w:t>
+      </w:r>
+    </w:p>
+    <w:p>
+      <w:pPr>
+        <w:pStyle w:val="Heading3"/>
+      </w:pPr>
+      <w:r>
+        <w:t>W1 Distinguish the layers</w:t>
+      </w:r>
+    </w:p>
+    <w:p>
+      <w:pPr>
+        <w:pStyle w:val="Heading3"/>
+      </w:pPr>
+      <w:r>
+        <w:t>W2 Audit types and fields</w:t>
+      </w:r>
+    </w:p>
+    <w:p>
+      <w:pPr>
+        <w:pStyle w:val="Heading3"/>
+      </w:pPr>
+      <w:r>
+        <w:t>W3 Check a citation-like ID</w:t>
+      </w:r>
+    </w:p>
+    <w:p>
+      <w:pPr>
+        <w:pStyle w:val="Heading3"/>
+      </w:pPr>
+      <w:r>
+        <w:t>W4 Validate new objects independently</w:t>
       </w:r>
     </w:p>
     <w:p>
       <w:pPr>
         <w:spacing w:line="336" w:lineRule="auto" w:after="180"/>
-        <w:shd w:fill="F1F6FC"/>
-      </w:pPr>
-      <w:r>
-        <w:rPr>
-          <w:b w:val="0"/>
-        </w:rPr>
-        <w:t xml:space="preserve">Use {"title":"Cloud","pages":80}. This satisfies the stated </w:t>
+      </w:pPr>
+      <w:r>
+        <w:rPr>
+          <w:b w:val="0"/>
+        </w:rPr>
+        <w:t xml:space="preserve">Sources A approve room F and B register F capacity 9. Object X has supported,F,9,[A,B] with exactly the required </w:t>
       </w:r>
       <w:r>
         <w:rPr>
           <w:b/>
         </w:rPr>
+        <w:t>field</w:t>
+      </w:r>
+      <w:r>
+        <w:rPr>
+          <w:b w:val="0"/>
+        </w:rPr>
+        <w:t>s. Y replaces 9 with "9". Z keeps integer 9 but names room G.</w:t>
+      </w:r>
+    </w:p>
+    <w:p>
+      <w:pPr>
+        <w:spacing w:line="336" w:lineRule="auto" w:after="180"/>
+      </w:pPr>
+      <w:r>
+        <w:rPr>
+          <w:b w:val="0"/>
+        </w:rPr>
+        <w:t>Trace the first failing layer for each and explain the difference.</w:t>
+      </w:r>
+    </w:p>
+    <w:p>
+      <w:pPr>
+        <w:spacing w:line="336" w:lineRule="auto" w:after="180"/>
+      </w:pPr>
+      <w:r>
+        <w:rPr>
+          <w:b w:val="0"/>
+        </w:rPr>
+        <w:t xml:space="preserve">Teacher explanation: X passes parsing, </w:t>
+      </w:r>
+      <w:r>
+        <w:rPr>
+          <w:b/>
+        </w:rPr>
+        <w:t>schema</w:t>
+      </w:r>
+      <w:r>
+        <w:rPr>
+          <w:b w:val="0"/>
+        </w:rPr>
+        <w:t xml:space="preserve"> and source </w:t>
+      </w:r>
+      <w:r>
+        <w:rPr>
+          <w:b/>
+        </w:rPr>
+        <w:t>validation</w:t>
+      </w:r>
+      <w:r>
+        <w:rPr>
+          <w:b w:val="0"/>
+        </w:rPr>
+        <w:t xml:space="preserve">. Y parses but fails </w:t>
+      </w:r>
+      <w:r>
+        <w:rPr>
+          <w:b/>
+        </w:rPr>
+        <w:t>schema</w:t>
+      </w:r>
+      <w:r>
+        <w:rPr>
+          <w:b w:val="0"/>
+        </w:rPr>
+        <w:t xml:space="preserve"> because capacity is a string. Z parses and satisfies </w:t>
+      </w:r>
+      <w:r>
+        <w:rPr>
+          <w:b/>
+        </w:rPr>
+        <w:t>field</w:t>
+      </w:r>
+      <w:r>
+        <w:rPr>
+          <w:b w:val="0"/>
+        </w:rPr>
+        <w:t xml:space="preserve"> </w:t>
+      </w:r>
+      <w:r>
+        <w:rPr>
+          <w:b/>
+        </w:rPr>
         <w:t>type</w:t>
       </w:r>
       <w:r>
         <w:rPr>
           <w:b w:val="0"/>
         </w:rPr>
-        <w:t>s but the page count still needs a reliable edition-specific source.</w:t>
+        <w:t>s but fails semantic support because sources name F, not G.</w:t>
       </w:r>
     </w:p>
     <w:p>
       <w:pPr>
         <w:spacing w:line="336" w:lineRule="auto" w:after="180"/>
-        <w:shd w:fill="F1F6FC"/>
-      </w:pPr>
-      <w:r>
-        <w:rPr>
-          <w:b w:val="0"/>
-        </w:rPr>
-        <w:t xml:space="preserve">Reject malformed or missing </w:t>
+      </w:pPr>
+      <w:r>
+        <w:rPr>
+          <w:b w:val="0"/>
+        </w:rPr>
+        <w:t>Assuming these values are encoded as proper JSON, syntax is not the failure.</w:t>
+      </w:r>
+    </w:p>
+    <w:p>
+      <w:pPr>
+        <w:pStyle w:val="Heading3"/>
+      </w:pPr>
+      <w:r>
+        <w:t>W5 Keep permissions separate</w:t>
+      </w:r>
+    </w:p>
+    <w:p>
+      <w:pPr>
+        <w:pStyle w:val="Heading3"/>
+      </w:pPr>
+      <w:r>
+        <w:t>Assess independent transfer</w:t>
+      </w:r>
+    </w:p>
+    <w:p>
+      <w:pPr>
+        <w:pStyle w:val="Heading3"/>
+      </w:pPr>
+      <w:r>
+        <w:t>Selected case answer</w:t>
+      </w:r>
+    </w:p>
+    <w:p>
+      <w:pPr>
+        <w:pStyle w:val="Heading3"/>
+      </w:pPr>
+      <w:r>
+        <w:t>Feedback that the learner uses</w:t>
+      </w:r>
+    </w:p>
+    <w:p>
+      <w:pPr>
+        <w:pStyle w:val="Heading1"/>
+      </w:pPr>
+      <w:r>
+        <w:t>06. Connect, adapt and return</w:t>
+      </w:r>
+    </w:p>
+    <w:p>
+      <w:r>
+        <w:t>Retain the project evidence and revisit the reasoning on a changed case.</w:t>
+      </w:r>
+    </w:p>
+    <w:p>
+      <w:pPr>
+        <w:pStyle w:val="Heading2"/>
+      </w:pPr>
+      <w:r>
+        <w:t>Project evidence to keep</w:t>
+      </w:r>
+    </w:p>
+    <w:p>
+      <w:pPr>
+        <w:spacing w:line="336" w:lineRule="auto" w:after="180"/>
+      </w:pPr>
+      <w:r>
+        <w:rPr>
+          <w:b w:val="0"/>
+        </w:rPr>
+        <w:t xml:space="preserve">Require answer, source snippet, citation, uncertainty, and next-question </w:t>
       </w:r>
       <w:r>
         <w:rPr>
@@ -4362,75 +5239,188 @@
         <w:rPr>
           <w:b w:val="0"/>
         </w:rPr>
-        <w:t>s explicitly rather than assuming a successful-looking response is valid.</w:t>
-      </w:r>
-    </w:p>
-    <w:p>
-      <w:pPr>
-        <w:pStyle w:val="Heading3"/>
-      </w:pPr>
-      <w:r>
-        <w:t>Explanations for the additional workbook examples</w:t>
-      </w:r>
-    </w:p>
-    <w:p>
-      <w:pPr>
-        <w:pStyle w:val="Heading3"/>
-      </w:pPr>
-      <w:r>
-        <w:t>W1 Distinguish the layers</w:t>
-      </w:r>
-    </w:p>
-    <w:p>
-      <w:pPr>
-        <w:pStyle w:val="Heading3"/>
-      </w:pPr>
-      <w:r>
-        <w:t>Workbook question · W1</w:t>
+        <w:t>s.</w:t>
       </w:r>
     </w:p>
     <w:p>
       <w:pPr>
         <w:spacing w:line="336" w:lineRule="auto" w:after="180"/>
-        <w:shd w:fill="F5F1FB"/>
-      </w:pPr>
-      <w:r>
-        <w:rPr>
-          <w:b w:val="0"/>
-        </w:rPr>
-        <w:t xml:space="preserve">Explain what parsing, </w:t>
+      </w:pPr>
+      <w:r>
+        <w:rPr>
+          <w:b w:val="0"/>
+        </w:rPr>
+        <w:t xml:space="preserve">Keep the decision, </w:t>
       </w:r>
       <w:r>
         <w:rPr>
           <w:b/>
         </w:rPr>
+        <w:t>input</w:t>
+      </w:r>
+      <w:r>
+        <w:rPr>
+          <w:b w:val="0"/>
+        </w:rPr>
+        <w:t xml:space="preserve">, result, explanation and remaining limitation in the project </w:t>
+      </w:r>
+      <w:r>
+        <w:rPr>
+          <w:b/>
+        </w:rPr>
+        <w:t>evidence</w:t>
+      </w:r>
+      <w:r>
+        <w:rPr>
+          <w:b w:val="0"/>
+        </w:rPr>
+        <w:t xml:space="preserve"> record. Retrieve this record next week rather than restarting the project.</w:t>
+      </w:r>
+    </w:p>
+    <w:p>
+      <w:pPr>
+        <w:spacing w:line="336" w:lineRule="auto" w:after="180"/>
+      </w:pPr>
+      <w:r>
+        <w:rPr>
+          <w:b w:val="0"/>
+        </w:rPr>
+        <w:t xml:space="preserve">Validate Study Buddy </w:t>
+      </w:r>
+      <w:r>
+        <w:rPr>
+          <w:b/>
+        </w:rPr>
+        <w:t>output</w:t>
+      </w:r>
+      <w:r>
+        <w:rPr>
+          <w:b w:val="0"/>
+        </w:rPr>
+        <w:t>s before another program consumes them; retain source IDs and separate syntax/</w:t>
+      </w:r>
+      <w:r>
+        <w:rPr>
+          <w:b/>
+        </w:rPr>
+        <w:t>type</w:t>
+      </w:r>
+      <w:r>
+        <w:rPr>
+          <w:b w:val="0"/>
+        </w:rPr>
+        <w:t>/support failures.</w:t>
+      </w:r>
+    </w:p>
+    <w:p>
+      <w:pPr>
+        <w:pStyle w:val="Heading2"/>
+      </w:pPr>
+      <w:r>
+        <w:t>Support while preserving the reasoning goal</w:t>
+      </w:r>
+    </w:p>
+    <w:p>
+      <w:pPr>
+        <w:spacing w:line="336" w:lineRule="auto" w:after="180"/>
+      </w:pPr>
+      <w:r>
+        <w:rPr>
+          <w:b w:val="0"/>
+        </w:rPr>
+        <w:t xml:space="preserve">Provide one short approved passage; separate instruction, </w:t>
+      </w:r>
+      <w:r>
+        <w:rPr>
+          <w:b/>
+        </w:rPr>
+        <w:t>input</w:t>
+      </w:r>
+      <w:r>
+        <w:rPr>
+          <w:b w:val="0"/>
+        </w:rPr>
+        <w:t xml:space="preserve">, </w:t>
+      </w:r>
+      <w:r>
+        <w:rPr>
+          <w:b/>
+        </w:rPr>
+        <w:t>output</w:t>
+      </w:r>
+      <w:r>
+        <w:rPr>
+          <w:b w:val="0"/>
+        </w:rPr>
+        <w:t xml:space="preserve"> and </w:t>
+      </w:r>
+      <w:r>
+        <w:rPr>
+          <w:b/>
+        </w:rPr>
+        <w:t>evidence</w:t>
+      </w:r>
+      <w:r>
+        <w:rPr>
+          <w:b w:val="0"/>
+        </w:rPr>
+        <w:t>. Stretch: introduce an unsupported claim or conflicting source and validate claim by claim with a fallback.</w:t>
+      </w:r>
+    </w:p>
+    <w:p>
+      <w:pPr>
+        <w:spacing w:line="336" w:lineRule="auto" w:after="180"/>
+      </w:pPr>
+      <w:r>
+        <w:rPr>
+          <w:b w:val="0"/>
+        </w:rPr>
+        <w:t>Provide labelled intermediate columns and allow a calculator. Ask students to state the meaning and denominator of a value before interpreting it.</w:t>
+      </w:r>
+    </w:p>
+    <w:p>
+      <w:pPr>
+        <w:spacing w:line="336" w:lineRule="auto" w:after="180"/>
+      </w:pPr>
+      <w:r>
+        <w:rPr>
+          <w:b w:val="0"/>
+        </w:rPr>
+        <w:t>Extension: implement the classroom calculation locally and test boundary cases without using personal data.</w:t>
+      </w:r>
+    </w:p>
+    <w:p>
+      <w:pPr>
+        <w:spacing w:line="336" w:lineRule="auto" w:after="180"/>
+      </w:pPr>
+      <w:r>
+        <w:rPr>
+          <w:b w:val="0"/>
+        </w:rPr>
+        <w:t xml:space="preserve">W4 requires X passes all, Y </w:t>
+      </w:r>
+      <w:r>
+        <w:rPr>
+          <w:b/>
+        </w:rPr>
         <w:t>schema</w:t>
       </w:r>
       <w:r>
         <w:rPr>
           <w:b w:val="0"/>
         </w:rPr>
-        <w:t xml:space="preserve"> checks and source support each establish.</w:t>
-      </w:r>
-    </w:p>
-    <w:p>
-      <w:pPr>
-        <w:pStyle w:val="Heading3"/>
-      </w:pPr>
-      <w:r>
-        <w:t>Teacher reasoning · W1</w:t>
+        <w:t xml:space="preserve"> failure, Z semantic failure. Fresh retry: sources approve H capacity 0.</w:t>
       </w:r>
     </w:p>
     <w:p>
       <w:pPr>
         <w:spacing w:line="336" w:lineRule="auto" w:after="180"/>
-        <w:shd w:fill="F1F6FC"/>
-      </w:pPr>
-      <w:r>
-        <w:rPr>
-          <w:b w:val="0"/>
-        </w:rPr>
-        <w:t xml:space="preserve">Teacher explanation: Parsing establishes grammatical JSON; </w:t>
+      </w:pPr>
+      <w:r>
+        <w:rPr>
+          <w:b w:val="0"/>
+        </w:rPr>
+        <w:t xml:space="preserve">Object H/0 passes; H/null with supported fails </w:t>
       </w:r>
       <w:r>
         <w:rPr>
@@ -4442,1046 +5432,27 @@
         <w:rPr>
           <w:b w:val="0"/>
         </w:rPr>
-        <w:t xml:space="preserve"> checks enforce </w:t>
+        <w:t xml:space="preserve">; H/1 with integer capacity passes </w:t>
       </w:r>
       <w:r>
         <w:rPr>
           <w:b/>
         </w:rPr>
-        <w:t>field</w:t>
-      </w:r>
-      <w:r>
-        <w:rPr>
-          <w:b w:val="0"/>
-        </w:rPr>
-        <w:t>s/</w:t>
-      </w:r>
-      <w:r>
-        <w:rPr>
-          <w:b/>
-        </w:rPr>
-        <w:t>type</w:t>
-      </w:r>
-      <w:r>
-        <w:rPr>
-          <w:b w:val="0"/>
-        </w:rPr>
-        <w:t>s/conditional rules; semantic checks match the claims to sources and domain meaning. None alone establishes all three.</w:t>
-      </w:r>
-    </w:p>
-    <w:p>
-      <w:pPr>
-        <w:pStyle w:val="Heading3"/>
-      </w:pPr>
-      <w:r>
-        <w:t>W2 Audit types and fields</w:t>
-      </w:r>
-    </w:p>
-    <w:p>
-      <w:pPr>
-        <w:pStyle w:val="Heading3"/>
-      </w:pPr>
-      <w:r>
-        <w:t>Workbook question · W2</w:t>
-      </w:r>
-    </w:p>
-    <w:p>
-      <w:pPr>
-        <w:spacing w:line="336" w:lineRule="auto" w:after="180"/>
-        <w:shd w:fill="F5F1FB"/>
-      </w:pPr>
-      <w:r>
-        <w:rPr>
-          <w:b w:val="0"/>
-        </w:rPr>
-        <w:t xml:space="preserve">Why do string "12",boolean true,missing capacity and an extra action </w:t>
-      </w:r>
-      <w:r>
-        <w:rPr>
-          <w:b/>
-        </w:rPr>
-        <w:t>field</w:t>
-      </w:r>
-      <w:r>
-        <w:rPr>
-          <w:b w:val="0"/>
-        </w:rPr>
-        <w:t xml:space="preserve"> violate this contract?</w:t>
-      </w:r>
-    </w:p>
-    <w:p>
-      <w:pPr>
-        <w:pStyle w:val="Heading3"/>
-      </w:pPr>
-      <w:r>
-        <w:t>Teacher reasoning · W2</w:t>
-      </w:r>
-    </w:p>
-    <w:p>
-      <w:pPr>
-        <w:spacing w:line="336" w:lineRule="auto" w:after="180"/>
-        <w:shd w:fill="F1F6FC"/>
-      </w:pPr>
-      <w:r>
-        <w:rPr>
-          <w:b w:val="0"/>
-        </w:rPr>
-        <w:t xml:space="preserve">Teacher explanation: Capacity must be an integer for supported and null for needs_review, with the </w:t>
-      </w:r>
-      <w:r>
-        <w:rPr>
-          <w:b/>
-        </w:rPr>
-        <w:t>field</w:t>
-      </w:r>
-      <w:r>
-        <w:rPr>
-          <w:b w:val="0"/>
-        </w:rPr>
-        <w:t xml:space="preserve"> present. A Boolean is explicitly excluded.</w:t>
-      </w:r>
-    </w:p>
-    <w:p>
-      <w:pPr>
-        <w:spacing w:line="336" w:lineRule="auto" w:after="180"/>
-        <w:shd w:fill="F1F6FC"/>
-      </w:pPr>
-      <w:r>
-        <w:rPr>
-          <w:b w:val="0"/>
-        </w:rPr>
-        <w:t xml:space="preserve">Extra </w:t>
-      </w:r>
-      <w:r>
-        <w:rPr>
-          <w:b/>
-        </w:rPr>
-        <w:t>field</w:t>
-      </w:r>
-      <w:r>
-        <w:rPr>
-          <w:b w:val="0"/>
-        </w:rPr>
-        <w:t xml:space="preserve">s violate the </w:t>
-      </w:r>
-      <w:r>
-        <w:rPr>
-          <w:b/>
-        </w:rPr>
-        <w:t>closed schema</w:t>
-      </w:r>
-      <w:r>
-        <w:rPr>
-          <w:b w:val="0"/>
-        </w:rPr>
-        <w:t>; string values are not silently converted.</w:t>
-      </w:r>
-    </w:p>
-    <w:p>
-      <w:pPr>
-        <w:pStyle w:val="Heading3"/>
-      </w:pPr>
-      <w:r>
-        <w:t>W3 Check a citation-like ID</w:t>
-      </w:r>
-    </w:p>
-    <w:p>
-      <w:pPr>
-        <w:pStyle w:val="Heading3"/>
-      </w:pPr>
-      <w:r>
-        <w:t>Workbook question · W3</w:t>
-      </w:r>
-    </w:p>
-    <w:p>
-      <w:pPr>
-        <w:spacing w:line="336" w:lineRule="auto" w:after="180"/>
-        <w:shd w:fill="F5F1FB"/>
-      </w:pPr>
-      <w:r>
-        <w:rPr>
-          <w:b w:val="0"/>
-        </w:rPr>
-        <w:t xml:space="preserve">Sources P,Q support B capacity 12. A </w:t>
-      </w:r>
-      <w:r>
-        <w:rPr>
-          <w:b/>
-        </w:rPr>
         <w:t>schema</w:t>
       </w:r>
       <w:r>
         <w:rPr>
           <w:b w:val="0"/>
         </w:rPr>
-        <w:t>-valid object cites P,Q but gives 99. Which layer rejects it?</w:t>
-      </w:r>
-    </w:p>
-    <w:p>
-      <w:pPr>
-        <w:pStyle w:val="Heading3"/>
-      </w:pPr>
-      <w:r>
-        <w:t>Teacher reasoning · W3</w:t>
-      </w:r>
-    </w:p>
-    <w:p>
-      <w:pPr>
-        <w:spacing w:line="336" w:lineRule="auto" w:after="180"/>
-        <w:shd w:fill="F1F6FC"/>
-      </w:pPr>
-      <w:r>
-        <w:rPr>
-          <w:b w:val="0"/>
-        </w:rPr>
-        <w:t xml:space="preserve">Teacher explanation: Semantic/source </w:t>
-      </w:r>
-      <w:r>
-        <w:rPr>
-          <w:b/>
-        </w:rPr>
-        <w:t>validation</w:t>
-      </w:r>
-      <w:r>
-        <w:rPr>
-          <w:b w:val="0"/>
-        </w:rPr>
-        <w:t xml:space="preserve"> rejects unsupported capacity 99. Existing source IDs do not establish entailment.</w:t>
-      </w:r>
-    </w:p>
-    <w:p>
-      <w:pPr>
-        <w:pStyle w:val="Heading3"/>
-      </w:pPr>
-      <w:r>
-        <w:t>W4 Validate new objects independently</w:t>
-      </w:r>
-    </w:p>
-    <w:p>
-      <w:pPr>
-        <w:pStyle w:val="Heading3"/>
-      </w:pPr>
-      <w:r>
-        <w:t>Workbook question · W4</w:t>
-      </w:r>
-    </w:p>
-    <w:p>
-      <w:pPr>
-        <w:spacing w:line="336" w:lineRule="auto" w:after="180"/>
-        <w:shd w:fill="F5F1FB"/>
-      </w:pPr>
-      <w:r>
-        <w:rPr>
-          <w:b w:val="0"/>
-        </w:rPr>
-        <w:t xml:space="preserve">Sources A approve room F and B register F capacity 9. Object X has supported,F,9,[A,B] with exactly the required </w:t>
-      </w:r>
-      <w:r>
-        <w:rPr>
-          <w:b/>
-        </w:rPr>
-        <w:t>field</w:t>
-      </w:r>
-      <w:r>
-        <w:rPr>
-          <w:b w:val="0"/>
-        </w:rPr>
-        <w:t>s. Y replaces 9 with "9". Z keeps integer 9 but names room G.</w:t>
-      </w:r>
-    </w:p>
-    <w:p>
-      <w:pPr>
-        <w:spacing w:line="336" w:lineRule="auto" w:after="180"/>
-        <w:shd w:fill="F5F1FB"/>
-      </w:pPr>
-      <w:r>
-        <w:rPr>
-          <w:b w:val="0"/>
-        </w:rPr>
-        <w:t>Trace the first failing layer for each and explain the difference.</w:t>
-      </w:r>
-    </w:p>
-    <w:p>
-      <w:pPr>
-        <w:pStyle w:val="Heading3"/>
-      </w:pPr>
-      <w:r>
-        <w:t>Teacher reasoning · W4</w:t>
-      </w:r>
-    </w:p>
-    <w:p>
-      <w:pPr>
-        <w:spacing w:line="336" w:lineRule="auto" w:after="180"/>
-        <w:shd w:fill="F1F6FC"/>
-      </w:pPr>
-      <w:r>
-        <w:rPr>
-          <w:b w:val="0"/>
-        </w:rPr>
-        <w:t xml:space="preserve">Teacher explanation: X passes parsing, </w:t>
-      </w:r>
-      <w:r>
-        <w:rPr>
-          <w:b/>
-        </w:rPr>
-        <w:t>schema</w:t>
-      </w:r>
-      <w:r>
-        <w:rPr>
-          <w:b w:val="0"/>
-        </w:rPr>
-        <w:t xml:space="preserve"> and source </w:t>
-      </w:r>
-      <w:r>
-        <w:rPr>
-          <w:b/>
-        </w:rPr>
-        <w:t>validation</w:t>
-      </w:r>
-      <w:r>
-        <w:rPr>
-          <w:b w:val="0"/>
-        </w:rPr>
-        <w:t xml:space="preserve">. Y parses but fails </w:t>
-      </w:r>
-      <w:r>
-        <w:rPr>
-          <w:b/>
-        </w:rPr>
-        <w:t>schema</w:t>
-      </w:r>
-      <w:r>
-        <w:rPr>
-          <w:b w:val="0"/>
-        </w:rPr>
-        <w:t xml:space="preserve"> because capacity is a string. Z parses and satisfies </w:t>
-      </w:r>
-      <w:r>
-        <w:rPr>
-          <w:b/>
-        </w:rPr>
-        <w:t>field</w:t>
-      </w:r>
-      <w:r>
-        <w:rPr>
-          <w:b w:val="0"/>
-        </w:rPr>
-        <w:t xml:space="preserve"> </w:t>
-      </w:r>
-      <w:r>
-        <w:rPr>
-          <w:b/>
-        </w:rPr>
-        <w:t>type</w:t>
-      </w:r>
-      <w:r>
-        <w:rPr>
-          <w:b w:val="0"/>
-        </w:rPr>
-        <w:t>s but fails semantic support because sources name F, not G.</w:t>
-      </w:r>
-    </w:p>
-    <w:p>
-      <w:pPr>
-        <w:spacing w:line="336" w:lineRule="auto" w:after="180"/>
-        <w:shd w:fill="F1F6FC"/>
-      </w:pPr>
-      <w:r>
-        <w:rPr>
-          <w:b w:val="0"/>
-        </w:rPr>
-        <w:t>Assuming these values are encoded as proper JSON, syntax is not the failure.</w:t>
-      </w:r>
-    </w:p>
-    <w:p>
-      <w:pPr>
-        <w:pStyle w:val="Heading3"/>
-      </w:pPr>
-      <w:r>
-        <w:t>W5 Keep permissions separate</w:t>
-      </w:r>
-    </w:p>
-    <w:p>
-      <w:pPr>
-        <w:pStyle w:val="Heading3"/>
-      </w:pPr>
-      <w:r>
-        <w:t>Workbook question · W5</w:t>
-      </w:r>
-    </w:p>
-    <w:p>
-      <w:pPr>
-        <w:spacing w:line="336" w:lineRule="auto" w:after="180"/>
-        <w:shd w:fill="F5F1FB"/>
-      </w:pPr>
-      <w:r>
-        <w:rPr>
-          <w:b w:val="0"/>
-        </w:rPr>
-        <w:t>A fully valid supported reporting object is returned. May the application automatically book the room? Explain.</w:t>
-      </w:r>
-    </w:p>
-    <w:p>
-      <w:pPr>
-        <w:pStyle w:val="Heading3"/>
-      </w:pPr>
-      <w:r>
-        <w:t>Teacher reasoning · W5</w:t>
-      </w:r>
-    </w:p>
-    <w:p>
-      <w:pPr>
-        <w:spacing w:line="336" w:lineRule="auto" w:after="180"/>
-        <w:shd w:fill="F1F6FC"/>
-      </w:pPr>
-      <w:r>
-        <w:rPr>
-          <w:b w:val="0"/>
-        </w:rPr>
-        <w:t xml:space="preserve">Teacher explanation: No. The specification is read-only; </w:t>
-      </w:r>
-      <w:r>
-        <w:rPr>
-          <w:b/>
-        </w:rPr>
-        <w:t>validation</w:t>
-      </w:r>
-      <w:r>
-        <w:rPr>
-          <w:b w:val="0"/>
-        </w:rPr>
-        <w:t xml:space="preserve"> of a report does not grant action permission. Booking requires a separately authorised action contract and application controls.</w:t>
-      </w:r>
-    </w:p>
-    <w:p>
-      <w:pPr>
-        <w:pStyle w:val="Heading3"/>
-      </w:pPr>
-      <w:r>
-        <w:t>Assess independent transfer</w:t>
-      </w:r>
-    </w:p>
-    <w:p>
-      <w:pPr>
-        <w:pStyle w:val="Heading3"/>
-      </w:pPr>
-      <w:r>
-        <w:t>Independent question · withhold the key</w:t>
-      </w:r>
-    </w:p>
-    <w:p>
-      <w:pPr>
-        <w:spacing w:line="336" w:lineRule="auto" w:after="180"/>
-        <w:shd w:fill="F5F1FB"/>
-      </w:pPr>
-      <w:r>
-        <w:rPr>
-          <w:b w:val="0"/>
-        </w:rPr>
-        <w:t xml:space="preserve">Selected case: Sources A approve room F and B register F capacity 9. Object X has supported,F,9,[A,B] with exactly the required </w:t>
-      </w:r>
-      <w:r>
-        <w:rPr>
-          <w:b/>
-        </w:rPr>
-        <w:t>field</w:t>
-      </w:r>
-      <w:r>
-        <w:rPr>
-          <w:b w:val="0"/>
-        </w:rPr>
-        <w:t>s. Y replaces 9 with "9". Z keeps integer 9 but names room G.</w:t>
-      </w:r>
-    </w:p>
-    <w:p>
-      <w:pPr>
-        <w:spacing w:line="336" w:lineRule="auto" w:after="180"/>
-        <w:shd w:fill="F5F1FB"/>
-      </w:pPr>
-      <w:r>
-        <w:rPr>
-          <w:b w:val="0"/>
-        </w:rPr>
-        <w:t>Trace the first failing layer for each and explain the difference.</w:t>
-      </w:r>
-    </w:p>
-    <w:p>
-      <w:pPr>
-        <w:pStyle w:val="Heading3"/>
-      </w:pPr>
-      <w:r>
-        <w:t>Selected case answer</w:t>
-      </w:r>
-    </w:p>
-    <w:p>
-      <w:pPr>
-        <w:pStyle w:val="Heading3"/>
-      </w:pPr>
-      <w:r>
-        <w:t>Teacher key · Selected case answer</w:t>
-      </w:r>
-    </w:p>
-    <w:p>
-      <w:pPr>
-        <w:spacing w:line="336" w:lineRule="auto" w:after="180"/>
-        <w:shd w:fill="F1F6FC"/>
-      </w:pPr>
-      <w:r>
-        <w:rPr>
-          <w:b w:val="0"/>
-        </w:rPr>
-        <w:t xml:space="preserve">Teacher explanation: X passes parsing, </w:t>
-      </w:r>
-      <w:r>
-        <w:rPr>
-          <w:b/>
-        </w:rPr>
-        <w:t>schema</w:t>
-      </w:r>
-      <w:r>
-        <w:rPr>
-          <w:b w:val="0"/>
-        </w:rPr>
-        <w:t xml:space="preserve"> and source </w:t>
-      </w:r>
-      <w:r>
-        <w:rPr>
-          <w:b/>
-        </w:rPr>
-        <w:t>validation</w:t>
-      </w:r>
-      <w:r>
-        <w:rPr>
-          <w:b w:val="0"/>
-        </w:rPr>
-        <w:t xml:space="preserve">. Y parses but fails </w:t>
-      </w:r>
-      <w:r>
-        <w:rPr>
-          <w:b/>
-        </w:rPr>
-        <w:t>schema</w:t>
-      </w:r>
-      <w:r>
-        <w:rPr>
-          <w:b w:val="0"/>
-        </w:rPr>
-        <w:t xml:space="preserve"> because capacity is a string. Z parses and satisfies </w:t>
-      </w:r>
-      <w:r>
-        <w:rPr>
-          <w:b/>
-        </w:rPr>
-        <w:t>field</w:t>
-      </w:r>
-      <w:r>
-        <w:rPr>
-          <w:b w:val="0"/>
-        </w:rPr>
-        <w:t xml:space="preserve"> </w:t>
-      </w:r>
-      <w:r>
-        <w:rPr>
-          <w:b/>
-        </w:rPr>
-        <w:t>type</w:t>
-      </w:r>
-      <w:r>
-        <w:rPr>
-          <w:b w:val="0"/>
-        </w:rPr>
-        <w:t>s but fails semantic support because sources name F, not G.</w:t>
-      </w:r>
-    </w:p>
-    <w:p>
-      <w:pPr>
-        <w:spacing w:line="336" w:lineRule="auto" w:after="180"/>
-        <w:shd w:fill="F1F6FC"/>
-      </w:pPr>
-      <w:r>
-        <w:rPr>
-          <w:b w:val="0"/>
-        </w:rPr>
-        <w:t>Assuming these values are encoded as proper JSON, syntax is not the failure.</w:t>
-      </w:r>
-    </w:p>
-    <w:tbl>
-      <w:tblPr>
-        <w:tblStyle w:val="LightShading-Accent1"/>
-        <w:tblW w:type="auto" w:w="0"/>
-        <w:tblLook w:firstColumn="1" w:firstRow="1" w:lastColumn="0" w:lastRow="0" w:noHBand="0" w:noVBand="1" w:val="04A0"/>
-      </w:tblPr>
-      <w:tblGrid>
-        <w:gridCol w:w="5112"/>
-        <w:gridCol w:w="5112"/>
-      </w:tblGrid>
-      <w:tr>
-        <w:trPr>
-          <w:tblHeader/>
-        </w:trPr>
-        <w:tc>
-          <w:tcPr>
-            <w:tcW w:type="dxa" w:w="5112"/>
-          </w:tcPr>
-          <w:p>
-            <w:r>
-              <w:t>Dimension</w:t>
-            </w:r>
-          </w:p>
-        </w:tc>
-        <w:tc>
-          <w:tcPr>
-            <w:tcW w:type="dxa" w:w="5112"/>
-          </w:tcPr>
-          <w:p>
-            <w:r>
-              <w:t>Evidence required</w:t>
-            </w:r>
-          </w:p>
-        </w:tc>
-      </w:tr>
-      <w:tr>
-        <w:tc>
-          <w:tcPr>
-            <w:tcW w:type="dxa" w:w="5112"/>
-          </w:tcPr>
-          <w:p>
-            <w:r>
-              <w:t>Explanation</w:t>
-            </w:r>
-          </w:p>
-        </w:tc>
-        <w:tc>
-          <w:tcPr>
-            <w:tcW w:type="dxa" w:w="5112"/>
-          </w:tcPr>
-          <w:p>
-            <w:r>
-              <w:t>Names the applicable idea or procedure and ties it to the supplied facts.</w:t>
-            </w:r>
-          </w:p>
-        </w:tc>
-      </w:tr>
-      <w:tr>
-        <w:tc>
-          <w:tcPr>
-            <w:tcW w:type="dxa" w:w="5112"/>
-          </w:tcPr>
-          <w:p>
-            <w:r>
-              <w:t>Trace and result</w:t>
-            </w:r>
-          </w:p>
-        </w:tc>
-        <w:tc>
-          <w:tcPr>
-            <w:tcW w:type="dxa" w:w="5112"/>
-          </w:tcPr>
-          <w:p>
-            <w:r>
-              <w:t>Preserves the given inputs and shows the relevant intermediate steps; distinguishes a prediction from an observed execution.</w:t>
-            </w:r>
-          </w:p>
-        </w:tc>
-      </w:tr>
-      <w:tr>
-        <w:tc>
-          <w:tcPr>
-            <w:tcW w:type="dxa" w:w="5112"/>
-          </w:tcPr>
-          <w:p>
-            <w:r>
-              <w:t>Limits</w:t>
-            </w:r>
-          </w:p>
-        </w:tc>
-        <w:tc>
-          <w:tcPr>
-            <w:tcW w:type="dxa" w:w="5112"/>
-          </w:tcPr>
-          <w:p>
-            <w:r>
-              <w:t>States the assumptions, missing evidence or conditions under which the result would change.</w:t>
-            </w:r>
-          </w:p>
-        </w:tc>
-      </w:tr>
-    </w:tbl>
-    <w:p>
-      <w:pPr>
-        <w:pStyle w:val="Heading3"/>
-      </w:pPr>
-      <w:r>
-        <w:t>Teacher key · Selected case answer</w:t>
-      </w:r>
-    </w:p>
-    <w:p>
-      <w:pPr>
-        <w:spacing w:line="336" w:lineRule="auto" w:after="180"/>
-        <w:shd w:fill="F1F6FC"/>
-      </w:pPr>
-      <w:r>
-        <w:rPr>
-          <w:b w:val="0"/>
-        </w:rPr>
-        <w:t>Record each dimension as not yet, with support, or independent. Accept a valid alternative procedure with a defensible trace.</w:t>
-      </w:r>
-    </w:p>
-    <w:p>
-      <w:pPr>
-        <w:spacing w:line="336" w:lineRule="auto" w:after="180"/>
-        <w:shd w:fill="F1F6FC"/>
-      </w:pPr>
-      <w:r>
-        <w:rPr>
-          <w:b w:val="0"/>
-        </w:rPr>
-        <w:t xml:space="preserve">Do not penalise an honestly recorded model failure if the learner correctly explains its </w:t>
-      </w:r>
-      <w:r>
-        <w:rPr>
-          <w:b/>
-        </w:rPr>
-        <w:t>evidence</w:t>
-      </w:r>
-      <w:r>
-        <w:rPr>
-          <w:b w:val="0"/>
-        </w:rPr>
-        <w:t xml:space="preserve"> and limits.</w:t>
-      </w:r>
-    </w:p>
-    <w:p>
-      <w:pPr>
-        <w:pStyle w:val="Heading3"/>
-      </w:pPr>
-      <w:r>
-        <w:t>Feedback that the learner uses</w:t>
-      </w:r>
-    </w:p>
-    <w:p>
-      <w:pPr>
-        <w:spacing w:line="336" w:lineRule="auto" w:after="180"/>
-      </w:pPr>
-      <w:r>
-        <w:rPr>
-          <w:b w:val="0"/>
-        </w:rPr>
-        <w:t>Name the earliest unsupported step and give one action to repair it. Have the learner make that repair now and explain why. Then assess the relevant skill on a fresh, fully specified case.</w:t>
-      </w:r>
-    </w:p>
-    <w:p>
-      <w:pPr>
-        <w:spacing w:line="336" w:lineRule="auto" w:after="180"/>
-      </w:pPr>
-      <w:r>
-        <w:rPr>
-          <w:b w:val="0"/>
-        </w:rPr>
-        <w:t>Confirm it was not previously practised with feedback; solve and check the new case before assigning it. A follow-up design prompt is a starting brief, not automatically an equivalent test.</w:t>
-      </w:r>
-    </w:p>
-    <w:p>
-      <w:pPr>
-        <w:pStyle w:val="Heading1"/>
-      </w:pPr>
-      <w:r>
-        <w:t>06. Connect and extend learning</w:t>
-      </w:r>
-    </w:p>
-    <w:p>
-      <w:r>
-        <w:t>Connect Structured Output and Schemas to Verified Study Buddy, adapt support and plan a later changed-case check.</w:t>
-      </w:r>
-    </w:p>
-    <w:p>
-      <w:pPr>
-        <w:pStyle w:val="Heading3"/>
-      </w:pPr>
-      <w:r>
-        <w:t>Verified Study Buddy</w:t>
-      </w:r>
-    </w:p>
-    <w:p>
-      <w:pPr>
-        <w:spacing w:line="336" w:lineRule="auto" w:after="180"/>
-      </w:pPr>
-      <w:r>
-        <w:rPr>
-          <w:b w:val="0"/>
-        </w:rPr>
-        <w:t xml:space="preserve">Require answer, source snippet, citation, uncertainty, and next-question </w:t>
-      </w:r>
-      <w:r>
-        <w:rPr>
-          <w:b/>
-        </w:rPr>
-        <w:t>field</w:t>
-      </w:r>
-      <w:r>
-        <w:rPr>
-          <w:b w:val="0"/>
-        </w:rPr>
-        <w:t>s.</w:t>
-      </w:r>
-    </w:p>
-    <w:p>
-      <w:pPr>
-        <w:spacing w:line="336" w:lineRule="auto" w:after="180"/>
-      </w:pPr>
-      <w:r>
-        <w:rPr>
-          <w:b w:val="0"/>
-        </w:rPr>
-        <w:t xml:space="preserve">Keep the decision, </w:t>
-      </w:r>
-      <w:r>
-        <w:rPr>
-          <w:b/>
-        </w:rPr>
-        <w:t>input</w:t>
-      </w:r>
-      <w:r>
-        <w:rPr>
-          <w:b w:val="0"/>
-        </w:rPr>
-        <w:t xml:space="preserve">, result, explanation and remaining limitation in the project </w:t>
-      </w:r>
-      <w:r>
-        <w:rPr>
-          <w:b/>
-        </w:rPr>
-        <w:t>evidence</w:t>
-      </w:r>
-      <w:r>
-        <w:rPr>
-          <w:b w:val="0"/>
-        </w:rPr>
-        <w:t xml:space="preserve"> record. Retrieve this record next week rather than restarting the project.</w:t>
-      </w:r>
-    </w:p>
-    <w:p>
-      <w:pPr>
-        <w:pStyle w:val="Heading3"/>
-      </w:pPr>
-      <w:r>
-        <w:t>Support and stretch</w:t>
-      </w:r>
-    </w:p>
-    <w:p>
-      <w:pPr>
-        <w:spacing w:line="336" w:lineRule="auto" w:after="180"/>
-      </w:pPr>
-      <w:r>
-        <w:rPr>
-          <w:b w:val="0"/>
-        </w:rPr>
-        <w:t xml:space="preserve">Provide one short approved passage; separate instruction, </w:t>
-      </w:r>
-      <w:r>
-        <w:rPr>
-          <w:b/>
-        </w:rPr>
-        <w:t>input</w:t>
-      </w:r>
-      <w:r>
-        <w:rPr>
-          <w:b w:val="0"/>
-        </w:rPr>
-        <w:t xml:space="preserve">, </w:t>
-      </w:r>
-      <w:r>
-        <w:rPr>
-          <w:b/>
-        </w:rPr>
-        <w:t>output</w:t>
-      </w:r>
-      <w:r>
-        <w:rPr>
-          <w:b w:val="0"/>
-        </w:rPr>
-        <w:t xml:space="preserve"> and </w:t>
-      </w:r>
-      <w:r>
-        <w:rPr>
-          <w:b/>
-        </w:rPr>
-        <w:t>evidence</w:t>
-      </w:r>
-      <w:r>
-        <w:rPr>
-          <w:b w:val="0"/>
-        </w:rPr>
-        <w:t>. Stretch: introduce an unsupported claim or conflicting source and validate claim by claim with a fallback.</w:t>
-      </w:r>
-    </w:p>
-    <w:p>
-      <w:pPr>
-        <w:pStyle w:val="Heading3"/>
-      </w:pPr>
-      <w:r>
-        <w:t>Exit reflection</w:t>
-      </w:r>
-    </w:p>
-    <w:p>
-      <w:pPr>
-        <w:spacing w:line="336" w:lineRule="auto" w:after="180"/>
-      </w:pPr>
-      <w:r>
-        <w:rPr>
-          <w:b w:val="0"/>
-        </w:rPr>
-        <w:t xml:space="preserve">Ask for one decision the learner can now justify and one situation requiring more </w:t>
-      </w:r>
-      <w:r>
-        <w:rPr>
-          <w:b/>
-        </w:rPr>
-        <w:t>evidence</w:t>
-      </w:r>
-      <w:r>
-        <w:rPr>
-          <w:b w:val="0"/>
-        </w:rPr>
-        <w:t xml:space="preserve"> or human review. Confidence ratings are separate from correct independent performance.</w:t>
-      </w:r>
-    </w:p>
-    <w:p>
-      <w:pPr>
-        <w:pStyle w:val="Heading3"/>
-      </w:pPr>
-      <w:r>
-        <w:t>Bridge to the next week</w:t>
-      </w:r>
-    </w:p>
-    <w:p>
-      <w:pPr>
-        <w:spacing w:line="336" w:lineRule="auto" w:after="180"/>
-      </w:pPr>
-      <w:r>
-        <w:rPr>
-          <w:b w:val="0"/>
-        </w:rPr>
-        <w:t xml:space="preserve">Next: Week 9: Prompt Evaluation. Retrieve today’s </w:t>
-      </w:r>
-      <w:r>
-        <w:rPr>
-          <w:b/>
-        </w:rPr>
-        <w:t>evidence</w:t>
-      </w:r>
-      <w:r>
-        <w:rPr>
-          <w:b w:val="0"/>
-        </w:rPr>
-        <w:t xml:space="preserve"> and identify what carries forward and what is new.</w:t>
-      </w:r>
-    </w:p>
-    <w:p>
-      <w:pPr>
-        <w:pStyle w:val="Heading3"/>
-      </w:pPr>
-      <w:r>
-        <w:t>Support and fresh reassessment</w:t>
-      </w:r>
-    </w:p>
-    <w:p>
-      <w:pPr>
-        <w:spacing w:line="336" w:lineRule="auto" w:after="180"/>
-      </w:pPr>
-      <w:r>
-        <w:rPr>
-          <w:b w:val="0"/>
-        </w:rPr>
-        <w:t>Provide labelled intermediate columns and allow a calculator. Ask students to state the meaning and denominator of a value before interpreting it.</w:t>
-      </w:r>
-    </w:p>
-    <w:p>
-      <w:pPr>
-        <w:spacing w:line="336" w:lineRule="auto" w:after="180"/>
-      </w:pPr>
-      <w:r>
-        <w:rPr>
-          <w:b w:val="0"/>
-        </w:rPr>
-        <w:t>Extension: implement the classroom calculation locally and test boundary cases without using personal data.</w:t>
-      </w:r>
-    </w:p>
-    <w:p>
-      <w:pPr>
-        <w:spacing w:line="336" w:lineRule="auto" w:after="180"/>
-      </w:pPr>
-      <w:r>
-        <w:rPr>
-          <w:b w:val="0"/>
-        </w:rPr>
-        <w:t xml:space="preserve">W4 requires X passes all, Y </w:t>
-      </w:r>
-      <w:r>
-        <w:rPr>
-          <w:b/>
-        </w:rPr>
-        <w:t>schema</w:t>
-      </w:r>
-      <w:r>
-        <w:rPr>
-          <w:b w:val="0"/>
-        </w:rPr>
-        <w:t xml:space="preserve"> failure, Z semantic failure. Fresh retry: sources approve H capacity 0.</w:t>
-      </w:r>
-    </w:p>
-    <w:p>
-      <w:pPr>
-        <w:spacing w:line="336" w:lineRule="auto" w:after="180"/>
-      </w:pPr>
-      <w:r>
-        <w:rPr>
-          <w:b w:val="0"/>
-        </w:rPr>
-        <w:t xml:space="preserve">Object H/0 passes; H/null with supported fails </w:t>
-      </w:r>
-      <w:r>
-        <w:rPr>
-          <w:b/>
-        </w:rPr>
-        <w:t>schema</w:t>
-      </w:r>
-      <w:r>
-        <w:rPr>
-          <w:b w:val="0"/>
-        </w:rPr>
-        <w:t xml:space="preserve">; H/1 with integer capacity passes </w:t>
-      </w:r>
-      <w:r>
-        <w:rPr>
-          <w:b/>
-        </w:rPr>
-        <w:t>schema</w:t>
-      </w:r>
-      <w:r>
-        <w:rPr>
-          <w:b w:val="0"/>
-        </w:rPr>
         <w:t xml:space="preserve"> but fails semantic support. Preserve legitimate zero.</w:t>
       </w:r>
     </w:p>
     <w:p>
       <w:pPr>
-        <w:spacing w:line="336" w:lineRule="auto" w:after="180"/>
-      </w:pPr>
-      <w:r>
-        <w:rPr>
-          <w:b w:val="0"/>
-        </w:rPr>
-        <w:t>Week 13 compares prompt specifications using fixed development cases, observable criteria and reserved evaluation.</w:t>
-      </w:r>
-    </w:p>
-    <w:p>
-      <w:pPr>
-        <w:pStyle w:val="Heading3"/>
-      </w:pPr>
-      <w:r>
-        <w:t>Plan the delayed return</w:t>
+        <w:pStyle w:val="Heading2"/>
+      </w:pPr>
+      <w:r>
+        <w:t>Plan the delayed check</w:t>
       </w:r>
     </w:p>
     <w:p>
@@ -5698,72 +5669,176 @@
     </w:p>
     <w:p>
       <w:pPr>
+        <w:pStyle w:val="Heading2"/>
+      </w:pPr>
+      <w:r>
+        <w:t>Bridge to next week</w:t>
+      </w:r>
+    </w:p>
+    <w:p>
+      <w:pPr>
+        <w:spacing w:line="336" w:lineRule="auto" w:after="180"/>
+      </w:pPr>
+      <w:r>
+        <w:rPr>
+          <w:b w:val="0"/>
+        </w:rPr>
+        <w:t xml:space="preserve">Ask for one decision the learner can now justify and one situation requiring more </w:t>
+      </w:r>
+      <w:r>
+        <w:rPr>
+          <w:b/>
+        </w:rPr>
+        <w:t>evidence</w:t>
+      </w:r>
+      <w:r>
+        <w:rPr>
+          <w:b w:val="0"/>
+        </w:rPr>
+        <w:t xml:space="preserve"> or human review. Confidence ratings are separate from correct independent performance.</w:t>
+      </w:r>
+    </w:p>
+    <w:p>
+      <w:pPr>
+        <w:spacing w:line="336" w:lineRule="auto" w:after="180"/>
+      </w:pPr>
+      <w:r>
+        <w:rPr>
+          <w:b w:val="0"/>
+        </w:rPr>
+        <w:t xml:space="preserve">Next: Week 9: Prompt Evaluation. Retrieve today’s </w:t>
+      </w:r>
+      <w:r>
+        <w:rPr>
+          <w:b/>
+        </w:rPr>
+        <w:t>evidence</w:t>
+      </w:r>
+      <w:r>
+        <w:rPr>
+          <w:b w:val="0"/>
+        </w:rPr>
+        <w:t xml:space="preserve"> and identify what carries forward and what is new.</w:t>
+      </w:r>
+    </w:p>
+    <w:p>
+      <w:pPr>
+        <w:spacing w:line="336" w:lineRule="auto" w:after="180"/>
+      </w:pPr>
+      <w:r>
+        <w:rPr>
+          <w:b w:val="0"/>
+        </w:rPr>
+        <w:t>Next is Week9: Prompt Evaluation. Carry forward explicit syntax, schema and source-support criteria when comparing fixed development cases and protecting reserved final evidence.</w:t>
+      </w:r>
+    </w:p>
+    <w:p>
+      <w:pPr>
+        <w:pStyle w:val="Heading2"/>
+      </w:pPr>
+      <w:r>
+        <w:t>Earlier wording, alternatives and picture transcripts · reference / check after trying</w:t>
+      </w:r>
+    </w:p>
+    <w:p>
+      <w:pPr>
+        <w:spacing w:line="336" w:lineRule="auto" w:after="180"/>
+      </w:pPr>
+      <w:r>
+        <w:rPr>
+          <w:b w:val="0"/>
+        </w:rPr>
+        <w:t>Connect and extend learning</w:t>
+      </w:r>
+    </w:p>
+    <w:p>
+      <w:pPr>
         <w:pStyle w:val="Heading3"/>
       </w:pPr>
       <w:r>
+        <w:t>Verified Study Buddy</w:t>
+      </w:r>
+    </w:p>
+    <w:p>
+      <w:pPr>
+        <w:pStyle w:val="Heading3"/>
+      </w:pPr>
+      <w:r>
+        <w:t>Support and stretch</w:t>
+      </w:r>
+    </w:p>
+    <w:p>
+      <w:pPr>
+        <w:pStyle w:val="Heading3"/>
+      </w:pPr>
+      <w:r>
+        <w:t>Exit reflection</w:t>
+      </w:r>
+    </w:p>
+    <w:p>
+      <w:pPr>
+        <w:pStyle w:val="Heading3"/>
+      </w:pPr>
+      <w:r>
+        <w:t>Bridge to the next week</w:t>
+      </w:r>
+    </w:p>
+    <w:p>
+      <w:pPr>
+        <w:pStyle w:val="Heading3"/>
+      </w:pPr>
+      <w:r>
+        <w:t>Support and fresh reassessment</w:t>
+      </w:r>
+    </w:p>
+    <w:p>
+      <w:pPr>
+        <w:pStyle w:val="Heading3"/>
+      </w:pPr>
+      <w:r>
+        <w:t>Plan the delayed return</w:t>
+      </w:r>
+    </w:p>
+    <w:p>
+      <w:pPr>
+        <w:pStyle w:val="Heading3"/>
+      </w:pPr>
+      <w:r>
         <w:t>Project evidence from this case</w:t>
       </w:r>
     </w:p>
     <w:p>
       <w:pPr>
+        <w:pStyle w:val="Heading1"/>
+      </w:pPr>
+      <w:r>
+        <w:t>Reference bank and extra practice</w:t>
+      </w:r>
+    </w:p>
+    <w:p>
+      <w:pPr>
+        <w:pStyle w:val="Heading1"/>
+      </w:pPr>
+      <w:r>
+        <w:t>07. Reference: alternative planning checklist</w:t>
+      </w:r>
+    </w:p>
+    <w:p>
+      <w:r>
+        <w:t>Use as a reminder alongside the main route rather than teaching the cycle twice.</w:t>
+      </w:r>
+    </w:p>
+    <w:p>
+      <w:pPr>
+        <w:pStyle w:val="Heading2"/>
+      </w:pPr>
+      <w:r>
+        <w:t>Preparation and schedule</w:t>
+      </w:r>
+    </w:p>
+    <w:p>
+      <w:pPr>
         <w:spacing w:line="336" w:lineRule="auto" w:after="180"/>
-      </w:pPr>
-      <w:r>
-        <w:rPr>
-          <w:b w:val="0"/>
-        </w:rPr>
-        <w:t xml:space="preserve">Validate Study Buddy </w:t>
-      </w:r>
-      <w:r>
-        <w:rPr>
-          <w:b/>
-        </w:rPr>
-        <w:t>output</w:t>
-      </w:r>
-      <w:r>
-        <w:rPr>
-          <w:b w:val="0"/>
-        </w:rPr>
-        <w:t>s before another program consumes them; retain source IDs and separate syntax/</w:t>
-      </w:r>
-      <w:r>
-        <w:rPr>
-          <w:b/>
-        </w:rPr>
-        <w:t>type</w:t>
-      </w:r>
-      <w:r>
-        <w:rPr>
-          <w:b w:val="0"/>
-        </w:rPr>
-        <w:t>/support failures.</w:t>
-      </w:r>
-    </w:p>
-    <w:p>
-      <w:pPr>
-        <w:pStyle w:val="Heading1"/>
-      </w:pPr>
-      <w:r>
-        <w:t>07. Prepare, teach and assess</w:t>
-      </w:r>
-    </w:p>
-    <w:p>
-      <w:r>
-        <w:t>Use this preparation summary alongside the detailed Structured Output and Schemas lesson; it is a checklist rather than a replacement for the full sequence.</w:t>
-      </w:r>
-    </w:p>
-    <w:p>
-      <w:pPr>
-        <w:pStyle w:val="Heading3"/>
-      </w:pPr>
-      <w:r>
-        <w:t>Teaching target</w:t>
-      </w:r>
-    </w:p>
-    <w:p>
-      <w:pPr>
-        <w:spacing w:line="336" w:lineRule="auto" w:after="180"/>
-        <w:shd w:fill="EDF7F3"/>
       </w:pPr>
       <w:r>
         <w:rPr>
@@ -5952,8 +6027,15 @@
     </w:tbl>
     <w:p>
       <w:pPr>
+        <w:pStyle w:val="Heading2"/>
+      </w:pPr>
+      <w:r>
+        <w:t>Practice and assessment reminders</w:t>
+      </w:r>
+    </w:p>
+    <w:p>
+      <w:pPr>
         <w:spacing w:line="336" w:lineRule="auto" w:after="180"/>
-        <w:shd w:fill="F5F1FB"/>
       </w:pPr>
       <w:r>
         <w:rPr>
@@ -5976,16 +6058,7 @@
     </w:p>
     <w:p>
       <w:pPr>
-        <w:pStyle w:val="Heading3"/>
-      </w:pPr>
-      <w:r>
-        <w:t>Supported practice answer</w:t>
-      </w:r>
-    </w:p>
-    <w:p>
-      <w:pPr>
         <w:spacing w:line="336" w:lineRule="auto" w:after="180"/>
-        <w:shd w:fill="F1F6FC"/>
       </w:pPr>
       <w:r>
         <w:rPr>
@@ -6009,7 +6082,6 @@
     <w:p>
       <w:pPr>
         <w:spacing w:line="336" w:lineRule="auto" w:after="180"/>
-        <w:shd w:fill="F1F6FC"/>
       </w:pPr>
       <w:r>
         <w:rPr>
@@ -6090,16 +6162,7 @@
     </w:p>
     <w:p>
       <w:pPr>
-        <w:pStyle w:val="Heading3"/>
-      </w:pPr>
-      <w:r>
-        <w:t>Repair the misconception</w:t>
-      </w:r>
-    </w:p>
-    <w:p>
-      <w:pPr>
         <w:spacing w:line="336" w:lineRule="auto" w:after="180"/>
-        <w:shd w:fill="FFF5E6"/>
       </w:pPr>
       <w:r>
         <w:rPr>
@@ -6122,16 +6185,7 @@
     </w:p>
     <w:p>
       <w:pPr>
-        <w:pStyle w:val="Heading3"/>
-      </w:pPr>
-      <w:r>
-        <w:t>Support without giving away the answer</w:t>
-      </w:r>
-    </w:p>
-    <w:p>
-      <w:pPr>
         <w:spacing w:line="336" w:lineRule="auto" w:after="180"/>
-        <w:shd w:fill="F1F6F8"/>
       </w:pPr>
       <w:r>
         <w:rPr>
@@ -6154,16 +6208,7 @@
     </w:p>
     <w:p>
       <w:pPr>
-        <w:pStyle w:val="Heading3"/>
-      </w:pPr>
-      <w:r>
-        <w:t>Extend the reasoning</w:t>
-      </w:r>
-    </w:p>
-    <w:p>
-      <w:pPr>
         <w:spacing w:line="336" w:lineRule="auto" w:after="180"/>
-        <w:shd w:fill="F5F1FB"/>
       </w:pPr>
       <w:r>
         <w:rPr>
@@ -6235,7 +6280,6 @@
     <w:p>
       <w:pPr>
         <w:spacing w:line="336" w:lineRule="auto" w:after="180"/>
-        <w:shd w:fill="F5F1FB"/>
       </w:pPr>
       <w:r>
         <w:rPr>
@@ -6258,16 +6302,7 @@
     </w:p>
     <w:p>
       <w:pPr>
-        <w:pStyle w:val="Heading3"/>
-      </w:pPr>
-      <w:r>
-        <w:t>Protect the independent attempt</w:t>
-      </w:r>
-    </w:p>
-    <w:p>
-      <w:pPr>
         <w:spacing w:line="336" w:lineRule="auto" w:after="180"/>
-        <w:shd w:fill="FFF5E6"/>
       </w:pPr>
       <w:r>
         <w:rPr>
@@ -6462,16 +6497,7 @@
     </w:tbl>
     <w:p>
       <w:pPr>
-        <w:pStyle w:val="Heading3"/>
-      </w:pPr>
-      <w:r>
-        <w:t>Project checkpoint</w:t>
-      </w:r>
-    </w:p>
-    <w:p>
-      <w:pPr>
         <w:spacing w:line="336" w:lineRule="auto" w:after="180"/>
-        <w:shd w:fill="EDF7F3"/>
       </w:pPr>
       <w:r>
         <w:rPr>
@@ -6532,12 +6558,20 @@
         <w:pStyle w:val="Heading1"/>
       </w:pPr>
       <w:r>
-        <w:t>08. Use feedback, labs and repair paths</w:t>
-      </w:r>
-    </w:p>
-    <w:p>
-      <w:r>
-        <w:t>Use feedback, earlier review and portfolios purposefully. Apply the coding routine only when this lesson has an executable lab.</w:t>
+        <w:t>08. Reference: feedback and records</w:t>
+      </w:r>
+    </w:p>
+    <w:p>
+      <w:r>
+        <w:t>Use digital tools where they help retain an explanation and its evidence.</w:t>
+      </w:r>
+    </w:p>
+    <w:p>
+      <w:pPr>
+        <w:pStyle w:val="Heading2"/>
+      </w:pPr>
+      <w:r>
+        <w:t>Keep practice and independent evidence separate</w:t>
       </w:r>
     </w:p>
     <w:p>
@@ -6576,10 +6610,52 @@
     </w:p>
     <w:p>
       <w:pPr>
-        <w:pStyle w:val="Heading3"/>
-      </w:pPr>
-      <w:r>
-        <w:t>For later coding lessons</w:t>
+        <w:pStyle w:val="Heading2"/>
+      </w:pPr>
+      <w:r>
+        <w:t>Repair and portfolio records</w:t>
+      </w:r>
+    </w:p>
+    <w:p>
+      <w:pPr>
+        <w:spacing w:line="336" w:lineRule="auto" w:after="180"/>
+      </w:pPr>
+      <w:r>
+        <w:rPr>
+          <w:b w:val="0"/>
+        </w:rPr>
+        <w:t>Use the earlier worked-explanation links to address a specific missing building block, then return to the current question. Adapt this suggestion after observing the learner; it is not an automatic diagnosis.</w:t>
+      </w:r>
+    </w:p>
+    <w:p>
+      <w:pPr>
+        <w:spacing w:line="336" w:lineRule="auto" w:after="180"/>
+      </w:pPr>
+      <w:r>
+        <w:rPr>
+          <w:b w:val="0"/>
+        </w:rPr>
+        <w:t xml:space="preserve">Collect the completed-work portfolio as </w:t>
+      </w:r>
+      <w:r>
+        <w:rPr>
+          <w:b/>
+        </w:rPr>
+        <w:t>evidence</w:t>
+      </w:r>
+      <w:r>
+        <w:rPr>
+          <w:b w:val="0"/>
+        </w:rPr>
+        <w:t>. Record support separately from correctness, and assess explanation, trace/test and limitations. Progress ticks and quiz selections alone do not establish mastery.</w:t>
+      </w:r>
+    </w:p>
+    <w:p>
+      <w:pPr>
+        <w:pStyle w:val="Heading2"/>
+      </w:pPr>
+      <w:r>
+        <w:t>Earlier wording, alternatives and picture transcripts · reference / check after trying</w:t>
       </w:r>
     </w:p>
     <w:p>
@@ -6590,7 +6666,6 @@
     <w:p>
       <w:pPr>
         <w:spacing w:line="336" w:lineRule="auto" w:after="180"/>
-        <w:shd w:fill="F1F6F8"/>
       </w:pPr>
       <w:r>
         <w:rPr>
@@ -6613,77 +6688,20 @@
     </w:p>
     <w:p>
       <w:pPr>
-        <w:spacing w:line="336" w:lineRule="auto" w:after="180"/>
-      </w:pPr>
-      <w:r>
-        <w:rPr>
-          <w:b w:val="0"/>
-        </w:rPr>
-        <w:t>Use the earlier worked-explanation links to address a specific missing building block, then return to the current question. Adapt this suggestion after observing the learner; it is not an automatic diagnosis.</w:t>
-      </w:r>
-    </w:p>
-    <w:p>
-      <w:pPr>
-        <w:spacing w:line="336" w:lineRule="auto" w:after="180"/>
-      </w:pPr>
-      <w:r>
-        <w:rPr>
-          <w:b w:val="0"/>
-        </w:rPr>
-        <w:t xml:space="preserve">Collect the completed-work portfolio as </w:t>
-      </w:r>
-      <w:r>
-        <w:rPr>
-          <w:b/>
-        </w:rPr>
-        <w:t>evidence</w:t>
-      </w:r>
-      <w:r>
-        <w:rPr>
-          <w:b w:val="0"/>
-        </w:rPr>
-        <w:t>. Record support separately from correctness, and assess explanation, trace/test and limitations. Progress ticks and quiz selections alone do not establish mastery.</w:t>
-      </w:r>
-    </w:p>
-    <w:p>
-      <w:pPr>
         <w:pStyle w:val="Heading1"/>
       </w:pPr>
       <w:r>
-        <w:t>09. Visual concept journey</w:t>
-      </w:r>
-    </w:p>
-    <w:p>
-      <w:r>
-        <w:t>Show one Structured Output and Schemas graphic at a time, request a prediction and discuss its trace before the independent assessment.</w:t>
-      </w:r>
-    </w:p>
-    <w:p>
-      <w:pPr>
-        <w:spacing w:line="336" w:lineRule="auto" w:after="180"/>
-      </w:pPr>
-      <w:r>
-        <w:rPr>
-          <w:b w:val="0"/>
-        </w:rPr>
-        <w:t xml:space="preserve">Use one picture at a time. Hide a worked result before asking for a </w:t>
-      </w:r>
-      <w:r>
-        <w:rPr>
-          <w:b/>
-        </w:rPr>
-        <w:t>prediction</w:t>
-      </w:r>
-      <w:r>
-        <w:rPr>
-          <w:b w:val="0"/>
-        </w:rPr>
-        <w:t>, then reveal it for feedback. These are supported teaching cases; retain the separate independent assessment for a fresh first attempt.</w:t>
-      </w:r>
-    </w:p>
-    <w:p>
-      <w:pPr>
-        <w:pStyle w:val="Heading3"/>
+        <w:t>09. Reference: teach with the six pictures</w:t>
+      </w:r>
+    </w:p>
+    <w:p>
+      <w:r>
+        <w:t>Choose the picture for the teaching move and connect it to the explanation.</w:t>
+      </w:r>
+    </w:p>
+    <w:p>
+      <w:pPr>
+        <w:pStyle w:val="Heading2"/>
       </w:pPr>
       <w:r>
         <w:t>01. Structured Output and Schemas: the case</w:t>
@@ -6694,7 +6712,7 @@
         <w:drawing>
           <wp:inline xmlns:a="http://schemas.openxmlformats.org/drawingml/2006/main" xmlns:pic="http://schemas.openxmlformats.org/drawingml/2006/picture">
             <wp:extent cx="5486400" cy="3142488"/>
-            <wp:docPr id="2" name="Picture 2" descr="A fictional Study Buddy returns a machine-readable book fact. Supplied facts: Schema: exactly title text, pages integer, source_id text. Approved record R: River Notes, 64 pages. X={&quot;title&quot;:&quot;River Notes&quot;,&quot;pages&quot;:64,&quot;source_id&quot;:&quot;R&quot;}; Y uses pages:&quot;64&quot;; Z uses pages:46 with otherwise identical fields."/>
+            <wp:docPr id="3" name="Picture 3" descr="A fictional Study Buddy returns a machine-readable book fact. Supplied facts: Schema: exactly title text, pages integer, source_id text. Approved record R: River Notes, 64 pages. X={&quot;title&quot;:&quot;River Notes&quot;,&quot;pages&quot;:64,&quot;source_id&quot;:&quot;R&quot;}; Y uses pages:&quot;64&quot;; Z uses pages:46 with otherwise identical fields."/>
             <wp:cNvGraphicFramePr>
               <a:graphicFrameLocks noChangeAspect="1"/>
             </wp:cNvGraphicFramePr>
@@ -6706,7 +6724,7 @@
                     <pic:cNvPicPr/>
                   </pic:nvPicPr>
                   <pic:blipFill>
-                    <a:blip r:embed="rId10"/>
+                    <a:blip r:embed="rId11"/>
                     <a:stretch>
                       <a:fillRect/>
                     </a:stretch>
@@ -6774,7 +6792,6 @@
     <w:p>
       <w:pPr>
         <w:spacing w:line="336" w:lineRule="auto" w:after="180"/>
-        <w:shd w:fill="F5F1FB"/>
       </w:pPr>
       <w:r>
         <w:rPr>
@@ -6785,16 +6802,7 @@
     </w:p>
     <w:p>
       <w:pPr>
-        <w:pStyle w:val="Heading3"/>
-      </w:pPr>
-      <w:r>
-        <w:t>Discuss while showing the picture</w:t>
-      </w:r>
-    </w:p>
-    <w:p>
-      <w:pPr>
         <w:spacing w:line="336" w:lineRule="auto" w:after="180"/>
-        <w:shd w:fill="F1F6F8"/>
       </w:pPr>
       <w:r>
         <w:rPr>
@@ -6805,7 +6813,7 @@
     </w:p>
     <w:p>
       <w:pPr>
-        <w:pStyle w:val="Heading3"/>
+        <w:pStyle w:val="Heading2"/>
       </w:pPr>
       <w:r>
         <w:t>02. Follow the deciding steps</w:t>
@@ -6816,7 +6824,7 @@
         <w:drawing>
           <wp:inline xmlns:a="http://schemas.openxmlformats.org/drawingml/2006/main" xmlns:pic="http://schemas.openxmlformats.org/drawingml/2006/picture">
             <wp:extent cx="5486400" cy="4005072"/>
-            <wp:docPr id="3" name="Picture 3" descr="Parse: Each shown object is valid JSON syntax. → Schema check: Y fails because its pages value is text, not an integer. → Meaning check: Z fits field types but contradicts R’s page count. → Accept X: X passes syntax, declared schema and source comparison."/>
+            <wp:docPr id="4" name="Picture 4" descr="Parse: Each shown object is valid JSON syntax. → Schema check: Y fails because its pages value is text, not an integer. → Meaning check: Z fits field types but contradicts R’s page count. → Accept X: X passes syntax, declared schema and source comparison."/>
             <wp:cNvGraphicFramePr>
               <a:graphicFrameLocks noChangeAspect="1"/>
             </wp:cNvGraphicFramePr>
@@ -6828,7 +6836,7 @@
                     <pic:cNvPicPr/>
                   </pic:nvPicPr>
                   <pic:blipFill>
-                    <a:blip r:embed="rId11"/>
+                    <a:blip r:embed="rId9"/>
                     <a:stretch>
                       <a:fillRect/>
                     </a:stretch>
@@ -6909,7 +6917,6 @@
     <w:p>
       <w:pPr>
         <w:spacing w:line="336" w:lineRule="auto" w:after="180"/>
-        <w:shd w:fill="F5F1FB"/>
       </w:pPr>
       <w:r>
         <w:rPr>
@@ -6932,16 +6939,7 @@
     </w:p>
     <w:p>
       <w:pPr>
-        <w:pStyle w:val="Heading3"/>
-      </w:pPr>
-      <w:r>
-        <w:t>Discuss while showing the picture</w:t>
-      </w:r>
-    </w:p>
-    <w:p>
-      <w:pPr>
         <w:spacing w:line="336" w:lineRule="auto" w:after="180"/>
-        <w:shd w:fill="F1F6F8"/>
       </w:pPr>
       <w:r>
         <w:rPr>
@@ -6964,7 +6962,7 @@
     </w:p>
     <w:p>
       <w:pPr>
-        <w:pStyle w:val="Heading3"/>
+        <w:pStyle w:val="Heading2"/>
       </w:pPr>
       <w:r>
         <w:t>03. Keep the evidence roles separate</w:t>
@@ -6975,7 +6973,7 @@
         <w:drawing>
           <wp:inline xmlns:a="http://schemas.openxmlformats.org/drawingml/2006/main" xmlns:pic="http://schemas.openxmlformats.org/drawingml/2006/picture">
             <wp:extent cx="5486400" cy="2834640"/>
-            <wp:docPr id="4" name="Picture 4" descr="Keep the evidence roles separate. Generated text | JSON parse | A value or syntax error. Parsed value | Closed-schema check | Contract match or schema error. Contract-valid object | Match claims to current sources | Supported or semantic error"/>
+            <wp:docPr id="5" name="Picture 5" descr="Keep the evidence roles separate. Generated text | JSON parse | A value or syntax error. Parsed value | Closed-schema check | Contract match or schema error. Contract-valid object | Match claims to current sources | Supported or semantic error"/>
             <wp:cNvGraphicFramePr>
               <a:graphicFrameLocks noChangeAspect="1"/>
             </wp:cNvGraphicFramePr>
@@ -7067,7 +7065,6 @@
     <w:p>
       <w:pPr>
         <w:spacing w:line="336" w:lineRule="auto" w:after="180"/>
-        <w:shd w:fill="F5F1FB"/>
       </w:pPr>
       <w:r>
         <w:rPr>
@@ -7078,16 +7075,7 @@
     </w:p>
     <w:p>
       <w:pPr>
-        <w:pStyle w:val="Heading3"/>
-      </w:pPr>
-      <w:r>
-        <w:t>Discuss while showing the picture</w:t>
-      </w:r>
-    </w:p>
-    <w:p>
-      <w:pPr>
         <w:spacing w:line="336" w:lineRule="auto" w:after="180"/>
-        <w:shd w:fill="F1F6F8"/>
       </w:pPr>
       <w:r>
         <w:rPr>
@@ -7098,7 +7086,7 @@
     </w:p>
     <w:p>
       <w:pPr>
-        <w:pStyle w:val="Heading3"/>
+        <w:pStyle w:val="Heading2"/>
       </w:pPr>
       <w:r>
         <w:t>04. Change one thing. Trace what follows.</w:t>
@@ -7109,7 +7097,7 @@
         <w:drawing>
           <wp:inline xmlns:a="http://schemas.openxmlformats.org/drawingml/2006/main" xmlns:pic="http://schemas.openxmlformats.org/drawingml/2006/picture">
             <wp:extent cx="5486400" cy="3026664"/>
-            <wp:docPr id="5" name="Picture 5" descr="Original case: X passes syntax, declared schema and source comparison. Changed condition: Add an extra field &quot;rating&quot;:5 to X under the exactly-fields schema. Expected result: The changed object fails schema despite keeping the correct page count. Reason: Exactly means additional fields are not allowed in this contract."/>
+            <wp:docPr id="6" name="Picture 6" descr="Original case: X passes syntax, declared schema and source comparison. Changed condition: Add an extra field &quot;rating&quot;:5 to X under the exactly-fields schema. Expected result: The changed object fails schema despite keeping the correct page count. Reason: Exactly means additional fields are not allowed in this contract."/>
             <wp:cNvGraphicFramePr>
               <a:graphicFrameLocks noChangeAspect="1"/>
             </wp:cNvGraphicFramePr>
@@ -7237,7 +7225,6 @@
     <w:p>
       <w:pPr>
         <w:spacing w:line="336" w:lineRule="auto" w:after="180"/>
-        <w:shd w:fill="F5F1FB"/>
       </w:pPr>
       <w:r>
         <w:rPr>
@@ -7248,16 +7235,7 @@
     </w:p>
     <w:p>
       <w:pPr>
-        <w:pStyle w:val="Heading3"/>
-      </w:pPr>
-      <w:r>
-        <w:t>Discuss while showing the picture</w:t>
-      </w:r>
-    </w:p>
-    <w:p>
-      <w:pPr>
         <w:spacing w:line="336" w:lineRule="auto" w:after="180"/>
-        <w:shd w:fill="F1F6F8"/>
       </w:pPr>
       <w:r>
         <w:rPr>
@@ -7269,7 +7247,6 @@
     <w:p>
       <w:pPr>
         <w:spacing w:line="336" w:lineRule="auto" w:after="180"/>
-        <w:shd w:fill="F1F6F8"/>
       </w:pPr>
       <w:r>
         <w:rPr>
@@ -7292,7 +7269,7 @@
     </w:p>
     <w:p>
       <w:pPr>
-        <w:pStyle w:val="Heading3"/>
+        <w:pStyle w:val="Heading2"/>
       </w:pPr>
       <w:r>
         <w:t>05. Connect the explanation to its limit</w:t>
@@ -7303,7 +7280,7 @@
         <w:drawing>
           <wp:inline xmlns:a="http://schemas.openxmlformats.org/drawingml/2006/main" xmlns:pic="http://schemas.openxmlformats.org/drawingml/2006/picture">
             <wp:extent cx="5486400" cy="2834640"/>
-            <wp:docPr id="6" name="Picture 6" descr="Parsing establishes that text forms a structured object. Schema checks establish required fields and types. Semantic validation compares their meaning with the approved source. These are different layers: a parseable, well-shaped object can still contain a false fact. Report the first failing layer without treating format success as factual success. Limit: Source agreement does not establish that the approved catalogue itself is correct or complete."/>
+            <wp:docPr id="7" name="Picture 7" descr="Parsing establishes that text forms a structured object. Schema checks establish required fields and types. Semantic validation compares their meaning with the approved source. These are different layers: a parseable, well-shaped object can still contain a false fact. Report the first failing layer without treating format success as factual success. Limit: Source agreement does not establish that the approved catalogue itself is correct or complete."/>
             <wp:cNvGraphicFramePr>
               <a:graphicFrameLocks noChangeAspect="1"/>
             </wp:cNvGraphicFramePr>
@@ -7418,7 +7395,6 @@
     <w:p>
       <w:pPr>
         <w:spacing w:line="336" w:lineRule="auto" w:after="180"/>
-        <w:shd w:fill="F5F1FB"/>
       </w:pPr>
       <w:r>
         <w:rPr>
@@ -7429,16 +7405,7 @@
     </w:p>
     <w:p>
       <w:pPr>
-        <w:pStyle w:val="Heading3"/>
-      </w:pPr>
-      <w:r>
-        <w:t>Discuss while showing the picture</w:t>
-      </w:r>
-    </w:p>
-    <w:p>
-      <w:pPr>
         <w:spacing w:line="336" w:lineRule="auto" w:after="180"/>
-        <w:shd w:fill="F1F6F8"/>
       </w:pPr>
       <w:r>
         <w:rPr>
@@ -7450,7 +7417,6 @@
     <w:p>
       <w:pPr>
         <w:spacing w:line="336" w:lineRule="auto" w:after="180"/>
-        <w:shd w:fill="F1F6F8"/>
       </w:pPr>
       <w:r>
         <w:rPr>
@@ -7461,7 +7427,7 @@
     </w:p>
     <w:p>
       <w:pPr>
-        <w:pStyle w:val="Heading3"/>
+        <w:pStyle w:val="Heading2"/>
       </w:pPr>
       <w:r>
         <w:t>06. Make the idea visible in your project</w:t>
@@ -7472,7 +7438,7 @@
         <w:drawing>
           <wp:inline xmlns:a="http://schemas.openxmlformats.org/drawingml/2006/main" xmlns:pic="http://schemas.openxmlformats.org/drawingml/2006/picture">
             <wp:extent cx="5486400" cy="3380232"/>
-            <wp:docPr id="7" name="Picture 7" descr="Validate Study Buddy outputs before another program consumes them; retain source IDs and separate syntax/type/support failures. Draw your input, deciding step, result and limit. Supported question: Which object demonstrates that valid JSON and valid types are insufficient for truth?"/>
+            <wp:docPr id="8" name="Picture 8" descr="Validate Study Buddy outputs before another program consumes them; retain source IDs and separate syntax/type/support failures. Draw your input, deciding step, result and limit. Supported question: Which object demonstrates that valid JSON and valid types are insufficient for truth?"/>
             <wp:cNvGraphicFramePr>
               <a:graphicFrameLocks noChangeAspect="1"/>
             </wp:cNvGraphicFramePr>
@@ -7576,7 +7542,6 @@
     <w:p>
       <w:pPr>
         <w:spacing w:line="336" w:lineRule="auto" w:after="180"/>
-        <w:shd w:fill="F5F1FB"/>
       </w:pPr>
       <w:r>
         <w:rPr>
@@ -7599,46 +7564,115 @@
     </w:p>
     <w:p>
       <w:pPr>
+        <w:spacing w:line="336" w:lineRule="auto" w:after="180"/>
+      </w:pPr>
+      <w:r>
+        <w:rPr>
+          <w:b w:val="0"/>
+        </w:rPr>
+        <w:t xml:space="preserve">Teacher prompt: Draw your project trace and justify the deciding step using </w:t>
+      </w:r>
+      <w:r>
+        <w:rPr>
+          <w:b/>
+        </w:rPr>
+        <w:t>evidence</w:t>
+      </w:r>
+      <w:r>
+        <w:rPr>
+          <w:b w:val="0"/>
+        </w:rPr>
+        <w:t>. Ask learners to describe one label or arrow in ordinary words. Use the adjacent transcript if the image is difficult to see.</w:t>
+      </w:r>
+    </w:p>
+    <w:p>
+      <w:pPr>
+        <w:spacing w:line="336" w:lineRule="auto" w:after="180"/>
+      </w:pPr>
+      <w:r>
+        <w:rPr>
+          <w:b w:val="0"/>
+        </w:rPr>
+        <w:t>Supported practice key: Z: its pages is an integer and syntax is valid, but 46 contradicts approved 64.</w:t>
+      </w:r>
+    </w:p>
+    <w:p>
+      <w:pPr>
+        <w:pStyle w:val="Heading2"/>
+      </w:pPr>
+      <w:r>
+        <w:t>Earlier wording, alternatives and picture transcripts · reference / check after trying</w:t>
+      </w:r>
+    </w:p>
+    <w:p>
+      <w:pPr>
+        <w:spacing w:line="336" w:lineRule="auto" w:after="180"/>
+      </w:pPr>
+      <w:r>
+        <w:rPr>
+          <w:b w:val="0"/>
+        </w:rPr>
+        <w:t xml:space="preserve">Use one picture at a time. Hide a worked result before asking for a </w:t>
+      </w:r>
+      <w:r>
+        <w:rPr>
+          <w:b/>
+        </w:rPr>
+        <w:t>prediction</w:t>
+      </w:r>
+      <w:r>
+        <w:rPr>
+          <w:b w:val="0"/>
+        </w:rPr>
+        <w:t>, then reveal it for feedback. These are supported teaching cases; retain the separate independent assessment for a fresh first attempt.</w:t>
+      </w:r>
+    </w:p>
+    <w:p>
+      <w:pPr>
         <w:pStyle w:val="Heading3"/>
       </w:pPr>
       <w:r>
-        <w:t>Discuss while showing the picture</w:t>
-      </w:r>
-    </w:p>
-    <w:p>
-      <w:pPr>
-        <w:spacing w:line="336" w:lineRule="auto" w:after="180"/>
-        <w:shd w:fill="F1F6F8"/>
-      </w:pPr>
-      <w:r>
-        <w:rPr>
-          <w:b w:val="0"/>
-        </w:rPr>
-        <w:t xml:space="preserve">Teacher prompt: Draw your project trace and justify the deciding step using </w:t>
-      </w:r>
-      <w:r>
-        <w:rPr>
-          <w:b/>
-        </w:rPr>
-        <w:t>evidence</w:t>
-      </w:r>
-      <w:r>
-        <w:rPr>
-          <w:b w:val="0"/>
-        </w:rPr>
-        <w:t>. Ask learners to describe one label or arrow in ordinary words. Use the adjacent transcript if the image is difficult to see.</w:t>
-      </w:r>
-    </w:p>
-    <w:p>
-      <w:pPr>
-        <w:spacing w:line="336" w:lineRule="auto" w:after="180"/>
-        <w:shd w:fill="F1F6F8"/>
-      </w:pPr>
-      <w:r>
-        <w:rPr>
-          <w:b w:val="0"/>
-        </w:rPr>
-        <w:t>Supported practice key: Z: its pages is an integer and syntax is valid, but 46 contradicts approved 64.</w:t>
+        <w:t>01. Structured Output and Schemas: the case</w:t>
+      </w:r>
+    </w:p>
+    <w:p>
+      <w:pPr>
+        <w:pStyle w:val="Heading3"/>
+      </w:pPr>
+      <w:r>
+        <w:t>02. Follow the deciding steps</w:t>
+      </w:r>
+    </w:p>
+    <w:p>
+      <w:pPr>
+        <w:pStyle w:val="Heading3"/>
+      </w:pPr>
+      <w:r>
+        <w:t>03. Keep the evidence roles separate</w:t>
+      </w:r>
+    </w:p>
+    <w:p>
+      <w:pPr>
+        <w:pStyle w:val="Heading3"/>
+      </w:pPr>
+      <w:r>
+        <w:t>04. Change one thing. Trace what follows.</w:t>
+      </w:r>
+    </w:p>
+    <w:p>
+      <w:pPr>
+        <w:pStyle w:val="Heading3"/>
+      </w:pPr>
+      <w:r>
+        <w:t>05. Connect the explanation to its limit</w:t>
+      </w:r>
+    </w:p>
+    <w:p>
+      <w:pPr>
+        <w:pStyle w:val="Heading3"/>
+      </w:pPr>
+      <w:r>
+        <w:t>06. Make the idea visible in your project</w:t>
       </w:r>
     </w:p>
     <w:sectPr>
